--- a/outputs/LLC_AI_Infrastructure_Case_Study.docx
+++ b/outputs/LLC_AI_Infrastructure_Case_Study.docx
@@ -214,7 +214,7 @@
           <w:sz w:val="21"/>
           <w:szCs w:val="21"/>
         </w:rPr>
-        <w:t xml:space="preserve">AI infrastructure financing is the debt and structured capital used to build data centers and the compute inside them, and it has shifted from hyperscaler cash flow to the credit markets. The defining structure is the off balance sheet joint venture. A hyperscaler contributes a campus to a special purpose vehicle, a private capital partner takes majority equity, and the vehicle issues long dated bonds or loans secured by a lease back to the hyperscaler. The debt sits at the project level, which keeps leverage off the tenant's balance sheet in exchange for a higher borrowing cost. Meta's $27bn Hyperion campus in Louisiana set the template in October 2025, with Blue Owl holding 80%, Meta holding 20%, and A+ rated bonds priced at 6.58% versus roughly 5.5% on Meta's own corporate debt. It remains the largest private credit transaction ever. Oracle has taken the opposite route by borrowing directly on its own balance sheet.</w:t>
+        <w:t xml:space="preserve">AI infrastructure financing is the debt and structured capital used to build data centers and the compute inside them, and it has shifted from hyperscaler cash flow to the credit markets. The defining structure is the joint venture. A hyperscaler contributes a campus to a special purpose vehicle, the building block of last month's ABS case study. A private capital partner takes majority equity, and the vehicle issues long dated bonds secured by a lease back to the hyperscaler. The debt sits at the project level, which keeps leverage off the tenant's reported balance sheet in exchange for a higher borrowing cost. Meta's $27bn Hyperion campus in Louisiana set the template in October 2025, with Blue Owl holding 80%, Meta holding 20%, and A+ rated bonds priced at 6.58%, about 225bps over Treasuries, against roughly 5.5% on a comparable Meta corporate bond. Oracle has leaned more on its own balance sheet while also leasing campuses financed at the project level.</w:t>
       </w:r>
     </w:p>
     <w:p>
@@ -242,7 +242,7 @@
           <w:sz w:val="21"/>
           <w:szCs w:val="21"/>
         </w:rPr>
-        <w:t xml:space="preserve">The scale of the buildout is what ties this theme to credit. Goldman Sachs expects the largest hyperscalers to spend about $750bn on capital expenditure in 2026 against operating cash flow of roughly $778bn, with debt issuance covering about one third of that spending. Amazon, Alphabet, Meta and Oracle issued about $194bn of bonds through July 7, up 79% from all of 2025, and Goldman expects issuance across the five largest hyperscalers to reach roughly $250bn this year and $400bn in 2027. US investment grade supply set a record $145.2bn in August, the third straight monthly record, as hyperscalers rose from roughly 2% of dollar issuance in 2022 through 2024 to a projected 9% in 2026. Private capital is filling the rest of the gap, with Morgan Stanley estimating that tech companies and related parties could need up to $800bn of private credit through asset specific structures by 2028. The debt behind these structures is long dated, with bonds reaching 2048 and 2049 against GPUs that last three to five years.</w:t>
+        <w:t xml:space="preserve">The scale of the buildout is what ties this theme to credit. Goldman Sachs expects the five largest hyperscalers to spend about $750bn on capital expenditure in 2026 and to fund about one third of it with debt. Amazon, Alphabet, Meta and Oracle issued about $194bn of bonds through July 7, up 79% from all of 2025, and Goldman expects issuance across the five, adding Microsoft, to reach roughly $250bn this year and $400bn in 2027. That supply has landed in investment grade, while the August recap showed high yield issuance at a one year low of $12bn. Private capital is filling the rest of the gap, with Morgan Stanley estimating that private credit could supply more than $800bn of data center financing through 2028, led by asset based finance. Several of those lenders, Blue Owl among them, halted fund redemptions in March, as covered in that month's recap. The debt is long dated, with bonds maturing in 2048 and 2049, far beyond Hyperion's four year initial lease term.</w:t>
       </w:r>
     </w:p>
     <w:p>
@@ -270,7 +270,7 @@
           <w:sz w:val="21"/>
           <w:szCs w:val="21"/>
         </w:rPr>
-        <w:t xml:space="preserve">For credit investors, the question is who holds the risk. In the joint venture structure, the hyperscaler's lease supports the bonds, but the project still carries power, permitting, and construction risk that the tenant's rating does not remove. Pricing has started to reflect this, with the El Paso bonds priced at a higher yield than Hyperion. At the same time, Oracle's move to BBB- shows that borrowing directly puts the hyperscaler itself on the credit watchlist. Both paths point to the same place, which is that AI infrastructure is becoming a distinct credit sector with its own spread behavior.</w:t>
+        <w:t xml:space="preserve">For credit investors, the question is who holds the risk. In the joint venture structure, the hyperscaler's lease supports the bonds, but the project still carries power, permitting, and construction risk that the tenant's rating does not remove. Pricing has started to reflect this, with the El Paso bonds priced at a wider spread than Hyperion. Oracle's cut to BBB- shows that heavy borrowing can put a hyperscaler itself under ratings pressure. The divergence is that capital remains abundant while the risk concentrates in single tenant projects and a short list of tenants.</w:t>
       </w:r>
     </w:p>
     <w:tbl>
@@ -315,7 +315,7 @@
                 <w:sz w:val="22"/>
                 <w:szCs w:val="22"/>
               </w:rPr>
-              <w:t xml:space="preserve">Capex Versus Operating Cash Flow ($bn)</w:t>
+              <w:t xml:space="preserve">2026 Capex Versus Debt Funding ($bn)</w:t>
             </w:r>
           </w:p>
         </w:tc>
@@ -354,7 +354,7 @@
                 <w:sz w:val="22"/>
                 <w:szCs w:val="22"/>
               </w:rPr>
-              <w:t xml:space="preserve">Asset Life Versus Debt Maturity (years)</w:t>
+              <w:t xml:space="preserve">Lease Term Versus Debt Maturity (years)</w:t>
             </w:r>
           </w:p>
         </w:tc>
@@ -415,7 +415,7 @@
                 <w:sz w:val="18"/>
                 <w:szCs w:val="18"/>
               </w:rPr>
-              <w:t xml:space="preserve">2026 capex and operating cash flow</w:t>
+              <w:t xml:space="preserve">2026 capex and expected debt issuance</w:t>
             </w:r>
           </w:p>
         </w:tc>
@@ -483,7 +483,7 @@
                 <w:sz w:val="18"/>
                 <w:szCs w:val="18"/>
               </w:rPr>
-              <w:t xml:space="preserve">GPU life, lease terms, bond maturities</w:t>
+              <w:t xml:space="preserve">Lease terms and bond maturities</w:t>
             </w:r>
           </w:p>
         </w:tc>
@@ -492,8 +492,8 @@
     <w:p>
       <w:pPr>
         <w:sectPr>
-          <w:headerReference w:type="default" r:id="rId7"/>
-          <w:footerReference w:type="default" r:id="rId8"/>
+          <w:headerReference w:type="default" r:id="rId6"/>
+          <w:footerReference w:type="default" r:id="rId7"/>
           <w:pgSz w:w="10800" w:h="15600" w:orient="portrait"/>
           <w:pgMar w:top="1040" w:right="878" w:bottom="1250" w:left="878" w:header="280" w:footer="0" w:gutter="0"/>
           <w:pgNumType w:start="5"/>
@@ -542,7 +542,7 @@
           <w:sz w:val="21"/>
           <w:szCs w:val="21"/>
         </w:rPr>
-        <w:t xml:space="preserve">Hyperscaler borrowing is now carrying a cost. Of 91 hyperscaler bonds issued in 2026 with comparable pricing data, 78 traded at higher yields on July 28 than at issuance, with a median increase of about 22bps. The median new issue concession widened to 12bps from 2.25bps in 2025, and Amazon's $25bn deal pushed its existing 30 year bond about 20bps wider. Pressure is greater in project level debt. Meta's El Paso bonds priced in July at a 7.534% yield, about 287.5bps over 10 year Treasuries, and drew roughly $17bn of orders for a $12.55bn deal. In September, a Blue Owl sponsored data center leased entirely to CoreWeave sold $1.1bn of five year notes at 9.25%, roughly 270bps above similarly rated debt.</w:t>
+        <w:t xml:space="preserve">Hyperscaler borrowing is getting more expensive. Of 91 hyperscaler bonds issued in 2026 with comparable pricing data, 78 traded at higher yields on July 28 than at issuance, with a median increase of about 22bps, a move that blends rates and spread. The cleaner credit signal is the median new issue concession, which widened to 12bps from 2.25bps in 2025, and Amazon's $25bn deal pushed its existing 30 year bond about 20bps wider. Meta's El Paso bonds priced in July at about 7.5%, roughly 287.5bps over Treasuries, and drew roughly $20bn of orders, about 1.6 times the deal. In September, a Blue Owl sponsored data center leased to CoreWeave reportedly sold $1.1bn of five year high yield notes at 9.25%, about 270bps above similarly rated debt.</w:t>
       </w:r>
     </w:p>
     <w:tbl>
@@ -786,7 +786,7 @@
           <w:sz w:val="21"/>
           <w:szCs w:val="21"/>
         </w:rPr>
-        <w:t xml:space="preserve">The structural risks are familiar to credit investors. Long dated bonds rest on leases to a single tenant, while the equipment inside the buildings turns over every three to five years, and Hyperion's lease has a four year initial term backed by a residual value guarantee from Meta. Before a campus operates, execution risk sits with lenders, as power, permitting, and local opposition can delay rent. Disclosure is limited, since the BIS notes much of this borrowing sits in private placement vehicles, and Moody's has flagged that short lease terms and residual value guarantees can understate effective obligations. The key divergence is between abundant capital and its rising price.</w:t>
+        <w:t xml:space="preserve">Long dated bonds rest on leases to a single tenant, and Hyperion's leases carry a four year initial term, so repayment after year four depends on Meta renewing or on its residual value guarantee, which covers the first 16 years. The chips inside, which Moody's says can become obsolete within four to six years, turn over far faster. Before a campus operates, power, permitting, and local opposition can delay rent. The BIS notes this borrowing increasingly sits in vehicles funded through private placements, and Moody's has flagged that short leases can understate effective obligations. The key divergence is between abundant capital and its rising price.</w:t>
       </w:r>
     </w:p>
     <w:tbl>
@@ -849,7 +849,7 @@
                 <w:sz w:val="21"/>
                 <w:szCs w:val="21"/>
               </w:rPr>
-              <w:t xml:space="preserve">Meta has funded two campuses through joint ventures with private capital. Hyperion in Louisiana raised $27bn in October 2025 with A+ rated bonds priced at 6.58%. El Paso, a one gigawatt campus due online in 2028, followed in July with $12.55bn of A+ rated bonds due 2048 priced at 7.534%. Both place the debt at the project level behind a long lease to Meta. The higher cost on the same rating and the same tenant shows investors now charge for structure, supply, and duration.</w:t>
+              <w:t xml:space="preserve">Meta has funded two campuses through joint ventures with private capital. Hyperion in Louisiana raised $27bn in October 2025 with A+ rated bonds due 2049 priced at 6.58%, about 225bps over Treasuries. El Paso, a one gigawatt campus due online in 2028, followed in July with about $12.5bn of amortizing bonds due 2048, also rated A+ by S&amp;P, at about 7.5%. Both rest on leases to Meta. Higher Treasury yields explain part of the gap, but a spread roughly 60bps wider on the same S&amp;P rating and tenant suggests investors now charge more for structure, supply, and duration.</w:t>
             </w:r>
           </w:p>
         </w:tc>
@@ -906,7 +906,7 @@
                 <w:sz w:val="21"/>
                 <w:szCs w:val="21"/>
               </w:rPr>
-              <w:t xml:space="preserve">S&amp;P cut Oracle to BBB- on July 9, citing cash burn from its AI buildout, and said another downgrade is possible if leverage stays above 4.5x. Oracle raised roughly $43bn of debt in fiscal 2026. In September, about $18bn of bank loans tied to its Project Jupiter campus in New Mexico were quoted at 89 to 91 cents on the dollar, and Oracle sent a force majeure notice to the developer, a Blue Owl unit, citing power delays. A source told Reuters Oracle cannot terminate the lease and remains responsible for debt costs, and Oracle says the project is on schedule.</w:t>
+              <w:t xml:space="preserve">S&amp;P cut Oracle to BBB- on July 9, citing a widening cash flow deficit from its AI buildout, and said another downgrade is possible if leverage stays above 4.5x. In September, about $18bn of bank loans tied to its Project Jupiter campus in New Mexico were quoted at 89 to 91 cents, and Oracle sent a force majeure notice to the developer, a Blue Owl unit, citing power delays. Reuters reported that Oracle is not seeking to terminate the lease, could defer rent for up to three years, and would still owe rent for the full term. Oracle says the project is on schedule.</w:t>
             </w:r>
           </w:p>
         </w:tc>
@@ -915,8 +915,8 @@
     <w:p>
       <w:pPr>
         <w:sectPr>
-          <w:headerReference w:type="default" r:id="rId9"/>
-          <w:footerReference w:type="default" r:id="rId10"/>
+          <w:headerReference w:type="default" r:id="rId8"/>
+          <w:footerReference w:type="default" r:id="rId9"/>
           <w:pgSz w:w="10800" w:h="15600" w:orient="portrait"/>
           <w:pgMar w:top="1040" w:right="878" w:bottom="1250" w:left="878" w:header="280" w:footer="0" w:gutter="0"/>
           <w:pgNumType/>
@@ -1654,7 +1654,7 @@
         </w:numPr>
         <w:spacing w:after="50" w:before="0"/>
       </w:pPr>
-      <w:hyperlink w:history="1" r:id="rIdkowho7iwkt5nwbly72zvu">
+      <w:hyperlink w:history="1" r:id="rIdl32sgyzp5xwi30yjkyi8d">
         <w:r>
           <w:rPr>
             <w:rFonts w:ascii="Times New Roman" w:cs="Times New Roman" w:eastAsia="Times New Roman" w:hAnsi="Times New Roman"/>
@@ -1676,7 +1676,7 @@
         </w:numPr>
         <w:spacing w:after="50" w:before="0"/>
       </w:pPr>
-      <w:hyperlink w:history="1" r:id="rIdnqz_4bzsernwflynrvswb">
+      <w:hyperlink w:history="1" r:id="rIdzfo_m5kefdygeqlesbffs">
         <w:r>
           <w:rPr>
             <w:rFonts w:ascii="Times New Roman" w:cs="Times New Roman" w:eastAsia="Times New Roman" w:hAnsi="Times New Roman"/>
@@ -1698,7 +1698,7 @@
         </w:numPr>
         <w:spacing w:after="50" w:before="0"/>
       </w:pPr>
-      <w:hyperlink w:history="1" r:id="rIddwtv4bmacpdan4kau6vdx">
+      <w:hyperlink w:history="1" r:id="rIdktwqkmt-itucezeih9vpa">
         <w:r>
           <w:rPr>
             <w:rFonts w:ascii="Times New Roman" w:cs="Times New Roman" w:eastAsia="Times New Roman" w:hAnsi="Times New Roman"/>
@@ -1720,7 +1720,7 @@
         </w:numPr>
         <w:spacing w:after="50" w:before="0"/>
       </w:pPr>
-      <w:hyperlink w:history="1" r:id="rIdcps2knewnyf30inlrwfs3">
+      <w:hyperlink w:history="1" r:id="rId99lb-e_5l_csqoga9dlmj">
         <w:r>
           <w:rPr>
             <w:rFonts w:ascii="Times New Roman" w:cs="Times New Roman" w:eastAsia="Times New Roman" w:hAnsi="Times New Roman"/>
@@ -1742,7 +1742,7 @@
         </w:numPr>
         <w:spacing w:after="50" w:before="0"/>
       </w:pPr>
-      <w:hyperlink w:history="1" r:id="rIdgppxkkyv_8cuhuzowz_sy">
+      <w:hyperlink w:history="1" r:id="rIdd5k7dedxkszfeevrappxv">
         <w:r>
           <w:rPr>
             <w:rFonts w:ascii="Times New Roman" w:cs="Times New Roman" w:eastAsia="Times New Roman" w:hAnsi="Times New Roman"/>
@@ -1764,7 +1764,7 @@
         </w:numPr>
         <w:spacing w:after="50" w:before="0"/>
       </w:pPr>
-      <w:hyperlink w:history="1" r:id="rIdjshogaxskgvarp_rcq1_t">
+      <w:hyperlink w:history="1" r:id="rId8fa1w92z3ho-7pllid0mx">
         <w:r>
           <w:rPr>
             <w:rFonts w:ascii="Times New Roman" w:cs="Times New Roman" w:eastAsia="Times New Roman" w:hAnsi="Times New Roman"/>
@@ -2373,7 +2373,7 @@
         </w:numPr>
         <w:spacing w:after="50" w:before="0"/>
       </w:pPr>
-      <w:hyperlink w:history="1" r:id="rIdmilkxfikcrqqp-n9oia6l">
+      <w:hyperlink w:history="1" r:id="rIdaqjrpuxvq-tvo7vpsllko">
         <w:r>
           <w:rPr>
             <w:rFonts w:ascii="Times New Roman" w:cs="Times New Roman" w:eastAsia="Times New Roman" w:hAnsi="Times New Roman"/>
@@ -2395,7 +2395,7 @@
         </w:numPr>
         <w:spacing w:after="50" w:before="0"/>
       </w:pPr>
-      <w:hyperlink w:history="1" r:id="rIdi9iwfuv8rqiqhqspnobq6">
+      <w:hyperlink w:history="1" r:id="rId4n9ny7zfsipv4ojwitgio">
         <w:r>
           <w:rPr>
             <w:rFonts w:ascii="Times New Roman" w:cs="Times New Roman" w:eastAsia="Times New Roman" w:hAnsi="Times New Roman"/>
@@ -2417,7 +2417,7 @@
         </w:numPr>
         <w:spacing w:after="50" w:before="0"/>
       </w:pPr>
-      <w:hyperlink w:history="1" r:id="rIdku1og2anmasuqgdfmkfna">
+      <w:hyperlink w:history="1" r:id="rIdzoezkhxk2zgxlgruqwykc">
         <w:r>
           <w:rPr>
             <w:rFonts w:ascii="Times New Roman" w:cs="Times New Roman" w:eastAsia="Times New Roman" w:hAnsi="Times New Roman"/>
@@ -2439,7 +2439,7 @@
         </w:numPr>
         <w:spacing w:after="50" w:before="0"/>
       </w:pPr>
-      <w:hyperlink w:history="1" r:id="rIdmbmnk4dg2b_nw-qsp51db">
+      <w:hyperlink w:history="1" r:id="rIdx6d9cwxz6dbfmkrfhswsz">
         <w:r>
           <w:rPr>
             <w:rFonts w:ascii="Times New Roman" w:cs="Times New Roman" w:eastAsia="Times New Roman" w:hAnsi="Times New Roman"/>
@@ -2944,7 +2944,7 @@
         </w:numPr>
         <w:spacing w:after="50" w:before="0"/>
       </w:pPr>
-      <w:hyperlink w:history="1" r:id="rIdzyrycenhuv-n7vvdyjg-q">
+      <w:hyperlink w:history="1" r:id="rIdjunfzmxtl4gnflm6ngq7m">
         <w:r>
           <w:rPr>
             <w:rFonts w:ascii="Times New Roman" w:cs="Times New Roman" w:eastAsia="Times New Roman" w:hAnsi="Times New Roman"/>
@@ -2966,7 +2966,7 @@
         </w:numPr>
         <w:spacing w:after="50" w:before="0"/>
       </w:pPr>
-      <w:hyperlink w:history="1" r:id="rIdanegtgybvh3x12alohs1q">
+      <w:hyperlink w:history="1" r:id="rIdgx27mrifiskjvmongjz-x">
         <w:r>
           <w:rPr>
             <w:rFonts w:ascii="Times New Roman" w:cs="Times New Roman" w:eastAsia="Times New Roman" w:hAnsi="Times New Roman"/>
@@ -3679,7 +3679,7 @@
         </w:numPr>
         <w:spacing w:after="50" w:before="0"/>
       </w:pPr>
-      <w:hyperlink w:history="1" r:id="rId56wk6qc59ytseu42zjtuj">
+      <w:hyperlink w:history="1" r:id="rIdlhjskztxxmjyvjfdsvnru">
         <w:r>
           <w:rPr>
             <w:rFonts w:ascii="Times New Roman" w:cs="Times New Roman" w:eastAsia="Times New Roman" w:hAnsi="Times New Roman"/>
@@ -3701,7 +3701,7 @@
         </w:numPr>
         <w:spacing w:after="50" w:before="0"/>
       </w:pPr>
-      <w:hyperlink w:history="1" r:id="rIdkpaoam8pgqbxdppkkjs8d">
+      <w:hyperlink w:history="1" r:id="rIdhik6pvoxzbphr8lfc0vzy">
         <w:r>
           <w:rPr>
             <w:rFonts w:ascii="Times New Roman" w:cs="Times New Roman" w:eastAsia="Times New Roman" w:hAnsi="Times New Roman"/>
@@ -3723,7 +3723,7 @@
         </w:numPr>
         <w:spacing w:after="50" w:before="0"/>
       </w:pPr>
-      <w:hyperlink w:history="1" r:id="rIdexmu4af5rdzy9h4fko4e8">
+      <w:hyperlink w:history="1" r:id="rIdrsqlpvzgtuowxlje7wl25">
         <w:r>
           <w:rPr>
             <w:rFonts w:ascii="Times New Roman" w:cs="Times New Roman" w:eastAsia="Times New Roman" w:hAnsi="Times New Roman"/>
@@ -4228,7 +4228,7 @@
         </w:numPr>
         <w:spacing w:after="50" w:before="0"/>
       </w:pPr>
-      <w:hyperlink w:history="1" r:id="rIdemlwi4qv8tg6qowuichbt">
+      <w:hyperlink w:history="1" r:id="rIdkxdipfg8u6xrtdzycirxi">
         <w:r>
           <w:rPr>
             <w:rFonts w:ascii="Times New Roman" w:cs="Times New Roman" w:eastAsia="Times New Roman" w:hAnsi="Times New Roman"/>
@@ -4250,7 +4250,7 @@
         </w:numPr>
         <w:spacing w:after="50" w:before="0"/>
       </w:pPr>
-      <w:hyperlink w:history="1" r:id="rIdojbvqioadulzabqbr6sn5">
+      <w:hyperlink w:history="1" r:id="rIddhzo8jhg3uhx4zj0yb8yi">
         <w:r>
           <w:rPr>
             <w:rFonts w:ascii="Times New Roman" w:cs="Times New Roman" w:eastAsia="Times New Roman" w:hAnsi="Times New Roman"/>
@@ -4272,7 +4272,7 @@
         </w:numPr>
         <w:spacing w:after="50" w:before="0"/>
       </w:pPr>
-      <w:hyperlink w:history="1" r:id="rIdhvgdemh5bw2ofqy2x2_1m">
+      <w:hyperlink w:history="1" r:id="rIdpmy7uq31314p1x2jejzvb">
         <w:r>
           <w:rPr>
             <w:rFonts w:ascii="Times New Roman" w:cs="Times New Roman" w:eastAsia="Times New Roman" w:hAnsi="Times New Roman"/>
@@ -4294,7 +4294,7 @@
         </w:numPr>
         <w:spacing w:after="50" w:before="0"/>
       </w:pPr>
-      <w:hyperlink w:history="1" r:id="rIdbi2pkeq3gpdlm4x0v-f7a">
+      <w:hyperlink w:history="1" r:id="rIdyhfye1w_raqm7u5tvcgh9">
         <w:r>
           <w:rPr>
             <w:rFonts w:ascii="Times New Roman" w:cs="Times New Roman" w:eastAsia="Times New Roman" w:hAnsi="Times New Roman"/>
@@ -5111,7 +5111,7 @@
         </w:numPr>
         <w:spacing w:after="50" w:before="0"/>
       </w:pPr>
-      <w:hyperlink w:history="1" r:id="rId6jtombltxndtnccwkldvh">
+      <w:hyperlink w:history="1" r:id="rIdsn9vjxvz-0ovxqpzbbjhh">
         <w:r>
           <w:rPr>
             <w:rFonts w:ascii="Times New Roman" w:cs="Times New Roman" w:eastAsia="Times New Roman" w:hAnsi="Times New Roman"/>
@@ -5133,7 +5133,7 @@
         </w:numPr>
         <w:spacing w:after="50" w:before="0"/>
       </w:pPr>
-      <w:hyperlink w:history="1" r:id="rIdr8fc4bb4xd7m_oi0dxvmr">
+      <w:hyperlink w:history="1" r:id="rIdxeekmld8yroak-qk6bvq_">
         <w:r>
           <w:rPr>
             <w:rFonts w:ascii="Times New Roman" w:cs="Times New Roman" w:eastAsia="Times New Roman" w:hAnsi="Times New Roman"/>
@@ -5155,7 +5155,7 @@
         </w:numPr>
         <w:spacing w:after="50" w:before="0"/>
       </w:pPr>
-      <w:hyperlink w:history="1" r:id="rIdu1hreqpz0pqkiyhl1vnnk">
+      <w:hyperlink w:history="1" r:id="rIdkj17vbrasicfvptfinh_v">
         <w:r>
           <w:rPr>
             <w:rFonts w:ascii="Times New Roman" w:cs="Times New Roman" w:eastAsia="Times New Roman" w:hAnsi="Times New Roman"/>
@@ -5177,7 +5177,7 @@
         </w:numPr>
         <w:spacing w:after="50" w:before="0"/>
       </w:pPr>
-      <w:hyperlink w:history="1" r:id="rIdro52ytxoubd6ureo1ynd9">
+      <w:hyperlink w:history="1" r:id="rIdjar8erg6h4nla2k6gb2vr">
         <w:r>
           <w:rPr>
             <w:rFonts w:ascii="Times New Roman" w:cs="Times New Roman" w:eastAsia="Times New Roman" w:hAnsi="Times New Roman"/>
@@ -5786,7 +5786,7 @@
         </w:numPr>
         <w:spacing w:after="50" w:before="0"/>
       </w:pPr>
-      <w:hyperlink w:history="1" r:id="rIdw2waqdihnearqhlxmb9fs">
+      <w:hyperlink w:history="1" r:id="rId2wfb6tlapep1-0nhkdzch">
         <w:r>
           <w:rPr>
             <w:rFonts w:ascii="Times New Roman" w:cs="Times New Roman" w:eastAsia="Times New Roman" w:hAnsi="Times New Roman"/>
@@ -5808,7 +5808,7 @@
         </w:numPr>
         <w:spacing w:after="50" w:before="0"/>
       </w:pPr>
-      <w:hyperlink w:history="1" r:id="rIdveri_oazqezyzldgowjcu">
+      <w:hyperlink w:history="1" r:id="rIdi92sehikfrrkwrz_i6rlm">
         <w:r>
           <w:rPr>
             <w:rFonts w:ascii="Times New Roman" w:cs="Times New Roman" w:eastAsia="Times New Roman" w:hAnsi="Times New Roman"/>
@@ -5830,7 +5830,7 @@
         </w:numPr>
         <w:spacing w:after="50" w:before="0"/>
       </w:pPr>
-      <w:hyperlink w:history="1" r:id="rIddtgjtvfn5gd-f3cbt_vci">
+      <w:hyperlink w:history="1" r:id="rIdkeraupj_wdef_mmt_hnqu">
         <w:r>
           <w:rPr>
             <w:rFonts w:ascii="Times New Roman" w:cs="Times New Roman" w:eastAsia="Times New Roman" w:hAnsi="Times New Roman"/>
@@ -8155,8 +8155,8 @@
       </w:r>
     </w:p>
     <w:sectPr>
-      <w:headerReference w:type="default" r:id="rId11"/>
-      <w:footerReference w:type="default" r:id="rId12"/>
+      <w:headerReference w:type="default" r:id="rId10"/>
+      <w:footerReference w:type="default" r:id="rId11"/>
       <w:pgSz w:w="10800" w:h="15600" w:orient="portrait"/>
       <w:pgMar w:top="1100" w:right="1100" w:bottom="1000" w:left="1100" w:header="500" w:footer="400" w:gutter="0"/>
       <w:pgNumType w:start="1"/>
@@ -8164,10 +8164,6 @@
     </w:sectPr>
   </w:body>
 </w:document>
-</file>
-
-<file path=word/comments.xml><?xml version="1.0" encoding="utf-8"?>
-<w:comments xmlns:cx="http://schemas.microsoft.com/office/drawing/2014/chartex" xmlns:cx1="http://schemas.microsoft.com/office/drawing/2015/9/8/chartex" xmlns:cx2="http://schemas.microsoft.com/office/drawing/2015/10/21/chartex" xmlns:cx3="http://schemas.microsoft.com/office/drawing/2016/5/9/chartex" xmlns:cx4="http://schemas.microsoft.com/office/drawing/2016/5/10/chartex" xmlns:cx5="http://schemas.microsoft.com/office/drawing/2016/5/11/chartex" xmlns:cx6="http://schemas.microsoft.com/office/drawing/2016/5/12/chartex" xmlns:cx7="http://schemas.microsoft.com/office/drawing/2016/5/13/chartex" xmlns:cx8="http://schemas.microsoft.com/office/drawing/2016/5/14/chartex" xmlns:mc="http://schemas.openxmlformats.org/markup-compatibility/2006" xmlns:aink="http://schemas.microsoft.com/office/drawing/2016/ink" xmlns:am3d="http://schemas.microsoft.com/office/drawing/2017/model3d" xmlns:o="urn:schemas-microsoft-com:office:office" xmlns:r="http://schemas.openxmlformats.org/officeDocument/2006/relationships" xmlns:m="http://schemas.openxmlformats.org/officeDocument/2006/math" xmlns:v="urn:schemas-microsoft-com:vml" xmlns:wp14="http://schemas.microsoft.com/office/word/2010/wordprocessingDrawing" xmlns:wp="http://schemas.openxmlformats.org/drawingml/2006/wordprocessingDrawing" xmlns:w10="urn:schemas-microsoft-com:office:word" xmlns:w="http://schemas.openxmlformats.org/wordprocessingml/2006/main" xmlns:w14="http://schemas.microsoft.com/office/word/2010/wordml" xmlns:w15="http://schemas.microsoft.com/office/word/2012/wordml" xmlns:w16cex="http://schemas.microsoft.com/office/word/2018/wordml/cex" xmlns:w16cid="http://schemas.microsoft.com/office/word/2016/wordml/cid" xmlns:w16="http://schemas.microsoft.com/office/word/2018/wordml" xmlns:w16sdtdh="http://schemas.microsoft.com/office/word/2020/wordml/sdtdatahash" xmlns:w16se="http://schemas.microsoft.com/office/word/2015/wordml/symex" xmlns:wpg="http://schemas.microsoft.com/office/word/2010/wordprocessingGroup" xmlns:wpi="http://schemas.microsoft.com/office/word/2010/wordprocessingInk" xmlns:wne="http://schemas.microsoft.com/office/word/2006/wordml" xmlns:wps="http://schemas.microsoft.com/office/word/2010/wordprocessingShape"/>
 </file>
 
 <file path=word/endnotes.xml><?xml version="1.0" encoding="utf-8"?>
@@ -8222,7 +8218,7 @@
         <w:sz w:val="15"/>
         <w:szCs w:val="15"/>
       </w:rPr>
-      <w:t xml:space="preserve">Sources: Reuters, LSEG, Goldman Sachs, Bloomberg, Morgan Stanley, S&amp;P Global Ratings, The Asset</w:t>
+      <w:t xml:space="preserve">Sources: Meta, Bloomberg, Reuters, LSEG, Goldman Sachs, Morgan Stanley, S&amp;P Global Ratings</w:t>
     </w:r>
   </w:p>
   <w:p>
@@ -8258,7 +8254,7 @@
         <w:sz w:val="15"/>
         <w:szCs w:val="15"/>
       </w:rPr>
-      <w:t xml:space="preserve">Sources: Bloomberg, Reuters, LSEG, S&amp;P Global Ratings, Financial Times, BIS, Moody's, Capacity</w:t>
+      <w:t xml:space="preserve">Sources: Bloomberg, Reuters, LSEG, Meta, S&amp;P Global Ratings, Financial Times, BIS, Moody's</w:t>
     </w:r>
   </w:p>
   <w:p>
@@ -8590,7 +8586,7 @@
 <w:numbering xmlns:wpc="http://schemas.microsoft.com/office/word/2010/wordprocessingCanvas" xmlns:mc="http://schemas.openxmlformats.org/markup-compatibility/2006" xmlns:o="urn:schemas-microsoft-com:office:office" xmlns:r="http://schemas.openxmlformats.org/officeDocument/2006/relationships" xmlns:m="http://schemas.openxmlformats.org/officeDocument/2006/math" xmlns:v="urn:schemas-microsoft-com:vml" xmlns:wp14="http://schemas.microsoft.com/office/word/2010/wordprocessingDrawing" xmlns:wp="http://schemas.openxmlformats.org/drawingml/2006/wordprocessingDrawing" xmlns:w10="urn:schemas-microsoft-com:office:word" xmlns:w="http://schemas.openxmlformats.org/wordprocessingml/2006/main" xmlns:w14="http://schemas.microsoft.com/office/word/2010/wordml" xmlns:w15="http://schemas.microsoft.com/office/word/2012/wordml" xmlns:wpg="http://schemas.microsoft.com/office/word/2010/wordprocessingGroup" xmlns:wpi="http://schemas.microsoft.com/office/word/2010/wordprocessingInk" xmlns:wne="http://schemas.microsoft.com/office/word/2006/wordml" xmlns:wps="http://schemas.microsoft.com/office/word/2010/wordprocessingShape" mc:Ignorable="w14 w15 wp14">
   <w:abstractNum w:abstractNumId="1" w15:restartNumberingAfterBreak="0">
     <w:multiLevelType w:val="hybridMultilevel"/>
-    <w:lvl w:ilvl="0" w15:tentative="1">
+    <w:lvl w:ilvl="0" w:tentative="1">
       <w:start w:val="1"/>
       <w:numFmt w:val="bullet"/>
       <w:lvlText w:val="●"/>
@@ -8599,7 +8595,7 @@
         <w:ind w:left="720" w:hanging="360"/>
       </w:pPr>
     </w:lvl>
-    <w:lvl w:ilvl="1" w15:tentative="1">
+    <w:lvl w:ilvl="1" w:tentative="1">
       <w:start w:val="1"/>
       <w:numFmt w:val="bullet"/>
       <w:lvlText w:val="○"/>
@@ -8608,7 +8604,7 @@
         <w:ind w:left="1440" w:hanging="360"/>
       </w:pPr>
     </w:lvl>
-    <w:lvl w:ilvl="2" w15:tentative="1">
+    <w:lvl w:ilvl="2" w:tentative="1">
       <w:start w:val="1"/>
       <w:numFmt w:val="bullet"/>
       <w:lvlText w:val="■"/>
@@ -8617,7 +8613,7 @@
         <w:ind w:left="2160" w:hanging="360"/>
       </w:pPr>
     </w:lvl>
-    <w:lvl w:ilvl="3" w15:tentative="1">
+    <w:lvl w:ilvl="3" w:tentative="1">
       <w:start w:val="1"/>
       <w:numFmt w:val="bullet"/>
       <w:lvlText w:val="●"/>
@@ -8626,7 +8622,7 @@
         <w:ind w:left="2880" w:hanging="360"/>
       </w:pPr>
     </w:lvl>
-    <w:lvl w:ilvl="4" w15:tentative="1">
+    <w:lvl w:ilvl="4" w:tentative="1">
       <w:start w:val="1"/>
       <w:numFmt w:val="bullet"/>
       <w:lvlText w:val="○"/>
@@ -8635,7 +8631,7 @@
         <w:ind w:left="3600" w:hanging="360"/>
       </w:pPr>
     </w:lvl>
-    <w:lvl w:ilvl="5" w15:tentative="1">
+    <w:lvl w:ilvl="5" w:tentative="1">
       <w:start w:val="1"/>
       <w:numFmt w:val="bullet"/>
       <w:lvlText w:val="■"/>
@@ -8644,7 +8640,7 @@
         <w:ind w:left="4320" w:hanging="360"/>
       </w:pPr>
     </w:lvl>
-    <w:lvl w:ilvl="6" w15:tentative="1">
+    <w:lvl w:ilvl="6" w:tentative="1">
       <w:start w:val="1"/>
       <w:numFmt w:val="bullet"/>
       <w:lvlText w:val="●"/>
@@ -8653,7 +8649,7 @@
         <w:ind w:left="5040" w:hanging="360"/>
       </w:pPr>
     </w:lvl>
-    <w:lvl w:ilvl="7" w15:tentative="1">
+    <w:lvl w:ilvl="7" w:tentative="1">
       <w:start w:val="1"/>
       <w:numFmt w:val="bullet"/>
       <w:lvlText w:val="●"/>
@@ -8662,7 +8658,7 @@
         <w:ind w:left="5760" w:hanging="360"/>
       </w:pPr>
     </w:lvl>
-    <w:lvl w:ilvl="8" w15:tentative="1">
+    <w:lvl w:ilvl="8" w:tentative="1">
       <w:start w:val="1"/>
       <w:numFmt w:val="bullet"/>
       <w:lvlText w:val="●"/>
@@ -8674,7 +8670,7 @@
   </w:abstractNum>
   <w:abstractNum w:abstractNumId="2" w15:restartNumberingAfterBreak="0">
     <w:multiLevelType w:val="hybridMultilevel"/>
-    <w:lvl w:ilvl="0" w15:tentative="1">
+    <w:lvl w:ilvl="0" w:tentative="1">
       <w:start w:val="1"/>
       <w:numFmt w:val="bullet"/>
       <w:lvlText w:val="•"/>
@@ -8711,6 +8707,10 @@
     </w:rPrDefault>
     <w:pPrDefault/>
   </w:docDefaults>
+  <w:style w:type="paragraph" w:styleId="Normal" w:default="1">
+    <w:name w:val="Normal"/>
+    <w:qFormat/>
+  </w:style>
   <w:style w:type="paragraph" w:styleId="Title">
     <w:name w:val="Title"/>
     <w:basedOn w:val="Normal"/>
@@ -8719,28 +8719,6 @@
     <w:rPr>
       <w:sz w:val="56"/>
       <w:szCs w:val="56"/>
-    </w:rPr>
-  </w:style>
-  <w:style w:type="paragraph" w:styleId="Heading1">
-    <w:name w:val="Heading 1"/>
-    <w:basedOn w:val="Normal"/>
-    <w:next w:val="Normal"/>
-    <w:qFormat/>
-    <w:rPr>
-      <w:color w:val="2E74B5"/>
-      <w:sz w:val="32"/>
-      <w:szCs w:val="32"/>
-    </w:rPr>
-  </w:style>
-  <w:style w:type="paragraph" w:styleId="Heading2">
-    <w:name w:val="Heading 2"/>
-    <w:basedOn w:val="Normal"/>
-    <w:next w:val="Normal"/>
-    <w:qFormat/>
-    <w:rPr>
-      <w:color w:val="2E74B5"/>
-      <w:sz w:val="26"/>
-      <w:szCs w:val="26"/>
     </w:rPr>
   </w:style>
   <w:style w:type="paragraph" w:styleId="Heading3">
@@ -8915,4 +8893,294 @@
     </w:rPr>
   </w:style>
 </w:styles>
+</file>
+
+<file path=word/theme/theme1.xml><?xml version="1.0" encoding="utf-8"?>
+<a:theme xmlns:a="http://schemas.openxmlformats.org/drawingml/2006/main" name="Office Theme">
+  <a:themeElements>
+    <a:clrScheme name="Office">
+      <a:dk1>
+        <a:sysClr val="windowText" lastClr="000000"/>
+      </a:dk1>
+      <a:lt1>
+        <a:sysClr val="window" lastClr="FFFFFF"/>
+      </a:lt1>
+      <a:dk2>
+        <a:srgbClr val="44546A"/>
+      </a:dk2>
+      <a:lt2>
+        <a:srgbClr val="E7E6E6"/>
+      </a:lt2>
+      <a:accent1>
+        <a:srgbClr val="4472C4"/>
+      </a:accent1>
+      <a:accent2>
+        <a:srgbClr val="ED7D31"/>
+      </a:accent2>
+      <a:accent3>
+        <a:srgbClr val="A5A5A5"/>
+      </a:accent3>
+      <a:accent4>
+        <a:srgbClr val="FFC000"/>
+      </a:accent4>
+      <a:accent5>
+        <a:srgbClr val="5B9BD5"/>
+      </a:accent5>
+      <a:accent6>
+        <a:srgbClr val="70AD47"/>
+      </a:accent6>
+      <a:hlink>
+        <a:srgbClr val="0563C1"/>
+      </a:hlink>
+      <a:folHlink>
+        <a:srgbClr val="954F72"/>
+      </a:folHlink>
+    </a:clrScheme>
+    <a:fontScheme name="Office">
+      <a:majorFont>
+        <a:latin typeface="Calibri Light" panose="020F0302020204030204"/>
+        <a:ea typeface=""/>
+        <a:cs typeface=""/>
+        <a:font script="Jpan" typeface="游ゴシック Light"/>
+        <a:font script="Hang" typeface="맑은 고딕"/>
+        <a:font script="Hans" typeface="等线 Light"/>
+        <a:font script="Hant" typeface="新細明體"/>
+        <a:font script="Arab" typeface="Times New Roman"/>
+        <a:font script="Hebr" typeface="Times New Roman"/>
+        <a:font script="Thai" typeface="Angsana New"/>
+        <a:font script="Ethi" typeface="Nyala"/>
+        <a:font script="Beng" typeface="Vrinda"/>
+        <a:font script="Gujr" typeface="Shruti"/>
+        <a:font script="Khmr" typeface="MoolBoran"/>
+        <a:font script="Knda" typeface="Tunga"/>
+        <a:font script="Guru" typeface="Raavi"/>
+        <a:font script="Cans" typeface="Euphemia"/>
+        <a:font script="Cher" typeface="Plantagenet Cherokee"/>
+        <a:font script="Yiii" typeface="Microsoft Yi Baiti"/>
+        <a:font script="Tibt" typeface="Microsoft Himalaya"/>
+        <a:font script="Thaa" typeface="MV Boli"/>
+        <a:font script="Deva" typeface="Mangal"/>
+        <a:font script="Telu" typeface="Gautami"/>
+        <a:font script="Taml" typeface="Latha"/>
+        <a:font script="Syrc" typeface="Estrangelo Edessa"/>
+        <a:font script="Orya" typeface="Kalinga"/>
+        <a:font script="Mlym" typeface="Kartika"/>
+        <a:font script="Laoo" typeface="DokChampa"/>
+        <a:font script="Sinh" typeface="Iskoola Pota"/>
+        <a:font script="Mong" typeface="Mongolian Baiti"/>
+        <a:font script="Viet" typeface="Times New Roman"/>
+        <a:font script="Uigh" typeface="Microsoft Uighur"/>
+        <a:font script="Geor" typeface="Sylfaen"/>
+        <a:font script="Armn" typeface="Arial"/>
+        <a:font script="Bugi" typeface="Leelawadee UI"/>
+        <a:font script="Bopo" typeface="Microsoft JhengHei"/>
+        <a:font script="Java" typeface="Javanese Text"/>
+        <a:font script="Lisu" typeface="Segoe UI"/>
+        <a:font script="Mymr" typeface="Myanmar Text"/>
+        <a:font script="Nkoo" typeface="Ebrima"/>
+        <a:font script="Olck" typeface="Nirmala UI"/>
+        <a:font script="Osma" typeface="Ebrima"/>
+        <a:font script="Phag" typeface="Phagspa"/>
+        <a:font script="Syrn" typeface="Estrangelo Edessa"/>
+        <a:font script="Syrj" typeface="Estrangelo Edessa"/>
+        <a:font script="Syre" typeface="Estrangelo Edessa"/>
+        <a:font script="Sora" typeface="Nirmala UI"/>
+        <a:font script="Tale" typeface="Microsoft Tai Le"/>
+        <a:font script="Talu" typeface="Microsoft New Tai Lue"/>
+        <a:font script="Tfng" typeface="Ebrima"/>
+      </a:majorFont>
+      <a:minorFont>
+        <a:latin typeface="Calibri" panose="020F0502020204030204"/>
+        <a:ea typeface=""/>
+        <a:cs typeface=""/>
+        <a:font script="Jpan" typeface="游明朝"/>
+        <a:font script="Hang" typeface="맑은 고딕"/>
+        <a:font script="Hans" typeface="等线"/>
+        <a:font script="Hant" typeface="新細明體"/>
+        <a:font script="Arab" typeface="Arial"/>
+        <a:font script="Hebr" typeface="Arial"/>
+        <a:font script="Thai" typeface="Cordia New"/>
+        <a:font script="Ethi" typeface="Nyala"/>
+        <a:font script="Beng" typeface="Vrinda"/>
+        <a:font script="Gujr" typeface="Shruti"/>
+        <a:font script="Khmr" typeface="DaunPenh"/>
+        <a:font script="Knda" typeface="Tunga"/>
+        <a:font script="Guru" typeface="Raavi"/>
+        <a:font script="Cans" typeface="Euphemia"/>
+        <a:font script="Cher" typeface="Plantagenet Cherokee"/>
+        <a:font script="Yiii" typeface="Microsoft Yi Baiti"/>
+        <a:font script="Tibt" typeface="Microsoft Himalaya"/>
+        <a:font script="Thaa" typeface="MV Boli"/>
+        <a:font script="Deva" typeface="Mangal"/>
+        <a:font script="Telu" typeface="Gautami"/>
+        <a:font script="Taml" typeface="Latha"/>
+        <a:font script="Syrc" typeface="Estrangelo Edessa"/>
+        <a:font script="Orya" typeface="Kalinga"/>
+        <a:font script="Mlym" typeface="Kartika"/>
+        <a:font script="Laoo" typeface="DokChampa"/>
+        <a:font script="Sinh" typeface="Iskoola Pota"/>
+        <a:font script="Mong" typeface="Mongolian Baiti"/>
+        <a:font script="Viet" typeface="Arial"/>
+        <a:font script="Uigh" typeface="Microsoft Uighur"/>
+        <a:font script="Geor" typeface="Sylfaen"/>
+        <a:font script="Armn" typeface="Arial"/>
+        <a:font script="Bugi" typeface="Leelawadee UI"/>
+        <a:font script="Bopo" typeface="Microsoft JhengHei"/>
+        <a:font script="Java" typeface="Javanese Text"/>
+        <a:font script="Lisu" typeface="Segoe UI"/>
+        <a:font script="Mymr" typeface="Myanmar Text"/>
+        <a:font script="Nkoo" typeface="Ebrima"/>
+        <a:font script="Olck" typeface="Nirmala UI"/>
+        <a:font script="Osma" typeface="Ebrima"/>
+        <a:font script="Phag" typeface="Phagspa"/>
+        <a:font script="Syrn" typeface="Estrangelo Edessa"/>
+        <a:font script="Syrj" typeface="Estrangelo Edessa"/>
+        <a:font script="Syre" typeface="Estrangelo Edessa"/>
+        <a:font script="Sora" typeface="Nirmala UI"/>
+        <a:font script="Tale" typeface="Microsoft Tai Le"/>
+        <a:font script="Talu" typeface="Microsoft New Tai Lue"/>
+        <a:font script="Tfng" typeface="Ebrima"/>
+      </a:minorFont>
+    </a:fontScheme>
+    <a:fmtScheme name="Office">
+      <a:fillStyleLst>
+        <a:solidFill>
+          <a:schemeClr val="phClr"/>
+        </a:solidFill>
+        <a:gradFill rotWithShape="true">
+          <a:gsLst>
+            <a:gs pos="0">
+              <a:schemeClr val="phClr">
+                <a:lumMod val="110000"/>
+                <a:satMod val="105000"/>
+                <a:tint val="67000"/>
+              </a:schemeClr>
+            </a:gs>
+            <a:gs pos="50000">
+              <a:schemeClr val="phClr">
+                <a:lumMod val="105000"/>
+                <a:satMod val="103000"/>
+                <a:tint val="73000"/>
+              </a:schemeClr>
+            </a:gs>
+            <a:gs pos="100000">
+              <a:schemeClr val="phClr">
+                <a:lumMod val="105000"/>
+                <a:satMod val="109000"/>
+                <a:tint val="81000"/>
+              </a:schemeClr>
+            </a:gs>
+          </a:gsLst>
+          <a:lin ang="5400000" scaled="false"/>
+        </a:gradFill>
+        <a:gradFill rotWithShape="true">
+          <a:gsLst>
+            <a:gs pos="0">
+              <a:schemeClr val="phClr">
+                <a:satMod val="103000"/>
+                <a:lumMod val="102000"/>
+                <a:tint val="94000"/>
+              </a:schemeClr>
+            </a:gs>
+            <a:gs pos="50000">
+              <a:schemeClr val="phClr">
+                <a:satMod val="110000"/>
+                <a:lumMod val="100000"/>
+                <a:shade val="100000"/>
+              </a:schemeClr>
+            </a:gs>
+            <a:gs pos="100000">
+              <a:schemeClr val="phClr">
+                <a:lumMod val="99000"/>
+                <a:satMod val="120000"/>
+                <a:shade val="78000"/>
+              </a:schemeClr>
+            </a:gs>
+          </a:gsLst>
+          <a:lin ang="5400000" scaled="false"/>
+        </a:gradFill>
+      </a:fillStyleLst>
+      <a:lnStyleLst>
+        <a:ln w="6350" cap="flat" cmpd="sng" algn="ctr">
+          <a:solidFill>
+            <a:schemeClr val="phClr"/>
+          </a:solidFill>
+          <a:prstDash val="solid"/>
+          <a:miter lim="800000"/>
+        </a:ln>
+        <a:ln w="12700" cap="flat" cmpd="sng" algn="ctr">
+          <a:solidFill>
+            <a:schemeClr val="phClr"/>
+          </a:solidFill>
+          <a:prstDash val="solid"/>
+          <a:miter lim="800000"/>
+        </a:ln>
+        <a:ln w="19050" cap="flat" cmpd="sng" algn="ctr">
+          <a:solidFill>
+            <a:schemeClr val="phClr"/>
+          </a:solidFill>
+          <a:prstDash val="solid"/>
+          <a:miter lim="800000"/>
+        </a:ln>
+      </a:lnStyleLst>
+      <a:effectStyleLst>
+        <a:effectStyle>
+          <a:effectLst/>
+        </a:effectStyle>
+        <a:effectStyle>
+          <a:effectLst/>
+        </a:effectStyle>
+        <a:effectStyle>
+          <a:effectLst>
+            <a:outerShdw blurRad="57150" dist="19050" dir="5400000" algn="ctr" rotWithShape="false">
+              <a:srgbClr val="000000">
+                <a:alpha val="63000"/>
+              </a:srgbClr>
+            </a:outerShdw>
+          </a:effectLst>
+        </a:effectStyle>
+      </a:effectStyleLst>
+      <a:bgFillStyleLst>
+        <a:solidFill>
+          <a:schemeClr val="phClr"/>
+        </a:solidFill>
+        <a:solidFill>
+          <a:schemeClr val="phClr">
+            <a:tint val="95000"/>
+            <a:satMod val="170000"/>
+          </a:schemeClr>
+        </a:solidFill>
+        <a:gradFill rotWithShape="true">
+          <a:gsLst>
+            <a:gs pos="0">
+              <a:schemeClr val="phClr">
+                <a:tint val="93000"/>
+                <a:satMod val="150000"/>
+                <a:shade val="98000"/>
+                <a:lumMod val="102000"/>
+              </a:schemeClr>
+            </a:gs>
+            <a:gs pos="50000">
+              <a:schemeClr val="phClr">
+                <a:tint val="98000"/>
+                <a:satMod val="130000"/>
+                <a:shade val="90000"/>
+                <a:lumMod val="103000"/>
+              </a:schemeClr>
+            </a:gs>
+            <a:gs pos="100000">
+              <a:schemeClr val="phClr">
+                <a:shade val="63000"/>
+                <a:satMod val="120000"/>
+              </a:schemeClr>
+            </a:gs>
+          </a:gsLst>
+          <a:lin ang="5400000" scaled="false"/>
+        </a:gradFill>
+      </a:bgFillStyleLst>
+    </a:fmtScheme>
+  </a:themeElements>
+  <a:objectDefaults/>
+  <a:extraClrSchemeLst/>
+</a:theme>
 </file>
--- a/outputs/LLC_AI_Infrastructure_Case_Study.docx
+++ b/outputs/LLC_AI_Infrastructure_Case_Study.docx
@@ -242,7 +242,7 @@
           <w:sz w:val="21"/>
           <w:szCs w:val="21"/>
         </w:rPr>
-        <w:t xml:space="preserve">The scale of the buildout is what ties this theme to credit. Goldman Sachs expects the five largest hyperscalers to spend about $750bn on capital expenditure in 2026 and to fund about one third of it with debt. Amazon, Alphabet, Meta and Oracle issued about $194bn of bonds through July 7, up 79% from all of 2025, and Goldman expects issuance across the five, adding Microsoft, to reach roughly $250bn this year and $400bn in 2027. That supply has landed in investment grade, while the August recap showed high yield issuance at a one year low of $12bn. Private capital is filling the rest of the gap, with Morgan Stanley estimating that private credit could supply more than $800bn of data center financing through 2028, led by asset based finance. Several of those lenders, Blue Owl among them, halted fund redemptions in March, as covered in that month's recap. The debt is long dated, with bonds maturing in 2048 and 2049, far beyond Hyperion's four year initial lease term.</w:t>
+        <w:t xml:space="preserve">The scale of the buildout is what ties this theme to credit. Goldman Sachs expects the five largest hyperscalers to spend about $750bn on capital expenditure in 2026 and to fund about one third of it with debt. Amazon, Alphabet, Meta and Oracle issued about $194bn of bonds through July 7, up 79% from all of 2025, and Goldman expects issuance across the five, adding Microsoft, to reach roughly $250bn this year and $400bn in 2027. Goldman's 2027 figure equals about 35% of that year's expected capex. Private capital is filling the rest of the gap, with Morgan Stanley estimating that private credit could supply more than $800bn of global data center financing through 2028, led by asset based finance. Several of those lenders halted or capped fund redemptions early this year, Blue Owl among them, as covered in the March recap. The debt is long dated, with bonds maturing in 2048 and 2049, far beyond the four year initial lease terms at both Hyperion and El Paso.</w:t>
       </w:r>
     </w:p>
     <w:p>
@@ -542,7 +542,7 @@
           <w:sz w:val="21"/>
           <w:szCs w:val="21"/>
         </w:rPr>
-        <w:t xml:space="preserve">Hyperscaler borrowing is getting more expensive. Of 91 hyperscaler bonds issued in 2026 with comparable pricing data, 78 traded at higher yields on July 28 than at issuance, with a median increase of about 22bps, a move that blends rates and spread. The cleaner credit signal is the median new issue concession, which widened to 12bps from 2.25bps in 2025, and Amazon's $25bn deal pushed its existing 30 year bond about 20bps wider. Meta's El Paso bonds priced in July at about 7.5%, roughly 287.5bps over Treasuries, and drew roughly $20bn of orders, about 1.6 times the deal. In September, a Blue Owl sponsored data center leased to CoreWeave reportedly sold $1.1bn of five year high yield notes at 9.25%, about 270bps above similarly rated debt.</w:t>
+        <w:t xml:space="preserve">Hyperscaler borrowing is getting more expensive. Of 91 hyperscaler bonds issued in 2026 with comparable pricing data, 78 traded at higher yields on July 28 than at issuance, with a median increase of about 22bps, a move that blends rates and spread. The cleaner credit signal is the median new issue concession, which widened to 12bps from 2.25bps in 2025, and Amazon's $25bn deal pushed its existing 30 year bond about 20bps wider. The El Paso joint venture bonds priced in July at about 7.5%, roughly 287.5bps over Treasuries, with orders peaking near $20bn, about 1.6 times the deal. In September, a Blue Owl sponsored data center leased to CoreWeave sold $1.1bn of BB- rated five year notes at 9.25%, about 270bps above the average yield on similarly rated debt.</w:t>
       </w:r>
     </w:p>
     <w:tbl>
@@ -786,7 +786,7 @@
           <w:sz w:val="21"/>
           <w:szCs w:val="21"/>
         </w:rPr>
-        <w:t xml:space="preserve">Long dated bonds rest on leases to a single tenant, and Hyperion's leases carry a four year initial term, so repayment after year four depends on Meta renewing or on its residual value guarantee, which covers the first 16 years. The chips inside, which Moody's says can become obsolete within four to six years, turn over far faster. Before a campus operates, power, permitting, and local opposition can delay rent. The BIS notes this borrowing increasingly sits in vehicles funded through private placements, and Moody's has flagged that short leases can understate effective obligations. The key divergence is between abundant capital and its rising price.</w:t>
+        <w:t xml:space="preserve">Long dated bonds rest on leases to a single tenant, and Hyperion's leases carry a four year initial term, so repayment after year four depends on Meta renewing or on its capped residual value guarantee, which covers the first 16 years. The chips inside, which Moody's says can become obsolete within four to six years, turn over far faster. Before a campus operates, power, permitting, and local opposition can delay rent. The BIS notes this borrowing increasingly sits in vehicles funded through private placements, and Moody's has flagged that short leases can understate effective obligations. The key divergence is between abundant capital and its rising price.</w:t>
       </w:r>
     </w:p>
     <w:tbl>
@@ -849,7 +849,7 @@
                 <w:sz w:val="21"/>
                 <w:szCs w:val="21"/>
               </w:rPr>
-              <w:t xml:space="preserve">Meta has funded two campuses through joint ventures with private capital. Hyperion in Louisiana raised $27bn in October 2025 with A+ rated bonds due 2049 priced at 6.58%, about 225bps over Treasuries. El Paso, a one gigawatt campus due online in 2028, followed in July with about $12.5bn of amortizing bonds due 2048, also rated A+ by S&amp;P, at about 7.5%. Both rest on leases to Meta. Higher Treasury yields explain part of the gap, but a spread roughly 60bps wider on the same S&amp;P rating and tenant suggests investors now charge more for structure, supply, and duration.</w:t>
+              <w:t xml:space="preserve">Meta has funded two campuses through joint ventures with private capital. Hyperion in Louisiana raised $27bn in October 2025 with A+ rated bonds due 2049 priced at 6.58%, about 225bps over Treasuries. El Paso, a one gigawatt campus due online in 2028, followed in July with about $12.5bn of amortizing bonds due 2048, also rated A+ by S&amp;P, at about 7.5%. Both rest on leases to Meta. Higher Treasury yields explain part of the gap, but a spread roughly 60bps wider on the same S&amp;P rating and tenant suggests investors now charge more for structure and supply.</w:t>
             </w:r>
           </w:p>
         </w:tc>
@@ -1654,7 +1654,7 @@
         </w:numPr>
         <w:spacing w:after="50" w:before="0"/>
       </w:pPr>
-      <w:hyperlink w:history="1" r:id="rIdl32sgyzp5xwi30yjkyi8d">
+      <w:hyperlink w:history="1" r:id="rIdemsh486vcnciv0zemetvj">
         <w:r>
           <w:rPr>
             <w:rFonts w:ascii="Times New Roman" w:cs="Times New Roman" w:eastAsia="Times New Roman" w:hAnsi="Times New Roman"/>
@@ -1676,7 +1676,7 @@
         </w:numPr>
         <w:spacing w:after="50" w:before="0"/>
       </w:pPr>
-      <w:hyperlink w:history="1" r:id="rIdzfo_m5kefdygeqlesbffs">
+      <w:hyperlink w:history="1" r:id="rIdfflrvrykxrphcxr06-uvp">
         <w:r>
           <w:rPr>
             <w:rFonts w:ascii="Times New Roman" w:cs="Times New Roman" w:eastAsia="Times New Roman" w:hAnsi="Times New Roman"/>
@@ -1698,7 +1698,7 @@
         </w:numPr>
         <w:spacing w:after="50" w:before="0"/>
       </w:pPr>
-      <w:hyperlink w:history="1" r:id="rIdktwqkmt-itucezeih9vpa">
+      <w:hyperlink w:history="1" r:id="rIdtrch5iinl6ra6fiedj32i">
         <w:r>
           <w:rPr>
             <w:rFonts w:ascii="Times New Roman" w:cs="Times New Roman" w:eastAsia="Times New Roman" w:hAnsi="Times New Roman"/>
@@ -1720,7 +1720,7 @@
         </w:numPr>
         <w:spacing w:after="50" w:before="0"/>
       </w:pPr>
-      <w:hyperlink w:history="1" r:id="rId99lb-e_5l_csqoga9dlmj">
+      <w:hyperlink w:history="1" r:id="rId-97gkftsm5jbv4ncm1xxa">
         <w:r>
           <w:rPr>
             <w:rFonts w:ascii="Times New Roman" w:cs="Times New Roman" w:eastAsia="Times New Roman" w:hAnsi="Times New Roman"/>
@@ -1742,7 +1742,7 @@
         </w:numPr>
         <w:spacing w:after="50" w:before="0"/>
       </w:pPr>
-      <w:hyperlink w:history="1" r:id="rIdd5k7dedxkszfeevrappxv">
+      <w:hyperlink w:history="1" r:id="rIdsc0qpz1w44x6aevusnvna">
         <w:r>
           <w:rPr>
             <w:rFonts w:ascii="Times New Roman" w:cs="Times New Roman" w:eastAsia="Times New Roman" w:hAnsi="Times New Roman"/>
@@ -1764,7 +1764,7 @@
         </w:numPr>
         <w:spacing w:after="50" w:before="0"/>
       </w:pPr>
-      <w:hyperlink w:history="1" r:id="rId8fa1w92z3ho-7pllid0mx">
+      <w:hyperlink w:history="1" r:id="rIdat9b0l9jd8wxktkrj9o1k">
         <w:r>
           <w:rPr>
             <w:rFonts w:ascii="Times New Roman" w:cs="Times New Roman" w:eastAsia="Times New Roman" w:hAnsi="Times New Roman"/>
@@ -2373,7 +2373,7 @@
         </w:numPr>
         <w:spacing w:after="50" w:before="0"/>
       </w:pPr>
-      <w:hyperlink w:history="1" r:id="rIdaqjrpuxvq-tvo7vpsllko">
+      <w:hyperlink w:history="1" r:id="rIduj7yvmxvppxbohbi3pluy">
         <w:r>
           <w:rPr>
             <w:rFonts w:ascii="Times New Roman" w:cs="Times New Roman" w:eastAsia="Times New Roman" w:hAnsi="Times New Roman"/>
@@ -2395,7 +2395,7 @@
         </w:numPr>
         <w:spacing w:after="50" w:before="0"/>
       </w:pPr>
-      <w:hyperlink w:history="1" r:id="rId4n9ny7zfsipv4ojwitgio">
+      <w:hyperlink w:history="1" r:id="rIdf9xqki32b0j_dykjb5ejm">
         <w:r>
           <w:rPr>
             <w:rFonts w:ascii="Times New Roman" w:cs="Times New Roman" w:eastAsia="Times New Roman" w:hAnsi="Times New Roman"/>
@@ -2417,7 +2417,7 @@
         </w:numPr>
         <w:spacing w:after="50" w:before="0"/>
       </w:pPr>
-      <w:hyperlink w:history="1" r:id="rIdzoezkhxk2zgxlgruqwykc">
+      <w:hyperlink w:history="1" r:id="rIdyvdm8sn0dop4re-luhoob">
         <w:r>
           <w:rPr>
             <w:rFonts w:ascii="Times New Roman" w:cs="Times New Roman" w:eastAsia="Times New Roman" w:hAnsi="Times New Roman"/>
@@ -2439,7 +2439,7 @@
         </w:numPr>
         <w:spacing w:after="50" w:before="0"/>
       </w:pPr>
-      <w:hyperlink w:history="1" r:id="rIdx6d9cwxz6dbfmkrfhswsz">
+      <w:hyperlink w:history="1" r:id="rIdwmsuobt2gz1zpyfp6fo_y">
         <w:r>
           <w:rPr>
             <w:rFonts w:ascii="Times New Roman" w:cs="Times New Roman" w:eastAsia="Times New Roman" w:hAnsi="Times New Roman"/>
@@ -2944,7 +2944,7 @@
         </w:numPr>
         <w:spacing w:after="50" w:before="0"/>
       </w:pPr>
-      <w:hyperlink w:history="1" r:id="rIdjunfzmxtl4gnflm6ngq7m">
+      <w:hyperlink w:history="1" r:id="rIdk6pg1y7nz022wfd8le4sj">
         <w:r>
           <w:rPr>
             <w:rFonts w:ascii="Times New Roman" w:cs="Times New Roman" w:eastAsia="Times New Roman" w:hAnsi="Times New Roman"/>
@@ -2966,7 +2966,7 @@
         </w:numPr>
         <w:spacing w:after="50" w:before="0"/>
       </w:pPr>
-      <w:hyperlink w:history="1" r:id="rIdgx27mrifiskjvmongjz-x">
+      <w:hyperlink w:history="1" r:id="rIdhqdzmmcqiyqr-rayf2-u9">
         <w:r>
           <w:rPr>
             <w:rFonts w:ascii="Times New Roman" w:cs="Times New Roman" w:eastAsia="Times New Roman" w:hAnsi="Times New Roman"/>
@@ -3679,7 +3679,7 @@
         </w:numPr>
         <w:spacing w:after="50" w:before="0"/>
       </w:pPr>
-      <w:hyperlink w:history="1" r:id="rIdlhjskztxxmjyvjfdsvnru">
+      <w:hyperlink w:history="1" r:id="rIdo8byzn94gb5vvnx_1oxwm">
         <w:r>
           <w:rPr>
             <w:rFonts w:ascii="Times New Roman" w:cs="Times New Roman" w:eastAsia="Times New Roman" w:hAnsi="Times New Roman"/>
@@ -3701,7 +3701,7 @@
         </w:numPr>
         <w:spacing w:after="50" w:before="0"/>
       </w:pPr>
-      <w:hyperlink w:history="1" r:id="rIdhik6pvoxzbphr8lfc0vzy">
+      <w:hyperlink w:history="1" r:id="rIdpfy_tg_zfjo4fkb_dcsvf">
         <w:r>
           <w:rPr>
             <w:rFonts w:ascii="Times New Roman" w:cs="Times New Roman" w:eastAsia="Times New Roman" w:hAnsi="Times New Roman"/>
@@ -3723,7 +3723,7 @@
         </w:numPr>
         <w:spacing w:after="50" w:before="0"/>
       </w:pPr>
-      <w:hyperlink w:history="1" r:id="rIdrsqlpvzgtuowxlje7wl25">
+      <w:hyperlink w:history="1" r:id="rId_aeele-vpi2thjffy2qsp">
         <w:r>
           <w:rPr>
             <w:rFonts w:ascii="Times New Roman" w:cs="Times New Roman" w:eastAsia="Times New Roman" w:hAnsi="Times New Roman"/>
@@ -4228,7 +4228,7 @@
         </w:numPr>
         <w:spacing w:after="50" w:before="0"/>
       </w:pPr>
-      <w:hyperlink w:history="1" r:id="rIdkxdipfg8u6xrtdzycirxi">
+      <w:hyperlink w:history="1" r:id="rIdjg0-bou3oussjustl5spj">
         <w:r>
           <w:rPr>
             <w:rFonts w:ascii="Times New Roman" w:cs="Times New Roman" w:eastAsia="Times New Roman" w:hAnsi="Times New Roman"/>
@@ -4250,7 +4250,7 @@
         </w:numPr>
         <w:spacing w:after="50" w:before="0"/>
       </w:pPr>
-      <w:hyperlink w:history="1" r:id="rIddhzo8jhg3uhx4zj0yb8yi">
+      <w:hyperlink w:history="1" r:id="rIdjxkssqxjodxvsllfuaf0n">
         <w:r>
           <w:rPr>
             <w:rFonts w:ascii="Times New Roman" w:cs="Times New Roman" w:eastAsia="Times New Roman" w:hAnsi="Times New Roman"/>
@@ -4272,7 +4272,7 @@
         </w:numPr>
         <w:spacing w:after="50" w:before="0"/>
       </w:pPr>
-      <w:hyperlink w:history="1" r:id="rIdpmy7uq31314p1x2jejzvb">
+      <w:hyperlink w:history="1" r:id="rId6mdkaz3www-ub3_khiq6k">
         <w:r>
           <w:rPr>
             <w:rFonts w:ascii="Times New Roman" w:cs="Times New Roman" w:eastAsia="Times New Roman" w:hAnsi="Times New Roman"/>
@@ -4294,7 +4294,7 @@
         </w:numPr>
         <w:spacing w:after="50" w:before="0"/>
       </w:pPr>
-      <w:hyperlink w:history="1" r:id="rIdyhfye1w_raqm7u5tvcgh9">
+      <w:hyperlink w:history="1" r:id="rId4qczuw3sbsxkipizzdl-l">
         <w:r>
           <w:rPr>
             <w:rFonts w:ascii="Times New Roman" w:cs="Times New Roman" w:eastAsia="Times New Roman" w:hAnsi="Times New Roman"/>
@@ -5111,7 +5111,7 @@
         </w:numPr>
         <w:spacing w:after="50" w:before="0"/>
       </w:pPr>
-      <w:hyperlink w:history="1" r:id="rIdsn9vjxvz-0ovxqpzbbjhh">
+      <w:hyperlink w:history="1" r:id="rIddh04sypt-q9yqsss4w5ob">
         <w:r>
           <w:rPr>
             <w:rFonts w:ascii="Times New Roman" w:cs="Times New Roman" w:eastAsia="Times New Roman" w:hAnsi="Times New Roman"/>
@@ -5133,7 +5133,7 @@
         </w:numPr>
         <w:spacing w:after="50" w:before="0"/>
       </w:pPr>
-      <w:hyperlink w:history="1" r:id="rIdxeekmld8yroak-qk6bvq_">
+      <w:hyperlink w:history="1" r:id="rIdks9o2hguplzlc8dh2hnlv">
         <w:r>
           <w:rPr>
             <w:rFonts w:ascii="Times New Roman" w:cs="Times New Roman" w:eastAsia="Times New Roman" w:hAnsi="Times New Roman"/>
@@ -5155,7 +5155,7 @@
         </w:numPr>
         <w:spacing w:after="50" w:before="0"/>
       </w:pPr>
-      <w:hyperlink w:history="1" r:id="rIdkj17vbrasicfvptfinh_v">
+      <w:hyperlink w:history="1" r:id="rIdtguur7zdqzwey8eflex1n">
         <w:r>
           <w:rPr>
             <w:rFonts w:ascii="Times New Roman" w:cs="Times New Roman" w:eastAsia="Times New Roman" w:hAnsi="Times New Roman"/>
@@ -5177,7 +5177,7 @@
         </w:numPr>
         <w:spacing w:after="50" w:before="0"/>
       </w:pPr>
-      <w:hyperlink w:history="1" r:id="rIdjar8erg6h4nla2k6gb2vr">
+      <w:hyperlink w:history="1" r:id="rIdjylcwxb3q4jpfncxbpg7p">
         <w:r>
           <w:rPr>
             <w:rFonts w:ascii="Times New Roman" w:cs="Times New Roman" w:eastAsia="Times New Roman" w:hAnsi="Times New Roman"/>
@@ -5786,7 +5786,7 @@
         </w:numPr>
         <w:spacing w:after="50" w:before="0"/>
       </w:pPr>
-      <w:hyperlink w:history="1" r:id="rId2wfb6tlapep1-0nhkdzch">
+      <w:hyperlink w:history="1" r:id="rIdgmk7grdllo5b6gehjlk2a">
         <w:r>
           <w:rPr>
             <w:rFonts w:ascii="Times New Roman" w:cs="Times New Roman" w:eastAsia="Times New Roman" w:hAnsi="Times New Roman"/>
@@ -5808,7 +5808,7 @@
         </w:numPr>
         <w:spacing w:after="50" w:before="0"/>
       </w:pPr>
-      <w:hyperlink w:history="1" r:id="rIdi92sehikfrrkwrz_i6rlm">
+      <w:hyperlink w:history="1" r:id="rIdsfhfgykl2olc4rukdzsuj">
         <w:r>
           <w:rPr>
             <w:rFonts w:ascii="Times New Roman" w:cs="Times New Roman" w:eastAsia="Times New Roman" w:hAnsi="Times New Roman"/>
@@ -5830,7 +5830,7 @@
         </w:numPr>
         <w:spacing w:after="50" w:before="0"/>
       </w:pPr>
-      <w:hyperlink w:history="1" r:id="rIdkeraupj_wdef_mmt_hnqu">
+      <w:hyperlink w:history="1" r:id="rIdzdhrp36v0uci5dr_1k9_p">
         <w:r>
           <w:rPr>
             <w:rFonts w:ascii="Times New Roman" w:cs="Times New Roman" w:eastAsia="Times New Roman" w:hAnsi="Times New Roman"/>

--- a/outputs/LLC_AI_Infrastructure_Case_Study.docx
+++ b/outputs/LLC_AI_Infrastructure_Case_Study.docx
@@ -34,7 +34,7 @@
                     </pic:cNvPicPr>
                   </pic:nvPicPr>
                   <pic:blipFill>
-                    <a:blip r:embed="rId13" cstate="none"/>
+                    <a:blip r:embed="rId15" cstate="none"/>
                     <a:srcRect/>
                     <a:stretch>
                       <a:fillRect/>
@@ -214,7 +214,7 @@
           <w:sz w:val="21"/>
           <w:szCs w:val="21"/>
         </w:rPr>
-        <w:t xml:space="preserve">AI infrastructure financing is the debt and structured capital used to build data centers and the compute inside them, and it has shifted from hyperscaler cash flow to the credit markets. The defining structure is the joint venture. A hyperscaler contributes a campus to a special purpose vehicle, the building block of last month's ABS case study. A private capital partner takes majority equity, and the vehicle issues long dated bonds secured by a lease back to the hyperscaler. The debt sits at the project level, which keeps leverage off the tenant's reported balance sheet in exchange for a higher borrowing cost. Meta's $27bn Hyperion campus in Louisiana set the template in October 2025, with Blue Owl holding 80%, Meta holding 20%, and A+ rated bonds priced at 6.58%, about 225bps over Treasuries, against roughly 5.5% on a comparable Meta corporate bond. Oracle has leaned more on its own balance sheet while also leasing campuses financed at the project level.</w:t>
+        <w:t xml:space="preserve">AI infrastructure financing is the debt raised to build data centers and the computing equipment inside them, and in 2026 it has become one of the largest sources of new supply in credit. Lenders reach the same assets through five routes. Hyperscalers borrow directly in the investment grade bond market. Joint ventures issue project bonds secured by a lease to a hyperscaler, as with Meta's $27.3bn Hyperion financing, where Blue Owl owns 80% of the vehicle, Meta owns 20%, and the A+ rated bonds amortize to 2049. Developers take construction loans against leases to Oracle and OpenAI. Neoclouds such as CoreWeave borrow against GPUs and the customer contracts that pay for them. Stabilized campuses are refinanced through data center ABS and CMBS. In every route the lender is underwriting the tenant. Rating agencies start from the tenant's rating and subtract notches for construction, lease length, and operator risk, so the same type of building can support A+ debt or BB- debt depending on who signs the lease.</w:t>
       </w:r>
     </w:p>
     <w:p>
@@ -228,7 +228,7 @@
           <w:sz w:val="40"/>
           <w:szCs w:val="40"/>
         </w:rPr>
-        <w:t xml:space="preserve">AI Infrastructure and the Credit Markets</w:t>
+        <w:t xml:space="preserve">How Lenders Size the Debt</w:t>
       </w:r>
     </w:p>
     <w:p>
@@ -242,7 +242,7 @@
           <w:sz w:val="21"/>
           <w:szCs w:val="21"/>
         </w:rPr>
-        <w:t xml:space="preserve">The scale of the buildout is what ties this theme to credit. Goldman Sachs expects the five largest hyperscalers to spend about $750bn on capital expenditure in 2026 and to fund about one third of it with debt. Amazon, Alphabet, Meta and Oracle issued about $194bn of bonds through July 7, up 79% from all of 2025, and Goldman expects issuance across the five, adding Microsoft, to reach roughly $250bn this year and $400bn in 2027. Goldman's 2027 figure equals about 35% of that year's expected capex. Private capital is filling the rest of the gap, with Morgan Stanley estimating that private credit could supply more than $800bn of global data center financing through 2028, led by asset based finance. Several of those lenders halted or capped fund redemptions early this year, Blue Owl among them, as covered in the March recap. The debt is long dated, with bonds maturing in 2048 and 2049, far beyond the four year initial lease terms at both Hyperion and El Paso.</w:t>
+        <w:t xml:space="preserve">Leverage rises with the strength of the lease. Hut 8's $4.25bn Beacon Point bonds, backed by a tenant rated AA- or better, financed 95% of project cost at T+165, the highest loan to cost on record for a data center bond. Oracle's Saline Township campus in Michigan raised about $14bn of bonds against $16.3bn of cost, leaving roughly 15% equity. Bank construction loans run lower, with $9.6bn of JPMorgan loans on Stargate Abilene equal to about two thirds of cost. Stabilized campuses are sized on appraised value, and Aligned's $1.18bn ABS in July priced at a 70% loan to value with an A- senior class. GPU lenders advance less because the collateral depreciates, and Apollo's $3.5bn for the vehicle that leases chips to xAI covers about 65% of a $5.4bn purchase. Agencies cut these numbers hard. KBRA valued the single tenant Ohio campus behind BX 2026 VLT10 27.2% below appraisal, lifting leverage on the $1.26bn loan to 108.4%.</w:t>
       </w:r>
     </w:p>
     <w:p>
@@ -270,7 +270,7 @@
           <w:sz w:val="21"/>
           <w:szCs w:val="21"/>
         </w:rPr>
-        <w:t xml:space="preserve">For credit investors, the question is who holds the risk. In the joint venture structure, the hyperscaler's lease supports the bonds, but the project still carries power, permitting, and construction risk that the tenant's rating does not remove. Pricing has started to reflect this, with the El Paso bonds priced at a wider spread than Hyperion. Oracle's cut to BBB- shows that heavy borrowing can put a hyperscaler itself under ratings pressure. The divergence is that capital remains abundant while the risk concentrates in single tenant projects and a short list of tenants.</w:t>
+        <w:t xml:space="preserve">The debt is only as long as the lease behind it, and hyperscaler leases are short. Hyperion and El Paso both carry four year initial terms against bonds amortizing to 2049 and 2048, with Meta's capped residual value guarantee covering the gap for 16 years. Moody's counts $662bn of hyperscaler data center leases not yet commenced and held off balance sheet, equal to 113% of their adjusted debt, and says it will treat part of them as debt, while S&amp;P accepted Hyperion as off balance sheet for Meta. The divergence is that one obligation is a lease to one agency and debt to another, and any tenant downgrade passes straight through to the structures built on it.</w:t>
       </w:r>
     </w:p>
     <w:tbl>
@@ -315,7 +315,7 @@
                 <w:sz w:val="22"/>
                 <w:szCs w:val="22"/>
               </w:rPr>
-              <w:t xml:space="preserve">2026 Capex Versus Debt Funding ($bn)</w:t>
+              <w:t xml:space="preserve">Leverage by Financing Route (%)</w:t>
             </w:r>
           </w:p>
         </w:tc>
@@ -354,7 +354,7 @@
                 <w:sz w:val="22"/>
                 <w:szCs w:val="22"/>
               </w:rPr>
-              <w:t xml:space="preserve">Lease Term Versus Debt Maturity (years)</w:t>
+              <w:t xml:space="preserve">Hyperscaler Bond Issuance ($bn)</w:t>
             </w:r>
           </w:p>
         </w:tc>
@@ -415,7 +415,7 @@
                 <w:sz w:val="18"/>
                 <w:szCs w:val="18"/>
               </w:rPr>
-              <w:t xml:space="preserve">2026 capex and expected debt issuance</w:t>
+              <w:t xml:space="preserve">Beacon Point, Saline, Aligned ABS, Abilene, xAI chip vehicle</w:t>
             </w:r>
           </w:p>
         </w:tc>
@@ -483,7 +483,7 @@
                 <w:sz w:val="18"/>
                 <w:szCs w:val="18"/>
               </w:rPr>
-              <w:t xml:space="preserve">Lease terms and bond maturities</w:t>
+              <w:t xml:space="preserve">2025 actual, 2026 to date, 2026E, 2027E</w:t>
             </w:r>
           </w:p>
         </w:tc>
@@ -514,7 +514,7 @@
           <w:sz w:val="52"/>
           <w:szCs w:val="52"/>
         </w:rPr>
-        <w:t xml:space="preserve">AI Debt Issuance</w:t>
+        <w:t xml:space="preserve">Pricing AI Credit</w:t>
       </w:r>
     </w:p>
     <w:p>
@@ -542,7 +542,2586 @@
           <w:sz w:val="21"/>
           <w:szCs w:val="21"/>
         </w:rPr>
-        <w:t xml:space="preserve">Hyperscaler borrowing is getting more expensive. Of 91 hyperscaler bonds issued in 2026 with comparable pricing data, 78 traded at higher yields on July 28 than at issuance, with a median increase of about 22bps, a move that blends rates and spread. The cleaner credit signal is the median new issue concession, which widened to 12bps from 2.25bps in 2025, and Amazon's $25bn deal pushed its existing 30 year bond about 20bps wider. The El Paso joint venture bonds priced in July at about 7.5%, roughly 287.5bps over Treasuries, with orders peaking near $20bn, about 1.6 times the deal. In September, a Blue Owl sponsored data center leased to CoreWeave sold $1.1bn of BB- rated five year notes at 9.25%, about 270bps above the average yield on similarly rated debt.</w:t>
+        <w:t xml:space="preserve">Investors are still funding the buildout, but they are charging more for it. Meta's El Paso joint venture priced $12.5bn of A+ rated amortizing notes on July 27 at 7.534%, or T+287.5, with orders peaking near $20bn, about 1.6 times the deal, against an average book of close to four times for large 2026 deals. Hyperion's 6.581% bonds, issued at par in October 2025, traded in the low 90s by late September without any change in Meta's credit. On September 23 a Blue Owl affiliated campus in Virginia leased to CoreWeave sold $1.1bn of BB- rated five year notes at 98.5 to yield 9.25%, about 270bps above similarly rated debt. GPU loans show the same split. CoreWeave borrowed at SOFR plus 225 in March on an A3 rated facility backed by its Meta contract, then paid SOFR plus 550 in August on a Ba2 facility backed by shorter contracts, 100bps wider than its May loan at the same ratings.</w:t>
+      </w:r>
+    </w:p>
+    <w:p>
+      <w:pPr>
+        <w:spacing w:after="60" w:before="120"/>
+        <w:jc w:val="center"/>
+      </w:pPr>
+      <w:r>
+        <w:rPr>
+          <w:rFonts w:ascii="Times New Roman" w:cs="Times New Roman" w:eastAsia="Times New Roman" w:hAnsi="Times New Roman"/>
+          <w:b/>
+          <w:bCs/>
+          <w:sz w:val="22"/>
+          <w:szCs w:val="22"/>
+        </w:rPr>
+        <w:t xml:space="preserve">AI Infrastructure Deal Pricing and Leverage</w:t>
+      </w:r>
+    </w:p>
+    <w:tbl>
+      <w:tblPr>
+        <w:tblW w:type="dxa" w:w="9044"/>
+        <w:tblBorders>
+          <w:top w:val="single" w:color="auto" w:sz="4"/>
+          <w:left w:val="single" w:color="auto" w:sz="4"/>
+          <w:bottom w:val="single" w:color="auto" w:sz="4"/>
+          <w:right w:val="single" w:color="auto" w:sz="4"/>
+          <w:insideH w:val="single" w:color="auto" w:sz="4"/>
+          <w:insideV w:val="single" w:color="auto" w:sz="4"/>
+        </w:tblBorders>
+        <w:tblLayout w:type="fixed"/>
+      </w:tblPr>
+      <w:tblGrid>
+        <w:gridCol w:w="2500"/>
+        <w:gridCol w:w="1000"/>
+        <w:gridCol w:w="1000"/>
+        <w:gridCol w:w="1300"/>
+        <w:gridCol w:w="1550"/>
+        <w:gridCol w:w="1694"/>
+      </w:tblGrid>
+      <w:tr>
+        <w:trPr>
+          <w:tblHeader/>
+        </w:trPr>
+        <w:tc>
+          <w:tcPr>
+            <w:tcW w:type="dxa" w:w="2500"/>
+            <w:tcBorders>
+              <w:top w:val="single" w:color="C9B3B0" w:sz="4"/>
+              <w:left w:val="single" w:color="C9B3B0" w:sz="4"/>
+              <w:bottom w:val="single" w:color="C9B3B0" w:sz="4"/>
+              <w:right w:val="single" w:color="C9B3B0" w:sz="4"/>
+            </w:tcBorders>
+            <w:shd w:fill="4F1D1B" w:color="auto" w:val="clear"/>
+            <w:tcMar>
+              <w:top w:type="dxa" w:w="60"/>
+              <w:left w:type="dxa" w:w="90"/>
+              <w:bottom w:type="dxa" w:w="60"/>
+              <w:right w:type="dxa" w:w="90"/>
+            </w:tcMar>
+          </w:tcPr>
+          <w:p>
+            <w:pPr>
+              <w:spacing w:after="0" w:before="0"/>
+            </w:pPr>
+            <w:r>
+              <w:rPr>
+                <w:rFonts w:ascii="Times New Roman" w:cs="Times New Roman" w:eastAsia="Times New Roman" w:hAnsi="Times New Roman"/>
+                <w:b/>
+                <w:bCs/>
+                <w:color w:val="FFFFFF"/>
+                <w:sz w:val="18"/>
+                <w:szCs w:val="18"/>
+              </w:rPr>
+              <w:t xml:space="preserve">Deal</w:t>
+            </w:r>
+          </w:p>
+        </w:tc>
+        <w:tc>
+          <w:tcPr>
+            <w:tcW w:type="dxa" w:w="1000"/>
+            <w:tcBorders>
+              <w:top w:val="single" w:color="C9B3B0" w:sz="4"/>
+              <w:left w:val="single" w:color="C9B3B0" w:sz="4"/>
+              <w:bottom w:val="single" w:color="C9B3B0" w:sz="4"/>
+              <w:right w:val="single" w:color="C9B3B0" w:sz="4"/>
+            </w:tcBorders>
+            <w:shd w:fill="4F1D1B" w:color="auto" w:val="clear"/>
+            <w:tcMar>
+              <w:top w:type="dxa" w:w="60"/>
+              <w:left w:type="dxa" w:w="90"/>
+              <w:bottom w:type="dxa" w:w="60"/>
+              <w:right w:type="dxa" w:w="90"/>
+            </w:tcMar>
+          </w:tcPr>
+          <w:p>
+            <w:pPr>
+              <w:spacing w:after="0" w:before="0"/>
+            </w:pPr>
+            <w:r>
+              <w:rPr>
+                <w:rFonts w:ascii="Times New Roman" w:cs="Times New Roman" w:eastAsia="Times New Roman" w:hAnsi="Times New Roman"/>
+                <w:b/>
+                <w:bCs/>
+                <w:color w:val="FFFFFF"/>
+                <w:sz w:val="18"/>
+                <w:szCs w:val="18"/>
+              </w:rPr>
+              <w:t xml:space="preserve">Priced</w:t>
+            </w:r>
+          </w:p>
+        </w:tc>
+        <w:tc>
+          <w:tcPr>
+            <w:tcW w:type="dxa" w:w="1000"/>
+            <w:tcBorders>
+              <w:top w:val="single" w:color="C9B3B0" w:sz="4"/>
+              <w:left w:val="single" w:color="C9B3B0" w:sz="4"/>
+              <w:bottom w:val="single" w:color="C9B3B0" w:sz="4"/>
+              <w:right w:val="single" w:color="C9B3B0" w:sz="4"/>
+            </w:tcBorders>
+            <w:shd w:fill="4F1D1B" w:color="auto" w:val="clear"/>
+            <w:tcMar>
+              <w:top w:type="dxa" w:w="60"/>
+              <w:left w:type="dxa" w:w="90"/>
+              <w:bottom w:type="dxa" w:w="60"/>
+              <w:right w:type="dxa" w:w="90"/>
+            </w:tcMar>
+          </w:tcPr>
+          <w:p>
+            <w:pPr>
+              <w:spacing w:after="0" w:before="0"/>
+            </w:pPr>
+            <w:r>
+              <w:rPr>
+                <w:rFonts w:ascii="Times New Roman" w:cs="Times New Roman" w:eastAsia="Times New Roman" w:hAnsi="Times New Roman"/>
+                <w:b/>
+                <w:bCs/>
+                <w:color w:val="FFFFFF"/>
+                <w:sz w:val="18"/>
+                <w:szCs w:val="18"/>
+              </w:rPr>
+              <w:t xml:space="preserve">Size</w:t>
+            </w:r>
+          </w:p>
+        </w:tc>
+        <w:tc>
+          <w:tcPr>
+            <w:tcW w:type="dxa" w:w="1300"/>
+            <w:tcBorders>
+              <w:top w:val="single" w:color="C9B3B0" w:sz="4"/>
+              <w:left w:val="single" w:color="C9B3B0" w:sz="4"/>
+              <w:bottom w:val="single" w:color="C9B3B0" w:sz="4"/>
+              <w:right w:val="single" w:color="C9B3B0" w:sz="4"/>
+            </w:tcBorders>
+            <w:shd w:fill="4F1D1B" w:color="auto" w:val="clear"/>
+            <w:tcMar>
+              <w:top w:type="dxa" w:w="60"/>
+              <w:left w:type="dxa" w:w="90"/>
+              <w:bottom w:type="dxa" w:w="60"/>
+              <w:right w:type="dxa" w:w="90"/>
+            </w:tcMar>
+          </w:tcPr>
+          <w:p>
+            <w:pPr>
+              <w:spacing w:after="0" w:before="0"/>
+            </w:pPr>
+            <w:r>
+              <w:rPr>
+                <w:rFonts w:ascii="Times New Roman" w:cs="Times New Roman" w:eastAsia="Times New Roman" w:hAnsi="Times New Roman"/>
+                <w:b/>
+                <w:bCs/>
+                <w:color w:val="FFFFFF"/>
+                <w:sz w:val="18"/>
+                <w:szCs w:val="18"/>
+              </w:rPr>
+              <w:t xml:space="preserve">Rating</w:t>
+            </w:r>
+          </w:p>
+        </w:tc>
+        <w:tc>
+          <w:tcPr>
+            <w:tcW w:type="dxa" w:w="1550"/>
+            <w:tcBorders>
+              <w:top w:val="single" w:color="C9B3B0" w:sz="4"/>
+              <w:left w:val="single" w:color="C9B3B0" w:sz="4"/>
+              <w:bottom w:val="single" w:color="C9B3B0" w:sz="4"/>
+              <w:right w:val="single" w:color="C9B3B0" w:sz="4"/>
+            </w:tcBorders>
+            <w:shd w:fill="4F1D1B" w:color="auto" w:val="clear"/>
+            <w:tcMar>
+              <w:top w:type="dxa" w:w="60"/>
+              <w:left w:type="dxa" w:w="90"/>
+              <w:bottom w:type="dxa" w:w="60"/>
+              <w:right w:type="dxa" w:w="90"/>
+            </w:tcMar>
+          </w:tcPr>
+          <w:p>
+            <w:pPr>
+              <w:spacing w:after="0" w:before="0"/>
+            </w:pPr>
+            <w:r>
+              <w:rPr>
+                <w:rFonts w:ascii="Times New Roman" w:cs="Times New Roman" w:eastAsia="Times New Roman" w:hAnsi="Times New Roman"/>
+                <w:b/>
+                <w:bCs/>
+                <w:color w:val="FFFFFF"/>
+                <w:sz w:val="18"/>
+                <w:szCs w:val="18"/>
+              </w:rPr>
+              <w:t xml:space="preserve">Pricing</w:t>
+            </w:r>
+          </w:p>
+        </w:tc>
+        <w:tc>
+          <w:tcPr>
+            <w:tcW w:type="dxa" w:w="1694"/>
+            <w:tcBorders>
+              <w:top w:val="single" w:color="C9B3B0" w:sz="4"/>
+              <w:left w:val="single" w:color="C9B3B0" w:sz="4"/>
+              <w:bottom w:val="single" w:color="C9B3B0" w:sz="4"/>
+              <w:right w:val="single" w:color="C9B3B0" w:sz="4"/>
+            </w:tcBorders>
+            <w:shd w:fill="4F1D1B" w:color="auto" w:val="clear"/>
+            <w:tcMar>
+              <w:top w:type="dxa" w:w="60"/>
+              <w:left w:type="dxa" w:w="90"/>
+              <w:bottom w:type="dxa" w:w="60"/>
+              <w:right w:type="dxa" w:w="90"/>
+            </w:tcMar>
+          </w:tcPr>
+          <w:p>
+            <w:pPr>
+              <w:spacing w:after="0" w:before="0"/>
+            </w:pPr>
+            <w:r>
+              <w:rPr>
+                <w:rFonts w:ascii="Times New Roman" w:cs="Times New Roman" w:eastAsia="Times New Roman" w:hAnsi="Times New Roman"/>
+                <w:b/>
+                <w:bCs/>
+                <w:color w:val="FFFFFF"/>
+                <w:sz w:val="18"/>
+                <w:szCs w:val="18"/>
+              </w:rPr>
+              <w:t xml:space="preserve">Leverage or collateral</w:t>
+            </w:r>
+          </w:p>
+        </w:tc>
+      </w:tr>
+      <w:tr>
+        <w:trPr>
+          <w:cantSplit/>
+        </w:trPr>
+        <w:tc>
+          <w:tcPr>
+            <w:tcW w:type="dxa" w:w="2500"/>
+            <w:tcBorders>
+              <w:top w:val="single" w:color="C9B3B0" w:sz="4"/>
+              <w:left w:val="single" w:color="C9B3B0" w:sz="4"/>
+              <w:bottom w:val="single" w:color="C9B3B0" w:sz="4"/>
+              <w:right w:val="single" w:color="C9B3B0" w:sz="4"/>
+            </w:tcBorders>
+            <w:tcMar>
+              <w:top w:type="dxa" w:w="60"/>
+              <w:left w:type="dxa" w:w="90"/>
+              <w:bottom w:type="dxa" w:w="60"/>
+              <w:right w:type="dxa" w:w="90"/>
+            </w:tcMar>
+          </w:tcPr>
+          <w:p>
+            <w:pPr>
+              <w:spacing w:after="0" w:before="0"/>
+            </w:pPr>
+            <w:r>
+              <w:rPr>
+                <w:rFonts w:ascii="Times New Roman" w:cs="Times New Roman" w:eastAsia="Times New Roman" w:hAnsi="Times New Roman"/>
+                <w:b w:val="false"/>
+                <w:bCs w:val="false"/>
+                <w:color w:val="000000"/>
+                <w:sz w:val="18"/>
+                <w:szCs w:val="18"/>
+              </w:rPr>
+              <w:t xml:space="preserve">Hut 8 Beacon Point bonds</w:t>
+            </w:r>
+          </w:p>
+        </w:tc>
+        <w:tc>
+          <w:tcPr>
+            <w:tcW w:type="dxa" w:w="1000"/>
+            <w:tcBorders>
+              <w:top w:val="single" w:color="C9B3B0" w:sz="4"/>
+              <w:left w:val="single" w:color="C9B3B0" w:sz="4"/>
+              <w:bottom w:val="single" w:color="C9B3B0" w:sz="4"/>
+              <w:right w:val="single" w:color="C9B3B0" w:sz="4"/>
+            </w:tcBorders>
+            <w:tcMar>
+              <w:top w:type="dxa" w:w="60"/>
+              <w:left w:type="dxa" w:w="90"/>
+              <w:bottom w:type="dxa" w:w="60"/>
+              <w:right w:type="dxa" w:w="90"/>
+            </w:tcMar>
+          </w:tcPr>
+          <w:p>
+            <w:pPr>
+              <w:spacing w:after="0" w:before="0"/>
+            </w:pPr>
+            <w:r>
+              <w:rPr>
+                <w:rFonts w:ascii="Times New Roman" w:cs="Times New Roman" w:eastAsia="Times New Roman" w:hAnsi="Times New Roman"/>
+                <w:b w:val="false"/>
+                <w:bCs w:val="false"/>
+                <w:color w:val="000000"/>
+                <w:sz w:val="18"/>
+                <w:szCs w:val="18"/>
+              </w:rPr>
+              <w:t xml:space="preserve">Jun 2026</w:t>
+            </w:r>
+          </w:p>
+        </w:tc>
+        <w:tc>
+          <w:tcPr>
+            <w:tcW w:type="dxa" w:w="1000"/>
+            <w:tcBorders>
+              <w:top w:val="single" w:color="C9B3B0" w:sz="4"/>
+              <w:left w:val="single" w:color="C9B3B0" w:sz="4"/>
+              <w:bottom w:val="single" w:color="C9B3B0" w:sz="4"/>
+              <w:right w:val="single" w:color="C9B3B0" w:sz="4"/>
+            </w:tcBorders>
+            <w:tcMar>
+              <w:top w:type="dxa" w:w="60"/>
+              <w:left w:type="dxa" w:w="90"/>
+              <w:bottom w:type="dxa" w:w="60"/>
+              <w:right w:type="dxa" w:w="90"/>
+            </w:tcMar>
+          </w:tcPr>
+          <w:p>
+            <w:pPr>
+              <w:spacing w:after="0" w:before="0"/>
+            </w:pPr>
+            <w:r>
+              <w:rPr>
+                <w:rFonts w:ascii="Times New Roman" w:cs="Times New Roman" w:eastAsia="Times New Roman" w:hAnsi="Times New Roman"/>
+                <w:b w:val="false"/>
+                <w:bCs w:val="false"/>
+                <w:color w:val="000000"/>
+                <w:sz w:val="18"/>
+                <w:szCs w:val="18"/>
+              </w:rPr>
+              <w:t xml:space="preserve">$4.25bn</w:t>
+            </w:r>
+          </w:p>
+        </w:tc>
+        <w:tc>
+          <w:tcPr>
+            <w:tcW w:type="dxa" w:w="1300"/>
+            <w:tcBorders>
+              <w:top w:val="single" w:color="C9B3B0" w:sz="4"/>
+              <w:left w:val="single" w:color="C9B3B0" w:sz="4"/>
+              <w:bottom w:val="single" w:color="C9B3B0" w:sz="4"/>
+              <w:right w:val="single" w:color="C9B3B0" w:sz="4"/>
+            </w:tcBorders>
+            <w:tcMar>
+              <w:top w:type="dxa" w:w="60"/>
+              <w:left w:type="dxa" w:w="90"/>
+              <w:bottom w:type="dxa" w:w="60"/>
+              <w:right w:type="dxa" w:w="90"/>
+            </w:tcMar>
+          </w:tcPr>
+          <w:p>
+            <w:pPr>
+              <w:spacing w:after="0" w:before="0"/>
+            </w:pPr>
+            <w:r>
+              <w:rPr>
+                <w:rFonts w:ascii="Times New Roman" w:cs="Times New Roman" w:eastAsia="Times New Roman" w:hAnsi="Times New Roman"/>
+                <w:b w:val="false"/>
+                <w:bCs w:val="false"/>
+                <w:color w:val="000000"/>
+                <w:sz w:val="18"/>
+                <w:szCs w:val="18"/>
+              </w:rPr>
+              <w:t xml:space="preserve">Baa2</w:t>
+            </w:r>
+          </w:p>
+        </w:tc>
+        <w:tc>
+          <w:tcPr>
+            <w:tcW w:type="dxa" w:w="1550"/>
+            <w:tcBorders>
+              <w:top w:val="single" w:color="C9B3B0" w:sz="4"/>
+              <w:left w:val="single" w:color="C9B3B0" w:sz="4"/>
+              <w:bottom w:val="single" w:color="C9B3B0" w:sz="4"/>
+              <w:right w:val="single" w:color="C9B3B0" w:sz="4"/>
+            </w:tcBorders>
+            <w:tcMar>
+              <w:top w:type="dxa" w:w="60"/>
+              <w:left w:type="dxa" w:w="90"/>
+              <w:bottom w:type="dxa" w:w="60"/>
+              <w:right w:type="dxa" w:w="90"/>
+            </w:tcMar>
+          </w:tcPr>
+          <w:p>
+            <w:pPr>
+              <w:spacing w:after="0" w:before="0"/>
+            </w:pPr>
+            <w:r>
+              <w:rPr>
+                <w:rFonts w:ascii="Times New Roman" w:cs="Times New Roman" w:eastAsia="Times New Roman" w:hAnsi="Times New Roman"/>
+                <w:b w:val="false"/>
+                <w:bCs w:val="false"/>
+                <w:color w:val="000000"/>
+                <w:sz w:val="18"/>
+                <w:szCs w:val="18"/>
+              </w:rPr>
+              <w:t xml:space="preserve">6.129%, T+165</w:t>
+            </w:r>
+          </w:p>
+        </w:tc>
+        <w:tc>
+          <w:tcPr>
+            <w:tcW w:type="dxa" w:w="1694"/>
+            <w:tcBorders>
+              <w:top w:val="single" w:color="C9B3B0" w:sz="4"/>
+              <w:left w:val="single" w:color="C9B3B0" w:sz="4"/>
+              <w:bottom w:val="single" w:color="C9B3B0" w:sz="4"/>
+              <w:right w:val="single" w:color="C9B3B0" w:sz="4"/>
+            </w:tcBorders>
+            <w:tcMar>
+              <w:top w:type="dxa" w:w="60"/>
+              <w:left w:type="dxa" w:w="90"/>
+              <w:bottom w:type="dxa" w:w="60"/>
+              <w:right w:type="dxa" w:w="90"/>
+            </w:tcMar>
+          </w:tcPr>
+          <w:p>
+            <w:pPr>
+              <w:spacing w:after="0" w:before="0"/>
+            </w:pPr>
+            <w:r>
+              <w:rPr>
+                <w:rFonts w:ascii="Times New Roman" w:cs="Times New Roman" w:eastAsia="Times New Roman" w:hAnsi="Times New Roman"/>
+                <w:b w:val="false"/>
+                <w:bCs w:val="false"/>
+                <w:color w:val="000000"/>
+                <w:sz w:val="18"/>
+                <w:szCs w:val="18"/>
+              </w:rPr>
+              <w:t xml:space="preserve">95% LTC</w:t>
+            </w:r>
+          </w:p>
+        </w:tc>
+      </w:tr>
+      <w:tr>
+        <w:trPr>
+          <w:cantSplit/>
+        </w:trPr>
+        <w:tc>
+          <w:tcPr>
+            <w:tcW w:type="dxa" w:w="2500"/>
+            <w:tcBorders>
+              <w:top w:val="single" w:color="C9B3B0" w:sz="4"/>
+              <w:left w:val="single" w:color="C9B3B0" w:sz="4"/>
+              <w:bottom w:val="single" w:color="C9B3B0" w:sz="4"/>
+              <w:right w:val="single" w:color="C9B3B0" w:sz="4"/>
+            </w:tcBorders>
+            <w:tcMar>
+              <w:top w:type="dxa" w:w="60"/>
+              <w:left w:type="dxa" w:w="90"/>
+              <w:bottom w:type="dxa" w:w="60"/>
+              <w:right w:type="dxa" w:w="90"/>
+            </w:tcMar>
+          </w:tcPr>
+          <w:p>
+            <w:pPr>
+              <w:spacing w:after="0" w:before="0"/>
+            </w:pPr>
+            <w:r>
+              <w:rPr>
+                <w:rFonts w:ascii="Times New Roman" w:cs="Times New Roman" w:eastAsia="Times New Roman" w:hAnsi="Times New Roman"/>
+                <w:b w:val="false"/>
+                <w:bCs w:val="false"/>
+                <w:color w:val="000000"/>
+                <w:sz w:val="18"/>
+                <w:szCs w:val="18"/>
+              </w:rPr>
+              <w:t xml:space="preserve">Oracle Saline SPV bonds</w:t>
+            </w:r>
+          </w:p>
+        </w:tc>
+        <w:tc>
+          <w:tcPr>
+            <w:tcW w:type="dxa" w:w="1000"/>
+            <w:tcBorders>
+              <w:top w:val="single" w:color="C9B3B0" w:sz="4"/>
+              <w:left w:val="single" w:color="C9B3B0" w:sz="4"/>
+              <w:bottom w:val="single" w:color="C9B3B0" w:sz="4"/>
+              <w:right w:val="single" w:color="C9B3B0" w:sz="4"/>
+            </w:tcBorders>
+            <w:tcMar>
+              <w:top w:type="dxa" w:w="60"/>
+              <w:left w:type="dxa" w:w="90"/>
+              <w:bottom w:type="dxa" w:w="60"/>
+              <w:right w:type="dxa" w:w="90"/>
+            </w:tcMar>
+          </w:tcPr>
+          <w:p>
+            <w:pPr>
+              <w:spacing w:after="0" w:before="0"/>
+            </w:pPr>
+            <w:r>
+              <w:rPr>
+                <w:rFonts w:ascii="Times New Roman" w:cs="Times New Roman" w:eastAsia="Times New Roman" w:hAnsi="Times New Roman"/>
+                <w:b w:val="false"/>
+                <w:bCs w:val="false"/>
+                <w:color w:val="000000"/>
+                <w:sz w:val="18"/>
+                <w:szCs w:val="18"/>
+              </w:rPr>
+              <w:t xml:space="preserve">Apr 2026</w:t>
+            </w:r>
+          </w:p>
+        </w:tc>
+        <w:tc>
+          <w:tcPr>
+            <w:tcW w:type="dxa" w:w="1000"/>
+            <w:tcBorders>
+              <w:top w:val="single" w:color="C9B3B0" w:sz="4"/>
+              <w:left w:val="single" w:color="C9B3B0" w:sz="4"/>
+              <w:bottom w:val="single" w:color="C9B3B0" w:sz="4"/>
+              <w:right w:val="single" w:color="C9B3B0" w:sz="4"/>
+            </w:tcBorders>
+            <w:tcMar>
+              <w:top w:type="dxa" w:w="60"/>
+              <w:left w:type="dxa" w:w="90"/>
+              <w:bottom w:type="dxa" w:w="60"/>
+              <w:right w:type="dxa" w:w="90"/>
+            </w:tcMar>
+          </w:tcPr>
+          <w:p>
+            <w:pPr>
+              <w:spacing w:after="0" w:before="0"/>
+            </w:pPr>
+            <w:r>
+              <w:rPr>
+                <w:rFonts w:ascii="Times New Roman" w:cs="Times New Roman" w:eastAsia="Times New Roman" w:hAnsi="Times New Roman"/>
+                <w:b w:val="false"/>
+                <w:bCs w:val="false"/>
+                <w:color w:val="000000"/>
+                <w:sz w:val="18"/>
+                <w:szCs w:val="18"/>
+              </w:rPr>
+              <w:t xml:space="preserve">~$14bn</w:t>
+            </w:r>
+          </w:p>
+        </w:tc>
+        <w:tc>
+          <w:tcPr>
+            <w:tcW w:type="dxa" w:w="1300"/>
+            <w:tcBorders>
+              <w:top w:val="single" w:color="C9B3B0" w:sz="4"/>
+              <w:left w:val="single" w:color="C9B3B0" w:sz="4"/>
+              <w:bottom w:val="single" w:color="C9B3B0" w:sz="4"/>
+              <w:right w:val="single" w:color="C9B3B0" w:sz="4"/>
+            </w:tcBorders>
+            <w:tcMar>
+              <w:top w:type="dxa" w:w="60"/>
+              <w:left w:type="dxa" w:w="90"/>
+              <w:bottom w:type="dxa" w:w="60"/>
+              <w:right w:type="dxa" w:w="90"/>
+            </w:tcMar>
+          </w:tcPr>
+          <w:p>
+            <w:pPr>
+              <w:spacing w:after="0" w:before="0"/>
+            </w:pPr>
+            <w:r>
+              <w:rPr>
+                <w:rFonts w:ascii="Times New Roman" w:cs="Times New Roman" w:eastAsia="Times New Roman" w:hAnsi="Times New Roman"/>
+                <w:b w:val="false"/>
+                <w:bCs w:val="false"/>
+                <w:color w:val="000000"/>
+                <w:sz w:val="18"/>
+                <w:szCs w:val="18"/>
+              </w:rPr>
+              <w:t xml:space="preserve">Not public</w:t>
+            </w:r>
+          </w:p>
+        </w:tc>
+        <w:tc>
+          <w:tcPr>
+            <w:tcW w:type="dxa" w:w="1550"/>
+            <w:tcBorders>
+              <w:top w:val="single" w:color="C9B3B0" w:sz="4"/>
+              <w:left w:val="single" w:color="C9B3B0" w:sz="4"/>
+              <w:bottom w:val="single" w:color="C9B3B0" w:sz="4"/>
+              <w:right w:val="single" w:color="C9B3B0" w:sz="4"/>
+            </w:tcBorders>
+            <w:tcMar>
+              <w:top w:type="dxa" w:w="60"/>
+              <w:left w:type="dxa" w:w="90"/>
+              <w:bottom w:type="dxa" w:w="60"/>
+              <w:right w:type="dxa" w:w="90"/>
+            </w:tcMar>
+          </w:tcPr>
+          <w:p>
+            <w:pPr>
+              <w:spacing w:after="0" w:before="0"/>
+            </w:pPr>
+            <w:r>
+              <w:rPr>
+                <w:rFonts w:ascii="Times New Roman" w:cs="Times New Roman" w:eastAsia="Times New Roman" w:hAnsi="Times New Roman"/>
+                <w:b w:val="false"/>
+                <w:bCs w:val="false"/>
+                <w:color w:val="000000"/>
+                <w:sz w:val="18"/>
+                <w:szCs w:val="18"/>
+              </w:rPr>
+              <w:t xml:space="preserve">Guided ~7.5%</w:t>
+            </w:r>
+          </w:p>
+        </w:tc>
+        <w:tc>
+          <w:tcPr>
+            <w:tcW w:type="dxa" w:w="1694"/>
+            <w:tcBorders>
+              <w:top w:val="single" w:color="C9B3B0" w:sz="4"/>
+              <w:left w:val="single" w:color="C9B3B0" w:sz="4"/>
+              <w:bottom w:val="single" w:color="C9B3B0" w:sz="4"/>
+              <w:right w:val="single" w:color="C9B3B0" w:sz="4"/>
+            </w:tcBorders>
+            <w:tcMar>
+              <w:top w:type="dxa" w:w="60"/>
+              <w:left w:type="dxa" w:w="90"/>
+              <w:bottom w:type="dxa" w:w="60"/>
+              <w:right w:type="dxa" w:w="90"/>
+            </w:tcMar>
+          </w:tcPr>
+          <w:p>
+            <w:pPr>
+              <w:spacing w:after="0" w:before="0"/>
+            </w:pPr>
+            <w:r>
+              <w:rPr>
+                <w:rFonts w:ascii="Times New Roman" w:cs="Times New Roman" w:eastAsia="Times New Roman" w:hAnsi="Times New Roman"/>
+                <w:b w:val="false"/>
+                <w:bCs w:val="false"/>
+                <w:color w:val="000000"/>
+                <w:sz w:val="18"/>
+                <w:szCs w:val="18"/>
+              </w:rPr>
+              <w:t xml:space="preserve">~85% LTC (derived)</w:t>
+            </w:r>
+          </w:p>
+        </w:tc>
+      </w:tr>
+      <w:tr>
+        <w:trPr>
+          <w:cantSplit/>
+        </w:trPr>
+        <w:tc>
+          <w:tcPr>
+            <w:tcW w:type="dxa" w:w="2500"/>
+            <w:tcBorders>
+              <w:top w:val="single" w:color="C9B3B0" w:sz="4"/>
+              <w:left w:val="single" w:color="C9B3B0" w:sz="4"/>
+              <w:bottom w:val="single" w:color="C9B3B0" w:sz="4"/>
+              <w:right w:val="single" w:color="C9B3B0" w:sz="4"/>
+            </w:tcBorders>
+            <w:tcMar>
+              <w:top w:type="dxa" w:w="60"/>
+              <w:left w:type="dxa" w:w="90"/>
+              <w:bottom w:type="dxa" w:w="60"/>
+              <w:right w:type="dxa" w:w="90"/>
+            </w:tcMar>
+          </w:tcPr>
+          <w:p>
+            <w:pPr>
+              <w:spacing w:after="0" w:before="0"/>
+            </w:pPr>
+            <w:r>
+              <w:rPr>
+                <w:rFonts w:ascii="Times New Roman" w:cs="Times New Roman" w:eastAsia="Times New Roman" w:hAnsi="Times New Roman"/>
+                <w:b w:val="false"/>
+                <w:bCs w:val="false"/>
+                <w:color w:val="000000"/>
+                <w:sz w:val="18"/>
+                <w:szCs w:val="18"/>
+              </w:rPr>
+              <w:t xml:space="preserve">Meta Hyperion SPV bonds</w:t>
+            </w:r>
+          </w:p>
+        </w:tc>
+        <w:tc>
+          <w:tcPr>
+            <w:tcW w:type="dxa" w:w="1000"/>
+            <w:tcBorders>
+              <w:top w:val="single" w:color="C9B3B0" w:sz="4"/>
+              <w:left w:val="single" w:color="C9B3B0" w:sz="4"/>
+              <w:bottom w:val="single" w:color="C9B3B0" w:sz="4"/>
+              <w:right w:val="single" w:color="C9B3B0" w:sz="4"/>
+            </w:tcBorders>
+            <w:tcMar>
+              <w:top w:type="dxa" w:w="60"/>
+              <w:left w:type="dxa" w:w="90"/>
+              <w:bottom w:type="dxa" w:w="60"/>
+              <w:right w:type="dxa" w:w="90"/>
+            </w:tcMar>
+          </w:tcPr>
+          <w:p>
+            <w:pPr>
+              <w:spacing w:after="0" w:before="0"/>
+            </w:pPr>
+            <w:r>
+              <w:rPr>
+                <w:rFonts w:ascii="Times New Roman" w:cs="Times New Roman" w:eastAsia="Times New Roman" w:hAnsi="Times New Roman"/>
+                <w:b w:val="false"/>
+                <w:bCs w:val="false"/>
+                <w:color w:val="000000"/>
+                <w:sz w:val="18"/>
+                <w:szCs w:val="18"/>
+              </w:rPr>
+              <w:t xml:space="preserve">Oct 2025</w:t>
+            </w:r>
+          </w:p>
+        </w:tc>
+        <w:tc>
+          <w:tcPr>
+            <w:tcW w:type="dxa" w:w="1000"/>
+            <w:tcBorders>
+              <w:top w:val="single" w:color="C9B3B0" w:sz="4"/>
+              <w:left w:val="single" w:color="C9B3B0" w:sz="4"/>
+              <w:bottom w:val="single" w:color="C9B3B0" w:sz="4"/>
+              <w:right w:val="single" w:color="C9B3B0" w:sz="4"/>
+            </w:tcBorders>
+            <w:tcMar>
+              <w:top w:type="dxa" w:w="60"/>
+              <w:left w:type="dxa" w:w="90"/>
+              <w:bottom w:type="dxa" w:w="60"/>
+              <w:right w:type="dxa" w:w="90"/>
+            </w:tcMar>
+          </w:tcPr>
+          <w:p>
+            <w:pPr>
+              <w:spacing w:after="0" w:before="0"/>
+            </w:pPr>
+            <w:r>
+              <w:rPr>
+                <w:rFonts w:ascii="Times New Roman" w:cs="Times New Roman" w:eastAsia="Times New Roman" w:hAnsi="Times New Roman"/>
+                <w:b w:val="false"/>
+                <w:bCs w:val="false"/>
+                <w:color w:val="000000"/>
+                <w:sz w:val="18"/>
+                <w:szCs w:val="18"/>
+              </w:rPr>
+              <w:t xml:space="preserve">$27.3bn</w:t>
+            </w:r>
+          </w:p>
+        </w:tc>
+        <w:tc>
+          <w:tcPr>
+            <w:tcW w:type="dxa" w:w="1300"/>
+            <w:tcBorders>
+              <w:top w:val="single" w:color="C9B3B0" w:sz="4"/>
+              <w:left w:val="single" w:color="C9B3B0" w:sz="4"/>
+              <w:bottom w:val="single" w:color="C9B3B0" w:sz="4"/>
+              <w:right w:val="single" w:color="C9B3B0" w:sz="4"/>
+            </w:tcBorders>
+            <w:tcMar>
+              <w:top w:type="dxa" w:w="60"/>
+              <w:left w:type="dxa" w:w="90"/>
+              <w:bottom w:type="dxa" w:w="60"/>
+              <w:right w:type="dxa" w:w="90"/>
+            </w:tcMar>
+          </w:tcPr>
+          <w:p>
+            <w:pPr>
+              <w:spacing w:after="0" w:before="0"/>
+            </w:pPr>
+            <w:r>
+              <w:rPr>
+                <w:rFonts w:ascii="Times New Roman" w:cs="Times New Roman" w:eastAsia="Times New Roman" w:hAnsi="Times New Roman"/>
+                <w:b w:val="false"/>
+                <w:bCs w:val="false"/>
+                <w:color w:val="000000"/>
+                <w:sz w:val="18"/>
+                <w:szCs w:val="18"/>
+              </w:rPr>
+              <w:t xml:space="preserve">A+</w:t>
+            </w:r>
+          </w:p>
+        </w:tc>
+        <w:tc>
+          <w:tcPr>
+            <w:tcW w:type="dxa" w:w="1550"/>
+            <w:tcBorders>
+              <w:top w:val="single" w:color="C9B3B0" w:sz="4"/>
+              <w:left w:val="single" w:color="C9B3B0" w:sz="4"/>
+              <w:bottom w:val="single" w:color="C9B3B0" w:sz="4"/>
+              <w:right w:val="single" w:color="C9B3B0" w:sz="4"/>
+            </w:tcBorders>
+            <w:tcMar>
+              <w:top w:type="dxa" w:w="60"/>
+              <w:left w:type="dxa" w:w="90"/>
+              <w:bottom w:type="dxa" w:w="60"/>
+              <w:right w:type="dxa" w:w="90"/>
+            </w:tcMar>
+          </w:tcPr>
+          <w:p>
+            <w:pPr>
+              <w:spacing w:after="0" w:before="0"/>
+            </w:pPr>
+            <w:r>
+              <w:rPr>
+                <w:rFonts w:ascii="Times New Roman" w:cs="Times New Roman" w:eastAsia="Times New Roman" w:hAnsi="Times New Roman"/>
+                <w:b w:val="false"/>
+                <w:bCs w:val="false"/>
+                <w:color w:val="000000"/>
+                <w:sz w:val="18"/>
+                <w:szCs w:val="18"/>
+              </w:rPr>
+              <w:t xml:space="preserve">6.581%, T+225</w:t>
+            </w:r>
+          </w:p>
+        </w:tc>
+        <w:tc>
+          <w:tcPr>
+            <w:tcW w:type="dxa" w:w="1694"/>
+            <w:tcBorders>
+              <w:top w:val="single" w:color="C9B3B0" w:sz="4"/>
+              <w:left w:val="single" w:color="C9B3B0" w:sz="4"/>
+              <w:bottom w:val="single" w:color="C9B3B0" w:sz="4"/>
+              <w:right w:val="single" w:color="C9B3B0" w:sz="4"/>
+            </w:tcBorders>
+            <w:tcMar>
+              <w:top w:type="dxa" w:w="60"/>
+              <w:left w:type="dxa" w:w="90"/>
+              <w:bottom w:type="dxa" w:w="60"/>
+              <w:right w:type="dxa" w:w="90"/>
+            </w:tcMar>
+          </w:tcPr>
+          <w:p>
+            <w:pPr>
+              <w:spacing w:after="0" w:before="0"/>
+            </w:pPr>
+            <w:r>
+              <w:rPr>
+                <w:rFonts w:ascii="Times New Roman" w:cs="Times New Roman" w:eastAsia="Times New Roman" w:hAnsi="Times New Roman"/>
+                <w:b w:val="false"/>
+                <w:bCs w:val="false"/>
+                <w:color w:val="000000"/>
+                <w:sz w:val="18"/>
+                <w:szCs w:val="18"/>
+              </w:rPr>
+              <w:t xml:space="preserve">Meta lease and RVG</w:t>
+            </w:r>
+          </w:p>
+        </w:tc>
+      </w:tr>
+      <w:tr>
+        <w:trPr>
+          <w:cantSplit/>
+        </w:trPr>
+        <w:tc>
+          <w:tcPr>
+            <w:tcW w:type="dxa" w:w="2500"/>
+            <w:tcBorders>
+              <w:top w:val="single" w:color="C9B3B0" w:sz="4"/>
+              <w:left w:val="single" w:color="C9B3B0" w:sz="4"/>
+              <w:bottom w:val="single" w:color="C9B3B0" w:sz="4"/>
+              <w:right w:val="single" w:color="C9B3B0" w:sz="4"/>
+            </w:tcBorders>
+            <w:tcMar>
+              <w:top w:type="dxa" w:w="60"/>
+              <w:left w:type="dxa" w:w="90"/>
+              <w:bottom w:type="dxa" w:w="60"/>
+              <w:right w:type="dxa" w:w="90"/>
+            </w:tcMar>
+          </w:tcPr>
+          <w:p>
+            <w:pPr>
+              <w:spacing w:after="0" w:before="0"/>
+            </w:pPr>
+            <w:r>
+              <w:rPr>
+                <w:rFonts w:ascii="Times New Roman" w:cs="Times New Roman" w:eastAsia="Times New Roman" w:hAnsi="Times New Roman"/>
+                <w:b w:val="false"/>
+                <w:bCs w:val="false"/>
+                <w:color w:val="000000"/>
+                <w:sz w:val="18"/>
+                <w:szCs w:val="18"/>
+              </w:rPr>
+              <w:t xml:space="preserve">Meta El Paso SPV bonds</w:t>
+            </w:r>
+          </w:p>
+        </w:tc>
+        <w:tc>
+          <w:tcPr>
+            <w:tcW w:type="dxa" w:w="1000"/>
+            <w:tcBorders>
+              <w:top w:val="single" w:color="C9B3B0" w:sz="4"/>
+              <w:left w:val="single" w:color="C9B3B0" w:sz="4"/>
+              <w:bottom w:val="single" w:color="C9B3B0" w:sz="4"/>
+              <w:right w:val="single" w:color="C9B3B0" w:sz="4"/>
+            </w:tcBorders>
+            <w:tcMar>
+              <w:top w:type="dxa" w:w="60"/>
+              <w:left w:type="dxa" w:w="90"/>
+              <w:bottom w:type="dxa" w:w="60"/>
+              <w:right w:type="dxa" w:w="90"/>
+            </w:tcMar>
+          </w:tcPr>
+          <w:p>
+            <w:pPr>
+              <w:spacing w:after="0" w:before="0"/>
+            </w:pPr>
+            <w:r>
+              <w:rPr>
+                <w:rFonts w:ascii="Times New Roman" w:cs="Times New Roman" w:eastAsia="Times New Roman" w:hAnsi="Times New Roman"/>
+                <w:b w:val="false"/>
+                <w:bCs w:val="false"/>
+                <w:color w:val="000000"/>
+                <w:sz w:val="18"/>
+                <w:szCs w:val="18"/>
+              </w:rPr>
+              <w:t xml:space="preserve">Jul 2026</w:t>
+            </w:r>
+          </w:p>
+        </w:tc>
+        <w:tc>
+          <w:tcPr>
+            <w:tcW w:type="dxa" w:w="1000"/>
+            <w:tcBorders>
+              <w:top w:val="single" w:color="C9B3B0" w:sz="4"/>
+              <w:left w:val="single" w:color="C9B3B0" w:sz="4"/>
+              <w:bottom w:val="single" w:color="C9B3B0" w:sz="4"/>
+              <w:right w:val="single" w:color="C9B3B0" w:sz="4"/>
+            </w:tcBorders>
+            <w:tcMar>
+              <w:top w:type="dxa" w:w="60"/>
+              <w:left w:type="dxa" w:w="90"/>
+              <w:bottom w:type="dxa" w:w="60"/>
+              <w:right w:type="dxa" w:w="90"/>
+            </w:tcMar>
+          </w:tcPr>
+          <w:p>
+            <w:pPr>
+              <w:spacing w:after="0" w:before="0"/>
+            </w:pPr>
+            <w:r>
+              <w:rPr>
+                <w:rFonts w:ascii="Times New Roman" w:cs="Times New Roman" w:eastAsia="Times New Roman" w:hAnsi="Times New Roman"/>
+                <w:b w:val="false"/>
+                <w:bCs w:val="false"/>
+                <w:color w:val="000000"/>
+                <w:sz w:val="18"/>
+                <w:szCs w:val="18"/>
+              </w:rPr>
+              <w:t xml:space="preserve">$12.5bn</w:t>
+            </w:r>
+          </w:p>
+        </w:tc>
+        <w:tc>
+          <w:tcPr>
+            <w:tcW w:type="dxa" w:w="1300"/>
+            <w:tcBorders>
+              <w:top w:val="single" w:color="C9B3B0" w:sz="4"/>
+              <w:left w:val="single" w:color="C9B3B0" w:sz="4"/>
+              <w:bottom w:val="single" w:color="C9B3B0" w:sz="4"/>
+              <w:right w:val="single" w:color="C9B3B0" w:sz="4"/>
+            </w:tcBorders>
+            <w:tcMar>
+              <w:top w:type="dxa" w:w="60"/>
+              <w:left w:type="dxa" w:w="90"/>
+              <w:bottom w:type="dxa" w:w="60"/>
+              <w:right w:type="dxa" w:w="90"/>
+            </w:tcMar>
+          </w:tcPr>
+          <w:p>
+            <w:pPr>
+              <w:spacing w:after="0" w:before="0"/>
+            </w:pPr>
+            <w:r>
+              <w:rPr>
+                <w:rFonts w:ascii="Times New Roman" w:cs="Times New Roman" w:eastAsia="Times New Roman" w:hAnsi="Times New Roman"/>
+                <w:b w:val="false"/>
+                <w:bCs w:val="false"/>
+                <w:color w:val="000000"/>
+                <w:sz w:val="18"/>
+                <w:szCs w:val="18"/>
+              </w:rPr>
+              <w:t xml:space="preserve">A+ / AA-</w:t>
+            </w:r>
+          </w:p>
+        </w:tc>
+        <w:tc>
+          <w:tcPr>
+            <w:tcW w:type="dxa" w:w="1550"/>
+            <w:tcBorders>
+              <w:top w:val="single" w:color="C9B3B0" w:sz="4"/>
+              <w:left w:val="single" w:color="C9B3B0" w:sz="4"/>
+              <w:bottom w:val="single" w:color="C9B3B0" w:sz="4"/>
+              <w:right w:val="single" w:color="C9B3B0" w:sz="4"/>
+            </w:tcBorders>
+            <w:tcMar>
+              <w:top w:type="dxa" w:w="60"/>
+              <w:left w:type="dxa" w:w="90"/>
+              <w:bottom w:type="dxa" w:w="60"/>
+              <w:right w:type="dxa" w:w="90"/>
+            </w:tcMar>
+          </w:tcPr>
+          <w:p>
+            <w:pPr>
+              <w:spacing w:after="0" w:before="0"/>
+            </w:pPr>
+            <w:r>
+              <w:rPr>
+                <w:rFonts w:ascii="Times New Roman" w:cs="Times New Roman" w:eastAsia="Times New Roman" w:hAnsi="Times New Roman"/>
+                <w:b w:val="false"/>
+                <w:bCs w:val="false"/>
+                <w:color w:val="000000"/>
+                <w:sz w:val="18"/>
+                <w:szCs w:val="18"/>
+              </w:rPr>
+              <w:t xml:space="preserve">7.534%, T+287.5</w:t>
+            </w:r>
+          </w:p>
+        </w:tc>
+        <w:tc>
+          <w:tcPr>
+            <w:tcW w:type="dxa" w:w="1694"/>
+            <w:tcBorders>
+              <w:top w:val="single" w:color="C9B3B0" w:sz="4"/>
+              <w:left w:val="single" w:color="C9B3B0" w:sz="4"/>
+              <w:bottom w:val="single" w:color="C9B3B0" w:sz="4"/>
+              <w:right w:val="single" w:color="C9B3B0" w:sz="4"/>
+            </w:tcBorders>
+            <w:tcMar>
+              <w:top w:type="dxa" w:w="60"/>
+              <w:left w:type="dxa" w:w="90"/>
+              <w:bottom w:type="dxa" w:w="60"/>
+              <w:right w:type="dxa" w:w="90"/>
+            </w:tcMar>
+          </w:tcPr>
+          <w:p>
+            <w:pPr>
+              <w:spacing w:after="0" w:before="0"/>
+            </w:pPr>
+            <w:r>
+              <w:rPr>
+                <w:rFonts w:ascii="Times New Roman" w:cs="Times New Roman" w:eastAsia="Times New Roman" w:hAnsi="Times New Roman"/>
+                <w:b w:val="false"/>
+                <w:bCs w:val="false"/>
+                <w:color w:val="000000"/>
+                <w:sz w:val="18"/>
+                <w:szCs w:val="18"/>
+              </w:rPr>
+              <w:t xml:space="preserve">Meta lease and RVG</w:t>
+            </w:r>
+          </w:p>
+        </w:tc>
+      </w:tr>
+      <w:tr>
+        <w:trPr>
+          <w:cantSplit/>
+        </w:trPr>
+        <w:tc>
+          <w:tcPr>
+            <w:tcW w:type="dxa" w:w="2500"/>
+            <w:tcBorders>
+              <w:top w:val="single" w:color="C9B3B0" w:sz="4"/>
+              <w:left w:val="single" w:color="C9B3B0" w:sz="4"/>
+              <w:bottom w:val="single" w:color="C9B3B0" w:sz="4"/>
+              <w:right w:val="single" w:color="C9B3B0" w:sz="4"/>
+            </w:tcBorders>
+            <w:tcMar>
+              <w:top w:type="dxa" w:w="60"/>
+              <w:left w:type="dxa" w:w="90"/>
+              <w:bottom w:type="dxa" w:w="60"/>
+              <w:right w:type="dxa" w:w="90"/>
+            </w:tcMar>
+          </w:tcPr>
+          <w:p>
+            <w:pPr>
+              <w:spacing w:after="0" w:before="0"/>
+            </w:pPr>
+            <w:r>
+              <w:rPr>
+                <w:rFonts w:ascii="Times New Roman" w:cs="Times New Roman" w:eastAsia="Times New Roman" w:hAnsi="Times New Roman"/>
+                <w:b w:val="false"/>
+                <w:bCs w:val="false"/>
+                <w:color w:val="000000"/>
+                <w:sz w:val="18"/>
+                <w:szCs w:val="18"/>
+              </w:rPr>
+              <w:t xml:space="preserve">Digital Drive (CoreWeave)</w:t>
+            </w:r>
+          </w:p>
+        </w:tc>
+        <w:tc>
+          <w:tcPr>
+            <w:tcW w:type="dxa" w:w="1000"/>
+            <w:tcBorders>
+              <w:top w:val="single" w:color="C9B3B0" w:sz="4"/>
+              <w:left w:val="single" w:color="C9B3B0" w:sz="4"/>
+              <w:bottom w:val="single" w:color="C9B3B0" w:sz="4"/>
+              <w:right w:val="single" w:color="C9B3B0" w:sz="4"/>
+            </w:tcBorders>
+            <w:tcMar>
+              <w:top w:type="dxa" w:w="60"/>
+              <w:left w:type="dxa" w:w="90"/>
+              <w:bottom w:type="dxa" w:w="60"/>
+              <w:right w:type="dxa" w:w="90"/>
+            </w:tcMar>
+          </w:tcPr>
+          <w:p>
+            <w:pPr>
+              <w:spacing w:after="0" w:before="0"/>
+            </w:pPr>
+            <w:r>
+              <w:rPr>
+                <w:rFonts w:ascii="Times New Roman" w:cs="Times New Roman" w:eastAsia="Times New Roman" w:hAnsi="Times New Roman"/>
+                <w:b w:val="false"/>
+                <w:bCs w:val="false"/>
+                <w:color w:val="000000"/>
+                <w:sz w:val="18"/>
+                <w:szCs w:val="18"/>
+              </w:rPr>
+              <w:t xml:space="preserve">Sep 2026</w:t>
+            </w:r>
+          </w:p>
+        </w:tc>
+        <w:tc>
+          <w:tcPr>
+            <w:tcW w:type="dxa" w:w="1000"/>
+            <w:tcBorders>
+              <w:top w:val="single" w:color="C9B3B0" w:sz="4"/>
+              <w:left w:val="single" w:color="C9B3B0" w:sz="4"/>
+              <w:bottom w:val="single" w:color="C9B3B0" w:sz="4"/>
+              <w:right w:val="single" w:color="C9B3B0" w:sz="4"/>
+            </w:tcBorders>
+            <w:tcMar>
+              <w:top w:type="dxa" w:w="60"/>
+              <w:left w:type="dxa" w:w="90"/>
+              <w:bottom w:type="dxa" w:w="60"/>
+              <w:right w:type="dxa" w:w="90"/>
+            </w:tcMar>
+          </w:tcPr>
+          <w:p>
+            <w:pPr>
+              <w:spacing w:after="0" w:before="0"/>
+            </w:pPr>
+            <w:r>
+              <w:rPr>
+                <w:rFonts w:ascii="Times New Roman" w:cs="Times New Roman" w:eastAsia="Times New Roman" w:hAnsi="Times New Roman"/>
+                <w:b w:val="false"/>
+                <w:bCs w:val="false"/>
+                <w:color w:val="000000"/>
+                <w:sz w:val="18"/>
+                <w:szCs w:val="18"/>
+              </w:rPr>
+              <w:t xml:space="preserve">$1.1bn</w:t>
+            </w:r>
+          </w:p>
+        </w:tc>
+        <w:tc>
+          <w:tcPr>
+            <w:tcW w:type="dxa" w:w="1300"/>
+            <w:tcBorders>
+              <w:top w:val="single" w:color="C9B3B0" w:sz="4"/>
+              <w:left w:val="single" w:color="C9B3B0" w:sz="4"/>
+              <w:bottom w:val="single" w:color="C9B3B0" w:sz="4"/>
+              <w:right w:val="single" w:color="C9B3B0" w:sz="4"/>
+            </w:tcBorders>
+            <w:tcMar>
+              <w:top w:type="dxa" w:w="60"/>
+              <w:left w:type="dxa" w:w="90"/>
+              <w:bottom w:type="dxa" w:w="60"/>
+              <w:right w:type="dxa" w:w="90"/>
+            </w:tcMar>
+          </w:tcPr>
+          <w:p>
+            <w:pPr>
+              <w:spacing w:after="0" w:before="0"/>
+            </w:pPr>
+            <w:r>
+              <w:rPr>
+                <w:rFonts w:ascii="Times New Roman" w:cs="Times New Roman" w:eastAsia="Times New Roman" w:hAnsi="Times New Roman"/>
+                <w:b w:val="false"/>
+                <w:bCs w:val="false"/>
+                <w:color w:val="000000"/>
+                <w:sz w:val="18"/>
+                <w:szCs w:val="18"/>
+              </w:rPr>
+              <w:t xml:space="preserve">BB-</w:t>
+            </w:r>
+          </w:p>
+        </w:tc>
+        <w:tc>
+          <w:tcPr>
+            <w:tcW w:type="dxa" w:w="1550"/>
+            <w:tcBorders>
+              <w:top w:val="single" w:color="C9B3B0" w:sz="4"/>
+              <w:left w:val="single" w:color="C9B3B0" w:sz="4"/>
+              <w:bottom w:val="single" w:color="C9B3B0" w:sz="4"/>
+              <w:right w:val="single" w:color="C9B3B0" w:sz="4"/>
+            </w:tcBorders>
+            <w:tcMar>
+              <w:top w:type="dxa" w:w="60"/>
+              <w:left w:type="dxa" w:w="90"/>
+              <w:bottom w:type="dxa" w:w="60"/>
+              <w:right w:type="dxa" w:w="90"/>
+            </w:tcMar>
+          </w:tcPr>
+          <w:p>
+            <w:pPr>
+              <w:spacing w:after="0" w:before="0"/>
+            </w:pPr>
+            <w:r>
+              <w:rPr>
+                <w:rFonts w:ascii="Times New Roman" w:cs="Times New Roman" w:eastAsia="Times New Roman" w:hAnsi="Times New Roman"/>
+                <w:b w:val="false"/>
+                <w:bCs w:val="false"/>
+                <w:color w:val="000000"/>
+                <w:sz w:val="18"/>
+                <w:szCs w:val="18"/>
+              </w:rPr>
+              <w:t xml:space="preserve">9.25% yield</w:t>
+            </w:r>
+          </w:p>
+        </w:tc>
+        <w:tc>
+          <w:tcPr>
+            <w:tcW w:type="dxa" w:w="1694"/>
+            <w:tcBorders>
+              <w:top w:val="single" w:color="C9B3B0" w:sz="4"/>
+              <w:left w:val="single" w:color="C9B3B0" w:sz="4"/>
+              <w:bottom w:val="single" w:color="C9B3B0" w:sz="4"/>
+              <w:right w:val="single" w:color="C9B3B0" w:sz="4"/>
+            </w:tcBorders>
+            <w:tcMar>
+              <w:top w:type="dxa" w:w="60"/>
+              <w:left w:type="dxa" w:w="90"/>
+              <w:bottom w:type="dxa" w:w="60"/>
+              <w:right w:type="dxa" w:w="90"/>
+            </w:tcMar>
+          </w:tcPr>
+          <w:p>
+            <w:pPr>
+              <w:spacing w:after="0" w:before="0"/>
+            </w:pPr>
+            <w:r>
+              <w:rPr>
+                <w:rFonts w:ascii="Times New Roman" w:cs="Times New Roman" w:eastAsia="Times New Roman" w:hAnsi="Times New Roman"/>
+                <w:b w:val="false"/>
+                <w:bCs w:val="false"/>
+                <w:color w:val="000000"/>
+                <w:sz w:val="18"/>
+                <w:szCs w:val="18"/>
+              </w:rPr>
+              <w:t xml:space="preserve">15 yr CoreWeave lease</w:t>
+            </w:r>
+          </w:p>
+        </w:tc>
+      </w:tr>
+      <w:tr>
+        <w:trPr>
+          <w:cantSplit/>
+        </w:trPr>
+        <w:tc>
+          <w:tcPr>
+            <w:tcW w:type="dxa" w:w="2500"/>
+            <w:tcBorders>
+              <w:top w:val="single" w:color="C9B3B0" w:sz="4"/>
+              <w:left w:val="single" w:color="C9B3B0" w:sz="4"/>
+              <w:bottom w:val="single" w:color="C9B3B0" w:sz="4"/>
+              <w:right w:val="single" w:color="C9B3B0" w:sz="4"/>
+            </w:tcBorders>
+            <w:tcMar>
+              <w:top w:type="dxa" w:w="60"/>
+              <w:left w:type="dxa" w:w="90"/>
+              <w:bottom w:type="dxa" w:w="60"/>
+              <w:right w:type="dxa" w:w="90"/>
+            </w:tcMar>
+          </w:tcPr>
+          <w:p>
+            <w:pPr>
+              <w:spacing w:after="0" w:before="0"/>
+            </w:pPr>
+            <w:r>
+              <w:rPr>
+                <w:rFonts w:ascii="Times New Roman" w:cs="Times New Roman" w:eastAsia="Times New Roman" w:hAnsi="Times New Roman"/>
+                <w:b w:val="false"/>
+                <w:bCs w:val="false"/>
+                <w:color w:val="000000"/>
+                <w:sz w:val="18"/>
+                <w:szCs w:val="18"/>
+              </w:rPr>
+              <w:t xml:space="preserve">Aligned data center ABS</w:t>
+            </w:r>
+          </w:p>
+        </w:tc>
+        <w:tc>
+          <w:tcPr>
+            <w:tcW w:type="dxa" w:w="1000"/>
+            <w:tcBorders>
+              <w:top w:val="single" w:color="C9B3B0" w:sz="4"/>
+              <w:left w:val="single" w:color="C9B3B0" w:sz="4"/>
+              <w:bottom w:val="single" w:color="C9B3B0" w:sz="4"/>
+              <w:right w:val="single" w:color="C9B3B0" w:sz="4"/>
+            </w:tcBorders>
+            <w:tcMar>
+              <w:top w:type="dxa" w:w="60"/>
+              <w:left w:type="dxa" w:w="90"/>
+              <w:bottom w:type="dxa" w:w="60"/>
+              <w:right w:type="dxa" w:w="90"/>
+            </w:tcMar>
+          </w:tcPr>
+          <w:p>
+            <w:pPr>
+              <w:spacing w:after="0" w:before="0"/>
+            </w:pPr>
+            <w:r>
+              <w:rPr>
+                <w:rFonts w:ascii="Times New Roman" w:cs="Times New Roman" w:eastAsia="Times New Roman" w:hAnsi="Times New Roman"/>
+                <w:b w:val="false"/>
+                <w:bCs w:val="false"/>
+                <w:color w:val="000000"/>
+                <w:sz w:val="18"/>
+                <w:szCs w:val="18"/>
+              </w:rPr>
+              <w:t xml:space="preserve">Jul 2026</w:t>
+            </w:r>
+          </w:p>
+        </w:tc>
+        <w:tc>
+          <w:tcPr>
+            <w:tcW w:type="dxa" w:w="1000"/>
+            <w:tcBorders>
+              <w:top w:val="single" w:color="C9B3B0" w:sz="4"/>
+              <w:left w:val="single" w:color="C9B3B0" w:sz="4"/>
+              <w:bottom w:val="single" w:color="C9B3B0" w:sz="4"/>
+              <w:right w:val="single" w:color="C9B3B0" w:sz="4"/>
+            </w:tcBorders>
+            <w:tcMar>
+              <w:top w:type="dxa" w:w="60"/>
+              <w:left w:type="dxa" w:w="90"/>
+              <w:bottom w:type="dxa" w:w="60"/>
+              <w:right w:type="dxa" w:w="90"/>
+            </w:tcMar>
+          </w:tcPr>
+          <w:p>
+            <w:pPr>
+              <w:spacing w:after="0" w:before="0"/>
+            </w:pPr>
+            <w:r>
+              <w:rPr>
+                <w:rFonts w:ascii="Times New Roman" w:cs="Times New Roman" w:eastAsia="Times New Roman" w:hAnsi="Times New Roman"/>
+                <w:b w:val="false"/>
+                <w:bCs w:val="false"/>
+                <w:color w:val="000000"/>
+                <w:sz w:val="18"/>
+                <w:szCs w:val="18"/>
+              </w:rPr>
+              <w:t xml:space="preserve">$1.18bn</w:t>
+            </w:r>
+          </w:p>
+        </w:tc>
+        <w:tc>
+          <w:tcPr>
+            <w:tcW w:type="dxa" w:w="1300"/>
+            <w:tcBorders>
+              <w:top w:val="single" w:color="C9B3B0" w:sz="4"/>
+              <w:left w:val="single" w:color="C9B3B0" w:sz="4"/>
+              <w:bottom w:val="single" w:color="C9B3B0" w:sz="4"/>
+              <w:right w:val="single" w:color="C9B3B0" w:sz="4"/>
+            </w:tcBorders>
+            <w:tcMar>
+              <w:top w:type="dxa" w:w="60"/>
+              <w:left w:type="dxa" w:w="90"/>
+              <w:bottom w:type="dxa" w:w="60"/>
+              <w:right w:type="dxa" w:w="90"/>
+            </w:tcMar>
+          </w:tcPr>
+          <w:p>
+            <w:pPr>
+              <w:spacing w:after="0" w:before="0"/>
+            </w:pPr>
+            <w:r>
+              <w:rPr>
+                <w:rFonts w:ascii="Times New Roman" w:cs="Times New Roman" w:eastAsia="Times New Roman" w:hAnsi="Times New Roman"/>
+                <w:b w:val="false"/>
+                <w:bCs w:val="false"/>
+                <w:color w:val="000000"/>
+                <w:sz w:val="18"/>
+                <w:szCs w:val="18"/>
+              </w:rPr>
+              <w:t xml:space="preserve">A- senior</w:t>
+            </w:r>
+          </w:p>
+        </w:tc>
+        <w:tc>
+          <w:tcPr>
+            <w:tcW w:type="dxa" w:w="1550"/>
+            <w:tcBorders>
+              <w:top w:val="single" w:color="C9B3B0" w:sz="4"/>
+              <w:left w:val="single" w:color="C9B3B0" w:sz="4"/>
+              <w:bottom w:val="single" w:color="C9B3B0" w:sz="4"/>
+              <w:right w:val="single" w:color="C9B3B0" w:sz="4"/>
+            </w:tcBorders>
+            <w:tcMar>
+              <w:top w:type="dxa" w:w="60"/>
+              <w:left w:type="dxa" w:w="90"/>
+              <w:bottom w:type="dxa" w:w="60"/>
+              <w:right w:type="dxa" w:w="90"/>
+            </w:tcMar>
+          </w:tcPr>
+          <w:p>
+            <w:pPr>
+              <w:spacing w:after="0" w:before="0"/>
+            </w:pPr>
+            <w:r>
+              <w:rPr>
+                <w:rFonts w:ascii="Times New Roman" w:cs="Times New Roman" w:eastAsia="Times New Roman" w:hAnsi="Times New Roman"/>
+                <w:b w:val="false"/>
+                <w:bCs w:val="false"/>
+                <w:color w:val="000000"/>
+                <w:sz w:val="18"/>
+                <w:szCs w:val="18"/>
+              </w:rPr>
+              <w:t xml:space="preserve">Not disclosed</w:t>
+            </w:r>
+          </w:p>
+        </w:tc>
+        <w:tc>
+          <w:tcPr>
+            <w:tcW w:type="dxa" w:w="1694"/>
+            <w:tcBorders>
+              <w:top w:val="single" w:color="C9B3B0" w:sz="4"/>
+              <w:left w:val="single" w:color="C9B3B0" w:sz="4"/>
+              <w:bottom w:val="single" w:color="C9B3B0" w:sz="4"/>
+              <w:right w:val="single" w:color="C9B3B0" w:sz="4"/>
+            </w:tcBorders>
+            <w:tcMar>
+              <w:top w:type="dxa" w:w="60"/>
+              <w:left w:type="dxa" w:w="90"/>
+              <w:bottom w:type="dxa" w:w="60"/>
+              <w:right w:type="dxa" w:w="90"/>
+            </w:tcMar>
+          </w:tcPr>
+          <w:p>
+            <w:pPr>
+              <w:spacing w:after="0" w:before="0"/>
+            </w:pPr>
+            <w:r>
+              <w:rPr>
+                <w:rFonts w:ascii="Times New Roman" w:cs="Times New Roman" w:eastAsia="Times New Roman" w:hAnsi="Times New Roman"/>
+                <w:b w:val="false"/>
+                <w:bCs w:val="false"/>
+                <w:color w:val="000000"/>
+                <w:sz w:val="18"/>
+                <w:szCs w:val="18"/>
+              </w:rPr>
+              <w:t xml:space="preserve">70% LTV</w:t>
+            </w:r>
+          </w:p>
+        </w:tc>
+      </w:tr>
+      <w:tr>
+        <w:trPr>
+          <w:cantSplit/>
+        </w:trPr>
+        <w:tc>
+          <w:tcPr>
+            <w:tcW w:type="dxa" w:w="2500"/>
+            <w:tcBorders>
+              <w:top w:val="single" w:color="C9B3B0" w:sz="4"/>
+              <w:left w:val="single" w:color="C9B3B0" w:sz="4"/>
+              <w:bottom w:val="single" w:color="C9B3B0" w:sz="4"/>
+              <w:right w:val="single" w:color="C9B3B0" w:sz="4"/>
+            </w:tcBorders>
+            <w:tcMar>
+              <w:top w:type="dxa" w:w="60"/>
+              <w:left w:type="dxa" w:w="90"/>
+              <w:bottom w:type="dxa" w:w="60"/>
+              <w:right w:type="dxa" w:w="90"/>
+            </w:tcMar>
+          </w:tcPr>
+          <w:p>
+            <w:pPr>
+              <w:spacing w:after="0" w:before="0"/>
+            </w:pPr>
+            <w:r>
+              <w:rPr>
+                <w:rFonts w:ascii="Times New Roman" w:cs="Times New Roman" w:eastAsia="Times New Roman" w:hAnsi="Times New Roman"/>
+                <w:b w:val="false"/>
+                <w:bCs w:val="false"/>
+                <w:color w:val="000000"/>
+                <w:sz w:val="18"/>
+                <w:szCs w:val="18"/>
+              </w:rPr>
+              <w:t xml:space="preserve">BX 2026 VLT10 CMBS</w:t>
+            </w:r>
+          </w:p>
+        </w:tc>
+        <w:tc>
+          <w:tcPr>
+            <w:tcW w:type="dxa" w:w="1000"/>
+            <w:tcBorders>
+              <w:top w:val="single" w:color="C9B3B0" w:sz="4"/>
+              <w:left w:val="single" w:color="C9B3B0" w:sz="4"/>
+              <w:bottom w:val="single" w:color="C9B3B0" w:sz="4"/>
+              <w:right w:val="single" w:color="C9B3B0" w:sz="4"/>
+            </w:tcBorders>
+            <w:tcMar>
+              <w:top w:type="dxa" w:w="60"/>
+              <w:left w:type="dxa" w:w="90"/>
+              <w:bottom w:type="dxa" w:w="60"/>
+              <w:right w:type="dxa" w:w="90"/>
+            </w:tcMar>
+          </w:tcPr>
+          <w:p>
+            <w:pPr>
+              <w:spacing w:after="0" w:before="0"/>
+            </w:pPr>
+            <w:r>
+              <w:rPr>
+                <w:rFonts w:ascii="Times New Roman" w:cs="Times New Roman" w:eastAsia="Times New Roman" w:hAnsi="Times New Roman"/>
+                <w:b w:val="false"/>
+                <w:bCs w:val="false"/>
+                <w:color w:val="000000"/>
+                <w:sz w:val="18"/>
+                <w:szCs w:val="18"/>
+              </w:rPr>
+              <w:t xml:space="preserve">Jun 2026</w:t>
+            </w:r>
+          </w:p>
+        </w:tc>
+        <w:tc>
+          <w:tcPr>
+            <w:tcW w:type="dxa" w:w="1000"/>
+            <w:tcBorders>
+              <w:top w:val="single" w:color="C9B3B0" w:sz="4"/>
+              <w:left w:val="single" w:color="C9B3B0" w:sz="4"/>
+              <w:bottom w:val="single" w:color="C9B3B0" w:sz="4"/>
+              <w:right w:val="single" w:color="C9B3B0" w:sz="4"/>
+            </w:tcBorders>
+            <w:tcMar>
+              <w:top w:type="dxa" w:w="60"/>
+              <w:left w:type="dxa" w:w="90"/>
+              <w:bottom w:type="dxa" w:w="60"/>
+              <w:right w:type="dxa" w:w="90"/>
+            </w:tcMar>
+          </w:tcPr>
+          <w:p>
+            <w:pPr>
+              <w:spacing w:after="0" w:before="0"/>
+            </w:pPr>
+            <w:r>
+              <w:rPr>
+                <w:rFonts w:ascii="Times New Roman" w:cs="Times New Roman" w:eastAsia="Times New Roman" w:hAnsi="Times New Roman"/>
+                <w:b w:val="false"/>
+                <w:bCs w:val="false"/>
+                <w:color w:val="000000"/>
+                <w:sz w:val="18"/>
+                <w:szCs w:val="18"/>
+              </w:rPr>
+              <w:t xml:space="preserve">$1.26bn</w:t>
+            </w:r>
+          </w:p>
+        </w:tc>
+        <w:tc>
+          <w:tcPr>
+            <w:tcW w:type="dxa" w:w="1300"/>
+            <w:tcBorders>
+              <w:top w:val="single" w:color="C9B3B0" w:sz="4"/>
+              <w:left w:val="single" w:color="C9B3B0" w:sz="4"/>
+              <w:bottom w:val="single" w:color="C9B3B0" w:sz="4"/>
+              <w:right w:val="single" w:color="C9B3B0" w:sz="4"/>
+            </w:tcBorders>
+            <w:tcMar>
+              <w:top w:type="dxa" w:w="60"/>
+              <w:left w:type="dxa" w:w="90"/>
+              <w:bottom w:type="dxa" w:w="60"/>
+              <w:right w:type="dxa" w:w="90"/>
+            </w:tcMar>
+          </w:tcPr>
+          <w:p>
+            <w:pPr>
+              <w:spacing w:after="0" w:before="0"/>
+            </w:pPr>
+            <w:r>
+              <w:rPr>
+                <w:rFonts w:ascii="Times New Roman" w:cs="Times New Roman" w:eastAsia="Times New Roman" w:hAnsi="Times New Roman"/>
+                <w:b w:val="false"/>
+                <w:bCs w:val="false"/>
+                <w:color w:val="000000"/>
+                <w:sz w:val="18"/>
+                <w:szCs w:val="18"/>
+              </w:rPr>
+              <w:t xml:space="preserve">KBRA rated</w:t>
+            </w:r>
+          </w:p>
+        </w:tc>
+        <w:tc>
+          <w:tcPr>
+            <w:tcW w:type="dxa" w:w="1550"/>
+            <w:tcBorders>
+              <w:top w:val="single" w:color="C9B3B0" w:sz="4"/>
+              <w:left w:val="single" w:color="C9B3B0" w:sz="4"/>
+              <w:bottom w:val="single" w:color="C9B3B0" w:sz="4"/>
+              <w:right w:val="single" w:color="C9B3B0" w:sz="4"/>
+            </w:tcBorders>
+            <w:tcMar>
+              <w:top w:type="dxa" w:w="60"/>
+              <w:left w:type="dxa" w:w="90"/>
+              <w:bottom w:type="dxa" w:w="60"/>
+              <w:right w:type="dxa" w:w="90"/>
+            </w:tcMar>
+          </w:tcPr>
+          <w:p>
+            <w:pPr>
+              <w:spacing w:after="0" w:before="0"/>
+            </w:pPr>
+            <w:r>
+              <w:rPr>
+                <w:rFonts w:ascii="Times New Roman" w:cs="Times New Roman" w:eastAsia="Times New Roman" w:hAnsi="Times New Roman"/>
+                <w:b w:val="false"/>
+                <w:bCs w:val="false"/>
+                <w:color w:val="000000"/>
+                <w:sz w:val="18"/>
+                <w:szCs w:val="18"/>
+              </w:rPr>
+              <w:t xml:space="preserve">Not disclosed</w:t>
+            </w:r>
+          </w:p>
+        </w:tc>
+        <w:tc>
+          <w:tcPr>
+            <w:tcW w:type="dxa" w:w="1694"/>
+            <w:tcBorders>
+              <w:top w:val="single" w:color="C9B3B0" w:sz="4"/>
+              <w:left w:val="single" w:color="C9B3B0" w:sz="4"/>
+              <w:bottom w:val="single" w:color="C9B3B0" w:sz="4"/>
+              <w:right w:val="single" w:color="C9B3B0" w:sz="4"/>
+            </w:tcBorders>
+            <w:tcMar>
+              <w:top w:type="dxa" w:w="60"/>
+              <w:left w:type="dxa" w:w="90"/>
+              <w:bottom w:type="dxa" w:w="60"/>
+              <w:right w:type="dxa" w:w="90"/>
+            </w:tcMar>
+          </w:tcPr>
+          <w:p>
+            <w:pPr>
+              <w:spacing w:after="0" w:before="0"/>
+            </w:pPr>
+            <w:r>
+              <w:rPr>
+                <w:rFonts w:ascii="Times New Roman" w:cs="Times New Roman" w:eastAsia="Times New Roman" w:hAnsi="Times New Roman"/>
+                <w:b w:val="false"/>
+                <w:bCs w:val="false"/>
+                <w:color w:val="000000"/>
+                <w:sz w:val="18"/>
+                <w:szCs w:val="18"/>
+              </w:rPr>
+              <w:t xml:space="preserve">108% KBRA LTV</w:t>
+            </w:r>
+          </w:p>
+        </w:tc>
+      </w:tr>
+      <w:tr>
+        <w:trPr>
+          <w:cantSplit/>
+        </w:trPr>
+        <w:tc>
+          <w:tcPr>
+            <w:tcW w:type="dxa" w:w="2500"/>
+            <w:tcBorders>
+              <w:top w:val="single" w:color="C9B3B0" w:sz="4"/>
+              <w:left w:val="single" w:color="C9B3B0" w:sz="4"/>
+              <w:bottom w:val="single" w:color="C9B3B0" w:sz="4"/>
+              <w:right w:val="single" w:color="C9B3B0" w:sz="4"/>
+            </w:tcBorders>
+            <w:tcMar>
+              <w:top w:type="dxa" w:w="60"/>
+              <w:left w:type="dxa" w:w="90"/>
+              <w:bottom w:type="dxa" w:w="60"/>
+              <w:right w:type="dxa" w:w="90"/>
+            </w:tcMar>
+          </w:tcPr>
+          <w:p>
+            <w:pPr>
+              <w:spacing w:after="0" w:before="0"/>
+            </w:pPr>
+            <w:r>
+              <w:rPr>
+                <w:rFonts w:ascii="Times New Roman" w:cs="Times New Roman" w:eastAsia="Times New Roman" w:hAnsi="Times New Roman"/>
+                <w:b w:val="false"/>
+                <w:bCs w:val="false"/>
+                <w:color w:val="000000"/>
+                <w:sz w:val="18"/>
+                <w:szCs w:val="18"/>
+              </w:rPr>
+              <w:t xml:space="preserve">CoreWeave DDTL 4.0</w:t>
+            </w:r>
+          </w:p>
+        </w:tc>
+        <w:tc>
+          <w:tcPr>
+            <w:tcW w:type="dxa" w:w="1000"/>
+            <w:tcBorders>
+              <w:top w:val="single" w:color="C9B3B0" w:sz="4"/>
+              <w:left w:val="single" w:color="C9B3B0" w:sz="4"/>
+              <w:bottom w:val="single" w:color="C9B3B0" w:sz="4"/>
+              <w:right w:val="single" w:color="C9B3B0" w:sz="4"/>
+            </w:tcBorders>
+            <w:tcMar>
+              <w:top w:type="dxa" w:w="60"/>
+              <w:left w:type="dxa" w:w="90"/>
+              <w:bottom w:type="dxa" w:w="60"/>
+              <w:right w:type="dxa" w:w="90"/>
+            </w:tcMar>
+          </w:tcPr>
+          <w:p>
+            <w:pPr>
+              <w:spacing w:after="0" w:before="0"/>
+            </w:pPr>
+            <w:r>
+              <w:rPr>
+                <w:rFonts w:ascii="Times New Roman" w:cs="Times New Roman" w:eastAsia="Times New Roman" w:hAnsi="Times New Roman"/>
+                <w:b w:val="false"/>
+                <w:bCs w:val="false"/>
+                <w:color w:val="000000"/>
+                <w:sz w:val="18"/>
+                <w:szCs w:val="18"/>
+              </w:rPr>
+              <w:t xml:space="preserve">Mar 2026</w:t>
+            </w:r>
+          </w:p>
+        </w:tc>
+        <w:tc>
+          <w:tcPr>
+            <w:tcW w:type="dxa" w:w="1000"/>
+            <w:tcBorders>
+              <w:top w:val="single" w:color="C9B3B0" w:sz="4"/>
+              <w:left w:val="single" w:color="C9B3B0" w:sz="4"/>
+              <w:bottom w:val="single" w:color="C9B3B0" w:sz="4"/>
+              <w:right w:val="single" w:color="C9B3B0" w:sz="4"/>
+            </w:tcBorders>
+            <w:tcMar>
+              <w:top w:type="dxa" w:w="60"/>
+              <w:left w:type="dxa" w:w="90"/>
+              <w:bottom w:type="dxa" w:w="60"/>
+              <w:right w:type="dxa" w:w="90"/>
+            </w:tcMar>
+          </w:tcPr>
+          <w:p>
+            <w:pPr>
+              <w:spacing w:after="0" w:before="0"/>
+            </w:pPr>
+            <w:r>
+              <w:rPr>
+                <w:rFonts w:ascii="Times New Roman" w:cs="Times New Roman" w:eastAsia="Times New Roman" w:hAnsi="Times New Roman"/>
+                <w:b w:val="false"/>
+                <w:bCs w:val="false"/>
+                <w:color w:val="000000"/>
+                <w:sz w:val="18"/>
+                <w:szCs w:val="18"/>
+              </w:rPr>
+              <w:t xml:space="preserve">$8.5bn</w:t>
+            </w:r>
+          </w:p>
+        </w:tc>
+        <w:tc>
+          <w:tcPr>
+            <w:tcW w:type="dxa" w:w="1300"/>
+            <w:tcBorders>
+              <w:top w:val="single" w:color="C9B3B0" w:sz="4"/>
+              <w:left w:val="single" w:color="C9B3B0" w:sz="4"/>
+              <w:bottom w:val="single" w:color="C9B3B0" w:sz="4"/>
+              <w:right w:val="single" w:color="C9B3B0" w:sz="4"/>
+            </w:tcBorders>
+            <w:tcMar>
+              <w:top w:type="dxa" w:w="60"/>
+              <w:left w:type="dxa" w:w="90"/>
+              <w:bottom w:type="dxa" w:w="60"/>
+              <w:right w:type="dxa" w:w="90"/>
+            </w:tcMar>
+          </w:tcPr>
+          <w:p>
+            <w:pPr>
+              <w:spacing w:after="0" w:before="0"/>
+            </w:pPr>
+            <w:r>
+              <w:rPr>
+                <w:rFonts w:ascii="Times New Roman" w:cs="Times New Roman" w:eastAsia="Times New Roman" w:hAnsi="Times New Roman"/>
+                <w:b w:val="false"/>
+                <w:bCs w:val="false"/>
+                <w:color w:val="000000"/>
+                <w:sz w:val="18"/>
+                <w:szCs w:val="18"/>
+              </w:rPr>
+              <w:t xml:space="preserve">A3</w:t>
+            </w:r>
+          </w:p>
+        </w:tc>
+        <w:tc>
+          <w:tcPr>
+            <w:tcW w:type="dxa" w:w="1550"/>
+            <w:tcBorders>
+              <w:top w:val="single" w:color="C9B3B0" w:sz="4"/>
+              <w:left w:val="single" w:color="C9B3B0" w:sz="4"/>
+              <w:bottom w:val="single" w:color="C9B3B0" w:sz="4"/>
+              <w:right w:val="single" w:color="C9B3B0" w:sz="4"/>
+            </w:tcBorders>
+            <w:tcMar>
+              <w:top w:type="dxa" w:w="60"/>
+              <w:left w:type="dxa" w:w="90"/>
+              <w:bottom w:type="dxa" w:w="60"/>
+              <w:right w:type="dxa" w:w="90"/>
+            </w:tcMar>
+          </w:tcPr>
+          <w:p>
+            <w:pPr>
+              <w:spacing w:after="0" w:before="0"/>
+            </w:pPr>
+            <w:r>
+              <w:rPr>
+                <w:rFonts w:ascii="Times New Roman" w:cs="Times New Roman" w:eastAsia="Times New Roman" w:hAnsi="Times New Roman"/>
+                <w:b w:val="false"/>
+                <w:bCs w:val="false"/>
+                <w:color w:val="000000"/>
+                <w:sz w:val="18"/>
+                <w:szCs w:val="18"/>
+              </w:rPr>
+              <w:t xml:space="preserve">SOFR+225</w:t>
+            </w:r>
+          </w:p>
+        </w:tc>
+        <w:tc>
+          <w:tcPr>
+            <w:tcW w:type="dxa" w:w="1694"/>
+            <w:tcBorders>
+              <w:top w:val="single" w:color="C9B3B0" w:sz="4"/>
+              <w:left w:val="single" w:color="C9B3B0" w:sz="4"/>
+              <w:bottom w:val="single" w:color="C9B3B0" w:sz="4"/>
+              <w:right w:val="single" w:color="C9B3B0" w:sz="4"/>
+            </w:tcBorders>
+            <w:tcMar>
+              <w:top w:type="dxa" w:w="60"/>
+              <w:left w:type="dxa" w:w="90"/>
+              <w:bottom w:type="dxa" w:w="60"/>
+              <w:right w:type="dxa" w:w="90"/>
+            </w:tcMar>
+          </w:tcPr>
+          <w:p>
+            <w:pPr>
+              <w:spacing w:after="0" w:before="0"/>
+            </w:pPr>
+            <w:r>
+              <w:rPr>
+                <w:rFonts w:ascii="Times New Roman" w:cs="Times New Roman" w:eastAsia="Times New Roman" w:hAnsi="Times New Roman"/>
+                <w:b w:val="false"/>
+                <w:bCs w:val="false"/>
+                <w:color w:val="000000"/>
+                <w:sz w:val="18"/>
+                <w:szCs w:val="18"/>
+              </w:rPr>
+              <w:t xml:space="preserve">GPUs, Meta contract</w:t>
+            </w:r>
+          </w:p>
+        </w:tc>
+      </w:tr>
+      <w:tr>
+        <w:trPr>
+          <w:cantSplit/>
+        </w:trPr>
+        <w:tc>
+          <w:tcPr>
+            <w:tcW w:type="dxa" w:w="2500"/>
+            <w:tcBorders>
+              <w:top w:val="single" w:color="C9B3B0" w:sz="4"/>
+              <w:left w:val="single" w:color="C9B3B0" w:sz="4"/>
+              <w:bottom w:val="single" w:color="C9B3B0" w:sz="4"/>
+              <w:right w:val="single" w:color="C9B3B0" w:sz="4"/>
+            </w:tcBorders>
+            <w:tcMar>
+              <w:top w:type="dxa" w:w="60"/>
+              <w:left w:type="dxa" w:w="90"/>
+              <w:bottom w:type="dxa" w:w="60"/>
+              <w:right w:type="dxa" w:w="90"/>
+            </w:tcMar>
+          </w:tcPr>
+          <w:p>
+            <w:pPr>
+              <w:spacing w:after="0" w:before="0"/>
+            </w:pPr>
+            <w:r>
+              <w:rPr>
+                <w:rFonts w:ascii="Times New Roman" w:cs="Times New Roman" w:eastAsia="Times New Roman" w:hAnsi="Times New Roman"/>
+                <w:b w:val="false"/>
+                <w:bCs w:val="false"/>
+                <w:color w:val="000000"/>
+                <w:sz w:val="18"/>
+                <w:szCs w:val="18"/>
+              </w:rPr>
+              <w:t xml:space="preserve">CoreWeave DDTL 5.5</w:t>
+            </w:r>
+          </w:p>
+        </w:tc>
+        <w:tc>
+          <w:tcPr>
+            <w:tcW w:type="dxa" w:w="1000"/>
+            <w:tcBorders>
+              <w:top w:val="single" w:color="C9B3B0" w:sz="4"/>
+              <w:left w:val="single" w:color="C9B3B0" w:sz="4"/>
+              <w:bottom w:val="single" w:color="C9B3B0" w:sz="4"/>
+              <w:right w:val="single" w:color="C9B3B0" w:sz="4"/>
+            </w:tcBorders>
+            <w:tcMar>
+              <w:top w:type="dxa" w:w="60"/>
+              <w:left w:type="dxa" w:w="90"/>
+              <w:bottom w:type="dxa" w:w="60"/>
+              <w:right w:type="dxa" w:w="90"/>
+            </w:tcMar>
+          </w:tcPr>
+          <w:p>
+            <w:pPr>
+              <w:spacing w:after="0" w:before="0"/>
+            </w:pPr>
+            <w:r>
+              <w:rPr>
+                <w:rFonts w:ascii="Times New Roman" w:cs="Times New Roman" w:eastAsia="Times New Roman" w:hAnsi="Times New Roman"/>
+                <w:b w:val="false"/>
+                <w:bCs w:val="false"/>
+                <w:color w:val="000000"/>
+                <w:sz w:val="18"/>
+                <w:szCs w:val="18"/>
+              </w:rPr>
+              <w:t xml:space="preserve">Aug 2026</w:t>
+            </w:r>
+          </w:p>
+        </w:tc>
+        <w:tc>
+          <w:tcPr>
+            <w:tcW w:type="dxa" w:w="1000"/>
+            <w:tcBorders>
+              <w:top w:val="single" w:color="C9B3B0" w:sz="4"/>
+              <w:left w:val="single" w:color="C9B3B0" w:sz="4"/>
+              <w:bottom w:val="single" w:color="C9B3B0" w:sz="4"/>
+              <w:right w:val="single" w:color="C9B3B0" w:sz="4"/>
+            </w:tcBorders>
+            <w:tcMar>
+              <w:top w:type="dxa" w:w="60"/>
+              <w:left w:type="dxa" w:w="90"/>
+              <w:bottom w:type="dxa" w:w="60"/>
+              <w:right w:type="dxa" w:w="90"/>
+            </w:tcMar>
+          </w:tcPr>
+          <w:p>
+            <w:pPr>
+              <w:spacing w:after="0" w:before="0"/>
+            </w:pPr>
+            <w:r>
+              <w:rPr>
+                <w:rFonts w:ascii="Times New Roman" w:cs="Times New Roman" w:eastAsia="Times New Roman" w:hAnsi="Times New Roman"/>
+                <w:b w:val="false"/>
+                <w:bCs w:val="false"/>
+                <w:color w:val="000000"/>
+                <w:sz w:val="18"/>
+                <w:szCs w:val="18"/>
+              </w:rPr>
+              <w:t xml:space="preserve">$2.6bn</w:t>
+            </w:r>
+          </w:p>
+        </w:tc>
+        <w:tc>
+          <w:tcPr>
+            <w:tcW w:type="dxa" w:w="1300"/>
+            <w:tcBorders>
+              <w:top w:val="single" w:color="C9B3B0" w:sz="4"/>
+              <w:left w:val="single" w:color="C9B3B0" w:sz="4"/>
+              <w:bottom w:val="single" w:color="C9B3B0" w:sz="4"/>
+              <w:right w:val="single" w:color="C9B3B0" w:sz="4"/>
+            </w:tcBorders>
+            <w:tcMar>
+              <w:top w:type="dxa" w:w="60"/>
+              <w:left w:type="dxa" w:w="90"/>
+              <w:bottom w:type="dxa" w:w="60"/>
+              <w:right w:type="dxa" w:w="90"/>
+            </w:tcMar>
+          </w:tcPr>
+          <w:p>
+            <w:pPr>
+              <w:spacing w:after="0" w:before="0"/>
+            </w:pPr>
+            <w:r>
+              <w:rPr>
+                <w:rFonts w:ascii="Times New Roman" w:cs="Times New Roman" w:eastAsia="Times New Roman" w:hAnsi="Times New Roman"/>
+                <w:b w:val="false"/>
+                <w:bCs w:val="false"/>
+                <w:color w:val="000000"/>
+                <w:sz w:val="18"/>
+                <w:szCs w:val="18"/>
+              </w:rPr>
+              <w:t xml:space="preserve">Ba2 / BB+</w:t>
+            </w:r>
+          </w:p>
+        </w:tc>
+        <w:tc>
+          <w:tcPr>
+            <w:tcW w:type="dxa" w:w="1550"/>
+            <w:tcBorders>
+              <w:top w:val="single" w:color="C9B3B0" w:sz="4"/>
+              <w:left w:val="single" w:color="C9B3B0" w:sz="4"/>
+              <w:bottom w:val="single" w:color="C9B3B0" w:sz="4"/>
+              <w:right w:val="single" w:color="C9B3B0" w:sz="4"/>
+            </w:tcBorders>
+            <w:tcMar>
+              <w:top w:type="dxa" w:w="60"/>
+              <w:left w:type="dxa" w:w="90"/>
+              <w:bottom w:type="dxa" w:w="60"/>
+              <w:right w:type="dxa" w:w="90"/>
+            </w:tcMar>
+          </w:tcPr>
+          <w:p>
+            <w:pPr>
+              <w:spacing w:after="0" w:before="0"/>
+            </w:pPr>
+            <w:r>
+              <w:rPr>
+                <w:rFonts w:ascii="Times New Roman" w:cs="Times New Roman" w:eastAsia="Times New Roman" w:hAnsi="Times New Roman"/>
+                <w:b w:val="false"/>
+                <w:bCs w:val="false"/>
+                <w:color w:val="000000"/>
+                <w:sz w:val="18"/>
+                <w:szCs w:val="18"/>
+              </w:rPr>
+              <w:t xml:space="preserve">SOFR+550</w:t>
+            </w:r>
+          </w:p>
+        </w:tc>
+        <w:tc>
+          <w:tcPr>
+            <w:tcW w:type="dxa" w:w="1694"/>
+            <w:tcBorders>
+              <w:top w:val="single" w:color="C9B3B0" w:sz="4"/>
+              <w:left w:val="single" w:color="C9B3B0" w:sz="4"/>
+              <w:bottom w:val="single" w:color="C9B3B0" w:sz="4"/>
+              <w:right w:val="single" w:color="C9B3B0" w:sz="4"/>
+            </w:tcBorders>
+            <w:tcMar>
+              <w:top w:type="dxa" w:w="60"/>
+              <w:left w:type="dxa" w:w="90"/>
+              <w:bottom w:type="dxa" w:w="60"/>
+              <w:right w:type="dxa" w:w="90"/>
+            </w:tcMar>
+          </w:tcPr>
+          <w:p>
+            <w:pPr>
+              <w:spacing w:after="0" w:before="0"/>
+            </w:pPr>
+            <w:r>
+              <w:rPr>
+                <w:rFonts w:ascii="Times New Roman" w:cs="Times New Roman" w:eastAsia="Times New Roman" w:hAnsi="Times New Roman"/>
+                <w:b w:val="false"/>
+                <w:bCs w:val="false"/>
+                <w:color w:val="000000"/>
+                <w:sz w:val="18"/>
+                <w:szCs w:val="18"/>
+              </w:rPr>
+              <w:t xml:space="preserve">GPUs, ~3 yr contracts</w:t>
+            </w:r>
+          </w:p>
+        </w:tc>
+      </w:tr>
+      <w:tr>
+        <w:trPr>
+          <w:cantSplit/>
+        </w:trPr>
+        <w:tc>
+          <w:tcPr>
+            <w:tcW w:type="dxa" w:w="2500"/>
+            <w:tcBorders>
+              <w:top w:val="single" w:color="C9B3B0" w:sz="4"/>
+              <w:left w:val="single" w:color="C9B3B0" w:sz="4"/>
+              <w:bottom w:val="single" w:color="C9B3B0" w:sz="4"/>
+              <w:right w:val="single" w:color="C9B3B0" w:sz="4"/>
+            </w:tcBorders>
+            <w:tcMar>
+              <w:top w:type="dxa" w:w="60"/>
+              <w:left w:type="dxa" w:w="90"/>
+              <w:bottom w:type="dxa" w:w="60"/>
+              <w:right w:type="dxa" w:w="90"/>
+            </w:tcMar>
+          </w:tcPr>
+          <w:p>
+            <w:pPr>
+              <w:spacing w:after="0" w:before="0"/>
+            </w:pPr>
+            <w:r>
+              <w:rPr>
+                <w:rFonts w:ascii="Times New Roman" w:cs="Times New Roman" w:eastAsia="Times New Roman" w:hAnsi="Times New Roman"/>
+                <w:b w:val="false"/>
+                <w:bCs w:val="false"/>
+                <w:color w:val="000000"/>
+                <w:sz w:val="18"/>
+                <w:szCs w:val="18"/>
+              </w:rPr>
+              <w:t xml:space="preserve">Lambda term loan B</w:t>
+            </w:r>
+          </w:p>
+        </w:tc>
+        <w:tc>
+          <w:tcPr>
+            <w:tcW w:type="dxa" w:w="1000"/>
+            <w:tcBorders>
+              <w:top w:val="single" w:color="C9B3B0" w:sz="4"/>
+              <w:left w:val="single" w:color="C9B3B0" w:sz="4"/>
+              <w:bottom w:val="single" w:color="C9B3B0" w:sz="4"/>
+              <w:right w:val="single" w:color="C9B3B0" w:sz="4"/>
+            </w:tcBorders>
+            <w:tcMar>
+              <w:top w:type="dxa" w:w="60"/>
+              <w:left w:type="dxa" w:w="90"/>
+              <w:bottom w:type="dxa" w:w="60"/>
+              <w:right w:type="dxa" w:w="90"/>
+            </w:tcMar>
+          </w:tcPr>
+          <w:p>
+            <w:pPr>
+              <w:spacing w:after="0" w:before="0"/>
+            </w:pPr>
+            <w:r>
+              <w:rPr>
+                <w:rFonts w:ascii="Times New Roman" w:cs="Times New Roman" w:eastAsia="Times New Roman" w:hAnsi="Times New Roman"/>
+                <w:b w:val="false"/>
+                <w:bCs w:val="false"/>
+                <w:color w:val="000000"/>
+                <w:sz w:val="18"/>
+                <w:szCs w:val="18"/>
+              </w:rPr>
+              <w:t xml:space="preserve">Aug 2026</w:t>
+            </w:r>
+          </w:p>
+        </w:tc>
+        <w:tc>
+          <w:tcPr>
+            <w:tcW w:type="dxa" w:w="1000"/>
+            <w:tcBorders>
+              <w:top w:val="single" w:color="C9B3B0" w:sz="4"/>
+              <w:left w:val="single" w:color="C9B3B0" w:sz="4"/>
+              <w:bottom w:val="single" w:color="C9B3B0" w:sz="4"/>
+              <w:right w:val="single" w:color="C9B3B0" w:sz="4"/>
+            </w:tcBorders>
+            <w:tcMar>
+              <w:top w:type="dxa" w:w="60"/>
+              <w:left w:type="dxa" w:w="90"/>
+              <w:bottom w:type="dxa" w:w="60"/>
+              <w:right w:type="dxa" w:w="90"/>
+            </w:tcMar>
+          </w:tcPr>
+          <w:p>
+            <w:pPr>
+              <w:spacing w:after="0" w:before="0"/>
+            </w:pPr>
+            <w:r>
+              <w:rPr>
+                <w:rFonts w:ascii="Times New Roman" w:cs="Times New Roman" w:eastAsia="Times New Roman" w:hAnsi="Times New Roman"/>
+                <w:b w:val="false"/>
+                <w:bCs w:val="false"/>
+                <w:color w:val="000000"/>
+                <w:sz w:val="18"/>
+                <w:szCs w:val="18"/>
+              </w:rPr>
+              <w:t xml:space="preserve">$926m</w:t>
+            </w:r>
+          </w:p>
+        </w:tc>
+        <w:tc>
+          <w:tcPr>
+            <w:tcW w:type="dxa" w:w="1300"/>
+            <w:tcBorders>
+              <w:top w:val="single" w:color="C9B3B0" w:sz="4"/>
+              <w:left w:val="single" w:color="C9B3B0" w:sz="4"/>
+              <w:bottom w:val="single" w:color="C9B3B0" w:sz="4"/>
+              <w:right w:val="single" w:color="C9B3B0" w:sz="4"/>
+            </w:tcBorders>
+            <w:tcMar>
+              <w:top w:type="dxa" w:w="60"/>
+              <w:left w:type="dxa" w:w="90"/>
+              <w:bottom w:type="dxa" w:w="60"/>
+              <w:right w:type="dxa" w:w="90"/>
+            </w:tcMar>
+          </w:tcPr>
+          <w:p>
+            <w:pPr>
+              <w:spacing w:after="0" w:before="0"/>
+            </w:pPr>
+            <w:r>
+              <w:rPr>
+                <w:rFonts w:ascii="Times New Roman" w:cs="Times New Roman" w:eastAsia="Times New Roman" w:hAnsi="Times New Roman"/>
+                <w:b w:val="false"/>
+                <w:bCs w:val="false"/>
+                <w:color w:val="000000"/>
+                <w:sz w:val="18"/>
+                <w:szCs w:val="18"/>
+              </w:rPr>
+              <w:t xml:space="preserve">Baa2</w:t>
+            </w:r>
+          </w:p>
+        </w:tc>
+        <w:tc>
+          <w:tcPr>
+            <w:tcW w:type="dxa" w:w="1550"/>
+            <w:tcBorders>
+              <w:top w:val="single" w:color="C9B3B0" w:sz="4"/>
+              <w:left w:val="single" w:color="C9B3B0" w:sz="4"/>
+              <w:bottom w:val="single" w:color="C9B3B0" w:sz="4"/>
+              <w:right w:val="single" w:color="C9B3B0" w:sz="4"/>
+            </w:tcBorders>
+            <w:tcMar>
+              <w:top w:type="dxa" w:w="60"/>
+              <w:left w:type="dxa" w:w="90"/>
+              <w:bottom w:type="dxa" w:w="60"/>
+              <w:right w:type="dxa" w:w="90"/>
+            </w:tcMar>
+          </w:tcPr>
+          <w:p>
+            <w:pPr>
+              <w:spacing w:after="0" w:before="0"/>
+            </w:pPr>
+            <w:r>
+              <w:rPr>
+                <w:rFonts w:ascii="Times New Roman" w:cs="Times New Roman" w:eastAsia="Times New Roman" w:hAnsi="Times New Roman"/>
+                <w:b w:val="false"/>
+                <w:bCs w:val="false"/>
+                <w:color w:val="000000"/>
+                <w:sz w:val="18"/>
+                <w:szCs w:val="18"/>
+              </w:rPr>
+              <w:t xml:space="preserve">SOFR+300</w:t>
+            </w:r>
+          </w:p>
+        </w:tc>
+        <w:tc>
+          <w:tcPr>
+            <w:tcW w:type="dxa" w:w="1694"/>
+            <w:tcBorders>
+              <w:top w:val="single" w:color="C9B3B0" w:sz="4"/>
+              <w:left w:val="single" w:color="C9B3B0" w:sz="4"/>
+              <w:bottom w:val="single" w:color="C9B3B0" w:sz="4"/>
+              <w:right w:val="single" w:color="C9B3B0" w:sz="4"/>
+            </w:tcBorders>
+            <w:tcMar>
+              <w:top w:type="dxa" w:w="60"/>
+              <w:left w:type="dxa" w:w="90"/>
+              <w:bottom w:type="dxa" w:w="60"/>
+              <w:right w:type="dxa" w:w="90"/>
+            </w:tcMar>
+          </w:tcPr>
+          <w:p>
+            <w:pPr>
+              <w:spacing w:after="0" w:before="0"/>
+            </w:pPr>
+            <w:r>
+              <w:rPr>
+                <w:rFonts w:ascii="Times New Roman" w:cs="Times New Roman" w:eastAsia="Times New Roman" w:hAnsi="Times New Roman"/>
+                <w:b w:val="false"/>
+                <w:bCs w:val="false"/>
+                <w:color w:val="000000"/>
+                <w:sz w:val="18"/>
+                <w:szCs w:val="18"/>
+              </w:rPr>
+              <w:t xml:space="preserve">GPUs, IG offtaker</w:t>
+            </w:r>
+          </w:p>
+        </w:tc>
+      </w:tr>
+      <w:tr>
+        <w:trPr>
+          <w:cantSplit/>
+        </w:trPr>
+        <w:tc>
+          <w:tcPr>
+            <w:tcW w:type="dxa" w:w="2500"/>
+            <w:tcBorders>
+              <w:top w:val="single" w:color="C9B3B0" w:sz="4"/>
+              <w:left w:val="single" w:color="C9B3B0" w:sz="4"/>
+              <w:bottom w:val="single" w:color="C9B3B0" w:sz="4"/>
+              <w:right w:val="single" w:color="C9B3B0" w:sz="4"/>
+            </w:tcBorders>
+            <w:tcMar>
+              <w:top w:type="dxa" w:w="60"/>
+              <w:left w:type="dxa" w:w="90"/>
+              <w:bottom w:type="dxa" w:w="60"/>
+              <w:right w:type="dxa" w:w="90"/>
+            </w:tcMar>
+          </w:tcPr>
+          <w:p>
+            <w:pPr>
+              <w:spacing w:after="0" w:before="0"/>
+            </w:pPr>
+            <w:r>
+              <w:rPr>
+                <w:rFonts w:ascii="Times New Roman" w:cs="Times New Roman" w:eastAsia="Times New Roman" w:hAnsi="Times New Roman"/>
+                <w:b w:val="false"/>
+                <w:bCs w:val="false"/>
+                <w:color w:val="000000"/>
+                <w:sz w:val="18"/>
+                <w:szCs w:val="18"/>
+              </w:rPr>
+              <w:t xml:space="preserve">Oracle Jupiter loan</w:t>
+            </w:r>
+          </w:p>
+        </w:tc>
+        <w:tc>
+          <w:tcPr>
+            <w:tcW w:type="dxa" w:w="1000"/>
+            <w:tcBorders>
+              <w:top w:val="single" w:color="C9B3B0" w:sz="4"/>
+              <w:left w:val="single" w:color="C9B3B0" w:sz="4"/>
+              <w:bottom w:val="single" w:color="C9B3B0" w:sz="4"/>
+              <w:right w:val="single" w:color="C9B3B0" w:sz="4"/>
+            </w:tcBorders>
+            <w:tcMar>
+              <w:top w:type="dxa" w:w="60"/>
+              <w:left w:type="dxa" w:w="90"/>
+              <w:bottom w:type="dxa" w:w="60"/>
+              <w:right w:type="dxa" w:w="90"/>
+            </w:tcMar>
+          </w:tcPr>
+          <w:p>
+            <w:pPr>
+              <w:spacing w:after="0" w:before="0"/>
+            </w:pPr>
+            <w:r>
+              <w:rPr>
+                <w:rFonts w:ascii="Times New Roman" w:cs="Times New Roman" w:eastAsia="Times New Roman" w:hAnsi="Times New Roman"/>
+                <w:b w:val="false"/>
+                <w:bCs w:val="false"/>
+                <w:color w:val="000000"/>
+                <w:sz w:val="18"/>
+                <w:szCs w:val="18"/>
+              </w:rPr>
+              <w:t xml:space="preserve">Late 2025</w:t>
+            </w:r>
+          </w:p>
+        </w:tc>
+        <w:tc>
+          <w:tcPr>
+            <w:tcW w:type="dxa" w:w="1000"/>
+            <w:tcBorders>
+              <w:top w:val="single" w:color="C9B3B0" w:sz="4"/>
+              <w:left w:val="single" w:color="C9B3B0" w:sz="4"/>
+              <w:bottom w:val="single" w:color="C9B3B0" w:sz="4"/>
+              <w:right w:val="single" w:color="C9B3B0" w:sz="4"/>
+            </w:tcBorders>
+            <w:tcMar>
+              <w:top w:type="dxa" w:w="60"/>
+              <w:left w:type="dxa" w:w="90"/>
+              <w:bottom w:type="dxa" w:w="60"/>
+              <w:right w:type="dxa" w:w="90"/>
+            </w:tcMar>
+          </w:tcPr>
+          <w:p>
+            <w:pPr>
+              <w:spacing w:after="0" w:before="0"/>
+            </w:pPr>
+            <w:r>
+              <w:rPr>
+                <w:rFonts w:ascii="Times New Roman" w:cs="Times New Roman" w:eastAsia="Times New Roman" w:hAnsi="Times New Roman"/>
+                <w:b w:val="false"/>
+                <w:bCs w:val="false"/>
+                <w:color w:val="000000"/>
+                <w:sz w:val="18"/>
+                <w:szCs w:val="18"/>
+              </w:rPr>
+              <w:t xml:space="preserve">~$18bn</w:t>
+            </w:r>
+          </w:p>
+        </w:tc>
+        <w:tc>
+          <w:tcPr>
+            <w:tcW w:type="dxa" w:w="1300"/>
+            <w:tcBorders>
+              <w:top w:val="single" w:color="C9B3B0" w:sz="4"/>
+              <w:left w:val="single" w:color="C9B3B0" w:sz="4"/>
+              <w:bottom w:val="single" w:color="C9B3B0" w:sz="4"/>
+              <w:right w:val="single" w:color="C9B3B0" w:sz="4"/>
+            </w:tcBorders>
+            <w:tcMar>
+              <w:top w:type="dxa" w:w="60"/>
+              <w:left w:type="dxa" w:w="90"/>
+              <w:bottom w:type="dxa" w:w="60"/>
+              <w:right w:type="dxa" w:w="90"/>
+            </w:tcMar>
+          </w:tcPr>
+          <w:p>
+            <w:pPr>
+              <w:spacing w:after="0" w:before="0"/>
+            </w:pPr>
+            <w:r>
+              <w:rPr>
+                <w:rFonts w:ascii="Times New Roman" w:cs="Times New Roman" w:eastAsia="Times New Roman" w:hAnsi="Times New Roman"/>
+                <w:b w:val="false"/>
+                <w:bCs w:val="false"/>
+                <w:color w:val="000000"/>
+                <w:sz w:val="18"/>
+                <w:szCs w:val="18"/>
+              </w:rPr>
+              <w:t xml:space="preserve">Unrated</w:t>
+            </w:r>
+          </w:p>
+        </w:tc>
+        <w:tc>
+          <w:tcPr>
+            <w:tcW w:type="dxa" w:w="1550"/>
+            <w:tcBorders>
+              <w:top w:val="single" w:color="C9B3B0" w:sz="4"/>
+              <w:left w:val="single" w:color="C9B3B0" w:sz="4"/>
+              <w:bottom w:val="single" w:color="C9B3B0" w:sz="4"/>
+              <w:right w:val="single" w:color="C9B3B0" w:sz="4"/>
+            </w:tcBorders>
+            <w:tcMar>
+              <w:top w:type="dxa" w:w="60"/>
+              <w:left w:type="dxa" w:w="90"/>
+              <w:bottom w:type="dxa" w:w="60"/>
+              <w:right w:type="dxa" w:w="90"/>
+            </w:tcMar>
+          </w:tcPr>
+          <w:p>
+            <w:pPr>
+              <w:spacing w:after="0" w:before="0"/>
+            </w:pPr>
+            <w:r>
+              <w:rPr>
+                <w:rFonts w:ascii="Times New Roman" w:cs="Times New Roman" w:eastAsia="Times New Roman" w:hAnsi="Times New Roman"/>
+                <w:b w:val="false"/>
+                <w:bCs w:val="false"/>
+                <w:color w:val="000000"/>
+                <w:sz w:val="18"/>
+                <w:szCs w:val="18"/>
+              </w:rPr>
+              <w:t xml:space="preserve">Quoted 89 to 91</w:t>
+            </w:r>
+          </w:p>
+        </w:tc>
+        <w:tc>
+          <w:tcPr>
+            <w:tcW w:type="dxa" w:w="1694"/>
+            <w:tcBorders>
+              <w:top w:val="single" w:color="C9B3B0" w:sz="4"/>
+              <w:left w:val="single" w:color="C9B3B0" w:sz="4"/>
+              <w:bottom w:val="single" w:color="C9B3B0" w:sz="4"/>
+              <w:right w:val="single" w:color="C9B3B0" w:sz="4"/>
+            </w:tcBorders>
+            <w:tcMar>
+              <w:top w:type="dxa" w:w="60"/>
+              <w:left w:type="dxa" w:w="90"/>
+              <w:bottom w:type="dxa" w:w="60"/>
+              <w:right w:type="dxa" w:w="90"/>
+            </w:tcMar>
+          </w:tcPr>
+          <w:p>
+            <w:pPr>
+              <w:spacing w:after="0" w:before="0"/>
+            </w:pPr>
+            <w:r>
+              <w:rPr>
+                <w:rFonts w:ascii="Times New Roman" w:cs="Times New Roman" w:eastAsia="Times New Roman" w:hAnsi="Times New Roman"/>
+                <w:b w:val="false"/>
+                <w:bCs w:val="false"/>
+                <w:color w:val="000000"/>
+                <w:sz w:val="18"/>
+                <w:szCs w:val="18"/>
+              </w:rPr>
+              <w:t xml:space="preserve">Oracle lease (BBB-)</w:t>
+            </w:r>
+          </w:p>
+        </w:tc>
+      </w:tr>
+    </w:tbl>
+    <w:p>
+      <w:pPr>
+        <w:spacing w:after="60" w:before="60"/>
+      </w:pPr>
+      <w:r>
+        <w:rPr>
+          <w:rFonts w:ascii="Times New Roman" w:cs="Times New Roman" w:eastAsia="Times New Roman" w:hAnsi="Times New Roman"/>
+          <w:i/>
+          <w:iCs/>
+          <w:sz w:val="14"/>
+          <w:szCs w:val="14"/>
+        </w:rPr>
+        <w:t xml:space="preserve">LTC is loan to cost and LTV is loan to value. Ratings are S&amp;P, Moody's, Fitch or KBRA as reported. Saline pricing is guidance and its LTC is derived from the reported 15% equity.</w:t>
+      </w:r>
+    </w:p>
+    <w:p>
+      <w:pPr>
+        <w:pStyle w:val="Heading2"/>
+        <w:spacing w:after="60" w:before="160"/>
+      </w:pPr>
+      <w:r>
+        <w:rPr>
+          <w:rFonts w:ascii="Times New Roman" w:cs="Times New Roman" w:eastAsia="Times New Roman" w:hAnsi="Times New Roman"/>
+          <w:sz w:val="40"/>
+          <w:szCs w:val="40"/>
+        </w:rPr>
+        <w:t xml:space="preserve">Spreads Follow the Tenant</w:t>
+      </w:r>
+    </w:p>
+    <w:p>
+      <w:pPr>
+        <w:spacing w:after="120" w:line="252"/>
+        <w:jc w:val="both"/>
+      </w:pPr>
+      <w:r>
+        <w:rPr>
+          <w:rFonts w:ascii="Times New Roman" w:cs="Times New Roman" w:eastAsia="Times New Roman" w:hAnsi="Times New Roman"/>
+          <w:sz w:val="21"/>
+          <w:szCs w:val="21"/>
+        </w:rPr>
+        <w:t xml:space="preserve">The table shows that pricing tracks the lease counterparty more than the asset. Beacon Point, with a tenant rated AA- or better, priced at T+165 despite 95% leverage, while El Paso, with an A+ rating on Meta's lease, needed T+287.5 nine months after Hyperion priced at T+225. Below investment grade the step is larger, and CoreWeave linked paper now clears near 9.25% even on a secured basis. Hyperscaler corporate bonds are repricing as well. Amazon paid a new issue concession of 10 to 12bps on its $25bn July deal against a 2026 average near 4bps, and Meta's April deal priced its 2066 bonds at T+147 against T+110 for its October 2025 deal, on a book of $96bn versus $125bn. Oracle's $25bn February deal drew a record $129bn book, yet its 10 year priced near T+145 against roughly T+95 for BBB peers. The divergence is between steady demand for the largest tickets and a rising price for every notch of tenant risk.</w:t>
+      </w:r>
+    </w:p>
+    <w:p>
+      <w:pPr>
+        <w:sectPr>
+          <w:headerReference w:type="default" r:id="rId8"/>
+          <w:footerReference w:type="default" r:id="rId9"/>
+          <w:pgSz w:w="10800" w:h="15600" w:orient="portrait"/>
+          <w:pgMar w:top="1040" w:right="878" w:bottom="1250" w:left="878" w:header="280" w:footer="0" w:gutter="0"/>
+          <w:pgNumType/>
+          <w:docGrid w:linePitch="360"/>
+        </w:sectPr>
+      </w:pPr>
+    </w:p>
+    <w:p>
+      <w:pPr>
+        <w:pStyle w:val="Heading1"/>
+        <w:spacing w:after="40" w:before="0"/>
+      </w:pPr>
+      <w:r>
+        <w:rPr>
+          <w:rFonts w:ascii="Times New Roman" w:cs="Times New Roman" w:eastAsia="Times New Roman" w:hAnsi="Times New Roman"/>
+          <w:b/>
+          <w:bCs/>
+          <w:sz w:val="52"/>
+          <w:szCs w:val="52"/>
+        </w:rPr>
+        <w:t xml:space="preserve">AI Credit Under Strain</w:t>
+      </w:r>
+    </w:p>
+    <w:p>
+      <w:pPr>
+        <w:pStyle w:val="Heading2"/>
+        <w:spacing w:after="60" w:before="160"/>
+      </w:pPr>
+      <w:r>
+        <w:rPr>
+          <w:rFonts w:ascii="Times New Roman" w:cs="Times New Roman" w:eastAsia="Times New Roman" w:hAnsi="Times New Roman"/>
+          <w:sz w:val="40"/>
+          <w:szCs w:val="40"/>
+        </w:rPr>
+        <w:t xml:space="preserve">Oracle and Project Jupiter</w:t>
+      </w:r>
+    </w:p>
+    <w:p>
+      <w:pPr>
+        <w:spacing w:after="120" w:line="252"/>
+        <w:jc w:val="both"/>
+      </w:pPr>
+      <w:r>
+        <w:rPr>
+          <w:rFonts w:ascii="Times New Roman" w:cs="Times New Roman" w:eastAsia="Times New Roman" w:hAnsi="Times New Roman"/>
+          <w:sz w:val="21"/>
+          <w:szCs w:val="21"/>
+        </w:rPr>
+        <w:t xml:space="preserve">Oracle is the clearest test of what happens when the tenant weakens. S&amp;P cut Oracle to BBB- on July 9, citing OpenAI as about half of its contracted backlog and a projected fiscal 2027 free operating cash flow deficit of about $42bn. Oracle's September 10 results showed remaining performance obligations of $664bn, quarterly capex of $28.5bn against $8.5bn a year earlier, negative free cash flow of $5.4bn, and fiscal 2027 capex guidance of $90bn to $95bn. The strain has reached project debt. The $18bn construction loan on Project Jupiter, a 2.45 gigawatt campus in New Mexico developed by a Blue Owl unit and leased to Oracle, was quoted at 89 to 91 cents as banks struggled to sell it down. On September 24 Oracle sent the developer a force majeure notice after a gas pipeline slipped to February 2027, which could let it defer rent for up to three years. Oracle's long bonds yielded above 8% for the first time.</w:t>
       </w:r>
     </w:p>
     <w:tbl>
@@ -587,7 +3166,7 @@
                 <w:sz w:val="22"/>
                 <w:szCs w:val="22"/>
               </w:rPr>
-              <w:t xml:space="preserve">AI Infrastructure Debt Yields (%)</w:t>
+              <w:t xml:space="preserve">Project Bond Yields by Tenant (%)</w:t>
             </w:r>
           </w:p>
         </w:tc>
@@ -626,14 +3205,14 @@
                 <w:sz w:val="22"/>
                 <w:szCs w:val="22"/>
               </w:rPr>
-              <w:t xml:space="preserve">Hyperscaler Bond Issuance ($bn)</w:t>
+              <w:t xml:space="preserve">GPU Loan Spreads (bps over SOFR)</w:t>
             </w:r>
           </w:p>
         </w:tc>
       </w:tr>
       <w:tr>
         <w:trPr>
-          <w:trHeight w:val="3000" w:hRule="exact"/>
+          <w:trHeight w:val="2600" w:hRule="exact"/>
         </w:trPr>
         <w:tc>
           <w:tcPr>
@@ -687,7 +3266,7 @@
                 <w:sz w:val="18"/>
                 <w:szCs w:val="18"/>
               </w:rPr>
-              <w:t xml:space="preserve">Meta corporate, Hyperion, Oracle 10 year, El Paso, CoreWeave site</w:t>
+              <w:t xml:space="preserve">Beacon Point, Hyperion, El Paso, Digital Drive</w:t>
             </w:r>
           </w:p>
         </w:tc>
@@ -755,7 +3334,7 @@
                 <w:sz w:val="18"/>
                 <w:szCs w:val="18"/>
               </w:rPr>
-              <w:t xml:space="preserve">2025 actual, 2026 YTD, 2026E, 2027E</w:t>
+              <w:t xml:space="preserve">CoreWeave DDTL 4.0, Lambda, DDTL 3.0, 5.0, 5.5</w:t>
             </w:r>
           </w:p>
         </w:tc>
@@ -786,7 +3365,7 @@
           <w:sz w:val="21"/>
           <w:szCs w:val="21"/>
         </w:rPr>
-        <w:t xml:space="preserve">Long dated bonds rest on leases to a single tenant, and Hyperion's leases carry a four year initial term, so repayment after year four depends on Meta renewing or on its capped residual value guarantee, which covers the first 16 years. The chips inside, which Moody's says can become obsolete within four to six years, turn over far faster. Before a campus operates, power, permitting, and local opposition can delay rent. The BIS notes this borrowing increasingly sits in vehicles funded through private placements, and Moody's has flagged that short leases can understate effective obligations. The key divergence is between abundant capital and its rising price.</w:t>
+        <w:t xml:space="preserve">Three risks sit beneath the pricing. Duration is the first, since four year initial leases support bonds amortizing over more than 20 years, and CoreWeave's August facility runs about five years against customer contracts averaging about three. Construction is the second, because rent does not begin until a campus is finished, leaving lenders exposed to power, permitting, and local opposition. Concentration is the third, with OpenAI behind about half of Oracle's backlog and OpenAI contracts backing two of CoreWeave's GPU facilities, so one counterparty links bank loans, project bonds, and GPU debt. The key divergence is that structures rated on a strong tenant now carry spreads that price a weaker one.</w:t>
       </w:r>
     </w:p>
     <w:tbl>
@@ -849,7 +3428,7 @@
                 <w:sz w:val="21"/>
                 <w:szCs w:val="21"/>
               </w:rPr>
-              <w:t xml:space="preserve">Meta has funded two campuses through joint ventures with private capital. Hyperion in Louisiana raised $27bn in October 2025 with A+ rated bonds due 2049 priced at 6.58%, about 225bps over Treasuries. El Paso, a one gigawatt campus due online in 2028, followed in July with about $12.5bn of amortizing bonds due 2048, also rated A+ by S&amp;P, at about 7.5%. Both rest on leases to Meta. Higher Treasury yields explain part of the gap, but a spread roughly 60bps wider on the same S&amp;P rating and tenant suggests investors now charge more for structure and supply.</w:t>
+              <w:t xml:space="preserve">Meta's two joint ventures share one template, a four year initial lease, a capped residual value guarantee covering 16 years, and A+ rated amortizing bonds. Hyperion priced $27.3bn at 6.581%, or T+225, in October 2025. El Paso priced $12.5bn at 7.534%, or T+287.5, in July, with Fitch one notch higher at AA-. By late September Hyperion was trading in the low 90s, near T+230. Holders took a loss of close to ten points on paper whose credit never changed, which shows that long lease backed bonds carry rate and spread risk even when the tenant is strong.</w:t>
             </w:r>
           </w:p>
         </w:tc>
@@ -892,7 +3471,7 @@
                 <w:sz w:val="40"/>
                 <w:szCs w:val="40"/>
               </w:rPr>
-              <w:t xml:space="preserve">Oracle Under Pressure</w:t>
+              <w:t xml:space="preserve">CoreWeave's Credit Curve</w:t>
             </w:r>
           </w:p>
           <w:p>
@@ -906,7 +3485,7 @@
                 <w:sz w:val="21"/>
                 <w:szCs w:val="21"/>
               </w:rPr>
-              <w:t xml:space="preserve">S&amp;P cut Oracle to BBB- on July 9, citing a widening cash flow deficit from its AI buildout, and said another downgrade is possible if leverage stays above 4.5x. In September, about $18bn of bank loans tied to its Project Jupiter campus in New Mexico were quoted at 89 to 91 cents, and Oracle sent a force majeure notice to the developer, a Blue Owl unit, citing power delays. Reuters reported that Oracle is not seeking to terminate the lease, could defer rent for up to three years, and would still owe rent for the full term. Oracle says the project is on schedule.</w:t>
+              <w:t xml:space="preserve">CoreWeave borrows across the credit spectrum, and its pricing depends on who pays. Its $8.5bn DDTL 4.0, backed by GPUs serving Meta, is rated A3 by Moody's and priced at SOFR plus 225. DDTL 3.0, tied to OpenAI, priced at SOFR plus 400. The $3.1bn DDTL 5.0 in May priced at SOFR plus 450 with Ba2 and BB+ ratings, and the $2.6bn DDTL 5.5 in August priced at SOFR plus 550 at the same ratings. The company itself is rated B+ by S&amp;P. The 325bps gap between its best and worst secured loans is the market's price for counterparty risk.</w:t>
             </w:r>
           </w:p>
         </w:tc>
@@ -915,8 +3494,8 @@
     <w:p>
       <w:pPr>
         <w:sectPr>
-          <w:headerReference w:type="default" r:id="rId8"/>
-          <w:footerReference w:type="default" r:id="rId9"/>
+          <w:headerReference w:type="default" r:id="rId10"/>
+          <w:footerReference w:type="default" r:id="rId11"/>
           <w:pgSz w:w="10800" w:h="15600" w:orient="portrait"/>
           <w:pgMar w:top="1040" w:right="878" w:bottom="1250" w:left="878" w:header="280" w:footer="0" w:gutter="0"/>
           <w:pgNumType/>
@@ -951,7 +3530,7 @@
           <w:sz w:val="21"/>
           <w:szCs w:val="21"/>
         </w:rPr>
-        <w:t xml:space="preserve">Seven chart ideas with the data points found so far and where to pull them. Charts C and D fill the two placeholders on page 5, and A and B fill the two on page 6. E, F and G are optional swaps. In the PowerPoint, native charts draw automatically once a chart is marked verified in data/chart_data.json. In this Word file the charts are placeholders to paste into.</w:t>
+        <w:t xml:space="preserve">Chart ideas with the data points found so far and where to pull them. Charts D and B fill the two placeholders on page 5, and C and A fill the two on page 7. E and F are optional swaps. In the PowerPoint, native charts draw automatically once a chart is marked verified in data/chart_data.json. In this Word file the charts are placeholders to paste into.</w:t>
       </w:r>
     </w:p>
     <w:p>
@@ -968,7 +3547,7 @@
           <w:sz w:val="26"/>
           <w:szCs w:val="26"/>
         </w:rPr>
-        <w:t xml:space="preserve">Chart A, AI Infrastructure Debt Yields (%)</w:t>
+        <w:t xml:space="preserve">Chart D, Leverage by Financing Route (%)</w:t>
       </w:r>
     </w:p>
     <w:p>
@@ -981,7 +3560,7 @@
           <w:sz w:val="21"/>
           <w:szCs w:val="21"/>
         </w:rPr>
-        <w:t xml:space="preserve">Page 6, left. Horizontal bar, maroon shades like the Auto ABS chart.</w:t>
+        <w:t xml:space="preserve">Page 5, left. Horizontal bar, maroon shades, highest leverage on top.</w:t>
       </w:r>
     </w:p>
     <w:tbl>
@@ -1142,7 +3721,7 @@
                 <w:sz w:val="18"/>
                 <w:szCs w:val="18"/>
               </w:rPr>
-              <w:t xml:space="preserve">Meta corporate bond (comparable)</w:t>
+              <w:t xml:space="preserve">Hut 8 Beacon Point bonds, loan to cost</w:t>
             </w:r>
           </w:p>
         </w:tc>
@@ -1175,7 +3754,7 @@
                 <w:sz w:val="18"/>
                 <w:szCs w:val="18"/>
               </w:rPr>
-              <w:t xml:space="preserve">about 5.5</w:t>
+              <w:t xml:space="preserve">95</w:t>
             </w:r>
           </w:p>
         </w:tc>
@@ -1208,7 +3787,7 @@
                 <w:sz w:val="18"/>
                 <w:szCs w:val="18"/>
               </w:rPr>
-              <w:t xml:space="preserve">Oct 2025</w:t>
+              <w:t xml:space="preserve">Hut 8 and counsel via press</w:t>
             </w:r>
           </w:p>
         </w:tc>
@@ -1246,7 +3825,7 @@
                 <w:sz w:val="18"/>
                 <w:szCs w:val="18"/>
               </w:rPr>
-              <w:t xml:space="preserve">Hyperion project bonds (A+)</w:t>
+              <w:t xml:space="preserve">Oracle Saline SPV bonds, loan to cost</w:t>
             </w:r>
           </w:p>
         </w:tc>
@@ -1279,7 +3858,7 @@
                 <w:sz w:val="18"/>
                 <w:szCs w:val="18"/>
               </w:rPr>
-              <w:t xml:space="preserve">6.58</w:t>
+              <w:t xml:space="preserve">about 85 (derived from 15% equity)</w:t>
             </w:r>
           </w:p>
         </w:tc>
@@ -1312,7 +3891,7 @@
                 <w:sz w:val="18"/>
                 <w:szCs w:val="18"/>
               </w:rPr>
-              <w:t xml:space="preserve">Oct 2025</w:t>
+              <w:t xml:space="preserve">Related Digital and Blackstone releases</w:t>
             </w:r>
           </w:p>
         </w:tc>
@@ -1350,7 +3929,7 @@
                 <w:sz w:val="18"/>
                 <w:szCs w:val="18"/>
               </w:rPr>
-              <w:t xml:space="preserve">Oracle 10 year bond</w:t>
+              <w:t xml:space="preserve">Aligned data center ABS, loan to value</w:t>
             </w:r>
           </w:p>
         </w:tc>
@@ -1383,7 +3962,7 @@
                 <w:sz w:val="18"/>
                 <w:szCs w:val="18"/>
               </w:rPr>
-              <w:t xml:space="preserve">about 6.5</w:t>
+              <w:t xml:space="preserve">70.0</w:t>
             </w:r>
           </w:p>
         </w:tc>
@@ -1416,7 +3995,7 @@
                 <w:sz w:val="18"/>
                 <w:szCs w:val="18"/>
               </w:rPr>
-              <w:t xml:space="preserve">Jul 2026</w:t>
+              <w:t xml:space="preserve">Aligned release, S&amp;P presale</w:t>
             </w:r>
           </w:p>
         </w:tc>
@@ -1454,7 +4033,7 @@
                 <w:sz w:val="18"/>
                 <w:szCs w:val="18"/>
               </w:rPr>
-              <w:t xml:space="preserve">El Paso project bonds (A+)</w:t>
+              <w:t xml:space="preserve">xAI chip vehicle, advance on purchase</w:t>
             </w:r>
           </w:p>
         </w:tc>
@@ -1487,7 +4066,7 @@
                 <w:sz w:val="18"/>
                 <w:szCs w:val="18"/>
               </w:rPr>
-              <w:t xml:space="preserve">7.534</w:t>
+              <w:t xml:space="preserve">about 65 (derived, $3.5bn of $5.4bn)</w:t>
             </w:r>
           </w:p>
         </w:tc>
@@ -1520,7 +4099,7 @@
                 <w:sz w:val="18"/>
                 <w:szCs w:val="18"/>
               </w:rPr>
-              <w:t xml:space="preserve">Jul 2026</w:t>
+              <w:t xml:space="preserve">Apollo release</w:t>
             </w:r>
           </w:p>
         </w:tc>
@@ -1558,7 +4137,7 @@
                 <w:sz w:val="18"/>
                 <w:szCs w:val="18"/>
               </w:rPr>
-              <w:t xml:space="preserve">CoreWeave Digital Drive notes</w:t>
+              <w:t xml:space="preserve">Stargate Abilene bank loans, loan to cost</w:t>
             </w:r>
           </w:p>
         </w:tc>
@@ -1591,7 +4170,7 @@
                 <w:sz w:val="18"/>
                 <w:szCs w:val="18"/>
               </w:rPr>
-              <w:t xml:space="preserve">9.25</w:t>
+              <w:t xml:space="preserve">about 64 (derived, $9.6bn of about $15bn)</w:t>
             </w:r>
           </w:p>
         </w:tc>
@@ -1624,7 +4203,7 @@
                 <w:sz w:val="18"/>
                 <w:szCs w:val="18"/>
               </w:rPr>
-              <w:t xml:space="preserve">Sep 2026</w:t>
+              <w:t xml:space="preserve">Trade press</w:t>
             </w:r>
           </w:p>
         </w:tc>
@@ -1642,7 +4221,7 @@
           <w:sz w:val="20"/>
           <w:szCs w:val="20"/>
         </w:rPr>
-        <w:t xml:space="preserve">Bars mix dates and maturities, so label each bar with its pricing date. A cleaner version plots spread over Treasuries. I only found a spread for El Paso (about 287.5bps over the 10 year), so pull the rest from Bloomberg before publishing.</w:t>
+        <w:t xml:space="preserve">Three of five bars are derived. Keep the footnote that says so, or swap them for bars with a stated ratio (for example Vantage UK ABS at 53.6% LTV).</w:t>
       </w:r>
     </w:p>
     <w:p>
@@ -1654,7 +4233,7 @@
         </w:numPr>
         <w:spacing w:after="50" w:before="0"/>
       </w:pPr>
-      <w:hyperlink w:history="1" r:id="rIdemsh486vcnciv0zemetvj">
+      <w:hyperlink w:history="1" r:id="rIdft63fug6yzexrdiqbwd8c">
         <w:r>
           <w:rPr>
             <w:rFonts w:ascii="Times New Roman" w:cs="Times New Roman" w:eastAsia="Times New Roman" w:hAnsi="Times New Roman"/>
@@ -1663,7 +4242,7 @@
             <w:szCs w:val="20"/>
             <w:u w:val="single"/>
           </w:rPr>
-          <w:t xml:space="preserve">El Paso repricing, Capacity</w:t>
+          <w:t xml:space="preserve">Beacon Point 95% loan to cost</w:t>
         </w:r>
       </w:hyperlink>
     </w:p>
@@ -1676,7 +4255,7 @@
         </w:numPr>
         <w:spacing w:after="50" w:before="0"/>
       </w:pPr>
-      <w:hyperlink w:history="1" r:id="rIdfflrvrykxrphcxr06-uvp">
+      <w:hyperlink w:history="1" r:id="rIdd7fixqjo9frafbnk_wnvi">
         <w:r>
           <w:rPr>
             <w:rFonts w:ascii="Times New Roman" w:cs="Times New Roman" w:eastAsia="Times New Roman" w:hAnsi="Times New Roman"/>
@@ -1685,7 +4264,7 @@
             <w:szCs w:val="20"/>
             <w:u w:val="single"/>
           </w:rPr>
-          <w:t xml:space="preserve">El Paso 7.534% yield and 287.5bps spread</w:t>
+          <w:t xml:space="preserve">Saline financing</w:t>
         </w:r>
       </w:hyperlink>
     </w:p>
@@ -1698,7 +4277,7 @@
         </w:numPr>
         <w:spacing w:after="50" w:before="0"/>
       </w:pPr>
-      <w:hyperlink w:history="1" r:id="rIdtrch5iinl6ra6fiedj32i">
+      <w:hyperlink w:history="1" r:id="rIdhhjoltxivuk9_a2q08xqt">
         <w:r>
           <w:rPr>
             <w:rFonts w:ascii="Times New Roman" w:cs="Times New Roman" w:eastAsia="Times New Roman" w:hAnsi="Times New Roman"/>
@@ -1707,7 +4286,7 @@
             <w:szCs w:val="20"/>
             <w:u w:val="single"/>
           </w:rPr>
-          <w:t xml:space="preserve">Hyperion A+ rating and structure, The Asset</w:t>
+          <w:t xml:space="preserve">Aligned ABS</w:t>
         </w:r>
       </w:hyperlink>
     </w:p>
@@ -1720,7 +4299,7 @@
         </w:numPr>
         <w:spacing w:after="50" w:before="0"/>
       </w:pPr>
-      <w:hyperlink w:history="1" r:id="rId-97gkftsm5jbv4ncm1xxa">
+      <w:hyperlink w:history="1" r:id="rIdfeicod6yfdvrgexnea1w_">
         <w:r>
           <w:rPr>
             <w:rFonts w:ascii="Times New Roman" w:cs="Times New Roman" w:eastAsia="Times New Roman" w:hAnsi="Times New Roman"/>
@@ -1729,7 +4308,7 @@
             <w:szCs w:val="20"/>
             <w:u w:val="single"/>
           </w:rPr>
-          <w:t xml:space="preserve">Hyperion 6.58% versus 5.5% Meta corporate</w:t>
+          <w:t xml:space="preserve">Apollo and Valor xAI financing</w:t>
         </w:r>
       </w:hyperlink>
     </w:p>
@@ -1742,7 +4321,7 @@
         </w:numPr>
         <w:spacing w:after="50" w:before="0"/>
       </w:pPr>
-      <w:hyperlink w:history="1" r:id="rIdsc0qpz1w44x6aevusnvna">
+      <w:hyperlink w:history="1" r:id="rIdnixdluh1dqb6884qdwku6">
         <w:r>
           <w:rPr>
             <w:rFonts w:ascii="Times New Roman" w:cs="Times New Roman" w:eastAsia="Times New Roman" w:hAnsi="Times New Roman"/>
@@ -1751,7 +4330,7 @@
             <w:szCs w:val="20"/>
             <w:u w:val="single"/>
           </w:rPr>
-          <w:t xml:space="preserve">Oracle 10 year near 6.5%, Bloomberg via TNW</w:t>
+          <w:t xml:space="preserve">Abilene construction loan</w:t>
         </w:r>
       </w:hyperlink>
     </w:p>
@@ -1764,7 +4343,7 @@
         </w:numPr>
         <w:spacing w:after="50" w:before="0"/>
       </w:pPr>
-      <w:hyperlink w:history="1" r:id="rIdat9b0l9jd8wxktkrj9o1k">
+      <w:hyperlink w:history="1" r:id="rIdn2igqu9uggb-4srcc4wuv">
         <w:r>
           <w:rPr>
             <w:rFonts w:ascii="Times New Roman" w:cs="Times New Roman" w:eastAsia="Times New Roman" w:hAnsi="Times New Roman"/>
@@ -1773,7 +4352,7 @@
             <w:szCs w:val="20"/>
             <w:u w:val="single"/>
           </w:rPr>
-          <w:t xml:space="preserve">CoreWeave site 9.25% and plus 270bps</w:t>
+          <w:t xml:space="preserve">KBRA on BX 2026 VLT10 (108.4% KBRA LTV)</w:t>
         </w:r>
       </w:hyperlink>
     </w:p>
@@ -1804,7 +4383,7 @@
           <w:sz w:val="21"/>
           <w:szCs w:val="21"/>
         </w:rPr>
-        <w:t xml:space="preserve">Page 6, right. Column chart, last two bars shaded lighter to show estimates.</w:t>
+        <w:t xml:space="preserve">Page 5, right. Column chart, estimate bars shaded lighter.</w:t>
       </w:r>
     </w:p>
     <w:tbl>
@@ -2069,7 +4648,7 @@
                 <w:sz w:val="18"/>
                 <w:szCs w:val="18"/>
               </w:rPr>
-              <w:t xml:space="preserve">2026 through July 7 (same four issuers)</w:t>
+              <w:t xml:space="preserve">2026 to date (same four issuers)</w:t>
             </w:r>
           </w:p>
         </w:tc>
@@ -2102,7 +4681,7 @@
                 <w:sz w:val="18"/>
                 <w:szCs w:val="18"/>
               </w:rPr>
-              <w:t xml:space="preserve">about 194</w:t>
+              <w:t xml:space="preserve">about 223</w:t>
             </w:r>
           </w:p>
         </w:tc>
@@ -2135,7 +4714,7 @@
                 <w:sz w:val="18"/>
                 <w:szCs w:val="18"/>
               </w:rPr>
-              <w:t xml:space="preserve">Reuters and LSEG</w:t>
+              <w:t xml:space="preserve">LSEG via CNBC</w:t>
             </w:r>
           </w:p>
         </w:tc>
@@ -2239,7 +4818,7 @@
                 <w:sz w:val="18"/>
                 <w:szCs w:val="18"/>
               </w:rPr>
-              <w:t xml:space="preserve">Goldman Sachs</w:t>
+              <w:t xml:space="preserve">Goldman Sachs via Reuters</w:t>
             </w:r>
           </w:p>
         </w:tc>
@@ -2343,7 +4922,7 @@
                 <w:sz w:val="18"/>
                 <w:szCs w:val="18"/>
               </w:rPr>
-              <w:t xml:space="preserve">Goldman Sachs</w:t>
+              <w:t xml:space="preserve">Goldman Sachs via Reuters</w:t>
             </w:r>
           </w:p>
         </w:tc>
@@ -2361,7 +4940,7 @@
           <w:sz w:val="20"/>
           <w:szCs w:val="20"/>
         </w:rPr>
-        <w:t xml:space="preserve">The first two bars cover four issuers and Goldman's cover five (adding Microsoft), so footnote the scope or use one scope throughout. A stacked version by issuer is possible using the dated issuance table in the Silicon Analysts link.</w:t>
+        <w:t xml:space="preserve">The to date figure runs through late August. Morgan Stanley reported no hyperscaler USD IG deals in September, but only through an aggregator. Refresh with an LSEG pull before publishing.</w:t>
       </w:r>
     </w:p>
     <w:p>
@@ -2373,7 +4952,7 @@
         </w:numPr>
         <w:spacing w:after="50" w:before="0"/>
       </w:pPr>
-      <w:hyperlink w:history="1" r:id="rIduj7yvmxvppxbohbi3pluy">
+      <w:hyperlink w:history="1" r:id="rIdarnqyz01bs626p3zv_iup">
         <w:r>
           <w:rPr>
             <w:rFonts w:ascii="Times New Roman" w:cs="Times New Roman" w:eastAsia="Times New Roman" w:hAnsi="Times New Roman"/>
@@ -2382,7 +4961,7 @@
             <w:szCs w:val="20"/>
             <w:u w:val="single"/>
           </w:rPr>
-          <w:t xml:space="preserve">Reuters analysis of LSEG data via Yahoo Finance</w:t>
+          <w:t xml:space="preserve">Reuters analysis of LSEG data</w:t>
         </w:r>
       </w:hyperlink>
     </w:p>
@@ -2395,7 +4974,7 @@
         </w:numPr>
         <w:spacing w:after="50" w:before="0"/>
       </w:pPr>
-      <w:hyperlink w:history="1" r:id="rIdf9xqki32b0j_dykjb5ejm">
+      <w:hyperlink w:history="1" r:id="rIdrc9ceqbgha5m_ltqe-m0s">
         <w:r>
           <w:rPr>
             <w:rFonts w:ascii="Times New Roman" w:cs="Times New Roman" w:eastAsia="Times New Roman" w:hAnsi="Times New Roman"/>
@@ -2404,51 +4983,7 @@
             <w:szCs w:val="20"/>
             <w:u w:val="single"/>
           </w:rPr>
-          <w:t xml:space="preserve">Dated deal table by issuer, Silicon Analysts</w:t>
-        </w:r>
-      </w:hyperlink>
-    </w:p>
-    <w:p>
-      <w:pPr>
-        <w:pStyle w:val="ListParagraph"/>
-        <w:numPr>
-          <w:ilvl w:val="0"/>
-          <w:numId w:val="2"/>
-        </w:numPr>
-        <w:spacing w:after="50" w:before="0"/>
-      </w:pPr>
-      <w:hyperlink w:history="1" r:id="rIdyvdm8sn0dop4re-luhoob">
-        <w:r>
-          <w:rPr>
-            <w:rFonts w:ascii="Times New Roman" w:cs="Times New Roman" w:eastAsia="Times New Roman" w:hAnsi="Times New Roman"/>
-            <w:color w:val="9B3739"/>
-            <w:sz w:val="20"/>
-            <w:szCs w:val="20"/>
-            <w:u w:val="single"/>
-          </w:rPr>
-          <w:t xml:space="preserve">Issuance by currency, about $170bn by June 26, Aviva Investors</w:t>
-        </w:r>
-      </w:hyperlink>
-    </w:p>
-    <w:p>
-      <w:pPr>
-        <w:pStyle w:val="ListParagraph"/>
-        <w:numPr>
-          <w:ilvl w:val="0"/>
-          <w:numId w:val="2"/>
-        </w:numPr>
-        <w:spacing w:after="50" w:before="0"/>
-      </w:pPr>
-      <w:hyperlink w:history="1" r:id="rIdwmsuobt2gz1zpyfp6fo_y">
-        <w:r>
-          <w:rPr>
-            <w:rFonts w:ascii="Times New Roman" w:cs="Times New Roman" w:eastAsia="Times New Roman" w:hAnsi="Times New Roman"/>
-            <w:color w:val="9B3739"/>
-            <w:sz w:val="20"/>
-            <w:szCs w:val="20"/>
-            <w:u w:val="single"/>
-          </w:rPr>
-          <w:t xml:space="preserve">About $220bn through August, via MLQ</w:t>
+          <w:t xml:space="preserve">CNBC on data center bond yields</w:t>
         </w:r>
       </w:hyperlink>
     </w:p>
@@ -2466,7 +5001,7 @@
           <w:sz w:val="26"/>
           <w:szCs w:val="26"/>
         </w:rPr>
-        <w:t xml:space="preserve">Chart C, Capex Versus Operating Cash Flow and Debt Funding ($bn)</w:t>
+        <w:t xml:space="preserve">Chart C, Project Bond Yields by Tenant (%)</w:t>
       </w:r>
     </w:p>
     <w:p>
@@ -2479,7 +5014,7 @@
           <w:sz w:val="21"/>
           <w:szCs w:val="21"/>
         </w:rPr>
-        <w:t xml:space="preserve">Page 5, left. Clustered column plus a callout for debt share.</w:t>
+        <w:t xml:space="preserve">Page 7, left. Horizontal bar, tenant and pricing month in each label.</w:t>
       </w:r>
     </w:p>
     <w:tbl>
@@ -2640,7 +5175,7 @@
                 <w:sz w:val="18"/>
                 <w:szCs w:val="18"/>
               </w:rPr>
-              <w:t xml:space="preserve">2026 hyperscaler capex estimate</w:t>
+              <w:t xml:space="preserve">Hut 8 Beacon Point, AA- or better tenant</w:t>
             </w:r>
           </w:p>
         </w:tc>
@@ -2673,7 +5208,7 @@
                 <w:sz w:val="18"/>
                 <w:szCs w:val="18"/>
               </w:rPr>
-              <w:t xml:space="preserve">about 750</w:t>
+              <w:t xml:space="preserve">6.129 (T+165), Jun 2026</w:t>
             </w:r>
           </w:p>
         </w:tc>
@@ -2706,7 +5241,7 @@
                 <w:sz w:val="18"/>
                 <w:szCs w:val="18"/>
               </w:rPr>
-              <w:t xml:space="preserve">Goldman Sachs</w:t>
+              <w:t xml:space="preserve">Hut 8 via press</w:t>
             </w:r>
           </w:p>
         </w:tc>
@@ -2744,7 +5279,7 @@
                 <w:sz w:val="18"/>
                 <w:szCs w:val="18"/>
               </w:rPr>
-              <w:t xml:space="preserve">2026 operating cash flow estimate</w:t>
+              <w:t xml:space="preserve">Meta Hyperion, A+</w:t>
             </w:r>
           </w:p>
         </w:tc>
@@ -2777,7 +5312,7 @@
                 <w:sz w:val="18"/>
                 <w:szCs w:val="18"/>
               </w:rPr>
-              <w:t xml:space="preserve">about 778</w:t>
+              <w:t xml:space="preserve">6.581 (T+225), Oct 2025</w:t>
             </w:r>
           </w:p>
         </w:tc>
@@ -2810,7 +5345,7 @@
                 <w:sz w:val="18"/>
                 <w:szCs w:val="18"/>
               </w:rPr>
-              <w:t xml:space="preserve">Goldman Sachs</w:t>
+              <w:t xml:space="preserve">IFR</w:t>
             </w:r>
           </w:p>
         </w:tc>
@@ -2848,7 +5383,7 @@
                 <w:sz w:val="18"/>
                 <w:szCs w:val="18"/>
               </w:rPr>
-              <w:t xml:space="preserve">Debt issuance as a share of capex</w:t>
+              <w:t xml:space="preserve">Meta El Paso, A+</w:t>
             </w:r>
           </w:p>
         </w:tc>
@@ -2881,7 +5416,7 @@
                 <w:sz w:val="18"/>
                 <w:szCs w:val="18"/>
               </w:rPr>
-              <w:t xml:space="preserve">about 33% in 2026, 35% in 2027</w:t>
+              <w:t xml:space="preserve">7.534 (T+287.5), Jul 2026</w:t>
             </w:r>
           </w:p>
         </w:tc>
@@ -2914,7 +5449,111 @@
                 <w:sz w:val="18"/>
                 <w:szCs w:val="18"/>
               </w:rPr>
-              <w:t xml:space="preserve">Goldman Sachs</w:t>
+              <w:t xml:space="preserve">PitchBook</w:t>
+            </w:r>
+          </w:p>
+        </w:tc>
+      </w:tr>
+      <w:tr>
+        <w:trPr>
+          <w:cantSplit/>
+        </w:trPr>
+        <w:tc>
+          <w:tcPr>
+            <w:tcW w:type="dxa" w:w="3956"/>
+            <w:tcBorders>
+              <w:top w:val="single" w:color="C9B3B0" w:sz="4"/>
+              <w:left w:val="single" w:color="C9B3B0" w:sz="4"/>
+              <w:bottom w:val="single" w:color="C9B3B0" w:sz="4"/>
+              <w:right w:val="single" w:color="C9B3B0" w:sz="4"/>
+            </w:tcBorders>
+            <w:tcMar>
+              <w:top w:type="dxa" w:w="60"/>
+              <w:left w:type="dxa" w:w="90"/>
+              <w:bottom w:type="dxa" w:w="60"/>
+              <w:right w:type="dxa" w:w="90"/>
+            </w:tcMar>
+          </w:tcPr>
+          <w:p>
+            <w:pPr>
+              <w:spacing w:after="0" w:before="0"/>
+            </w:pPr>
+            <w:r>
+              <w:rPr>
+                <w:rFonts w:ascii="Times New Roman" w:cs="Times New Roman" w:eastAsia="Times New Roman" w:hAnsi="Times New Roman"/>
+                <w:b w:val="false"/>
+                <w:bCs w:val="false"/>
+                <w:color w:val="000000"/>
+                <w:sz w:val="18"/>
+                <w:szCs w:val="18"/>
+              </w:rPr>
+              <w:t xml:space="preserve">Digital Drive, CoreWeave tenant, BB-</w:t>
+            </w:r>
+          </w:p>
+        </w:tc>
+        <w:tc>
+          <w:tcPr>
+            <w:tcW w:type="dxa" w:w="2580"/>
+            <w:tcBorders>
+              <w:top w:val="single" w:color="C9B3B0" w:sz="4"/>
+              <w:left w:val="single" w:color="C9B3B0" w:sz="4"/>
+              <w:bottom w:val="single" w:color="C9B3B0" w:sz="4"/>
+              <w:right w:val="single" w:color="C9B3B0" w:sz="4"/>
+            </w:tcBorders>
+            <w:tcMar>
+              <w:top w:type="dxa" w:w="60"/>
+              <w:left w:type="dxa" w:w="90"/>
+              <w:bottom w:type="dxa" w:w="60"/>
+              <w:right w:type="dxa" w:w="90"/>
+            </w:tcMar>
+          </w:tcPr>
+          <w:p>
+            <w:pPr>
+              <w:spacing w:after="0" w:before="0"/>
+            </w:pPr>
+            <w:r>
+              <w:rPr>
+                <w:rFonts w:ascii="Times New Roman" w:cs="Times New Roman" w:eastAsia="Times New Roman" w:hAnsi="Times New Roman"/>
+                <w:b w:val="false"/>
+                <w:bCs w:val="false"/>
+                <w:color w:val="000000"/>
+                <w:sz w:val="18"/>
+                <w:szCs w:val="18"/>
+              </w:rPr>
+              <w:t xml:space="preserve">9.25 yield at 98.5, Sep 2026</w:t>
+            </w:r>
+          </w:p>
+        </w:tc>
+        <w:tc>
+          <w:tcPr>
+            <w:tcW w:type="dxa" w:w="2064"/>
+            <w:tcBorders>
+              <w:top w:val="single" w:color="C9B3B0" w:sz="4"/>
+              <w:left w:val="single" w:color="C9B3B0" w:sz="4"/>
+              <w:bottom w:val="single" w:color="C9B3B0" w:sz="4"/>
+              <w:right w:val="single" w:color="C9B3B0" w:sz="4"/>
+            </w:tcBorders>
+            <w:tcMar>
+              <w:top w:type="dxa" w:w="60"/>
+              <w:left w:type="dxa" w:w="90"/>
+              <w:bottom w:type="dxa" w:w="60"/>
+              <w:right w:type="dxa" w:w="90"/>
+            </w:tcMar>
+          </w:tcPr>
+          <w:p>
+            <w:pPr>
+              <w:spacing w:after="0" w:before="0"/>
+            </w:pPr>
+            <w:r>
+              <w:rPr>
+                <w:rFonts w:ascii="Times New Roman" w:cs="Times New Roman" w:eastAsia="Times New Roman" w:hAnsi="Times New Roman"/>
+                <w:b w:val="false"/>
+                <w:bCs w:val="false"/>
+                <w:color w:val="000000"/>
+                <w:sz w:val="18"/>
+                <w:szCs w:val="18"/>
+              </w:rPr>
+              <w:t xml:space="preserve">Bloomberg</w:t>
             </w:r>
           </w:p>
         </w:tc>
@@ -2932,7 +5571,7 @@
           <w:sz w:val="20"/>
           <w:szCs w:val="20"/>
         </w:rPr>
-        <w:t xml:space="preserve">S&amp;P's own capex estimate for the five is also about $750bn, equal to 38% of their combined revenue, which gives a second source.</w:t>
+        <w:t xml:space="preserve">Pricing dates differ, so the spreads are the cleaner comparison. Digital Drive has no Treasury spread on record, only about 270bps over similarly rated debt.</w:t>
       </w:r>
     </w:p>
     <w:p>
@@ -2944,7 +5583,7 @@
         </w:numPr>
         <w:spacing w:after="50" w:before="0"/>
       </w:pPr>
-      <w:hyperlink w:history="1" r:id="rIdk6pg1y7nz022wfd8le4sj">
+      <w:hyperlink w:history="1" r:id="rIdzu7v7xml6lrjcwlvkktw2">
         <w:r>
           <w:rPr>
             <w:rFonts w:ascii="Times New Roman" w:cs="Times New Roman" w:eastAsia="Times New Roman" w:hAnsi="Times New Roman"/>
@@ -2953,7 +5592,7 @@
             <w:szCs w:val="20"/>
             <w:u w:val="single"/>
           </w:rPr>
-          <w:t xml:space="preserve">Goldman capex and cash flow figures via Yahoo Finance</w:t>
+          <w:t xml:space="preserve">El Paso pricing</w:t>
         </w:r>
       </w:hyperlink>
     </w:p>
@@ -2966,7 +5605,7 @@
         </w:numPr>
         <w:spacing w:after="50" w:before="0"/>
       </w:pPr>
-      <w:hyperlink w:history="1" r:id="rIdhqdzmmcqiyqr-rayf2-u9">
+      <w:hyperlink w:history="1" r:id="rIdaaxvdskcalhbclfw_qxz-">
         <w:r>
           <w:rPr>
             <w:rFonts w:ascii="Times New Roman" w:cs="Times New Roman" w:eastAsia="Times New Roman" w:hAnsi="Times New Roman"/>
@@ -2975,7 +5614,51 @@
             <w:szCs w:val="20"/>
             <w:u w:val="single"/>
           </w:rPr>
-          <w:t xml:space="preserve">S&amp;P capex estimate and ratings by issuer via MLQ</w:t>
+          <w:t xml:space="preserve">Hyperion structure and pricing</w:t>
+        </w:r>
+      </w:hyperlink>
+    </w:p>
+    <w:p>
+      <w:pPr>
+        <w:pStyle w:val="ListParagraph"/>
+        <w:numPr>
+          <w:ilvl w:val="0"/>
+          <w:numId w:val="2"/>
+        </w:numPr>
+        <w:spacing w:after="50" w:before="0"/>
+      </w:pPr>
+      <w:hyperlink w:history="1" r:id="rId9pbmc8bgwrwaprdcmtefp">
+        <w:r>
+          <w:rPr>
+            <w:rFonts w:ascii="Times New Roman" w:cs="Times New Roman" w:eastAsia="Times New Roman" w:hAnsi="Times New Roman"/>
+            <w:color w:val="9B3739"/>
+            <w:sz w:val="20"/>
+            <w:szCs w:val="20"/>
+            <w:u w:val="single"/>
+          </w:rPr>
+          <w:t xml:space="preserve">Digital Drive notes</w:t>
+        </w:r>
+      </w:hyperlink>
+    </w:p>
+    <w:p>
+      <w:pPr>
+        <w:pStyle w:val="ListParagraph"/>
+        <w:numPr>
+          <w:ilvl w:val="0"/>
+          <w:numId w:val="2"/>
+        </w:numPr>
+        <w:spacing w:after="50" w:before="0"/>
+      </w:pPr>
+      <w:hyperlink w:history="1" r:id="rIdrs3vx5ikqhz7xvjc8crp-">
+        <w:r>
+          <w:rPr>
+            <w:rFonts w:ascii="Times New Roman" w:cs="Times New Roman" w:eastAsia="Times New Roman" w:hAnsi="Times New Roman"/>
+            <w:color w:val="9B3739"/>
+            <w:sz w:val="20"/>
+            <w:szCs w:val="20"/>
+            <w:u w:val="single"/>
+          </w:rPr>
+          <w:t xml:space="preserve">Beacon Point notes</w:t>
         </w:r>
       </w:hyperlink>
     </w:p>
@@ -2993,7 +5676,7 @@
           <w:sz w:val="26"/>
           <w:szCs w:val="26"/>
         </w:rPr>
-        <w:t xml:space="preserve">Chart D, Asset Life Versus Debt Maturity (years)</w:t>
+        <w:t xml:space="preserve">Chart A, GPU Loan Spreads (bps over SOFR)</w:t>
       </w:r>
     </w:p>
     <w:p>
@@ -3006,7 +5689,7 @@
           <w:sz w:val="21"/>
           <w:szCs w:val="21"/>
         </w:rPr>
-        <w:t xml:space="preserve">Page 5, right. Horizontal bar, shows the duration mismatch in one picture.</w:t>
+        <w:t xml:space="preserve">Page 7, right. Horizontal bar, counterparty and rating in each label.</w:t>
       </w:r>
     </w:p>
     <w:tbl>
@@ -3167,7 +5850,7 @@
                 <w:sz w:val="18"/>
                 <w:szCs w:val="18"/>
               </w:rPr>
-              <w:t xml:space="preserve">GPU useful life</w:t>
+              <w:t xml:space="preserve">CoreWeave DDTL 4.0, Meta contract, A3</w:t>
             </w:r>
           </w:p>
         </w:tc>
@@ -3200,7 +5883,7 @@
                 <w:sz w:val="18"/>
                 <w:szCs w:val="18"/>
               </w:rPr>
-              <w:t xml:space="preserve">3 to 5</w:t>
+              <w:t xml:space="preserve">225</w:t>
             </w:r>
           </w:p>
         </w:tc>
@@ -3233,7 +5916,7 @@
                 <w:sz w:val="18"/>
                 <w:szCs w:val="18"/>
               </w:rPr>
-              <w:t xml:space="preserve">Capacity</w:t>
+              <w:t xml:space="preserve">CoreWeave release</w:t>
             </w:r>
           </w:p>
         </w:tc>
@@ -3271,7 +5954,7 @@
                 <w:sz w:val="18"/>
                 <w:szCs w:val="18"/>
               </w:rPr>
-              <w:t xml:space="preserve">Hyperion initial lease term</w:t>
+              <w:t xml:space="preserve">Lambda term loan B, IG offtaker, Baa2</w:t>
             </w:r>
           </w:p>
         </w:tc>
@@ -3304,7 +5987,7 @@
                 <w:sz w:val="18"/>
                 <w:szCs w:val="18"/>
               </w:rPr>
-              <w:t xml:space="preserve">4 (extensions available)</w:t>
+              <w:t xml:space="preserve">300</w:t>
             </w:r>
           </w:p>
         </w:tc>
@@ -3337,7 +6020,7 @@
                 <w:sz w:val="18"/>
                 <w:szCs w:val="18"/>
               </w:rPr>
-              <w:t xml:space="preserve">Bloomberg via iTiger</w:t>
+              <w:t xml:space="preserve">Lambda release</w:t>
             </w:r>
           </w:p>
         </w:tc>
@@ -3375,7 +6058,7 @@
                 <w:sz w:val="18"/>
                 <w:szCs w:val="18"/>
               </w:rPr>
-              <w:t xml:space="preserve">El Paso lease obligation</w:t>
+              <w:t xml:space="preserve">CoreWeave DDTL 3.0, OpenAI contract</w:t>
             </w:r>
           </w:p>
         </w:tc>
@@ -3408,7 +6091,7 @@
                 <w:sz w:val="18"/>
                 <w:szCs w:val="18"/>
               </w:rPr>
-              <w:t xml:space="preserve">up to 20</w:t>
+              <w:t xml:space="preserve">400</w:t>
             </w:r>
           </w:p>
         </w:tc>
@@ -3441,7 +6124,7 @@
                 <w:sz w:val="18"/>
                 <w:szCs w:val="18"/>
               </w:rPr>
-              <w:t xml:space="preserve">Zhitong via Webull</w:t>
+              <w:t xml:space="preserve">CoreWeave release</w:t>
             </w:r>
           </w:p>
         </w:tc>
@@ -3479,7 +6162,7 @@
                 <w:sz w:val="18"/>
                 <w:szCs w:val="18"/>
               </w:rPr>
-              <w:t xml:space="preserve">El Paso bond maturity</w:t>
+              <w:t xml:space="preserve">CoreWeave DDTL 5.0, Ba2 and BB+</w:t>
             </w:r>
           </w:p>
         </w:tc>
@@ -3512,7 +6195,7 @@
                 <w:sz w:val="18"/>
                 <w:szCs w:val="18"/>
               </w:rPr>
-              <w:t xml:space="preserve">2048, about 22 years</w:t>
+              <w:t xml:space="preserve">450</w:t>
             </w:r>
           </w:p>
         </w:tc>
@@ -3545,7 +6228,7 @@
                 <w:sz w:val="18"/>
                 <w:szCs w:val="18"/>
               </w:rPr>
-              <w:t xml:space="preserve">Bloomberg via Briefs</w:t>
+              <w:t xml:space="preserve">CoreWeave release</w:t>
             </w:r>
           </w:p>
         </w:tc>
@@ -3583,7 +6266,7 @@
                 <w:sz w:val="18"/>
                 <w:szCs w:val="18"/>
               </w:rPr>
-              <w:t xml:space="preserve">Hyperion bond maturity</w:t>
+              <w:t xml:space="preserve">CoreWeave DDTL 5.5, Ba2 and BB+</w:t>
             </w:r>
           </w:p>
         </w:tc>
@@ -3616,7 +6299,7 @@
                 <w:sz w:val="18"/>
                 <w:szCs w:val="18"/>
               </w:rPr>
-              <w:t xml:space="preserve">2049, about 24 years</w:t>
+              <w:t xml:space="preserve">550</w:t>
             </w:r>
           </w:p>
         </w:tc>
@@ -3649,7 +6332,7 @@
                 <w:sz w:val="18"/>
                 <w:szCs w:val="18"/>
               </w:rPr>
-              <w:t xml:space="preserve">Capacity</w:t>
+              <w:t xml:space="preserve">CoreWeave 8-K exhibit</w:t>
             </w:r>
           </w:p>
         </w:tc>
@@ -3667,7 +6350,7 @@
           <w:sz w:val="20"/>
           <w:szCs w:val="20"/>
         </w:rPr>
-        <w:t xml:space="preserve">This is the most original visual in the set. The El Paso 20 year lease comes from a weaker source, so verify it before using.</w:t>
+        <w:t xml:space="preserve">DDTL 4.0's SOFR plus 225 appears in the company release per the research notes, but one research pass rated it aggregator only. Confirm in the release before verifying.</w:t>
       </w:r>
     </w:p>
     <w:p>
@@ -3679,7 +6362,7 @@
         </w:numPr>
         <w:spacing w:after="50" w:before="0"/>
       </w:pPr>
-      <w:hyperlink w:history="1" r:id="rIdo8byzn94gb5vvnx_1oxwm">
+      <w:hyperlink w:history="1" r:id="rIdrs5dycmoy10fobigu-qkp">
         <w:r>
           <w:rPr>
             <w:rFonts w:ascii="Times New Roman" w:cs="Times New Roman" w:eastAsia="Times New Roman" w:hAnsi="Times New Roman"/>
@@ -3688,7 +6371,7 @@
             <w:szCs w:val="20"/>
             <w:u w:val="single"/>
           </w:rPr>
-          <w:t xml:space="preserve">Duration mismatch discussion, Capacity</w:t>
+          <w:t xml:space="preserve">DDTL 3.0</w:t>
         </w:r>
       </w:hyperlink>
     </w:p>
@@ -3701,7 +6384,7 @@
         </w:numPr>
         <w:spacing w:after="50" w:before="0"/>
       </w:pPr>
-      <w:hyperlink w:history="1" r:id="rIdpfy_tg_zfjo4fkb_dcsvf">
+      <w:hyperlink w:history="1" r:id="rIdb7_eppeynnl5wxjzu7vwl">
         <w:r>
           <w:rPr>
             <w:rFonts w:ascii="Times New Roman" w:cs="Times New Roman" w:eastAsia="Times New Roman" w:hAnsi="Times New Roman"/>
@@ -3710,7 +6393,7 @@
             <w:szCs w:val="20"/>
             <w:u w:val="single"/>
           </w:rPr>
-          <w:t xml:space="preserve">Hyperion lease and residual value guarantee</w:t>
+          <w:t xml:space="preserve">DDTL 4.0</w:t>
         </w:r>
       </w:hyperlink>
     </w:p>
@@ -3723,7 +6406,7 @@
         </w:numPr>
         <w:spacing w:after="50" w:before="0"/>
       </w:pPr>
-      <w:hyperlink w:history="1" r:id="rId_aeele-vpi2thjffy2qsp">
+      <w:hyperlink w:history="1" r:id="rIded7depl2xocu08ycmnqod">
         <w:r>
           <w:rPr>
             <w:rFonts w:ascii="Times New Roman" w:cs="Times New Roman" w:eastAsia="Times New Roman" w:hAnsi="Times New Roman"/>
@@ -3732,7 +6415,51 @@
             <w:szCs w:val="20"/>
             <w:u w:val="single"/>
           </w:rPr>
-          <w:t xml:space="preserve">El Paso lease and insurance details</w:t>
+          <w:t xml:space="preserve">DDTL 5.0</w:t>
+        </w:r>
+      </w:hyperlink>
+    </w:p>
+    <w:p>
+      <w:pPr>
+        <w:pStyle w:val="ListParagraph"/>
+        <w:numPr>
+          <w:ilvl w:val="0"/>
+          <w:numId w:val="2"/>
+        </w:numPr>
+        <w:spacing w:after="50" w:before="0"/>
+      </w:pPr>
+      <w:hyperlink w:history="1" r:id="rIdoocotupskv2w2cf_tjzar">
+        <w:r>
+          <w:rPr>
+            <w:rFonts w:ascii="Times New Roman" w:cs="Times New Roman" w:eastAsia="Times New Roman" w:hAnsi="Times New Roman"/>
+            <w:color w:val="9B3739"/>
+            <w:sz w:val="20"/>
+            <w:szCs w:val="20"/>
+            <w:u w:val="single"/>
+          </w:rPr>
+          <w:t xml:space="preserve">DDTL 5.5</w:t>
+        </w:r>
+      </w:hyperlink>
+    </w:p>
+    <w:p>
+      <w:pPr>
+        <w:pStyle w:val="ListParagraph"/>
+        <w:numPr>
+          <w:ilvl w:val="0"/>
+          <w:numId w:val="2"/>
+        </w:numPr>
+        <w:spacing w:after="50" w:before="0"/>
+      </w:pPr>
+      <w:hyperlink w:history="1" r:id="rIdqr-fwodacjhscuwgktgcc">
+        <w:r>
+          <w:rPr>
+            <w:rFonts w:ascii="Times New Roman" w:cs="Times New Roman" w:eastAsia="Times New Roman" w:hAnsi="Times New Roman"/>
+            <w:color w:val="9B3739"/>
+            <w:sz w:val="20"/>
+            <w:szCs w:val="20"/>
+            <w:u w:val="single"/>
+          </w:rPr>
+          <w:t xml:space="preserve">Lambda TLB</w:t>
         </w:r>
       </w:hyperlink>
     </w:p>
@@ -3750,7 +6477,7 @@
           <w:sz w:val="26"/>
           <w:szCs w:val="26"/>
         </w:rPr>
-        <w:t xml:space="preserve">Chart E, Oracle Credit Spread Versus BBB Index</w:t>
+        <w:t xml:space="preserve">Chart E, Oracle Project Jupiter Timeline</w:t>
       </w:r>
     </w:p>
     <w:p>
@@ -3763,7 +6490,7 @@
           <w:sz w:val="21"/>
           <w:szCs w:val="21"/>
         </w:rPr>
-        <w:t xml:space="preserve">Optional, page 6 swap. Line chart.</w:t>
+        <w:t xml:space="preserve">Optional, page 7 swap. Simple dated timeline.</w:t>
       </w:r>
     </w:p>
     <w:tbl>
@@ -3924,7 +6651,7 @@
                 <w:sz w:val="18"/>
                 <w:szCs w:val="18"/>
               </w:rPr>
-              <w:t xml:space="preserve">Oracle 5 year CDS, 2025 to present</w:t>
+              <w:t xml:space="preserve">Late 2025</w:t>
             </w:r>
           </w:p>
         </w:tc>
@@ -3957,7 +6684,7 @@
                 <w:sz w:val="18"/>
                 <w:szCs w:val="18"/>
               </w:rPr>
-              <w:t xml:space="preserve">Bloomberg ORCL CDS</w:t>
+              <w:t xml:space="preserve">About $18bn construction loan from about 20 banks</w:t>
             </w:r>
           </w:p>
         </w:tc>
@@ -3990,7 +6717,7 @@
                 <w:sz w:val="18"/>
                 <w:szCs w:val="18"/>
               </w:rPr>
-              <w:t xml:space="preserve">Bloomberg terminal</w:t>
+              <w:t xml:space="preserve">Bloomberg</w:t>
             </w:r>
           </w:p>
         </w:tc>
@@ -4028,7 +6755,7 @@
                 <w:sz w:val="18"/>
                 <w:szCs w:val="18"/>
               </w:rPr>
-              <w:t xml:space="preserve">ICE BofA BBB option adjusted spread</w:t>
+              <w:t xml:space="preserve">Jul 9, 2026</w:t>
             </w:r>
           </w:p>
         </w:tc>
@@ -4061,7 +6788,7 @@
                 <w:sz w:val="18"/>
                 <w:szCs w:val="18"/>
               </w:rPr>
-              <w:t xml:space="preserve">FRED BAMLC0A4CBBB</w:t>
+              <w:t xml:space="preserve">S&amp;P cuts Oracle to BBB-</w:t>
             </w:r>
           </w:p>
         </w:tc>
@@ -4094,7 +6821,7 @@
                 <w:sz w:val="18"/>
                 <w:szCs w:val="18"/>
               </w:rPr>
-              <w:t xml:space="preserve">FRED</w:t>
+              <w:t xml:space="preserve">S&amp;P via press</w:t>
             </w:r>
           </w:p>
         </w:tc>
@@ -4132,7 +6859,7 @@
                 <w:sz w:val="18"/>
                 <w:szCs w:val="18"/>
               </w:rPr>
-              <w:t xml:space="preserve">ICE BofA high yield option adjusted spread</w:t>
+              <w:t xml:space="preserve">Sep 10, 2026</w:t>
             </w:r>
           </w:p>
         </w:tc>
@@ -4165,7 +6892,7 @@
                 <w:sz w:val="18"/>
                 <w:szCs w:val="18"/>
               </w:rPr>
-              <w:t xml:space="preserve">FRED BAMLH0A0HYM2</w:t>
+              <w:t xml:space="preserve">Q1 FY27, RPO $664bn, FCF negative $5.4bn</w:t>
             </w:r>
           </w:p>
         </w:tc>
@@ -4198,7 +6925,319 @@
                 <w:sz w:val="18"/>
                 <w:szCs w:val="18"/>
               </w:rPr>
-              <w:t xml:space="preserve">FRED</w:t>
+              <w:t xml:space="preserve">Oracle</w:t>
+            </w:r>
+          </w:p>
+        </w:tc>
+      </w:tr>
+      <w:tr>
+        <w:trPr>
+          <w:cantSplit/>
+        </w:trPr>
+        <w:tc>
+          <w:tcPr>
+            <w:tcW w:type="dxa" w:w="3956"/>
+            <w:tcBorders>
+              <w:top w:val="single" w:color="C9B3B0" w:sz="4"/>
+              <w:left w:val="single" w:color="C9B3B0" w:sz="4"/>
+              <w:bottom w:val="single" w:color="C9B3B0" w:sz="4"/>
+              <w:right w:val="single" w:color="C9B3B0" w:sz="4"/>
+            </w:tcBorders>
+            <w:tcMar>
+              <w:top w:type="dxa" w:w="60"/>
+              <w:left w:type="dxa" w:w="90"/>
+              <w:bottom w:type="dxa" w:w="60"/>
+              <w:right w:type="dxa" w:w="90"/>
+            </w:tcMar>
+          </w:tcPr>
+          <w:p>
+            <w:pPr>
+              <w:spacing w:after="0" w:before="0"/>
+            </w:pPr>
+            <w:r>
+              <w:rPr>
+                <w:rFonts w:ascii="Times New Roman" w:cs="Times New Roman" w:eastAsia="Times New Roman" w:hAnsi="Times New Roman"/>
+                <w:b w:val="false"/>
+                <w:bCs w:val="false"/>
+                <w:color w:val="000000"/>
+                <w:sz w:val="18"/>
+                <w:szCs w:val="18"/>
+              </w:rPr>
+              <w:t xml:space="preserve">Mid Sep 2026</w:t>
+            </w:r>
+          </w:p>
+        </w:tc>
+        <w:tc>
+          <w:tcPr>
+            <w:tcW w:type="dxa" w:w="2580"/>
+            <w:tcBorders>
+              <w:top w:val="single" w:color="C9B3B0" w:sz="4"/>
+              <w:left w:val="single" w:color="C9B3B0" w:sz="4"/>
+              <w:bottom w:val="single" w:color="C9B3B0" w:sz="4"/>
+              <w:right w:val="single" w:color="C9B3B0" w:sz="4"/>
+            </w:tcBorders>
+            <w:tcMar>
+              <w:top w:type="dxa" w:w="60"/>
+              <w:left w:type="dxa" w:w="90"/>
+              <w:bottom w:type="dxa" w:w="60"/>
+              <w:right w:type="dxa" w:w="90"/>
+            </w:tcMar>
+          </w:tcPr>
+          <w:p>
+            <w:pPr>
+              <w:spacing w:after="0" w:before="0"/>
+            </w:pPr>
+            <w:r>
+              <w:rPr>
+                <w:rFonts w:ascii="Times New Roman" w:cs="Times New Roman" w:eastAsia="Times New Roman" w:hAnsi="Times New Roman"/>
+                <w:b w:val="false"/>
+                <w:bCs w:val="false"/>
+                <w:color w:val="000000"/>
+                <w:sz w:val="18"/>
+                <w:szCs w:val="18"/>
+              </w:rPr>
+              <w:t xml:space="preserve">Loan quoted at 89 to 91 cents</w:t>
+            </w:r>
+          </w:p>
+        </w:tc>
+        <w:tc>
+          <w:tcPr>
+            <w:tcW w:type="dxa" w:w="2064"/>
+            <w:tcBorders>
+              <w:top w:val="single" w:color="C9B3B0" w:sz="4"/>
+              <w:left w:val="single" w:color="C9B3B0" w:sz="4"/>
+              <w:bottom w:val="single" w:color="C9B3B0" w:sz="4"/>
+              <w:right w:val="single" w:color="C9B3B0" w:sz="4"/>
+            </w:tcBorders>
+            <w:tcMar>
+              <w:top w:type="dxa" w:w="60"/>
+              <w:left w:type="dxa" w:w="90"/>
+              <w:bottom w:type="dxa" w:w="60"/>
+              <w:right w:type="dxa" w:w="90"/>
+            </w:tcMar>
+          </w:tcPr>
+          <w:p>
+            <w:pPr>
+              <w:spacing w:after="0" w:before="0"/>
+            </w:pPr>
+            <w:r>
+              <w:rPr>
+                <w:rFonts w:ascii="Times New Roman" w:cs="Times New Roman" w:eastAsia="Times New Roman" w:hAnsi="Times New Roman"/>
+                <w:b w:val="false"/>
+                <w:bCs w:val="false"/>
+                <w:color w:val="000000"/>
+                <w:sz w:val="18"/>
+                <w:szCs w:val="18"/>
+              </w:rPr>
+              <w:t xml:space="preserve">FT</w:t>
+            </w:r>
+          </w:p>
+        </w:tc>
+      </w:tr>
+      <w:tr>
+        <w:trPr>
+          <w:cantSplit/>
+        </w:trPr>
+        <w:tc>
+          <w:tcPr>
+            <w:tcW w:type="dxa" w:w="3956"/>
+            <w:tcBorders>
+              <w:top w:val="single" w:color="C9B3B0" w:sz="4"/>
+              <w:left w:val="single" w:color="C9B3B0" w:sz="4"/>
+              <w:bottom w:val="single" w:color="C9B3B0" w:sz="4"/>
+              <w:right w:val="single" w:color="C9B3B0" w:sz="4"/>
+            </w:tcBorders>
+            <w:tcMar>
+              <w:top w:type="dxa" w:w="60"/>
+              <w:left w:type="dxa" w:w="90"/>
+              <w:bottom w:type="dxa" w:w="60"/>
+              <w:right w:type="dxa" w:w="90"/>
+            </w:tcMar>
+          </w:tcPr>
+          <w:p>
+            <w:pPr>
+              <w:spacing w:after="0" w:before="0"/>
+            </w:pPr>
+            <w:r>
+              <w:rPr>
+                <w:rFonts w:ascii="Times New Roman" w:cs="Times New Roman" w:eastAsia="Times New Roman" w:hAnsi="Times New Roman"/>
+                <w:b w:val="false"/>
+                <w:bCs w:val="false"/>
+                <w:color w:val="000000"/>
+                <w:sz w:val="18"/>
+                <w:szCs w:val="18"/>
+              </w:rPr>
+              <w:t xml:space="preserve">Sep 24, 2026</w:t>
+            </w:r>
+          </w:p>
+        </w:tc>
+        <w:tc>
+          <w:tcPr>
+            <w:tcW w:type="dxa" w:w="2580"/>
+            <w:tcBorders>
+              <w:top w:val="single" w:color="C9B3B0" w:sz="4"/>
+              <w:left w:val="single" w:color="C9B3B0" w:sz="4"/>
+              <w:bottom w:val="single" w:color="C9B3B0" w:sz="4"/>
+              <w:right w:val="single" w:color="C9B3B0" w:sz="4"/>
+            </w:tcBorders>
+            <w:tcMar>
+              <w:top w:type="dxa" w:w="60"/>
+              <w:left w:type="dxa" w:w="90"/>
+              <w:bottom w:type="dxa" w:w="60"/>
+              <w:right w:type="dxa" w:w="90"/>
+            </w:tcMar>
+          </w:tcPr>
+          <w:p>
+            <w:pPr>
+              <w:spacing w:after="0" w:before="0"/>
+            </w:pPr>
+            <w:r>
+              <w:rPr>
+                <w:rFonts w:ascii="Times New Roman" w:cs="Times New Roman" w:eastAsia="Times New Roman" w:hAnsi="Times New Roman"/>
+                <w:b w:val="false"/>
+                <w:bCs w:val="false"/>
+                <w:color w:val="000000"/>
+                <w:sz w:val="18"/>
+                <w:szCs w:val="18"/>
+              </w:rPr>
+              <w:t xml:space="preserve">Force majeure notice to the Blue Owl developer</w:t>
+            </w:r>
+          </w:p>
+        </w:tc>
+        <w:tc>
+          <w:tcPr>
+            <w:tcW w:type="dxa" w:w="2064"/>
+            <w:tcBorders>
+              <w:top w:val="single" w:color="C9B3B0" w:sz="4"/>
+              <w:left w:val="single" w:color="C9B3B0" w:sz="4"/>
+              <w:bottom w:val="single" w:color="C9B3B0" w:sz="4"/>
+              <w:right w:val="single" w:color="C9B3B0" w:sz="4"/>
+            </w:tcBorders>
+            <w:tcMar>
+              <w:top w:type="dxa" w:w="60"/>
+              <w:left w:type="dxa" w:w="90"/>
+              <w:bottom w:type="dxa" w:w="60"/>
+              <w:right w:type="dxa" w:w="90"/>
+            </w:tcMar>
+          </w:tcPr>
+          <w:p>
+            <w:pPr>
+              <w:spacing w:after="0" w:before="0"/>
+            </w:pPr>
+            <w:r>
+              <w:rPr>
+                <w:rFonts w:ascii="Times New Roman" w:cs="Times New Roman" w:eastAsia="Times New Roman" w:hAnsi="Times New Roman"/>
+                <w:b w:val="false"/>
+                <w:bCs w:val="false"/>
+                <w:color w:val="000000"/>
+                <w:sz w:val="18"/>
+                <w:szCs w:val="18"/>
+              </w:rPr>
+              <w:t xml:space="preserve">Bloomberg</w:t>
+            </w:r>
+          </w:p>
+        </w:tc>
+      </w:tr>
+      <w:tr>
+        <w:trPr>
+          <w:cantSplit/>
+        </w:trPr>
+        <w:tc>
+          <w:tcPr>
+            <w:tcW w:type="dxa" w:w="3956"/>
+            <w:tcBorders>
+              <w:top w:val="single" w:color="C9B3B0" w:sz="4"/>
+              <w:left w:val="single" w:color="C9B3B0" w:sz="4"/>
+              <w:bottom w:val="single" w:color="C9B3B0" w:sz="4"/>
+              <w:right w:val="single" w:color="C9B3B0" w:sz="4"/>
+            </w:tcBorders>
+            <w:tcMar>
+              <w:top w:type="dxa" w:w="60"/>
+              <w:left w:type="dxa" w:w="90"/>
+              <w:bottom w:type="dxa" w:w="60"/>
+              <w:right w:type="dxa" w:w="90"/>
+            </w:tcMar>
+          </w:tcPr>
+          <w:p>
+            <w:pPr>
+              <w:spacing w:after="0" w:before="0"/>
+            </w:pPr>
+            <w:r>
+              <w:rPr>
+                <w:rFonts w:ascii="Times New Roman" w:cs="Times New Roman" w:eastAsia="Times New Roman" w:hAnsi="Times New Roman"/>
+                <w:b w:val="false"/>
+                <w:bCs w:val="false"/>
+                <w:color w:val="000000"/>
+                <w:sz w:val="18"/>
+                <w:szCs w:val="18"/>
+              </w:rPr>
+              <w:t xml:space="preserve">Feb 1, 2027</w:t>
+            </w:r>
+          </w:p>
+        </w:tc>
+        <w:tc>
+          <w:tcPr>
+            <w:tcW w:type="dxa" w:w="2580"/>
+            <w:tcBorders>
+              <w:top w:val="single" w:color="C9B3B0" w:sz="4"/>
+              <w:left w:val="single" w:color="C9B3B0" w:sz="4"/>
+              <w:bottom w:val="single" w:color="C9B3B0" w:sz="4"/>
+              <w:right w:val="single" w:color="C9B3B0" w:sz="4"/>
+            </w:tcBorders>
+            <w:tcMar>
+              <w:top w:type="dxa" w:w="60"/>
+              <w:left w:type="dxa" w:w="90"/>
+              <w:bottom w:type="dxa" w:w="60"/>
+              <w:right w:type="dxa" w:w="90"/>
+            </w:tcMar>
+          </w:tcPr>
+          <w:p>
+            <w:pPr>
+              <w:spacing w:after="0" w:before="0"/>
+            </w:pPr>
+            <w:r>
+              <w:rPr>
+                <w:rFonts w:ascii="Times New Roman" w:cs="Times New Roman" w:eastAsia="Times New Roman" w:hAnsi="Times New Roman"/>
+                <w:b w:val="false"/>
+                <w:bCs w:val="false"/>
+                <w:color w:val="000000"/>
+                <w:sz w:val="18"/>
+                <w:szCs w:val="18"/>
+              </w:rPr>
+              <w:t xml:space="preserve">Gas pipeline in service date</w:t>
+            </w:r>
+          </w:p>
+        </w:tc>
+        <w:tc>
+          <w:tcPr>
+            <w:tcW w:type="dxa" w:w="2064"/>
+            <w:tcBorders>
+              <w:top w:val="single" w:color="C9B3B0" w:sz="4"/>
+              <w:left w:val="single" w:color="C9B3B0" w:sz="4"/>
+              <w:bottom w:val="single" w:color="C9B3B0" w:sz="4"/>
+              <w:right w:val="single" w:color="C9B3B0" w:sz="4"/>
+            </w:tcBorders>
+            <w:tcMar>
+              <w:top w:type="dxa" w:w="60"/>
+              <w:left w:type="dxa" w:w="90"/>
+              <w:bottom w:type="dxa" w:w="60"/>
+              <w:right w:type="dxa" w:w="90"/>
+            </w:tcMar>
+          </w:tcPr>
+          <w:p>
+            <w:pPr>
+              <w:spacing w:after="0" w:before="0"/>
+            </w:pPr>
+            <w:r>
+              <w:rPr>
+                <w:rFonts w:ascii="Times New Roman" w:cs="Times New Roman" w:eastAsia="Times New Roman" w:hAnsi="Times New Roman"/>
+                <w:b w:val="false"/>
+                <w:bCs w:val="false"/>
+                <w:color w:val="000000"/>
+                <w:sz w:val="18"/>
+                <w:szCs w:val="18"/>
+              </w:rPr>
+              <w:t xml:space="preserve">Bloomberg</w:t>
             </w:r>
           </w:p>
         </w:tc>
@@ -4216,7 +7255,7 @@
           <w:sz w:val="20"/>
           <w:szCs w:val="20"/>
         </w:rPr>
-        <w:t xml:space="preserve">Pairs naturally with the BBB- downgrade and the August recap's high yield spread discussion. FRED series IDs are from memory and I did not open them this session, so confirm the links resolve. Oracle CDS has to come from Bloomberg.</w:t>
+        <w:t xml:space="preserve">Useful if the Oracle section needs a visual in place of chart C.</w:t>
       </w:r>
     </w:p>
     <w:p>
@@ -4228,7 +7267,7 @@
         </w:numPr>
         <w:spacing w:after="50" w:before="0"/>
       </w:pPr>
-      <w:hyperlink w:history="1" r:id="rIdjg0-bou3oussjustl5spj">
+      <w:hyperlink w:history="1" r:id="rId5ft639ouzq76atus6iq08">
         <w:r>
           <w:rPr>
             <w:rFonts w:ascii="Times New Roman" w:cs="Times New Roman" w:eastAsia="Times New Roman" w:hAnsi="Times New Roman"/>
@@ -4237,7 +7276,7 @@
             <w:szCs w:val="20"/>
             <w:u w:val="single"/>
           </w:rPr>
-          <w:t xml:space="preserve">BBB spread, FRED</w:t>
+          <w:t xml:space="preserve">Oracle Q1 FY27 slides</w:t>
         </w:r>
       </w:hyperlink>
     </w:p>
@@ -4250,7 +7289,7 @@
         </w:numPr>
         <w:spacing w:after="50" w:before="0"/>
       </w:pPr>
-      <w:hyperlink w:history="1" r:id="rIdjxkssqxjodxvsllfuaf0n">
+      <w:hyperlink w:history="1" r:id="rIdckcbsfdy29svdrg3muoy-">
         <w:r>
           <w:rPr>
             <w:rFonts w:ascii="Times New Roman" w:cs="Times New Roman" w:eastAsia="Times New Roman" w:hAnsi="Times New Roman"/>
@@ -4259,7 +7298,7 @@
             <w:szCs w:val="20"/>
             <w:u w:val="single"/>
           </w:rPr>
-          <w:t xml:space="preserve">High yield spread, FRED</w:t>
+          <w:t xml:space="preserve">Force majeure notice</w:t>
         </w:r>
       </w:hyperlink>
     </w:p>
@@ -4272,7 +7311,7 @@
         </w:numPr>
         <w:spacing w:after="50" w:before="0"/>
       </w:pPr>
-      <w:hyperlink w:history="1" r:id="rId6mdkaz3www-ub3_khiq6k">
+      <w:hyperlink w:history="1" r:id="rIdxnuez0vjrnfifvhkpkjl6">
         <w:r>
           <w:rPr>
             <w:rFonts w:ascii="Times New Roman" w:cs="Times New Roman" w:eastAsia="Times New Roman" w:hAnsi="Times New Roman"/>
@@ -4281,29 +7320,7 @@
             <w:szCs w:val="20"/>
             <w:u w:val="single"/>
           </w:rPr>
-          <w:t xml:space="preserve">Oracle downgrade details, PPC Land</w:t>
-        </w:r>
-      </w:hyperlink>
-    </w:p>
-    <w:p>
-      <w:pPr>
-        <w:pStyle w:val="ListParagraph"/>
-        <w:numPr>
-          <w:ilvl w:val="0"/>
-          <w:numId w:val="2"/>
-        </w:numPr>
-        <w:spacing w:after="50" w:before="0"/>
-      </w:pPr>
-      <w:hyperlink w:history="1" r:id="rId4qczuw3sbsxkipizzdl-l">
-        <w:r>
-          <w:rPr>
-            <w:rFonts w:ascii="Times New Roman" w:cs="Times New Roman" w:eastAsia="Times New Roman" w:hAnsi="Times New Roman"/>
-            <w:color w:val="9B3739"/>
-            <w:sz w:val="20"/>
-            <w:szCs w:val="20"/>
-            <w:u w:val="single"/>
-          </w:rPr>
-          <w:t xml:space="preserve">Oracle BBB- and bond yield, TNW</w:t>
+          <w:t xml:space="preserve">FT on loan prices</w:t>
         </w:r>
       </w:hyperlink>
     </w:p>
@@ -4321,7 +7338,7 @@
           <w:sz w:val="26"/>
           <w:szCs w:val="26"/>
         </w:rPr>
-        <w:t xml:space="preserve">Chart F, Project Jupiter Timeline</w:t>
+        <w:t xml:space="preserve">Chart F, Off Balance Sheet Lease Commitments</w:t>
       </w:r>
     </w:p>
     <w:p>
@@ -4334,7 +7351,7 @@
           <w:sz w:val="21"/>
           <w:szCs w:val="21"/>
         </w:rPr>
-        <w:t xml:space="preserve">Optional, Oracle callout graphic. Simple dated timeline.</w:t>
+        <w:t xml:space="preserve">Optional. Single bar or stat callout.</w:t>
       </w:r>
     </w:p>
     <w:tbl>
@@ -4495,7 +7512,7 @@
                 <w:sz w:val="18"/>
                 <w:szCs w:val="18"/>
               </w:rPr>
-              <w:t xml:space="preserve">Late 2025</w:t>
+              <w:t xml:space="preserve">Not yet commenced hyperscaler data center leases</w:t>
             </w:r>
           </w:p>
         </w:tc>
@@ -4528,7 +7545,7 @@
                 <w:sz w:val="18"/>
                 <w:szCs w:val="18"/>
               </w:rPr>
-              <w:t xml:space="preserve">About $18bn of bank loans arranged by about 20 banks</w:t>
+              <w:t xml:space="preserve">$662bn</w:t>
             </w:r>
           </w:p>
         </w:tc>
@@ -4561,7 +7578,7 @@
                 <w:sz w:val="18"/>
                 <w:szCs w:val="18"/>
               </w:rPr>
-              <w:t xml:space="preserve">FT via Reuters</w:t>
+              <w:t xml:space="preserve">Moody's via Fortune</w:t>
             </w:r>
           </w:p>
         </w:tc>
@@ -4599,7 +7616,7 @@
                 <w:sz w:val="18"/>
                 <w:szCs w:val="18"/>
               </w:rPr>
-              <w:t xml:space="preserve">Jul 9, 2026</w:t>
+              <w:t xml:space="preserve">As a share of adjusted debt</w:t>
             </w:r>
           </w:p>
         </w:tc>
@@ -4632,7 +7649,7 @@
                 <w:sz w:val="18"/>
                 <w:szCs w:val="18"/>
               </w:rPr>
-              <w:t xml:space="preserve">S&amp;P cuts Oracle to BBB-</w:t>
+              <w:t xml:space="preserve">113%</w:t>
             </w:r>
           </w:p>
         </w:tc>
@@ -4665,423 +7682,7 @@
                 <w:sz w:val="18"/>
                 <w:szCs w:val="18"/>
               </w:rPr>
-              <w:t xml:space="preserve">S&amp;P via PPC Land</w:t>
-            </w:r>
-          </w:p>
-        </w:tc>
-      </w:tr>
-      <w:tr>
-        <w:trPr>
-          <w:cantSplit/>
-        </w:trPr>
-        <w:tc>
-          <w:tcPr>
-            <w:tcW w:type="dxa" w:w="3956"/>
-            <w:tcBorders>
-              <w:top w:val="single" w:color="C9B3B0" w:sz="4"/>
-              <w:left w:val="single" w:color="C9B3B0" w:sz="4"/>
-              <w:bottom w:val="single" w:color="C9B3B0" w:sz="4"/>
-              <w:right w:val="single" w:color="C9B3B0" w:sz="4"/>
-            </w:tcBorders>
-            <w:tcMar>
-              <w:top w:type="dxa" w:w="60"/>
-              <w:left w:type="dxa" w:w="90"/>
-              <w:bottom w:type="dxa" w:w="60"/>
-              <w:right w:type="dxa" w:w="90"/>
-            </w:tcMar>
-          </w:tcPr>
-          <w:p>
-            <w:pPr>
-              <w:spacing w:after="0" w:before="0"/>
-            </w:pPr>
-            <w:r>
-              <w:rPr>
-                <w:rFonts w:ascii="Times New Roman" w:cs="Times New Roman" w:eastAsia="Times New Roman" w:hAnsi="Times New Roman"/>
-                <w:b w:val="false"/>
-                <w:bCs w:val="false"/>
-                <w:color w:val="000000"/>
-                <w:sz w:val="18"/>
-                <w:szCs w:val="18"/>
-              </w:rPr>
-              <w:t xml:space="preserve">Sep 18 to 19, 2026</w:t>
-            </w:r>
-          </w:p>
-        </w:tc>
-        <w:tc>
-          <w:tcPr>
-            <w:tcW w:type="dxa" w:w="2580"/>
-            <w:tcBorders>
-              <w:top w:val="single" w:color="C9B3B0" w:sz="4"/>
-              <w:left w:val="single" w:color="C9B3B0" w:sz="4"/>
-              <w:bottom w:val="single" w:color="C9B3B0" w:sz="4"/>
-              <w:right w:val="single" w:color="C9B3B0" w:sz="4"/>
-            </w:tcBorders>
-            <w:tcMar>
-              <w:top w:type="dxa" w:w="60"/>
-              <w:left w:type="dxa" w:w="90"/>
-              <w:bottom w:type="dxa" w:w="60"/>
-              <w:right w:type="dxa" w:w="90"/>
-            </w:tcMar>
-          </w:tcPr>
-          <w:p>
-            <w:pPr>
-              <w:spacing w:after="0" w:before="0"/>
-            </w:pPr>
-            <w:r>
-              <w:rPr>
-                <w:rFonts w:ascii="Times New Roman" w:cs="Times New Roman" w:eastAsia="Times New Roman" w:hAnsi="Times New Roman"/>
-                <w:b w:val="false"/>
-                <w:bCs w:val="false"/>
-                <w:color w:val="000000"/>
-                <w:sz w:val="18"/>
-                <w:szCs w:val="18"/>
-              </w:rPr>
-              <w:t xml:space="preserve">Loans quoted at 89 to 91 cents</w:t>
-            </w:r>
-          </w:p>
-        </w:tc>
-        <w:tc>
-          <w:tcPr>
-            <w:tcW w:type="dxa" w:w="2064"/>
-            <w:tcBorders>
-              <w:top w:val="single" w:color="C9B3B0" w:sz="4"/>
-              <w:left w:val="single" w:color="C9B3B0" w:sz="4"/>
-              <w:bottom w:val="single" w:color="C9B3B0" w:sz="4"/>
-              <w:right w:val="single" w:color="C9B3B0" w:sz="4"/>
-            </w:tcBorders>
-            <w:tcMar>
-              <w:top w:type="dxa" w:w="60"/>
-              <w:left w:type="dxa" w:w="90"/>
-              <w:bottom w:type="dxa" w:w="60"/>
-              <w:right w:type="dxa" w:w="90"/>
-            </w:tcMar>
-          </w:tcPr>
-          <w:p>
-            <w:pPr>
-              <w:spacing w:after="0" w:before="0"/>
-            </w:pPr>
-            <w:r>
-              <w:rPr>
-                <w:rFonts w:ascii="Times New Roman" w:cs="Times New Roman" w:eastAsia="Times New Roman" w:hAnsi="Times New Roman"/>
-                <w:b w:val="false"/>
-                <w:bCs w:val="false"/>
-                <w:color w:val="000000"/>
-                <w:sz w:val="18"/>
-                <w:szCs w:val="18"/>
-              </w:rPr>
-              <w:t xml:space="preserve">FT via Reuters</w:t>
-            </w:r>
-          </w:p>
-        </w:tc>
-      </w:tr>
-      <w:tr>
-        <w:trPr>
-          <w:cantSplit/>
-        </w:trPr>
-        <w:tc>
-          <w:tcPr>
-            <w:tcW w:type="dxa" w:w="3956"/>
-            <w:tcBorders>
-              <w:top w:val="single" w:color="C9B3B0" w:sz="4"/>
-              <w:left w:val="single" w:color="C9B3B0" w:sz="4"/>
-              <w:bottom w:val="single" w:color="C9B3B0" w:sz="4"/>
-              <w:right w:val="single" w:color="C9B3B0" w:sz="4"/>
-            </w:tcBorders>
-            <w:tcMar>
-              <w:top w:type="dxa" w:w="60"/>
-              <w:left w:type="dxa" w:w="90"/>
-              <w:bottom w:type="dxa" w:w="60"/>
-              <w:right w:type="dxa" w:w="90"/>
-            </w:tcMar>
-          </w:tcPr>
-          <w:p>
-            <w:pPr>
-              <w:spacing w:after="0" w:before="0"/>
-            </w:pPr>
-            <w:r>
-              <w:rPr>
-                <w:rFonts w:ascii="Times New Roman" w:cs="Times New Roman" w:eastAsia="Times New Roman" w:hAnsi="Times New Roman"/>
-                <w:b w:val="false"/>
-                <w:bCs w:val="false"/>
-                <w:color w:val="000000"/>
-                <w:sz w:val="18"/>
-                <w:szCs w:val="18"/>
-              </w:rPr>
-              <w:t xml:space="preserve">Sep 24, 2026</w:t>
-            </w:r>
-          </w:p>
-        </w:tc>
-        <w:tc>
-          <w:tcPr>
-            <w:tcW w:type="dxa" w:w="2580"/>
-            <w:tcBorders>
-              <w:top w:val="single" w:color="C9B3B0" w:sz="4"/>
-              <w:left w:val="single" w:color="C9B3B0" w:sz="4"/>
-              <w:bottom w:val="single" w:color="C9B3B0" w:sz="4"/>
-              <w:right w:val="single" w:color="C9B3B0" w:sz="4"/>
-            </w:tcBorders>
-            <w:tcMar>
-              <w:top w:type="dxa" w:w="60"/>
-              <w:left w:type="dxa" w:w="90"/>
-              <w:bottom w:type="dxa" w:w="60"/>
-              <w:right w:type="dxa" w:w="90"/>
-            </w:tcMar>
-          </w:tcPr>
-          <w:p>
-            <w:pPr>
-              <w:spacing w:after="0" w:before="0"/>
-            </w:pPr>
-            <w:r>
-              <w:rPr>
-                <w:rFonts w:ascii="Times New Roman" w:cs="Times New Roman" w:eastAsia="Times New Roman" w:hAnsi="Times New Roman"/>
-                <w:b w:val="false"/>
-                <w:bCs w:val="false"/>
-                <w:color w:val="000000"/>
-                <w:sz w:val="18"/>
-                <w:szCs w:val="18"/>
-              </w:rPr>
-              <w:t xml:space="preserve">Oracle sends force majeure notice to Blue Owl unit</w:t>
-            </w:r>
-          </w:p>
-        </w:tc>
-        <w:tc>
-          <w:tcPr>
-            <w:tcW w:type="dxa" w:w="2064"/>
-            <w:tcBorders>
-              <w:top w:val="single" w:color="C9B3B0" w:sz="4"/>
-              <w:left w:val="single" w:color="C9B3B0" w:sz="4"/>
-              <w:bottom w:val="single" w:color="C9B3B0" w:sz="4"/>
-              <w:right w:val="single" w:color="C9B3B0" w:sz="4"/>
-            </w:tcBorders>
-            <w:tcMar>
-              <w:top w:type="dxa" w:w="60"/>
-              <w:left w:type="dxa" w:w="90"/>
-              <w:bottom w:type="dxa" w:w="60"/>
-              <w:right w:type="dxa" w:w="90"/>
-            </w:tcMar>
-          </w:tcPr>
-          <w:p>
-            <w:pPr>
-              <w:spacing w:after="0" w:before="0"/>
-            </w:pPr>
-            <w:r>
-              <w:rPr>
-                <w:rFonts w:ascii="Times New Roman" w:cs="Times New Roman" w:eastAsia="Times New Roman" w:hAnsi="Times New Roman"/>
-                <w:b w:val="false"/>
-                <w:bCs w:val="false"/>
-                <w:color w:val="000000"/>
-                <w:sz w:val="18"/>
-                <w:szCs w:val="18"/>
-              </w:rPr>
-              <w:t xml:space="preserve">Reuters, Bloomberg</w:t>
-            </w:r>
-          </w:p>
-        </w:tc>
-      </w:tr>
-      <w:tr>
-        <w:trPr>
-          <w:cantSplit/>
-        </w:trPr>
-        <w:tc>
-          <w:tcPr>
-            <w:tcW w:type="dxa" w:w="3956"/>
-            <w:tcBorders>
-              <w:top w:val="single" w:color="C9B3B0" w:sz="4"/>
-              <w:left w:val="single" w:color="C9B3B0" w:sz="4"/>
-              <w:bottom w:val="single" w:color="C9B3B0" w:sz="4"/>
-              <w:right w:val="single" w:color="C9B3B0" w:sz="4"/>
-            </w:tcBorders>
-            <w:tcMar>
-              <w:top w:type="dxa" w:w="60"/>
-              <w:left w:type="dxa" w:w="90"/>
-              <w:bottom w:type="dxa" w:w="60"/>
-              <w:right w:type="dxa" w:w="90"/>
-            </w:tcMar>
-          </w:tcPr>
-          <w:p>
-            <w:pPr>
-              <w:spacing w:after="0" w:before="0"/>
-            </w:pPr>
-            <w:r>
-              <w:rPr>
-                <w:rFonts w:ascii="Times New Roman" w:cs="Times New Roman" w:eastAsia="Times New Roman" w:hAnsi="Times New Roman"/>
-                <w:b w:val="false"/>
-                <w:bCs w:val="false"/>
-                <w:color w:val="000000"/>
-                <w:sz w:val="18"/>
-                <w:szCs w:val="18"/>
-              </w:rPr>
-              <w:t xml:space="preserve">Feb 1, 2027</w:t>
-            </w:r>
-          </w:p>
-        </w:tc>
-        <w:tc>
-          <w:tcPr>
-            <w:tcW w:type="dxa" w:w="2580"/>
-            <w:tcBorders>
-              <w:top w:val="single" w:color="C9B3B0" w:sz="4"/>
-              <w:left w:val="single" w:color="C9B3B0" w:sz="4"/>
-              <w:bottom w:val="single" w:color="C9B3B0" w:sz="4"/>
-              <w:right w:val="single" w:color="C9B3B0" w:sz="4"/>
-            </w:tcBorders>
-            <w:tcMar>
-              <w:top w:type="dxa" w:w="60"/>
-              <w:left w:type="dxa" w:w="90"/>
-              <w:bottom w:type="dxa" w:w="60"/>
-              <w:right w:type="dxa" w:w="90"/>
-            </w:tcMar>
-          </w:tcPr>
-          <w:p>
-            <w:pPr>
-              <w:spacing w:after="0" w:before="0"/>
-            </w:pPr>
-            <w:r>
-              <w:rPr>
-                <w:rFonts w:ascii="Times New Roman" w:cs="Times New Roman" w:eastAsia="Times New Roman" w:hAnsi="Times New Roman"/>
-                <w:b w:val="false"/>
-                <w:bCs w:val="false"/>
-                <w:color w:val="000000"/>
-                <w:sz w:val="18"/>
-                <w:szCs w:val="18"/>
-              </w:rPr>
-              <w:t xml:space="preserve">Gas pipeline in service date after two state denials</w:t>
-            </w:r>
-          </w:p>
-        </w:tc>
-        <w:tc>
-          <w:tcPr>
-            <w:tcW w:type="dxa" w:w="2064"/>
-            <w:tcBorders>
-              <w:top w:val="single" w:color="C9B3B0" w:sz="4"/>
-              <w:left w:val="single" w:color="C9B3B0" w:sz="4"/>
-              <w:bottom w:val="single" w:color="C9B3B0" w:sz="4"/>
-              <w:right w:val="single" w:color="C9B3B0" w:sz="4"/>
-            </w:tcBorders>
-            <w:tcMar>
-              <w:top w:type="dxa" w:w="60"/>
-              <w:left w:type="dxa" w:w="90"/>
-              <w:bottom w:type="dxa" w:w="60"/>
-              <w:right w:type="dxa" w:w="90"/>
-            </w:tcMar>
-          </w:tcPr>
-          <w:p>
-            <w:pPr>
-              <w:spacing w:after="0" w:before="0"/>
-            </w:pPr>
-            <w:r>
-              <w:rPr>
-                <w:rFonts w:ascii="Times New Roman" w:cs="Times New Roman" w:eastAsia="Times New Roman" w:hAnsi="Times New Roman"/>
-                <w:b w:val="false"/>
-                <w:bCs w:val="false"/>
-                <w:color w:val="000000"/>
-                <w:sz w:val="18"/>
-                <w:szCs w:val="18"/>
-              </w:rPr>
-              <w:t xml:space="preserve">Bloomberg via AI Weekly</w:t>
-            </w:r>
-          </w:p>
-        </w:tc>
-      </w:tr>
-      <w:tr>
-        <w:trPr>
-          <w:cantSplit/>
-        </w:trPr>
-        <w:tc>
-          <w:tcPr>
-            <w:tcW w:type="dxa" w:w="3956"/>
-            <w:tcBorders>
-              <w:top w:val="single" w:color="C9B3B0" w:sz="4"/>
-              <w:left w:val="single" w:color="C9B3B0" w:sz="4"/>
-              <w:bottom w:val="single" w:color="C9B3B0" w:sz="4"/>
-              <w:right w:val="single" w:color="C9B3B0" w:sz="4"/>
-            </w:tcBorders>
-            <w:tcMar>
-              <w:top w:type="dxa" w:w="60"/>
-              <w:left w:type="dxa" w:w="90"/>
-              <w:bottom w:type="dxa" w:w="60"/>
-              <w:right w:type="dxa" w:w="90"/>
-            </w:tcMar>
-          </w:tcPr>
-          <w:p>
-            <w:pPr>
-              <w:spacing w:after="0" w:before="0"/>
-            </w:pPr>
-            <w:r>
-              <w:rPr>
-                <w:rFonts w:ascii="Times New Roman" w:cs="Times New Roman" w:eastAsia="Times New Roman" w:hAnsi="Times New Roman"/>
-                <w:b w:val="false"/>
-                <w:bCs w:val="false"/>
-                <w:color w:val="000000"/>
-                <w:sz w:val="18"/>
-                <w:szCs w:val="18"/>
-              </w:rPr>
-              <w:t xml:space="preserve">2028</w:t>
-            </w:r>
-          </w:p>
-        </w:tc>
-        <w:tc>
-          <w:tcPr>
-            <w:tcW w:type="dxa" w:w="2580"/>
-            <w:tcBorders>
-              <w:top w:val="single" w:color="C9B3B0" w:sz="4"/>
-              <w:left w:val="single" w:color="C9B3B0" w:sz="4"/>
-              <w:bottom w:val="single" w:color="C9B3B0" w:sz="4"/>
-              <w:right w:val="single" w:color="C9B3B0" w:sz="4"/>
-            </w:tcBorders>
-            <w:tcMar>
-              <w:top w:type="dxa" w:w="60"/>
-              <w:left w:type="dxa" w:w="90"/>
-              <w:bottom w:type="dxa" w:w="60"/>
-              <w:right w:type="dxa" w:w="90"/>
-            </w:tcMar>
-          </w:tcPr>
-          <w:p>
-            <w:pPr>
-              <w:spacing w:after="0" w:before="0"/>
-            </w:pPr>
-            <w:r>
-              <w:rPr>
-                <w:rFonts w:ascii="Times New Roman" w:cs="Times New Roman" w:eastAsia="Times New Roman" w:hAnsi="Times New Roman"/>
-                <w:b w:val="false"/>
-                <w:bCs w:val="false"/>
-                <w:color w:val="000000"/>
-                <w:sz w:val="18"/>
-                <w:szCs w:val="18"/>
-              </w:rPr>
-              <w:t xml:space="preserve">Planned campus opening</w:t>
-            </w:r>
-          </w:p>
-        </w:tc>
-        <w:tc>
-          <w:tcPr>
-            <w:tcW w:type="dxa" w:w="2064"/>
-            <w:tcBorders>
-              <w:top w:val="single" w:color="C9B3B0" w:sz="4"/>
-              <w:left w:val="single" w:color="C9B3B0" w:sz="4"/>
-              <w:bottom w:val="single" w:color="C9B3B0" w:sz="4"/>
-              <w:right w:val="single" w:color="C9B3B0" w:sz="4"/>
-            </w:tcBorders>
-            <w:tcMar>
-              <w:top w:type="dxa" w:w="60"/>
-              <w:left w:type="dxa" w:w="90"/>
-              <w:bottom w:type="dxa" w:w="60"/>
-              <w:right w:type="dxa" w:w="90"/>
-            </w:tcMar>
-          </w:tcPr>
-          <w:p>
-            <w:pPr>
-              <w:spacing w:after="0" w:before="0"/>
-            </w:pPr>
-            <w:r>
-              <w:rPr>
-                <w:rFonts w:ascii="Times New Roman" w:cs="Times New Roman" w:eastAsia="Times New Roman" w:hAnsi="Times New Roman"/>
-                <w:b w:val="false"/>
-                <w:bCs w:val="false"/>
-                <w:color w:val="000000"/>
-                <w:sz w:val="18"/>
-                <w:szCs w:val="18"/>
-              </w:rPr>
-              <w:t xml:space="preserve">Reuters</w:t>
+              <w:t xml:space="preserve">Moody's via Fortune</w:t>
             </w:r>
           </w:p>
         </w:tc>
@@ -5099,7 +7700,7 @@
           <w:sz w:val="20"/>
           <w:szCs w:val="20"/>
         </w:rPr>
-        <w:t xml:space="preserve">Useful if the Oracle callout needs a visual instead of a second page two chart.</w:t>
+        <w:t xml:space="preserve">Pairs with the S&amp;P versus Moody's divergence on page 5.</w:t>
       </w:r>
     </w:p>
     <w:p>
@@ -5111,7 +7712,7 @@
         </w:numPr>
         <w:spacing w:after="50" w:before="0"/>
       </w:pPr>
-      <w:hyperlink w:history="1" r:id="rIddh04sypt-q9yqsss4w5ob">
+      <w:hyperlink w:history="1" r:id="rIdq-vnxqptc3xn0kdurgc7h">
         <w:r>
           <w:rPr>
             <w:rFonts w:ascii="Times New Roman" w:cs="Times New Roman" w:eastAsia="Times New Roman" w:hAnsi="Times New Roman"/>
@@ -5120,7 +7721,7 @@
             <w:szCs w:val="20"/>
             <w:u w:val="single"/>
           </w:rPr>
-          <w:t xml:space="preserve">Reuters on the force majeure notice</w:t>
+          <w:t xml:space="preserve">Moody's lease analysis</w:t>
         </w:r>
       </w:hyperlink>
     </w:p>
@@ -5133,7 +7734,7 @@
         </w:numPr>
         <w:spacing w:after="50" w:before="0"/>
       </w:pPr>
-      <w:hyperlink w:history="1" r:id="rIdks9o2hguplzlc8dh2hnlv">
+      <w:hyperlink w:history="1" r:id="rIdflo4lgsz3hkucvyiimtr5">
         <w:r>
           <w:rPr>
             <w:rFonts w:ascii="Times New Roman" w:cs="Times New Roman" w:eastAsia="Times New Roman" w:hAnsi="Times New Roman"/>
@@ -5142,704 +7743,7 @@
             <w:szCs w:val="20"/>
             <w:u w:val="single"/>
           </w:rPr>
-          <w:t xml:space="preserve">FT report on loan prices via The Star</w:t>
-        </w:r>
-      </w:hyperlink>
-    </w:p>
-    <w:p>
-      <w:pPr>
-        <w:pStyle w:val="ListParagraph"/>
-        <w:numPr>
-          <w:ilvl w:val="0"/>
-          <w:numId w:val="2"/>
-        </w:numPr>
-        <w:spacing w:after="50" w:before="0"/>
-      </w:pPr>
-      <w:hyperlink w:history="1" r:id="rIdtguur7zdqzwey8eflex1n">
-        <w:r>
-          <w:rPr>
-            <w:rFonts w:ascii="Times New Roman" w:cs="Times New Roman" w:eastAsia="Times New Roman" w:hAnsi="Times New Roman"/>
-            <w:color w:val="9B3739"/>
-            <w:sz w:val="20"/>
-            <w:szCs w:val="20"/>
-            <w:u w:val="single"/>
-          </w:rPr>
-          <w:t xml:space="preserve">Pipeline delay detail, AI Weekly</w:t>
-        </w:r>
-      </w:hyperlink>
-    </w:p>
-    <w:p>
-      <w:pPr>
-        <w:pStyle w:val="ListParagraph"/>
-        <w:numPr>
-          <w:ilvl w:val="0"/>
-          <w:numId w:val="2"/>
-        </w:numPr>
-        <w:spacing w:after="50" w:before="0"/>
-      </w:pPr>
-      <w:hyperlink w:history="1" r:id="rIdjylcwxb3q4jpfncxbpg7p">
-        <w:r>
-          <w:rPr>
-            <w:rFonts w:ascii="Times New Roman" w:cs="Times New Roman" w:eastAsia="Times New Roman" w:hAnsi="Times New Roman"/>
-            <w:color w:val="9B3739"/>
-            <w:sz w:val="20"/>
-            <w:szCs w:val="20"/>
-            <w:u w:val="single"/>
-          </w:rPr>
-          <w:t xml:space="preserve">Axios on spread moves in related notes</w:t>
-        </w:r>
-      </w:hyperlink>
-    </w:p>
-    <w:p>
-      <w:pPr>
-        <w:pStyle w:val="Heading2"/>
-        <w:spacing w:after="60" w:before="220"/>
-      </w:pPr>
-      <w:r>
-        <w:rPr>
-          <w:rFonts w:ascii="Times New Roman" w:cs="Times New Roman" w:eastAsia="Times New Roman" w:hAnsi="Times New Roman"/>
-          <w:b/>
-          <w:bCs/>
-          <w:color w:val="5A2020"/>
-          <w:sz w:val="26"/>
-          <w:szCs w:val="26"/>
-        </w:rPr>
-        <w:t xml:space="preserve">Chart G, Hyperscaler Bonds Trading Wider Than Issue</w:t>
-      </w:r>
-    </w:p>
-    <w:p>
-      <w:pPr>
-        <w:spacing w:after="60"/>
-      </w:pPr>
-      <w:r>
-        <w:rPr>
-          <w:rFonts w:ascii="Times New Roman" w:cs="Times New Roman" w:eastAsia="Times New Roman" w:hAnsi="Times New Roman"/>
-          <w:sz w:val="21"/>
-          <w:szCs w:val="21"/>
-        </w:rPr>
-        <w:t xml:space="preserve">Optional. Two simple stat callouts or a small bar pair.</w:t>
-      </w:r>
-    </w:p>
-    <w:tbl>
-      <w:tblPr>
-        <w:tblW w:type="dxa" w:w="8600"/>
-        <w:tblBorders>
-          <w:top w:val="single" w:color="auto" w:sz="4"/>
-          <w:left w:val="single" w:color="auto" w:sz="4"/>
-          <w:bottom w:val="single" w:color="auto" w:sz="4"/>
-          <w:right w:val="single" w:color="auto" w:sz="4"/>
-          <w:insideH w:val="single" w:color="auto" w:sz="4"/>
-          <w:insideV w:val="single" w:color="auto" w:sz="4"/>
-        </w:tblBorders>
-        <w:tblLayout w:type="fixed"/>
-      </w:tblPr>
-      <w:tblGrid>
-        <w:gridCol w:w="3956"/>
-        <w:gridCol w:w="2580"/>
-        <w:gridCol w:w="2064"/>
-      </w:tblGrid>
-      <w:tr>
-        <w:trPr>
-          <w:tblHeader/>
-        </w:trPr>
-        <w:tc>
-          <w:tcPr>
-            <w:tcW w:type="dxa" w:w="3956"/>
-            <w:tcBorders>
-              <w:top w:val="single" w:color="C9B3B0" w:sz="4"/>
-              <w:left w:val="single" w:color="C9B3B0" w:sz="4"/>
-              <w:bottom w:val="single" w:color="C9B3B0" w:sz="4"/>
-              <w:right w:val="single" w:color="C9B3B0" w:sz="4"/>
-            </w:tcBorders>
-            <w:shd w:fill="4F1D1B" w:color="auto" w:val="clear"/>
-            <w:tcMar>
-              <w:top w:type="dxa" w:w="60"/>
-              <w:left w:type="dxa" w:w="90"/>
-              <w:bottom w:type="dxa" w:w="60"/>
-              <w:right w:type="dxa" w:w="90"/>
-            </w:tcMar>
-          </w:tcPr>
-          <w:p>
-            <w:pPr>
-              <w:spacing w:after="0" w:before="0"/>
-            </w:pPr>
-            <w:r>
-              <w:rPr>
-                <w:rFonts w:ascii="Times New Roman" w:cs="Times New Roman" w:eastAsia="Times New Roman" w:hAnsi="Times New Roman"/>
-                <w:b/>
-                <w:bCs/>
-                <w:color w:val="FFFFFF"/>
-                <w:sz w:val="18"/>
-                <w:szCs w:val="18"/>
-              </w:rPr>
-              <w:t xml:space="preserve">Data point</w:t>
-            </w:r>
-          </w:p>
-        </w:tc>
-        <w:tc>
-          <w:tcPr>
-            <w:tcW w:type="dxa" w:w="2580"/>
-            <w:tcBorders>
-              <w:top w:val="single" w:color="C9B3B0" w:sz="4"/>
-              <w:left w:val="single" w:color="C9B3B0" w:sz="4"/>
-              <w:bottom w:val="single" w:color="C9B3B0" w:sz="4"/>
-              <w:right w:val="single" w:color="C9B3B0" w:sz="4"/>
-            </w:tcBorders>
-            <w:shd w:fill="4F1D1B" w:color="auto" w:val="clear"/>
-            <w:tcMar>
-              <w:top w:type="dxa" w:w="60"/>
-              <w:left w:type="dxa" w:w="90"/>
-              <w:bottom w:type="dxa" w:w="60"/>
-              <w:right w:type="dxa" w:w="90"/>
-            </w:tcMar>
-          </w:tcPr>
-          <w:p>
-            <w:pPr>
-              <w:spacing w:after="0" w:before="0"/>
-            </w:pPr>
-            <w:r>
-              <w:rPr>
-                <w:rFonts w:ascii="Times New Roman" w:cs="Times New Roman" w:eastAsia="Times New Roman" w:hAnsi="Times New Roman"/>
-                <w:b/>
-                <w:bCs/>
-                <w:color w:val="FFFFFF"/>
-                <w:sz w:val="18"/>
-                <w:szCs w:val="18"/>
-              </w:rPr>
-              <w:t xml:space="preserve">Value</w:t>
-            </w:r>
-          </w:p>
-        </w:tc>
-        <w:tc>
-          <w:tcPr>
-            <w:tcW w:type="dxa" w:w="2064"/>
-            <w:tcBorders>
-              <w:top w:val="single" w:color="C9B3B0" w:sz="4"/>
-              <w:left w:val="single" w:color="C9B3B0" w:sz="4"/>
-              <w:bottom w:val="single" w:color="C9B3B0" w:sz="4"/>
-              <w:right w:val="single" w:color="C9B3B0" w:sz="4"/>
-            </w:tcBorders>
-            <w:shd w:fill="4F1D1B" w:color="auto" w:val="clear"/>
-            <w:tcMar>
-              <w:top w:type="dxa" w:w="60"/>
-              <w:left w:type="dxa" w:w="90"/>
-              <w:bottom w:type="dxa" w:w="60"/>
-              <w:right w:type="dxa" w:w="90"/>
-            </w:tcMar>
-          </w:tcPr>
-          <w:p>
-            <w:pPr>
-              <w:spacing w:after="0" w:before="0"/>
-            </w:pPr>
-            <w:r>
-              <w:rPr>
-                <w:rFonts w:ascii="Times New Roman" w:cs="Times New Roman" w:eastAsia="Times New Roman" w:hAnsi="Times New Roman"/>
-                <w:b/>
-                <w:bCs/>
-                <w:color w:val="FFFFFF"/>
-                <w:sz w:val="18"/>
-                <w:szCs w:val="18"/>
-              </w:rPr>
-              <w:t xml:space="preserve">Source</w:t>
-            </w:r>
-          </w:p>
-        </w:tc>
-      </w:tr>
-      <w:tr>
-        <w:trPr>
-          <w:cantSplit/>
-        </w:trPr>
-        <w:tc>
-          <w:tcPr>
-            <w:tcW w:type="dxa" w:w="3956"/>
-            <w:tcBorders>
-              <w:top w:val="single" w:color="C9B3B0" w:sz="4"/>
-              <w:left w:val="single" w:color="C9B3B0" w:sz="4"/>
-              <w:bottom w:val="single" w:color="C9B3B0" w:sz="4"/>
-              <w:right w:val="single" w:color="C9B3B0" w:sz="4"/>
-            </w:tcBorders>
-            <w:tcMar>
-              <w:top w:type="dxa" w:w="60"/>
-              <w:left w:type="dxa" w:w="90"/>
-              <w:bottom w:type="dxa" w:w="60"/>
-              <w:right w:type="dxa" w:w="90"/>
-            </w:tcMar>
-          </w:tcPr>
-          <w:p>
-            <w:pPr>
-              <w:spacing w:after="0" w:before="0"/>
-            </w:pPr>
-            <w:r>
-              <w:rPr>
-                <w:rFonts w:ascii="Times New Roman" w:cs="Times New Roman" w:eastAsia="Times New Roman" w:hAnsi="Times New Roman"/>
-                <w:b w:val="false"/>
-                <w:bCs w:val="false"/>
-                <w:color w:val="000000"/>
-                <w:sz w:val="18"/>
-                <w:szCs w:val="18"/>
-              </w:rPr>
-              <w:t xml:space="preserve">Bonds trading wider than issue (July 28)</w:t>
-            </w:r>
-          </w:p>
-        </w:tc>
-        <w:tc>
-          <w:tcPr>
-            <w:tcW w:type="dxa" w:w="2580"/>
-            <w:tcBorders>
-              <w:top w:val="single" w:color="C9B3B0" w:sz="4"/>
-              <w:left w:val="single" w:color="C9B3B0" w:sz="4"/>
-              <w:bottom w:val="single" w:color="C9B3B0" w:sz="4"/>
-              <w:right w:val="single" w:color="C9B3B0" w:sz="4"/>
-            </w:tcBorders>
-            <w:tcMar>
-              <w:top w:type="dxa" w:w="60"/>
-              <w:left w:type="dxa" w:w="90"/>
-              <w:bottom w:type="dxa" w:w="60"/>
-              <w:right w:type="dxa" w:w="90"/>
-            </w:tcMar>
-          </w:tcPr>
-          <w:p>
-            <w:pPr>
-              <w:spacing w:after="0" w:before="0"/>
-            </w:pPr>
-            <w:r>
-              <w:rPr>
-                <w:rFonts w:ascii="Times New Roman" w:cs="Times New Roman" w:eastAsia="Times New Roman" w:hAnsi="Times New Roman"/>
-                <w:b w:val="false"/>
-                <w:bCs w:val="false"/>
-                <w:color w:val="000000"/>
-                <w:sz w:val="18"/>
-                <w:szCs w:val="18"/>
-              </w:rPr>
-              <w:t xml:space="preserve">78 of 91</w:t>
-            </w:r>
-          </w:p>
-        </w:tc>
-        <w:tc>
-          <w:tcPr>
-            <w:tcW w:type="dxa" w:w="2064"/>
-            <w:tcBorders>
-              <w:top w:val="single" w:color="C9B3B0" w:sz="4"/>
-              <w:left w:val="single" w:color="C9B3B0" w:sz="4"/>
-              <w:bottom w:val="single" w:color="C9B3B0" w:sz="4"/>
-              <w:right w:val="single" w:color="C9B3B0" w:sz="4"/>
-            </w:tcBorders>
-            <w:tcMar>
-              <w:top w:type="dxa" w:w="60"/>
-              <w:left w:type="dxa" w:w="90"/>
-              <w:bottom w:type="dxa" w:w="60"/>
-              <w:right w:type="dxa" w:w="90"/>
-            </w:tcMar>
-          </w:tcPr>
-          <w:p>
-            <w:pPr>
-              <w:spacing w:after="0" w:before="0"/>
-            </w:pPr>
-            <w:r>
-              <w:rPr>
-                <w:rFonts w:ascii="Times New Roman" w:cs="Times New Roman" w:eastAsia="Times New Roman" w:hAnsi="Times New Roman"/>
-                <w:b w:val="false"/>
-                <w:bCs w:val="false"/>
-                <w:color w:val="000000"/>
-                <w:sz w:val="18"/>
-                <w:szCs w:val="18"/>
-              </w:rPr>
-              <w:t xml:space="preserve">Reuters and LSEG</w:t>
-            </w:r>
-          </w:p>
-        </w:tc>
-      </w:tr>
-      <w:tr>
-        <w:trPr>
-          <w:cantSplit/>
-        </w:trPr>
-        <w:tc>
-          <w:tcPr>
-            <w:tcW w:type="dxa" w:w="3956"/>
-            <w:tcBorders>
-              <w:top w:val="single" w:color="C9B3B0" w:sz="4"/>
-              <w:left w:val="single" w:color="C9B3B0" w:sz="4"/>
-              <w:bottom w:val="single" w:color="C9B3B0" w:sz="4"/>
-              <w:right w:val="single" w:color="C9B3B0" w:sz="4"/>
-            </w:tcBorders>
-            <w:tcMar>
-              <w:top w:type="dxa" w:w="60"/>
-              <w:left w:type="dxa" w:w="90"/>
-              <w:bottom w:type="dxa" w:w="60"/>
-              <w:right w:type="dxa" w:w="90"/>
-            </w:tcMar>
-          </w:tcPr>
-          <w:p>
-            <w:pPr>
-              <w:spacing w:after="0" w:before="0"/>
-            </w:pPr>
-            <w:r>
-              <w:rPr>
-                <w:rFonts w:ascii="Times New Roman" w:cs="Times New Roman" w:eastAsia="Times New Roman" w:hAnsi="Times New Roman"/>
-                <w:b w:val="false"/>
-                <w:bCs w:val="false"/>
-                <w:color w:val="000000"/>
-                <w:sz w:val="18"/>
-                <w:szCs w:val="18"/>
-              </w:rPr>
-              <w:t xml:space="preserve">Median yield increase</w:t>
-            </w:r>
-          </w:p>
-        </w:tc>
-        <w:tc>
-          <w:tcPr>
-            <w:tcW w:type="dxa" w:w="2580"/>
-            <w:tcBorders>
-              <w:top w:val="single" w:color="C9B3B0" w:sz="4"/>
-              <w:left w:val="single" w:color="C9B3B0" w:sz="4"/>
-              <w:bottom w:val="single" w:color="C9B3B0" w:sz="4"/>
-              <w:right w:val="single" w:color="C9B3B0" w:sz="4"/>
-            </w:tcBorders>
-            <w:tcMar>
-              <w:top w:type="dxa" w:w="60"/>
-              <w:left w:type="dxa" w:w="90"/>
-              <w:bottom w:type="dxa" w:w="60"/>
-              <w:right w:type="dxa" w:w="90"/>
-            </w:tcMar>
-          </w:tcPr>
-          <w:p>
-            <w:pPr>
-              <w:spacing w:after="0" w:before="0"/>
-            </w:pPr>
-            <w:r>
-              <w:rPr>
-                <w:rFonts w:ascii="Times New Roman" w:cs="Times New Roman" w:eastAsia="Times New Roman" w:hAnsi="Times New Roman"/>
-                <w:b w:val="false"/>
-                <w:bCs w:val="false"/>
-                <w:color w:val="000000"/>
-                <w:sz w:val="18"/>
-                <w:szCs w:val="18"/>
-              </w:rPr>
-              <w:t xml:space="preserve">about 22bps</w:t>
-            </w:r>
-          </w:p>
-        </w:tc>
-        <w:tc>
-          <w:tcPr>
-            <w:tcW w:type="dxa" w:w="2064"/>
-            <w:tcBorders>
-              <w:top w:val="single" w:color="C9B3B0" w:sz="4"/>
-              <w:left w:val="single" w:color="C9B3B0" w:sz="4"/>
-              <w:bottom w:val="single" w:color="C9B3B0" w:sz="4"/>
-              <w:right w:val="single" w:color="C9B3B0" w:sz="4"/>
-            </w:tcBorders>
-            <w:tcMar>
-              <w:top w:type="dxa" w:w="60"/>
-              <w:left w:type="dxa" w:w="90"/>
-              <w:bottom w:type="dxa" w:w="60"/>
-              <w:right w:type="dxa" w:w="90"/>
-            </w:tcMar>
-          </w:tcPr>
-          <w:p>
-            <w:pPr>
-              <w:spacing w:after="0" w:before="0"/>
-            </w:pPr>
-            <w:r>
-              <w:rPr>
-                <w:rFonts w:ascii="Times New Roman" w:cs="Times New Roman" w:eastAsia="Times New Roman" w:hAnsi="Times New Roman"/>
-                <w:b w:val="false"/>
-                <w:bCs w:val="false"/>
-                <w:color w:val="000000"/>
-                <w:sz w:val="18"/>
-                <w:szCs w:val="18"/>
-              </w:rPr>
-              <w:t xml:space="preserve">Reuters and LSEG</w:t>
-            </w:r>
-          </w:p>
-        </w:tc>
-      </w:tr>
-      <w:tr>
-        <w:trPr>
-          <w:cantSplit/>
-        </w:trPr>
-        <w:tc>
-          <w:tcPr>
-            <w:tcW w:type="dxa" w:w="3956"/>
-            <w:tcBorders>
-              <w:top w:val="single" w:color="C9B3B0" w:sz="4"/>
-              <w:left w:val="single" w:color="C9B3B0" w:sz="4"/>
-              <w:bottom w:val="single" w:color="C9B3B0" w:sz="4"/>
-              <w:right w:val="single" w:color="C9B3B0" w:sz="4"/>
-            </w:tcBorders>
-            <w:tcMar>
-              <w:top w:type="dxa" w:w="60"/>
-              <w:left w:type="dxa" w:w="90"/>
-              <w:bottom w:type="dxa" w:w="60"/>
-              <w:right w:type="dxa" w:w="90"/>
-            </w:tcMar>
-          </w:tcPr>
-          <w:p>
-            <w:pPr>
-              <w:spacing w:after="0" w:before="0"/>
-            </w:pPr>
-            <w:r>
-              <w:rPr>
-                <w:rFonts w:ascii="Times New Roman" w:cs="Times New Roman" w:eastAsia="Times New Roman" w:hAnsi="Times New Roman"/>
-                <w:b w:val="false"/>
-                <w:bCs w:val="false"/>
-                <w:color w:val="000000"/>
-                <w:sz w:val="18"/>
-                <w:szCs w:val="18"/>
-              </w:rPr>
-              <w:t xml:space="preserve">Median new issue concession</w:t>
-            </w:r>
-          </w:p>
-        </w:tc>
-        <w:tc>
-          <w:tcPr>
-            <w:tcW w:type="dxa" w:w="2580"/>
-            <w:tcBorders>
-              <w:top w:val="single" w:color="C9B3B0" w:sz="4"/>
-              <w:left w:val="single" w:color="C9B3B0" w:sz="4"/>
-              <w:bottom w:val="single" w:color="C9B3B0" w:sz="4"/>
-              <w:right w:val="single" w:color="C9B3B0" w:sz="4"/>
-            </w:tcBorders>
-            <w:tcMar>
-              <w:top w:type="dxa" w:w="60"/>
-              <w:left w:type="dxa" w:w="90"/>
-              <w:bottom w:type="dxa" w:w="60"/>
-              <w:right w:type="dxa" w:w="90"/>
-            </w:tcMar>
-          </w:tcPr>
-          <w:p>
-            <w:pPr>
-              <w:spacing w:after="0" w:before="0"/>
-            </w:pPr>
-            <w:r>
-              <w:rPr>
-                <w:rFonts w:ascii="Times New Roman" w:cs="Times New Roman" w:eastAsia="Times New Roman" w:hAnsi="Times New Roman"/>
-                <w:b w:val="false"/>
-                <w:bCs w:val="false"/>
-                <w:color w:val="000000"/>
-                <w:sz w:val="18"/>
-                <w:szCs w:val="18"/>
-              </w:rPr>
-              <w:t xml:space="preserve">12bps in 2026 versus 2.25bps in 2025</w:t>
-            </w:r>
-          </w:p>
-        </w:tc>
-        <w:tc>
-          <w:tcPr>
-            <w:tcW w:type="dxa" w:w="2064"/>
-            <w:tcBorders>
-              <w:top w:val="single" w:color="C9B3B0" w:sz="4"/>
-              <w:left w:val="single" w:color="C9B3B0" w:sz="4"/>
-              <w:bottom w:val="single" w:color="C9B3B0" w:sz="4"/>
-              <w:right w:val="single" w:color="C9B3B0" w:sz="4"/>
-            </w:tcBorders>
-            <w:tcMar>
-              <w:top w:type="dxa" w:w="60"/>
-              <w:left w:type="dxa" w:w="90"/>
-              <w:bottom w:type="dxa" w:w="60"/>
-              <w:right w:type="dxa" w:w="90"/>
-            </w:tcMar>
-          </w:tcPr>
-          <w:p>
-            <w:pPr>
-              <w:spacing w:after="0" w:before="0"/>
-            </w:pPr>
-            <w:r>
-              <w:rPr>
-                <w:rFonts w:ascii="Times New Roman" w:cs="Times New Roman" w:eastAsia="Times New Roman" w:hAnsi="Times New Roman"/>
-                <w:b w:val="false"/>
-                <w:bCs w:val="false"/>
-                <w:color w:val="000000"/>
-                <w:sz w:val="18"/>
-                <w:szCs w:val="18"/>
-              </w:rPr>
-              <w:t xml:space="preserve">Reuters and LSEG</w:t>
-            </w:r>
-          </w:p>
-        </w:tc>
-      </w:tr>
-      <w:tr>
-        <w:trPr>
-          <w:cantSplit/>
-        </w:trPr>
-        <w:tc>
-          <w:tcPr>
-            <w:tcW w:type="dxa" w:w="3956"/>
-            <w:tcBorders>
-              <w:top w:val="single" w:color="C9B3B0" w:sz="4"/>
-              <w:left w:val="single" w:color="C9B3B0" w:sz="4"/>
-              <w:bottom w:val="single" w:color="C9B3B0" w:sz="4"/>
-              <w:right w:val="single" w:color="C9B3B0" w:sz="4"/>
-            </w:tcBorders>
-            <w:tcMar>
-              <w:top w:type="dxa" w:w="60"/>
-              <w:left w:type="dxa" w:w="90"/>
-              <w:bottom w:type="dxa" w:w="60"/>
-              <w:right w:type="dxa" w:w="90"/>
-            </w:tcMar>
-          </w:tcPr>
-          <w:p>
-            <w:pPr>
-              <w:spacing w:after="0" w:before="0"/>
-            </w:pPr>
-            <w:r>
-              <w:rPr>
-                <w:rFonts w:ascii="Times New Roman" w:cs="Times New Roman" w:eastAsia="Times New Roman" w:hAnsi="Times New Roman"/>
-                <w:b w:val="false"/>
-                <w:bCs w:val="false"/>
-                <w:color w:val="000000"/>
-                <w:sz w:val="18"/>
-                <w:szCs w:val="18"/>
-              </w:rPr>
-              <w:t xml:space="preserve">Hyperscaler share of USD IG issuance</w:t>
-            </w:r>
-          </w:p>
-        </w:tc>
-        <w:tc>
-          <w:tcPr>
-            <w:tcW w:type="dxa" w:w="2580"/>
-            <w:tcBorders>
-              <w:top w:val="single" w:color="C9B3B0" w:sz="4"/>
-              <w:left w:val="single" w:color="C9B3B0" w:sz="4"/>
-              <w:bottom w:val="single" w:color="C9B3B0" w:sz="4"/>
-              <w:right w:val="single" w:color="C9B3B0" w:sz="4"/>
-            </w:tcBorders>
-            <w:tcMar>
-              <w:top w:type="dxa" w:w="60"/>
-              <w:left w:type="dxa" w:w="90"/>
-              <w:bottom w:type="dxa" w:w="60"/>
-              <w:right w:type="dxa" w:w="90"/>
-            </w:tcMar>
-          </w:tcPr>
-          <w:p>
-            <w:pPr>
-              <w:spacing w:after="0" w:before="0"/>
-            </w:pPr>
-            <w:r>
-              <w:rPr>
-                <w:rFonts w:ascii="Times New Roman" w:cs="Times New Roman" w:eastAsia="Times New Roman" w:hAnsi="Times New Roman"/>
-                <w:b w:val="false"/>
-                <w:bCs w:val="false"/>
-                <w:color w:val="000000"/>
-                <w:sz w:val="18"/>
-                <w:szCs w:val="18"/>
-              </w:rPr>
-              <w:t xml:space="preserve">about 2% (2022 to 2024) versus about 9% projected 2026</w:t>
-            </w:r>
-          </w:p>
-        </w:tc>
-        <w:tc>
-          <w:tcPr>
-            <w:tcW w:type="dxa" w:w="2064"/>
-            <w:tcBorders>
-              <w:top w:val="single" w:color="C9B3B0" w:sz="4"/>
-              <w:left w:val="single" w:color="C9B3B0" w:sz="4"/>
-              <w:bottom w:val="single" w:color="C9B3B0" w:sz="4"/>
-              <w:right w:val="single" w:color="C9B3B0" w:sz="4"/>
-            </w:tcBorders>
-            <w:tcMar>
-              <w:top w:type="dxa" w:w="60"/>
-              <w:left w:type="dxa" w:w="90"/>
-              <w:bottom w:type="dxa" w:w="60"/>
-              <w:right w:type="dxa" w:w="90"/>
-            </w:tcMar>
-          </w:tcPr>
-          <w:p>
-            <w:pPr>
-              <w:spacing w:after="0" w:before="0"/>
-            </w:pPr>
-            <w:r>
-              <w:rPr>
-                <w:rFonts w:ascii="Times New Roman" w:cs="Times New Roman" w:eastAsia="Times New Roman" w:hAnsi="Times New Roman"/>
-                <w:b w:val="false"/>
-                <w:bCs w:val="false"/>
-                <w:color w:val="000000"/>
-                <w:sz w:val="18"/>
-                <w:szCs w:val="18"/>
-              </w:rPr>
-              <w:t xml:space="preserve">Bloomberg via ECM Source</w:t>
-            </w:r>
-          </w:p>
-        </w:tc>
-      </w:tr>
-    </w:tbl>
-    <w:p>
-      <w:pPr>
-        <w:spacing w:after="60" w:before="80"/>
-      </w:pPr>
-      <w:r>
-        <w:rPr>
-          <w:rFonts w:ascii="Times New Roman" w:cs="Times New Roman" w:eastAsia="Times New Roman" w:hAnsi="Times New Roman"/>
-          <w:i/>
-          <w:iCs/>
-          <w:sz w:val="20"/>
-          <w:szCs w:val="20"/>
-        </w:rPr>
-        <w:t xml:space="preserve">The share of IG issuance figure comes from an aggregator quoting Morningstar and Bloomberg, so verify it before using.</w:t>
-      </w:r>
-    </w:p>
-    <w:p>
-      <w:pPr>
-        <w:pStyle w:val="ListParagraph"/>
-        <w:numPr>
-          <w:ilvl w:val="0"/>
-          <w:numId w:val="2"/>
-        </w:numPr>
-        <w:spacing w:after="50" w:before="0"/>
-      </w:pPr>
-      <w:hyperlink w:history="1" r:id="rIdgmk7grdllo5b6gehjlk2a">
-        <w:r>
-          <w:rPr>
-            <w:rFonts w:ascii="Times New Roman" w:cs="Times New Roman" w:eastAsia="Times New Roman" w:hAnsi="Times New Roman"/>
-            <w:color w:val="9B3739"/>
-            <w:sz w:val="20"/>
-            <w:szCs w:val="20"/>
-            <w:u w:val="single"/>
-          </w:rPr>
-          <w:t xml:space="preserve">Reuters via Yahoo Finance</w:t>
-        </w:r>
-      </w:hyperlink>
-    </w:p>
-    <w:p>
-      <w:pPr>
-        <w:pStyle w:val="ListParagraph"/>
-        <w:numPr>
-          <w:ilvl w:val="0"/>
-          <w:numId w:val="2"/>
-        </w:numPr>
-        <w:spacing w:after="50" w:before="0"/>
-      </w:pPr>
-      <w:hyperlink w:history="1" r:id="rIdsfhfgykl2olc4rukdzsuj">
-        <w:r>
-          <w:rPr>
-            <w:rFonts w:ascii="Times New Roman" w:cs="Times New Roman" w:eastAsia="Times New Roman" w:hAnsi="Times New Roman"/>
-            <w:color w:val="9B3739"/>
-            <w:sz w:val="20"/>
-            <w:szCs w:val="20"/>
-            <w:u w:val="single"/>
-          </w:rPr>
-          <w:t xml:space="preserve">IG record August and issuer share, ECM Source</w:t>
-        </w:r>
-      </w:hyperlink>
-    </w:p>
-    <w:p>
-      <w:pPr>
-        <w:pStyle w:val="ListParagraph"/>
-        <w:numPr>
-          <w:ilvl w:val="0"/>
-          <w:numId w:val="2"/>
-        </w:numPr>
-        <w:spacing w:after="50" w:before="0"/>
-      </w:pPr>
-      <w:hyperlink w:history="1" r:id="rIdzdhrp36v0uci5dr_1k9_p">
-        <w:r>
-          <w:rPr>
-            <w:rFonts w:ascii="Times New Roman" w:cs="Times New Roman" w:eastAsia="Times New Roman" w:hAnsi="Times New Roman"/>
-            <w:color w:val="9B3739"/>
-            <w:sz w:val="20"/>
-            <w:szCs w:val="20"/>
-            <w:u w:val="single"/>
-          </w:rPr>
-          <w:t xml:space="preserve">Amazon deal pushing spreads wider, Sage Advisory</w:t>
+          <w:t xml:space="preserve">BBB spread, FRED</w:t>
         </w:r>
       </w:hyperlink>
     </w:p>
@@ -6036,7 +7940,7 @@
                 <w:sz w:val="18"/>
                 <w:szCs w:val="18"/>
               </w:rPr>
-              <w:t xml:space="preserve">El Paso pricing</w:t>
+              <w:t xml:space="preserve">Source access</w:t>
             </w:r>
           </w:p>
         </w:tc>
@@ -6069,7 +7973,7 @@
                 <w:sz w:val="18"/>
                 <w:szCs w:val="18"/>
               </w:rPr>
-              <w:t xml:space="preserve">7.534% yield, about 287.5bps over the 10 year, roughly $17bn of orders, $12.55bn size. These trace to reposts of Bloomberg. Marketed size was $12.3bn, so use the priced figure.</w:t>
+              <w:t xml:space="preserve">Every research and fact check pass ran on search result text. The proxy blocked opening pages, so no figure has been read at its source. Click through each chart and table value before publishing.</w:t>
             </w:r>
           </w:p>
         </w:tc>
@@ -6102,7 +8006,7 @@
                 <w:sz w:val="18"/>
                 <w:szCs w:val="18"/>
               </w:rPr>
-              <w:t xml:space="preserve">Bloomberg or the offering documents</w:t>
+              <w:t xml:space="preserve">Links in charts.js and reviews/research-*.md</w:t>
             </w:r>
           </w:p>
         </w:tc>
@@ -6140,7 +8044,7 @@
                 <w:sz w:val="18"/>
                 <w:szCs w:val="18"/>
               </w:rPr>
-              <w:t xml:space="preserve">Hyperion versus El Paso cost</w:t>
+              <w:t xml:space="preserve">Hyperion secondary price</w:t>
             </w:r>
           </w:p>
         </w:tc>
@@ -6173,7 +8077,7 @@
                 <w:sz w:val="18"/>
                 <w:szCs w:val="18"/>
               </w:rPr>
-              <w:t xml:space="preserve">6.58% and the 5.5% Meta comparison come from a secondary source, and the deals priced at different Treasury levels. The 'higher cost on the same rating' line is safest with spreads.</w:t>
+              <w:t xml:space="preserve">The low 90s price and about T+230 spread in late September come from aggregators. Another aggregator gives a 94.4 low in July or August.</w:t>
             </w:r>
           </w:p>
         </w:tc>
@@ -6206,7 +8110,7 @@
                 <w:sz w:val="18"/>
                 <w:szCs w:val="18"/>
               </w:rPr>
-              <w:t xml:space="preserve">Bloomberg deal pages, pull Hyperion spread</w:t>
+              <w:t xml:space="preserve">Bloomberg or TRACE</w:t>
             </w:r>
           </w:p>
         </w:tc>
@@ -6244,7 +8148,7 @@
                 <w:sz w:val="18"/>
                 <w:szCs w:val="18"/>
               </w:rPr>
-              <w:t xml:space="preserve">Oracle rating</w:t>
+              <w:t xml:space="preserve">Hyperion launch spread</w:t>
             </w:r>
           </w:p>
         </w:tc>
@@ -6277,7 +8181,7 @@
                 <w:sz w:val="18"/>
                 <w:szCs w:val="18"/>
               </w:rPr>
-              <w:t xml:space="preserve">Several outlets report S&amp;P cut Oracle to BBB- on July 9. One aggregator listed BBB with a negative outlook in August. Confirm the current S&amp;P rating and outlook.</w:t>
+              <w:t xml:space="preserve">T+225 per IFR. One aggregator says 185bps.</w:t>
             </w:r>
           </w:p>
         </w:tc>
@@ -6310,7 +8214,7 @@
                 <w:sz w:val="18"/>
                 <w:szCs w:val="18"/>
               </w:rPr>
-              <w:t xml:space="preserve">S&amp;P Global Ratings</w:t>
+              <w:t xml:space="preserve">IFR, Bloomberg</w:t>
             </w:r>
           </w:p>
         </w:tc>
@@ -6348,7 +8252,7 @@
                 <w:sz w:val="18"/>
                 <w:szCs w:val="18"/>
               </w:rPr>
-              <w:t xml:space="preserve">Oracle debt figures</w:t>
+              <w:t xml:space="preserve">Saline</w:t>
             </w:r>
           </w:p>
         </w:tc>
@@ -6381,7 +8285,7 @@
                 <w:sz w:val="18"/>
                 <w:szCs w:val="18"/>
               </w:rPr>
-              <w:t xml:space="preserve">The $43bn fiscal 2026 raise is on the page. Other figures conflict, including debt above $122bn, $117bn outstanding, and about $260bn of lease obligations.</w:t>
+              <w:t xml:space="preserve">About $14bn of bonds and 15% equity are from the Related and Blackstone releases. The 7.5% is price guidance, not a final coupon.</w:t>
             </w:r>
           </w:p>
         </w:tc>
@@ -6414,7 +8318,7 @@
                 <w:sz w:val="18"/>
                 <w:szCs w:val="18"/>
               </w:rPr>
-              <w:t xml:space="preserve">Oracle 10 K and 10 Q</w:t>
+              <w:t xml:space="preserve">Offering memorandum or Bloomberg</w:t>
             </w:r>
           </w:p>
         </w:tc>
@@ -6452,7 +8356,7 @@
                 <w:sz w:val="18"/>
                 <w:szCs w:val="18"/>
               </w:rPr>
-              <w:t xml:space="preserve">Hyperscaler issuance scope</w:t>
+              <w:t xml:space="preserve">Abilene and xAI leverage</w:t>
             </w:r>
           </w:p>
         </w:tc>
@@ -6485,7 +8389,7 @@
                 <w:sz w:val="18"/>
                 <w:szCs w:val="18"/>
               </w:rPr>
-              <w:t xml:space="preserve">$194bn through July 7 covers four issuers. About $220bn through August covers five. Decide on one cutoff and scope.</w:t>
+              <w:t xml:space="preserve">Both ratios are derived from reported debt and cost or purchase price, not stated by the lenders.</w:t>
             </w:r>
           </w:p>
         </w:tc>
@@ -6518,7 +8422,7 @@
                 <w:sz w:val="18"/>
                 <w:szCs w:val="18"/>
               </w:rPr>
-              <w:t xml:space="preserve">Reuters and LSEG</w:t>
+              <w:t xml:space="preserve">Deal documents</w:t>
             </w:r>
           </w:p>
         </w:tc>
@@ -6556,7 +8460,7 @@
                 <w:sz w:val="18"/>
                 <w:szCs w:val="18"/>
               </w:rPr>
-              <w:t xml:space="preserve">Goldman figures</w:t>
+              <w:t xml:space="preserve">CoreWeave DDTL 4.0 pricing</w:t>
             </w:r>
           </w:p>
         </w:tc>
@@ -6589,7 +8493,7 @@
                 <w:sz w:val="18"/>
                 <w:szCs w:val="18"/>
               </w:rPr>
-              <w:t xml:space="preserve">$750bn capex, $778bn operating cash flow, debt about one third of capex, $250bn and $400bn issuance estimates. Reported through Reuters.</w:t>
+              <w:t xml:space="preserve">SOFR plus 225 is in one research file as a company release and in another as aggregator only.</w:t>
             </w:r>
           </w:p>
         </w:tc>
@@ -6622,7 +8526,7 @@
                 <w:sz w:val="18"/>
                 <w:szCs w:val="18"/>
               </w:rPr>
-              <w:t xml:space="preserve">Goldman Sachs note</w:t>
+              <w:t xml:space="preserve">CoreWeave release and 10-Q</w:t>
             </w:r>
           </w:p>
         </w:tc>
@@ -6660,7 +8564,7 @@
                 <w:sz w:val="18"/>
                 <w:szCs w:val="18"/>
               </w:rPr>
-              <w:t xml:space="preserve">IG record and issuer share</w:t>
+              <w:t xml:space="preserve">Oracle long bond yield</w:t>
             </w:r>
           </w:p>
         </w:tc>
@@ -6693,7 +8597,7 @@
                 <w:sz w:val="18"/>
                 <w:szCs w:val="18"/>
               </w:rPr>
-              <w:t xml:space="preserve">$145.2bn August record and the 2% to 9% issuer share come from an aggregator citing Bloomberg and Morningstar.</w:t>
+              <w:t xml:space="preserve">Above 8% for the first time, from Bloomberg via Yahoo. Pin the date and bond.</w:t>
             </w:r>
           </w:p>
         </w:tc>
@@ -6764,7 +8668,7 @@
                 <w:sz w:val="18"/>
                 <w:szCs w:val="18"/>
               </w:rPr>
-              <w:t xml:space="preserve">Morgan Stanley $800bn</w:t>
+              <w:t xml:space="preserve">Issuance to date</w:t>
             </w:r>
           </w:p>
         </w:tc>
@@ -6797,7 +8701,7 @@
                 <w:sz w:val="18"/>
                 <w:szCs w:val="18"/>
               </w:rPr>
-              <w:t xml:space="preserve">Reported through Capacity. Confirm the original note and its scope.</w:t>
+              <w:t xml:space="preserve">About $223bn for four issuers runs through late August. Alphabet priced a jumbo deal in early August that may or may not be inside that figure. Refresh before publishing.</w:t>
             </w:r>
           </w:p>
         </w:tc>
@@ -6830,7 +8734,7 @@
                 <w:sz w:val="18"/>
                 <w:szCs w:val="18"/>
               </w:rPr>
-              <w:t xml:space="preserve">Morgan Stanley research</w:t>
+              <w:t xml:space="preserve">LSEG</w:t>
             </w:r>
           </w:p>
         </w:tc>
@@ -6868,7 +8772,7 @@
                 <w:sz w:val="18"/>
                 <w:szCs w:val="18"/>
               </w:rPr>
-              <w:t xml:space="preserve">Project Jupiter</w:t>
+              <w:t xml:space="preserve">Amazon and Meta deal terms</w:t>
             </w:r>
           </w:p>
         </w:tc>
@@ -6901,7 +8805,7 @@
                 <w:sz w:val="18"/>
                 <w:szCs w:val="18"/>
               </w:rPr>
-              <w:t xml:space="preserve">Loan quotes of 89 to 91 are from the FT on Sept 18 to 19. The detail that Oracle cannot terminate the lease and pays debt costs is one anonymous source in Reuters. Check for later quotes.</w:t>
+              <w:t xml:space="preserve">Amazon's July NIC of 10 to 12bps and Meta's April 2066 at T+147 come from Bloomberg syndications and Fortune.</w:t>
             </w:r>
           </w:p>
         </w:tc>
@@ -6934,7 +8838,7 @@
                 <w:sz w:val="18"/>
                 <w:szCs w:val="18"/>
               </w:rPr>
-              <w:t xml:space="preserve">FT, Reuters, Bloomberg</w:t>
+              <w:t xml:space="preserve">Bloomberg</w:t>
             </w:r>
           </w:p>
         </w:tc>
@@ -6972,7 +8876,7 @@
                 <w:sz w:val="18"/>
                 <w:szCs w:val="18"/>
               </w:rPr>
-              <w:t xml:space="preserve">CoreWeave site notes</w:t>
+              <w:t xml:space="preserve">Page numbers and cover</w:t>
             </w:r>
           </w:p>
         </w:tc>
@@ -7005,7 +8909,7 @@
                 <w:sz w:val="18"/>
                 <w:szCs w:val="18"/>
               </w:rPr>
-              <w:t xml:space="preserve">9.25%, 98.5 cents, plus 270bps versus similarly rated debt, priced about Sept 23. Reported through aggregators of Bloomberg.</w:t>
+              <w:t xml:space="preserve">The cover is assumed to be page 4 and the case study pages 5 to 7. The cover photo is a stand in.</w:t>
             </w:r>
           </w:p>
         </w:tc>
@@ -7038,423 +8942,7 @@
                 <w:sz w:val="18"/>
                 <w:szCs w:val="18"/>
               </w:rPr>
-              <w:t xml:space="preserve">Bloomberg</w:t>
-            </w:r>
-          </w:p>
-        </w:tc>
-      </w:tr>
-      <w:tr>
-        <w:trPr>
-          <w:cantSplit/>
-        </w:trPr>
-        <w:tc>
-          <w:tcPr>
-            <w:tcW w:type="dxa" w:w="1720"/>
-            <w:tcBorders>
-              <w:top w:val="single" w:color="C9B3B0" w:sz="4"/>
-              <w:left w:val="single" w:color="C9B3B0" w:sz="4"/>
-              <w:bottom w:val="single" w:color="C9B3B0" w:sz="4"/>
-              <w:right w:val="single" w:color="C9B3B0" w:sz="4"/>
-            </w:tcBorders>
-            <w:tcMar>
-              <w:top w:type="dxa" w:w="60"/>
-              <w:left w:type="dxa" w:w="90"/>
-              <w:bottom w:type="dxa" w:w="60"/>
-              <w:right w:type="dxa" w:w="90"/>
-            </w:tcMar>
-          </w:tcPr>
-          <w:p>
-            <w:pPr>
-              <w:spacing w:after="0" w:before="0"/>
-            </w:pPr>
-            <w:r>
-              <w:rPr>
-                <w:rFonts w:ascii="Times New Roman" w:cs="Times New Roman" w:eastAsia="Times New Roman" w:hAnsi="Times New Roman"/>
-                <w:b w:val="false"/>
-                <w:bCs w:val="false"/>
-                <w:color w:val="000000"/>
-                <w:sz w:val="18"/>
-                <w:szCs w:val="18"/>
-              </w:rPr>
-              <w:t xml:space="preserve">Hyperion lease terms</w:t>
-            </w:r>
-          </w:p>
-        </w:tc>
-        <w:tc>
-          <w:tcPr>
-            <w:tcW w:type="dxa" w:w="4730"/>
-            <w:tcBorders>
-              <w:top w:val="single" w:color="C9B3B0" w:sz="4"/>
-              <w:left w:val="single" w:color="C9B3B0" w:sz="4"/>
-              <w:bottom w:val="single" w:color="C9B3B0" w:sz="4"/>
-              <w:right w:val="single" w:color="C9B3B0" w:sz="4"/>
-            </w:tcBorders>
-            <w:tcMar>
-              <w:top w:type="dxa" w:w="60"/>
-              <w:left w:type="dxa" w:w="90"/>
-              <w:bottom w:type="dxa" w:w="60"/>
-              <w:right w:type="dxa" w:w="90"/>
-            </w:tcMar>
-          </w:tcPr>
-          <w:p>
-            <w:pPr>
-              <w:spacing w:after="0" w:before="0"/>
-            </w:pPr>
-            <w:r>
-              <w:rPr>
-                <w:rFonts w:ascii="Times New Roman" w:cs="Times New Roman" w:eastAsia="Times New Roman" w:hAnsi="Times New Roman"/>
-                <w:b w:val="false"/>
-                <w:bCs w:val="false"/>
-                <w:color w:val="000000"/>
-                <w:sz w:val="18"/>
-                <w:szCs w:val="18"/>
-              </w:rPr>
-              <w:t xml:space="preserve">Four year initial term and residual value guarantee come from a September 2025 report. Confirm they still describe the structure.</w:t>
-            </w:r>
-          </w:p>
-        </w:tc>
-        <w:tc>
-          <w:tcPr>
-            <w:tcW w:type="dxa" w:w="2150"/>
-            <w:tcBorders>
-              <w:top w:val="single" w:color="C9B3B0" w:sz="4"/>
-              <w:left w:val="single" w:color="C9B3B0" w:sz="4"/>
-              <w:bottom w:val="single" w:color="C9B3B0" w:sz="4"/>
-              <w:right w:val="single" w:color="C9B3B0" w:sz="4"/>
-            </w:tcBorders>
-            <w:tcMar>
-              <w:top w:type="dxa" w:w="60"/>
-              <w:left w:type="dxa" w:w="90"/>
-              <w:bottom w:type="dxa" w:w="60"/>
-              <w:right w:type="dxa" w:w="90"/>
-            </w:tcMar>
-          </w:tcPr>
-          <w:p>
-            <w:pPr>
-              <w:spacing w:after="0" w:before="0"/>
-            </w:pPr>
-            <w:r>
-              <w:rPr>
-                <w:rFonts w:ascii="Times New Roman" w:cs="Times New Roman" w:eastAsia="Times New Roman" w:hAnsi="Times New Roman"/>
-                <w:b w:val="false"/>
-                <w:bCs w:val="false"/>
-                <w:color w:val="000000"/>
-                <w:sz w:val="18"/>
-                <w:szCs w:val="18"/>
-              </w:rPr>
-              <w:t xml:space="preserve">Bloomberg, S&amp;P presale</w:t>
-            </w:r>
-          </w:p>
-        </w:tc>
-      </w:tr>
-      <w:tr>
-        <w:trPr>
-          <w:cantSplit/>
-        </w:trPr>
-        <w:tc>
-          <w:tcPr>
-            <w:tcW w:type="dxa" w:w="1720"/>
-            <w:tcBorders>
-              <w:top w:val="single" w:color="C9B3B0" w:sz="4"/>
-              <w:left w:val="single" w:color="C9B3B0" w:sz="4"/>
-              <w:bottom w:val="single" w:color="C9B3B0" w:sz="4"/>
-              <w:right w:val="single" w:color="C9B3B0" w:sz="4"/>
-            </w:tcBorders>
-            <w:tcMar>
-              <w:top w:type="dxa" w:w="60"/>
-              <w:left w:type="dxa" w:w="90"/>
-              <w:bottom w:type="dxa" w:w="60"/>
-              <w:right w:type="dxa" w:w="90"/>
-            </w:tcMar>
-          </w:tcPr>
-          <w:p>
-            <w:pPr>
-              <w:spacing w:after="0" w:before="0"/>
-            </w:pPr>
-            <w:r>
-              <w:rPr>
-                <w:rFonts w:ascii="Times New Roman" w:cs="Times New Roman" w:eastAsia="Times New Roman" w:hAnsi="Times New Roman"/>
-                <w:b w:val="false"/>
-                <w:bCs w:val="false"/>
-                <w:color w:val="000000"/>
-                <w:sz w:val="18"/>
-                <w:szCs w:val="18"/>
-              </w:rPr>
-              <w:t xml:space="preserve">BIS and Moody's remarks</w:t>
-            </w:r>
-          </w:p>
-        </w:tc>
-        <w:tc>
-          <w:tcPr>
-            <w:tcW w:type="dxa" w:w="4730"/>
-            <w:tcBorders>
-              <w:top w:val="single" w:color="C9B3B0" w:sz="4"/>
-              <w:left w:val="single" w:color="C9B3B0" w:sz="4"/>
-              <w:bottom w:val="single" w:color="C9B3B0" w:sz="4"/>
-              <w:right w:val="single" w:color="C9B3B0" w:sz="4"/>
-            </w:tcBorders>
-            <w:tcMar>
-              <w:top w:type="dxa" w:w="60"/>
-              <w:left w:type="dxa" w:w="90"/>
-              <w:bottom w:type="dxa" w:w="60"/>
-              <w:right w:type="dxa" w:w="90"/>
-            </w:tcMar>
-          </w:tcPr>
-          <w:p>
-            <w:pPr>
-              <w:spacing w:after="0" w:before="0"/>
-            </w:pPr>
-            <w:r>
-              <w:rPr>
-                <w:rFonts w:ascii="Times New Roman" w:cs="Times New Roman" w:eastAsia="Times New Roman" w:hAnsi="Times New Roman"/>
-                <w:b w:val="false"/>
-                <w:bCs w:val="false"/>
-                <w:color w:val="000000"/>
-                <w:sz w:val="18"/>
-                <w:szCs w:val="18"/>
-              </w:rPr>
-              <w:t xml:space="preserve">Paraphrased from Capacity's summary. Read the primary reports before attributing.</w:t>
-            </w:r>
-          </w:p>
-        </w:tc>
-        <w:tc>
-          <w:tcPr>
-            <w:tcW w:type="dxa" w:w="2150"/>
-            <w:tcBorders>
-              <w:top w:val="single" w:color="C9B3B0" w:sz="4"/>
-              <w:left w:val="single" w:color="C9B3B0" w:sz="4"/>
-              <w:bottom w:val="single" w:color="C9B3B0" w:sz="4"/>
-              <w:right w:val="single" w:color="C9B3B0" w:sz="4"/>
-            </w:tcBorders>
-            <w:tcMar>
-              <w:top w:type="dxa" w:w="60"/>
-              <w:left w:type="dxa" w:w="90"/>
-              <w:bottom w:type="dxa" w:w="60"/>
-              <w:right w:type="dxa" w:w="90"/>
-            </w:tcMar>
-          </w:tcPr>
-          <w:p>
-            <w:pPr>
-              <w:spacing w:after="0" w:before="0"/>
-            </w:pPr>
-            <w:r>
-              <w:rPr>
-                <w:rFonts w:ascii="Times New Roman" w:cs="Times New Roman" w:eastAsia="Times New Roman" w:hAnsi="Times New Roman"/>
-                <w:b w:val="false"/>
-                <w:bCs w:val="false"/>
-                <w:color w:val="000000"/>
-                <w:sz w:val="18"/>
-                <w:szCs w:val="18"/>
-              </w:rPr>
-              <w:t xml:space="preserve">BIS, Moody's</w:t>
-            </w:r>
-          </w:p>
-        </w:tc>
-      </w:tr>
-      <w:tr>
-        <w:trPr>
-          <w:cantSplit/>
-        </w:trPr>
-        <w:tc>
-          <w:tcPr>
-            <w:tcW w:type="dxa" w:w="1720"/>
-            <w:tcBorders>
-              <w:top w:val="single" w:color="C9B3B0" w:sz="4"/>
-              <w:left w:val="single" w:color="C9B3B0" w:sz="4"/>
-              <w:bottom w:val="single" w:color="C9B3B0" w:sz="4"/>
-              <w:right w:val="single" w:color="C9B3B0" w:sz="4"/>
-            </w:tcBorders>
-            <w:tcMar>
-              <w:top w:type="dxa" w:w="60"/>
-              <w:left w:type="dxa" w:w="90"/>
-              <w:bottom w:type="dxa" w:w="60"/>
-              <w:right w:type="dxa" w:w="90"/>
-            </w:tcMar>
-          </w:tcPr>
-          <w:p>
-            <w:pPr>
-              <w:spacing w:after="0" w:before="0"/>
-            </w:pPr>
-            <w:r>
-              <w:rPr>
-                <w:rFonts w:ascii="Times New Roman" w:cs="Times New Roman" w:eastAsia="Times New Roman" w:hAnsi="Times New Roman"/>
-                <w:b w:val="false"/>
-                <w:bCs w:val="false"/>
-                <w:color w:val="000000"/>
-                <w:sz w:val="18"/>
-                <w:szCs w:val="18"/>
-              </w:rPr>
-              <w:t xml:space="preserve">Sources footer</w:t>
-            </w:r>
-          </w:p>
-        </w:tc>
-        <w:tc>
-          <w:tcPr>
-            <w:tcW w:type="dxa" w:w="4730"/>
-            <w:tcBorders>
-              <w:top w:val="single" w:color="C9B3B0" w:sz="4"/>
-              <w:left w:val="single" w:color="C9B3B0" w:sz="4"/>
-              <w:bottom w:val="single" w:color="C9B3B0" w:sz="4"/>
-              <w:right w:val="single" w:color="C9B3B0" w:sz="4"/>
-            </w:tcBorders>
-            <w:tcMar>
-              <w:top w:type="dxa" w:w="60"/>
-              <w:left w:type="dxa" w:w="90"/>
-              <w:bottom w:type="dxa" w:w="60"/>
-              <w:right w:type="dxa" w:w="90"/>
-            </w:tcMar>
-          </w:tcPr>
-          <w:p>
-            <w:pPr>
-              <w:spacing w:after="0" w:before="0"/>
-            </w:pPr>
-            <w:r>
-              <w:rPr>
-                <w:rFonts w:ascii="Times New Roman" w:cs="Times New Roman" w:eastAsia="Times New Roman" w:hAnsi="Times New Roman"/>
-                <w:b w:val="false"/>
-                <w:bCs w:val="false"/>
-                <w:color w:val="000000"/>
-                <w:sz w:val="18"/>
-                <w:szCs w:val="18"/>
-              </w:rPr>
-              <w:t xml:space="preserve">I listed the original publishers, but several figures reached me through aggregators. Adjust the footer to what you actually pull.</w:t>
-            </w:r>
-          </w:p>
-        </w:tc>
-        <w:tc>
-          <w:tcPr>
-            <w:tcW w:type="dxa" w:w="2150"/>
-            <w:tcBorders>
-              <w:top w:val="single" w:color="C9B3B0" w:sz="4"/>
-              <w:left w:val="single" w:color="C9B3B0" w:sz="4"/>
-              <w:bottom w:val="single" w:color="C9B3B0" w:sz="4"/>
-              <w:right w:val="single" w:color="C9B3B0" w:sz="4"/>
-            </w:tcBorders>
-            <w:tcMar>
-              <w:top w:type="dxa" w:w="60"/>
-              <w:left w:type="dxa" w:w="90"/>
-              <w:bottom w:type="dxa" w:w="60"/>
-              <w:right w:type="dxa" w:w="90"/>
-            </w:tcMar>
-          </w:tcPr>
-          <w:p>
-            <w:pPr>
-              <w:spacing w:after="0" w:before="0"/>
-            </w:pPr>
-            <w:r>
-              <w:rPr>
-                <w:rFonts w:ascii="Times New Roman" w:cs="Times New Roman" w:eastAsia="Times New Roman" w:hAnsi="Times New Roman"/>
-                <w:b w:val="false"/>
-                <w:bCs w:val="false"/>
-                <w:color w:val="000000"/>
-                <w:sz w:val="18"/>
-                <w:szCs w:val="18"/>
-              </w:rPr>
-              <w:t xml:space="preserve">Your pulls</w:t>
-            </w:r>
-          </w:p>
-        </w:tc>
-      </w:tr>
-      <w:tr>
-        <w:trPr>
-          <w:cantSplit/>
-        </w:trPr>
-        <w:tc>
-          <w:tcPr>
-            <w:tcW w:type="dxa" w:w="1720"/>
-            <w:tcBorders>
-              <w:top w:val="single" w:color="C9B3B0" w:sz="4"/>
-              <w:left w:val="single" w:color="C9B3B0" w:sz="4"/>
-              <w:bottom w:val="single" w:color="C9B3B0" w:sz="4"/>
-              <w:right w:val="single" w:color="C9B3B0" w:sz="4"/>
-            </w:tcBorders>
-            <w:tcMar>
-              <w:top w:type="dxa" w:w="60"/>
-              <w:left w:type="dxa" w:w="90"/>
-              <w:bottom w:type="dxa" w:w="60"/>
-              <w:right w:type="dxa" w:w="90"/>
-            </w:tcMar>
-          </w:tcPr>
-          <w:p>
-            <w:pPr>
-              <w:spacing w:after="0" w:before="0"/>
-            </w:pPr>
-            <w:r>
-              <w:rPr>
-                <w:rFonts w:ascii="Times New Roman" w:cs="Times New Roman" w:eastAsia="Times New Roman" w:hAnsi="Times New Roman"/>
-                <w:b w:val="false"/>
-                <w:bCs w:val="false"/>
-                <w:color w:val="000000"/>
-                <w:sz w:val="18"/>
-                <w:szCs w:val="18"/>
-              </w:rPr>
-              <w:t xml:space="preserve">Page numbers and cover</w:t>
-            </w:r>
-          </w:p>
-        </w:tc>
-        <w:tc>
-          <w:tcPr>
-            <w:tcW w:type="dxa" w:w="4730"/>
-            <w:tcBorders>
-              <w:top w:val="single" w:color="C9B3B0" w:sz="4"/>
-              <w:left w:val="single" w:color="C9B3B0" w:sz="4"/>
-              <w:bottom w:val="single" w:color="C9B3B0" w:sz="4"/>
-              <w:right w:val="single" w:color="C9B3B0" w:sz="4"/>
-            </w:tcBorders>
-            <w:tcMar>
-              <w:top w:type="dxa" w:w="60"/>
-              <w:left w:type="dxa" w:w="90"/>
-              <w:bottom w:type="dxa" w:w="60"/>
-              <w:right w:type="dxa" w:w="90"/>
-            </w:tcMar>
-          </w:tcPr>
-          <w:p>
-            <w:pPr>
-              <w:spacing w:after="0" w:before="0"/>
-            </w:pPr>
-            <w:r>
-              <w:rPr>
-                <w:rFonts w:ascii="Times New Roman" w:cs="Times New Roman" w:eastAsia="Times New Roman" w:hAnsi="Times New Roman"/>
-                <w:b w:val="false"/>
-                <w:bCs w:val="false"/>
-                <w:color w:val="000000"/>
-                <w:sz w:val="18"/>
-                <w:szCs w:val="18"/>
-              </w:rPr>
-              <w:t xml:space="preserve">I assumed the cover is page 4 and the case study pages are 5 and 6, as in March and August. The cover photo is the March BDC image as a stand in.</w:t>
-            </w:r>
-          </w:p>
-        </w:tc>
-        <w:tc>
-          <w:tcPr>
-            <w:tcW w:type="dxa" w:w="2150"/>
-            <w:tcBorders>
-              <w:top w:val="single" w:color="C9B3B0" w:sz="4"/>
-              <w:left w:val="single" w:color="C9B3B0" w:sz="4"/>
-              <w:bottom w:val="single" w:color="C9B3B0" w:sz="4"/>
-              <w:right w:val="single" w:color="C9B3B0" w:sz="4"/>
-            </w:tcBorders>
-            <w:tcMar>
-              <w:top w:type="dxa" w:w="60"/>
-              <w:left w:type="dxa" w:w="90"/>
-              <w:bottom w:type="dxa" w:w="60"/>
-              <w:right w:type="dxa" w:w="90"/>
-            </w:tcMar>
-          </w:tcPr>
-          <w:p>
-            <w:pPr>
-              <w:spacing w:after="0" w:before="0"/>
-            </w:pPr>
-            <w:r>
-              <w:rPr>
-                <w:rFonts w:ascii="Times New Roman" w:cs="Times New Roman" w:eastAsia="Times New Roman" w:hAnsi="Times New Roman"/>
-                <w:b w:val="false"/>
-                <w:bCs w:val="false"/>
-                <w:color w:val="000000"/>
-                <w:sz w:val="18"/>
-                <w:szCs w:val="18"/>
-              </w:rPr>
-              <w:t xml:space="preserve">Your September file</w:t>
+              <w:t xml:space="preserve">Final report file</w:t>
             </w:r>
           </w:p>
         </w:tc>
@@ -7492,7 +8980,7 @@
           <w:sz w:val="21"/>
           <w:szCs w:val="21"/>
         </w:rPr>
-        <w:t xml:space="preserve">In depth detail that did not fit in the two page layout. Pull from here if you want to lengthen a callout, add a footnote, or prepare for questions. Tags in parentheses show where each fact came from.</w:t>
+        <w:t xml:space="preserve">In depth detail that did not fit in the three page layout. Pull from here if you want to lengthen a callout, add a footnote, or prepare for questions. Tags in parentheses show where each fact came from.</w:t>
       </w:r>
     </w:p>
     <w:p>
@@ -7509,7 +8997,7 @@
           <w:sz w:val="26"/>
           <w:szCs w:val="26"/>
         </w:rPr>
-        <w:t xml:space="preserve">Hyperion</w:t>
+        <w:t xml:space="preserve">Deal detail</w:t>
       </w:r>
     </w:p>
     <w:p>
@@ -7527,7 +9015,7 @@
           <w:sz w:val="20"/>
           <w:szCs w:val="20"/>
         </w:rPr>
-        <w:t xml:space="preserve">Meta received a $3bn cash distribution at closing, and Blue Owl funded part of its commitment through debt sold to Pimco and other bond investors (The Asset).</w:t>
+        <w:t xml:space="preserve">El Paso notes are amortizing, due November 30, 2048, sold by Sopaipilla Investor LLC. BlackRock holds 80% of the joint venture and Meta 20% (PitchBook).</w:t>
       </w:r>
     </w:p>
     <w:p>
@@ -7545,7 +9033,7 @@
           <w:sz w:val="20"/>
           <w:szCs w:val="20"/>
         </w:rPr>
-        <w:t xml:space="preserve">If Meta ends the lease and the campus is worth less than the guaranteed amount, Meta pays the shortfall (Bloomberg via iTiger).</w:t>
+        <w:t xml:space="preserve">Meta's El Paso residual value guarantee reportedly has an aggregate threshold of about $13bn that steps down over time (aggregator).</w:t>
       </w:r>
     </w:p>
     <w:p>
@@ -7563,7 +9051,7 @@
           <w:sz w:val="20"/>
           <w:szCs w:val="20"/>
         </w:rPr>
-        <w:t xml:space="preserve">The campus is due online in 2029 and Meta runs construction and operations (The Asset).</w:t>
+        <w:t xml:space="preserve">Saline bonds have a 19.5 year maturity, 14 year weighted average life, six years of interest only, then 13 years of amortization, with Pimco anchoring about $10bn (Bloomberg).</w:t>
       </w:r>
     </w:p>
     <w:p>
@@ -7581,7 +9069,7 @@
           <w:sz w:val="20"/>
           <w:szCs w:val="20"/>
         </w:rPr>
-        <w:t xml:space="preserve">BlackRock bought more than $3bn of the Hyperion bonds (Zhitong via Longport).</w:t>
+        <w:t xml:space="preserve">CloudHQ's $1.4bn data center ABS earned Fitch's first AAA in the sector, yet Fitch's stressed view showed 0.71x DSCR and 125.6% LTV (trade press).</w:t>
       </w:r>
     </w:p>
     <w:p>
@@ -7599,7 +9087,25 @@
           <w:sz w:val="20"/>
           <w:szCs w:val="20"/>
         </w:rPr>
-        <w:t xml:space="preserve">Meta's $30bn bond in October 2025 was the largest investment grade deal of 2025 and the largest non M&amp;A deal ever, with about $125bn of orders (Bloomberg, Reuters via Silicon Analysts and MarketScreener).</w:t>
+        <w:t xml:space="preserve">Vantage's UK ABS class A-2 carries a 53.6% LTV and a 6.172% coupon (Scope and S&amp;P).</w:t>
+      </w:r>
+    </w:p>
+    <w:p>
+      <w:pPr>
+        <w:pStyle w:val="ListParagraph"/>
+        <w:numPr>
+          <w:ilvl w:val="0"/>
+          <w:numId w:val="2"/>
+        </w:numPr>
+        <w:spacing w:after="50" w:before="0"/>
+      </w:pPr>
+      <w:r>
+        <w:rPr>
+          <w:rFonts w:ascii="Times New Roman" w:cs="Times New Roman" w:eastAsia="Times New Roman" w:hAnsi="Times New Roman"/>
+          <w:sz w:val="20"/>
+          <w:szCs w:val="20"/>
+        </w:rPr>
+        <w:t xml:space="preserve">Data center ABS class A deals typically trap cash below 1.45x DSCR and begin amortizing below 1.25x (trade press on CloudHQ).</w:t>
       </w:r>
     </w:p>
     <w:p>
@@ -7616,7 +9122,7 @@
           <w:sz w:val="26"/>
           <w:szCs w:val="26"/>
         </w:rPr>
-        <w:t xml:space="preserve">El Paso</w:t>
+        <w:t xml:space="preserve">GPU lending</w:t>
       </w:r>
     </w:p>
     <w:p>
@@ -7634,7 +9140,7 @@
           <w:sz w:val="20"/>
           <w:szCs w:val="20"/>
         </w:rPr>
-        <w:t xml:space="preserve">About $14bn of development cost, with Meta contributing about $2.3bn of land and construction assets and BlackRock about $4.9bn of cash (Zhitong, lower quality source).</w:t>
+        <w:t xml:space="preserve">CoreWeave repays its DDTLs from the greater of contracted cash flow or the depreciated GPU cost (S-1).</w:t>
       </w:r>
     </w:p>
     <w:p>
@@ -7652,7 +9158,7 @@
           <w:sz w:val="20"/>
           <w:szCs w:val="20"/>
         </w:rPr>
-        <w:t xml:space="preserve">20 year lease with Meta as sole tenant, and insurance limits of $427m during construction and $450m after operations start, about 3.2% of cost (Zhitong via Webull, lower quality source).</w:t>
+        <w:t xml:space="preserve">CoreWeave depreciates equipment over six years. Amazon cut some servers to five years and Meta moved to 5.5 (company filings via research notes).</w:t>
       </w:r>
     </w:p>
     <w:p>
@@ -7670,7 +9176,7 @@
           <w:sz w:val="20"/>
           <w:szCs w:val="20"/>
         </w:rPr>
-        <w:t xml:space="preserve">Deal led by JPMorgan and Morgan Stanley, and early talk was above 7%, about 0.4 points over Hyperion (FT via Moneywise).</w:t>
+        <w:t xml:space="preserve">CoreWeave priced $3.7bn of 2.875% convertible notes due 2033 on September 18 (SEC exhibit).</w:t>
       </w:r>
     </w:p>
     <w:p>
@@ -7688,7 +9194,7 @@
           <w:sz w:val="20"/>
           <w:szCs w:val="20"/>
         </w:rPr>
-        <w:t xml:space="preserve">Orders were about $17bn, which was weaker coverage than typical for the size (Briefs, BigGo).</w:t>
+        <w:t xml:space="preserve">No 2026 neocloud default was found in research.</w:t>
       </w:r>
     </w:p>
     <w:p>
@@ -7705,7 +9211,7 @@
           <w:sz w:val="26"/>
           <w:szCs w:val="26"/>
         </w:rPr>
-        <w:t xml:space="preserve">Oracle</w:t>
+        <w:t xml:space="preserve">Oracle and Jupiter</w:t>
       </w:r>
     </w:p>
     <w:p>
@@ -7723,7 +9229,7 @@
           <w:sz w:val="20"/>
           <w:szCs w:val="20"/>
         </w:rPr>
-        <w:t xml:space="preserve">Oracle ended fiscal 2026 with negative free cash flow and roughly $260bn of data center lease obligations (Reuters via Benzinga).</w:t>
+        <w:t xml:space="preserve">Moody's rates Oracle Baa2 with a negative outlook and Fitch rates it BBB (press).</w:t>
       </w:r>
     </w:p>
     <w:p>
@@ -7741,7 +9247,7 @@
           <w:sz w:val="20"/>
           <w:szCs w:val="20"/>
         </w:rPr>
-        <w:t xml:space="preserve">S&amp;P described a failure path in which OpenAI cannot pay Oracle and Oracle is left holding leases it cannot exit (PPC Land).</w:t>
+        <w:t xml:space="preserve">A downgrade to high yield would push about $120bn of Oracle bonds out of investment grade indexes (Bloomberg via Yahoo).</w:t>
       </w:r>
     </w:p>
     <w:p>
@@ -7759,167 +9265,7 @@
           <w:sz w:val="20"/>
           <w:szCs w:val="20"/>
         </w:rPr>
-        <w:t xml:space="preserve">Morgan Stanley's Lindsay Tyler said Oracle could end the year with two low BBB ratings, raising fallen angel concern, though she sees high yield as a medium term risk (Benzinga).</w:t>
-      </w:r>
-    </w:p>
-    <w:p>
-      <w:pPr>
-        <w:pStyle w:val="ListParagraph"/>
-        <w:numPr>
-          <w:ilvl w:val="0"/>
-          <w:numId w:val="2"/>
-        </w:numPr>
-        <w:spacing w:after="50" w:before="0"/>
-      </w:pPr>
-      <w:r>
-        <w:rPr>
-          <w:rFonts w:ascii="Times New Roman" w:cs="Times New Roman" w:eastAsia="Times New Roman" w:hAnsi="Times New Roman"/>
-          <w:sz w:val="20"/>
-          <w:szCs w:val="20"/>
-        </w:rPr>
-        <w:t xml:space="preserve">Oracle planned to raise another $40bn through debt and equity, including $20bn of stock (TNW).</w:t>
-      </w:r>
-    </w:p>
-    <w:p>
-      <w:pPr>
-        <w:pStyle w:val="ListParagraph"/>
-        <w:numPr>
-          <w:ilvl w:val="0"/>
-          <w:numId w:val="2"/>
-        </w:numPr>
-        <w:spacing w:after="50" w:before="0"/>
-      </w:pPr>
-      <w:r>
-        <w:rPr>
-          <w:rFonts w:ascii="Times New Roman" w:cs="Times New Roman" w:eastAsia="Times New Roman" w:hAnsi="Times New Roman"/>
-          <w:sz w:val="20"/>
-          <w:szCs w:val="20"/>
-        </w:rPr>
-        <w:t xml:space="preserve">Oracle has also issued about $18bn of bonds in September 2025 and $18bn or more in February 2026 (MLQ and ECM Source tables).</w:t>
-      </w:r>
-    </w:p>
-    <w:p>
-      <w:pPr>
-        <w:pStyle w:val="Heading2"/>
-        <w:spacing w:after="60" w:before="220"/>
-      </w:pPr>
-      <w:r>
-        <w:rPr>
-          <w:rFonts w:ascii="Times New Roman" w:cs="Times New Roman" w:eastAsia="Times New Roman" w:hAnsi="Times New Roman"/>
-          <w:b/>
-          <w:bCs/>
-          <w:color w:val="5A2020"/>
-          <w:sz w:val="26"/>
-          <w:szCs w:val="26"/>
-        </w:rPr>
-        <w:t xml:space="preserve">Project Jupiter</w:t>
-      </w:r>
-    </w:p>
-    <w:p>
-      <w:pPr>
-        <w:pStyle w:val="ListParagraph"/>
-        <w:numPr>
-          <w:ilvl w:val="0"/>
-          <w:numId w:val="2"/>
-        </w:numPr>
-        <w:spacing w:after="50" w:before="0"/>
-      </w:pPr>
-      <w:r>
-        <w:rPr>
-          <w:rFonts w:ascii="Times New Roman" w:cs="Times New Roman" w:eastAsia="Times New Roman" w:hAnsi="Times New Roman"/>
-          <w:sz w:val="20"/>
-          <w:szCs w:val="20"/>
-        </w:rPr>
-        <w:t xml:space="preserve">A source told Reuters Blue Owl earns a 9% yield on its equity during development and expects about 11% levered at completion. By invoking force majeure, Oracle extends the period at the lower development rent (Reuters, Sept 24).</w:t>
-      </w:r>
-    </w:p>
-    <w:p>
-      <w:pPr>
-        <w:pStyle w:val="ListParagraph"/>
-        <w:numPr>
-          <w:ilvl w:val="0"/>
-          <w:numId w:val="2"/>
-        </w:numPr>
-        <w:spacing w:after="50" w:before="0"/>
-      </w:pPr>
-      <w:r>
-        <w:rPr>
-          <w:rFonts w:ascii="Times New Roman" w:cs="Times New Roman" w:eastAsia="Times New Roman" w:hAnsi="Times New Roman"/>
-          <w:sz w:val="20"/>
-          <w:szCs w:val="20"/>
-        </w:rPr>
-        <w:t xml:space="preserve">New Mexico's State Land Office denied the Energy Transfer gas pipeline twice, pushing its in service date to Feb 1, 2027 (Bloomberg via AI Weekly).</w:t>
-      </w:r>
-    </w:p>
-    <w:p>
-      <w:pPr>
-        <w:pStyle w:val="ListParagraph"/>
-        <w:numPr>
-          <w:ilvl w:val="0"/>
-          <w:numId w:val="2"/>
-        </w:numPr>
-        <w:spacing w:after="50" w:before="0"/>
-      </w:pPr>
-      <w:r>
-        <w:rPr>
-          <w:rFonts w:ascii="Times New Roman" w:cs="Times New Roman" w:eastAsia="Times New Roman" w:hAnsi="Times New Roman"/>
-          <w:sz w:val="20"/>
-          <w:szCs w:val="20"/>
-        </w:rPr>
-        <w:t xml:space="preserve">Oracle and Blue Owl shares each fell about 4% on the notice, and spreads on related AI infrastructure notes briefly blew out before tightening (Axios, AI Weekly).</w:t>
-      </w:r>
-    </w:p>
-    <w:p>
-      <w:pPr>
-        <w:pStyle w:val="Heading2"/>
-        <w:spacing w:after="60" w:before="220"/>
-      </w:pPr>
-      <w:r>
-        <w:rPr>
-          <w:rFonts w:ascii="Times New Roman" w:cs="Times New Roman" w:eastAsia="Times New Roman" w:hAnsi="Times New Roman"/>
-          <w:b/>
-          <w:bCs/>
-          <w:color w:val="5A2020"/>
-          <w:sz w:val="26"/>
-          <w:szCs w:val="26"/>
-        </w:rPr>
-        <w:t xml:space="preserve">CoreWeave site</w:t>
-      </w:r>
-    </w:p>
-    <w:p>
-      <w:pPr>
-        <w:pStyle w:val="ListParagraph"/>
-        <w:numPr>
-          <w:ilvl w:val="0"/>
-          <w:numId w:val="2"/>
-        </w:numPr>
-        <w:spacing w:after="50" w:before="0"/>
-      </w:pPr>
-      <w:r>
-        <w:rPr>
-          <w:rFonts w:ascii="Times New Roman" w:cs="Times New Roman" w:eastAsia="Times New Roman" w:hAnsi="Times New Roman"/>
-          <w:sz w:val="20"/>
-          <w:szCs w:val="20"/>
-        </w:rPr>
-        <w:t xml:space="preserve">The Digital Drive campus near Richmond has 76MW of IT capacity under a 15 year, $2.94bn CoreWeave contract, and operations are targeted for 2027 to 2028 (Bloomberg via MT Newswires).</w:t>
-      </w:r>
-    </w:p>
-    <w:p>
-      <w:pPr>
-        <w:pStyle w:val="ListParagraph"/>
-        <w:numPr>
-          <w:ilvl w:val="0"/>
-          <w:numId w:val="2"/>
-        </w:numPr>
-        <w:spacing w:after="50" w:before="0"/>
-      </w:pPr>
-      <w:r>
-        <w:rPr>
-          <w:rFonts w:ascii="Times New Roman" w:cs="Times New Roman" w:eastAsia="Times New Roman" w:hAnsi="Times New Roman"/>
-          <w:sz w:val="20"/>
-          <w:szCs w:val="20"/>
-        </w:rPr>
-        <w:t xml:space="preserve">The issuer was DDC 01 Propco LLC, backed by Blue Owl affiliates, Cedarwood Investment Group, and PowerHouse Data Centers (Remio, lower quality source).</w:t>
+        <w:t xml:space="preserve">On September 17 the New Mexico Supreme Court lifted stays on the Jupiter air permit hearing and water use (press).</w:t>
       </w:r>
     </w:p>
     <w:p>
@@ -7954,7 +9300,7 @@
           <w:sz w:val="20"/>
           <w:szCs w:val="20"/>
         </w:rPr>
-        <w:t xml:space="preserve">S&amp;P estimates the five hyperscalers will spend about $750bn on capex in 2026, equal to 38% of combined revenue (MLQ).</w:t>
+        <w:t xml:space="preserve">Bank of England's Financial Policy Committee flagged rising risk of AI linked debt stress on September 30.</w:t>
       </w:r>
     </w:p>
     <w:p>
@@ -7972,7 +9318,7 @@
           <w:sz w:val="20"/>
           <w:szCs w:val="20"/>
         </w:rPr>
-        <w:t xml:space="preserve">Combined remaining performance obligations of Amazon, Microsoft, Alphabet and Oracle exceed $2tn, nearly triple a year earlier, and secured data center bond issuance is approaching $100bn since Meta's October 2025 deal (Aviva Investors).</w:t>
+        <w:t xml:space="preserve">Hyperscalers, data center SPVs and neoclouds raised about $346bn across IG, HY and equity so far in 2026, against $172bn in 2025 (The Real Deal, likely citing Bloomberg).</w:t>
       </w:r>
     </w:p>
     <w:p>
@@ -7990,43 +9336,7 @@
           <w:sz w:val="20"/>
           <w:szCs w:val="20"/>
         </w:rPr>
-        <w:t xml:space="preserve">UBS strategist Matthew Mish described AI related debt accumulation at roughly $100bn a quarter (Capacity).</w:t>
-      </w:r>
-    </w:p>
-    <w:p>
-      <w:pPr>
-        <w:pStyle w:val="ListParagraph"/>
-        <w:numPr>
-          <w:ilvl w:val="0"/>
-          <w:numId w:val="2"/>
-        </w:numPr>
-        <w:spacing w:after="50" w:before="0"/>
-      </w:pPr>
-      <w:r>
-        <w:rPr>
-          <w:rFonts w:ascii="Times New Roman" w:cs="Times New Roman" w:eastAsia="Times New Roman" w:hAnsi="Times New Roman"/>
-          <w:sz w:val="20"/>
-          <w:szCs w:val="20"/>
-        </w:rPr>
-        <w:t xml:space="preserve">Barclays expects $2.46tn of US corporate issuance in 2026 with hyperscaler capex the largest upside risk (Reuters via MarketScreener).</w:t>
-      </w:r>
-    </w:p>
-    <w:p>
-      <w:pPr>
-        <w:pStyle w:val="ListParagraph"/>
-        <w:numPr>
-          <w:ilvl w:val="0"/>
-          <w:numId w:val="2"/>
-        </w:numPr>
-        <w:spacing w:after="50" w:before="0"/>
-      </w:pPr>
-      <w:r>
-        <w:rPr>
-          <w:rFonts w:ascii="Times New Roman" w:cs="Times New Roman" w:eastAsia="Times New Roman" w:hAnsi="Times New Roman"/>
-          <w:sz w:val="20"/>
-          <w:szCs w:val="20"/>
-        </w:rPr>
-        <w:t xml:space="preserve">JLL's outlook puts data center investment as high as $3tn over five years (Capacity).</w:t>
+        <w:t xml:space="preserve">Hyperscaler data center ABS traded about 150bps over five year Treasuries in September, 16bps wider than a year earlier (Barclays via The Real Deal).</w:t>
       </w:r>
     </w:p>
     <w:p>
@@ -8061,7 +9371,7 @@
           <w:sz w:val="20"/>
           <w:szCs w:val="20"/>
         </w:rPr>
-        <w:t xml:space="preserve">March recap and BDC case study. March reported that Blue Owl, Apollo and Blackstone halted redemptions in private credit funds. Blue Owl is now the equity sponsor behind Hyperion and Project Jupiter, and BlackRock sponsors El Paso. A single sentence linking the two would tie the issues together if there is room.</w:t>
+        <w:t xml:space="preserve">August ABS case study. The esoteric ABS page covers data center securitization. This case study's ABS and CMBS figures (Aligned, BX 2026 VLT10) are deal level and do not repeat the August totals.</w:t>
       </w:r>
     </w:p>
     <w:p>
@@ -8079,84 +9389,12 @@
           <w:sz w:val="20"/>
           <w:szCs w:val="20"/>
         </w:rPr>
-        <w:t xml:space="preserve">March BDC case study. Public BDCs held 20.8% of portfolios in software and another 21% in tech. AI infrastructure financing is the other side of the same AI trade.</w:t>
-      </w:r>
-    </w:p>
-    <w:p>
-      <w:pPr>
-        <w:pStyle w:val="ListParagraph"/>
-        <w:numPr>
-          <w:ilvl w:val="0"/>
-          <w:numId w:val="2"/>
-        </w:numPr>
-        <w:spacing w:after="50" w:before="0"/>
-      </w:pPr>
-      <w:r>
-        <w:rPr>
-          <w:rFonts w:ascii="Times New Roman" w:cs="Times New Roman" w:eastAsia="Times New Roman" w:hAnsi="Times New Roman"/>
-          <w:sz w:val="20"/>
-          <w:szCs w:val="20"/>
-        </w:rPr>
-        <w:t xml:space="preserve">August ABS case study. The esoteric ABS section covers data center securitization. Keep numbers consistent, since it cites $61bn of data center ABS outstanding while also showing $3.3bn of S&amp;P rated issuance through July 6. These are different measures, so avoid mixing them.</w:t>
-      </w:r>
-    </w:p>
-    <w:p>
-      <w:pPr>
-        <w:pStyle w:val="ListParagraph"/>
-        <w:numPr>
-          <w:ilvl w:val="0"/>
-          <w:numId w:val="2"/>
-        </w:numPr>
-        <w:spacing w:after="50" w:before="0"/>
-      </w:pPr>
-      <w:r>
-        <w:rPr>
-          <w:rFonts w:ascii="Times New Roman" w:cs="Times New Roman" w:eastAsia="Times New Roman" w:hAnsi="Times New Roman"/>
-          <w:sz w:val="20"/>
-          <w:szCs w:val="20"/>
-        </w:rPr>
-        <w:t xml:space="preserve">August recap. High yield spreads sat at 260bps, with BB at 146bps and CCC at 850bps. Oracle at BBB- is one notch from the high yield line, which makes a natural bridge to the fallen angel point.</w:t>
-      </w:r>
-    </w:p>
-    <w:p>
-      <w:pPr>
-        <w:pStyle w:val="ListParagraph"/>
-        <w:numPr>
-          <w:ilvl w:val="0"/>
-          <w:numId w:val="2"/>
-        </w:numPr>
-        <w:spacing w:after="50" w:before="0"/>
-      </w:pPr>
-      <w:r>
-        <w:rPr>
-          <w:rFonts w:ascii="Times New Roman" w:cs="Times New Roman" w:eastAsia="Times New Roman" w:hAnsi="Times New Roman"/>
-          <w:sz w:val="20"/>
-          <w:szCs w:val="20"/>
-        </w:rPr>
-        <w:t xml:space="preserve">Rate sanity check. El Paso priced at 7.534%, about 287.5bps over the 10 year, which implies a 10 year near 4.66% in late July. That is consistent with the August recap's note that the 10 year traded through 4.8% by late August.</w:t>
-      </w:r>
-    </w:p>
-    <w:p>
-      <w:pPr>
-        <w:pStyle w:val="ListParagraph"/>
-        <w:numPr>
-          <w:ilvl w:val="0"/>
-          <w:numId w:val="2"/>
-        </w:numPr>
-        <w:spacing w:after="50" w:before="0"/>
-      </w:pPr>
-      <w:r>
-        <w:rPr>
-          <w:rFonts w:ascii="Times New Roman" w:cs="Times New Roman" w:eastAsia="Times New Roman" w:hAnsi="Times New Roman"/>
-          <w:sz w:val="20"/>
-          <w:szCs w:val="20"/>
-        </w:rPr>
-        <w:t xml:space="preserve">August recap inconsistency. Page 1 says Brent was above $85 after the August 31 strikes, while page 3 says it fell below $90 and then rose back above $90. Worth reconciling before September goes out.</w:t>
+        <w:t xml:space="preserve">Add the September recap to reference/ so the continuity editor can check rates and spreads against it.</w:t>
       </w:r>
     </w:p>
     <w:sectPr>
-      <w:headerReference w:type="default" r:id="rId10"/>
-      <w:footerReference w:type="default" r:id="rId11"/>
+      <w:headerReference w:type="default" r:id="rId12"/>
+      <w:footerReference w:type="default" r:id="rId13"/>
       <w:pgSz w:w="10800" w:h="15600" w:orient="portrait"/>
       <w:pgMar w:top="1100" w:right="1100" w:bottom="1000" w:left="1100" w:header="500" w:footer="400" w:gutter="0"/>
       <w:pgNumType w:start="1"/>
@@ -8218,7 +9456,7 @@
         <w:sz w:val="15"/>
         <w:szCs w:val="15"/>
       </w:rPr>
-      <w:t xml:space="preserve">Sources: Meta, Bloomberg, Reuters, LSEG, Goldman Sachs, Morgan Stanley, S&amp;P Global Ratings</w:t>
+      <w:t xml:space="preserve">Sources: Meta, Moody's, S&amp;P Global Ratings, KBRA, Bloomberg, PitchBook, Apollo, Hut 8, Aligned, Related Digital</w:t>
     </w:r>
   </w:p>
   <w:p>
@@ -8254,7 +9492,7 @@
         <w:sz w:val="15"/>
         <w:szCs w:val="15"/>
       </w:rPr>
-      <w:t xml:space="preserve">Sources: Bloomberg, Reuters, LSEG, Meta, S&amp;P Global Ratings, Financial Times, BIS, Moody's</w:t>
+      <w:t xml:space="preserve">Sources: Bloomberg, PitchBook, IFR, Reuters, S&amp;P Global Ratings, Moody's, Fitch, KBRA, CoreWeave, Lambda, Hut 8</w:t>
     </w:r>
   </w:p>
   <w:p>
@@ -8276,6 +9514,42 @@
 </file>
 
 <file path=word/footer3.xml><?xml version="1.0" encoding="utf-8"?>
+<w:ftr xmlns:wpc="http://schemas.microsoft.com/office/word/2010/wordprocessingCanvas" xmlns:mc="http://schemas.openxmlformats.org/markup-compatibility/2006" xmlns:o="urn:schemas-microsoft-com:office:office" xmlns:r="http://schemas.openxmlformats.org/officeDocument/2006/relationships" xmlns:m="http://schemas.openxmlformats.org/officeDocument/2006/math" xmlns:v="urn:schemas-microsoft-com:vml" xmlns:wp14="http://schemas.microsoft.com/office/word/2010/wordprocessingDrawing" xmlns:wp="http://schemas.openxmlformats.org/drawingml/2006/wordprocessingDrawing" xmlns:w10="urn:schemas-microsoft-com:office:word" xmlns:w="http://schemas.openxmlformats.org/wordprocessingml/2006/main" xmlns:w14="http://schemas.microsoft.com/office/word/2010/wordml" xmlns:w15="http://schemas.microsoft.com/office/word/2012/wordml" xmlns:wpg="http://schemas.microsoft.com/office/word/2010/wordprocessingGroup" xmlns:wpi="http://schemas.microsoft.com/office/word/2010/wordprocessingInk" xmlns:wne="http://schemas.microsoft.com/office/word/2006/wordml" xmlns:wps="http://schemas.microsoft.com/office/word/2010/wordprocessingShape">
+  <w:p>
+    <w:pPr>
+      <w:pBdr>
+        <w:top w:val="single" w:color="5A2020" w:sz="6" w:space="3"/>
+      </w:pBdr>
+      <w:spacing w:after="60" w:before="0"/>
+    </w:pPr>
+    <w:r>
+      <w:rPr>
+        <w:rFonts w:ascii="Times New Roman" w:cs="Times New Roman" w:eastAsia="Times New Roman" w:hAnsi="Times New Roman"/>
+        <w:sz w:val="15"/>
+        <w:szCs w:val="15"/>
+      </w:rPr>
+      <w:t xml:space="preserve">Sources: Oracle, S&amp;P Global Ratings, Moody's, Fitch, Financial Times, Bloomberg, Reuters, CoreWeave, PitchBook</w:t>
+    </w:r>
+  </w:p>
+  <w:p>
+    <w:pPr>
+      <w:shd w:fill="4F1D1B" w:color="auto" w:val="clear"/>
+      <w:spacing w:after="0" w:before="0" w:line="340" w:lineRule="exact"/>
+      <w:ind w:left="-878" w:right="-878"/>
+    </w:pPr>
+    <w:r>
+      <w:rPr>
+        <w:rFonts w:ascii="Times New Roman" w:cs="Times New Roman" w:eastAsia="Times New Roman" w:hAnsi="Times New Roman"/>
+        <w:sz w:val="12"/>
+        <w:szCs w:val="12"/>
+      </w:rPr>
+      <w:t xml:space="preserve"> </w:t>
+    </w:r>
+  </w:p>
+</w:ftr>
+</file>
+
+<file path=word/footer4.xml><?xml version="1.0" encoding="utf-8"?>
 <w:ftr xmlns:wpc="http://schemas.microsoft.com/office/word/2010/wordprocessingCanvas" xmlns:mc="http://schemas.openxmlformats.org/markup-compatibility/2006" xmlns:o="urn:schemas-microsoft-com:office:office" xmlns:r="http://schemas.openxmlformats.org/officeDocument/2006/relationships" xmlns:m="http://schemas.openxmlformats.org/officeDocument/2006/math" xmlns:v="urn:schemas-microsoft-com:vml" xmlns:wp14="http://schemas.microsoft.com/office/word/2010/wordprocessingDrawing" xmlns:wp="http://schemas.openxmlformats.org/drawingml/2006/wordprocessingDrawing" xmlns:w10="urn:schemas-microsoft-com:office:word" xmlns:w="http://schemas.openxmlformats.org/wordprocessingml/2006/main" xmlns:w14="http://schemas.microsoft.com/office/word/2010/wordml" xmlns:w15="http://schemas.microsoft.com/office/word/2012/wordml" xmlns:wpg="http://schemas.microsoft.com/office/word/2010/wordprocessingGroup" xmlns:wpi="http://schemas.microsoft.com/office/word/2010/wordprocessingInk" xmlns:wne="http://schemas.microsoft.com/office/word/2006/wordml" xmlns:wps="http://schemas.microsoft.com/office/word/2010/wordprocessingShape">
   <w:p>
     <w:pPr>
@@ -8562,6 +9836,116 @@
 </file>
 
 <file path=word/header3.xml><?xml version="1.0" encoding="utf-8"?>
+<w:hdr xmlns:wpc="http://schemas.microsoft.com/office/word/2010/wordprocessingCanvas" xmlns:mc="http://schemas.openxmlformats.org/markup-compatibility/2006" xmlns:o="urn:schemas-microsoft-com:office:office" xmlns:r="http://schemas.openxmlformats.org/officeDocument/2006/relationships" xmlns:m="http://schemas.openxmlformats.org/officeDocument/2006/math" xmlns:v="urn:schemas-microsoft-com:vml" xmlns:wp14="http://schemas.microsoft.com/office/word/2010/wordprocessingDrawing" xmlns:wp="http://schemas.openxmlformats.org/drawingml/2006/wordprocessingDrawing" xmlns:w10="urn:schemas-microsoft-com:office:word" xmlns:w="http://schemas.openxmlformats.org/wordprocessingml/2006/main" xmlns:w14="http://schemas.microsoft.com/office/word/2010/wordml" xmlns:w15="http://schemas.microsoft.com/office/word/2012/wordml" xmlns:wpg="http://schemas.microsoft.com/office/word/2010/wordprocessingGroup" xmlns:wpi="http://schemas.microsoft.com/office/word/2010/wordprocessingInk" xmlns:wne="http://schemas.microsoft.com/office/word/2006/wordml" xmlns:wps="http://schemas.microsoft.com/office/word/2010/wordprocessingShape" xmlns:cx="http://schemas.microsoft.com/office/drawing/2014/chartex" xmlns:cx1="http://schemas.microsoft.com/office/drawing/2015/9/8/chartex" xmlns:cx2="http://schemas.microsoft.com/office/drawing/2015/10/21/chartex" xmlns:cx3="http://schemas.microsoft.com/office/drawing/2016/5/9/chartex" xmlns:cx4="http://schemas.microsoft.com/office/drawing/2016/5/10/chartex" xmlns:cx5="http://schemas.microsoft.com/office/drawing/2016/5/11/chartex" xmlns:cx6="http://schemas.microsoft.com/office/drawing/2016/5/12/chartex" xmlns:cx7="http://schemas.microsoft.com/office/drawing/2016/5/13/chartex" xmlns:cx8="http://schemas.microsoft.com/office/drawing/2016/5/14/chartex" xmlns:w16cid="http://schemas.microsoft.com/office/word/2016/wordml/cid" xmlns:w16se="http://schemas.microsoft.com/office/word/2015/wordml/symex">
+  <w:tbl>
+    <w:tblPr>
+      <w:tblW w:type="dxa" w:w="9044"/>
+      <w:tblBorders>
+        <w:top w:val="none" w:color="FFFFFF" w:sz="0"/>
+        <w:left w:val="none" w:color="FFFFFF" w:sz="0"/>
+        <w:bottom w:val="none" w:color="FFFFFF" w:sz="0"/>
+        <w:right w:val="none" w:color="FFFFFF" w:sz="0"/>
+        <w:insideH w:val="none" w:color="FFFFFF" w:sz="0"/>
+        <w:insideV w:val="none" w:color="FFFFFF" w:sz="0"/>
+      </w:tblBorders>
+      <w:tblLayout w:type="fixed"/>
+    </w:tblPr>
+    <w:tblGrid>
+      <w:gridCol w:w="6124"/>
+      <w:gridCol w:w="2400"/>
+      <w:gridCol w:w="520"/>
+    </w:tblGrid>
+    <w:tr>
+      <w:tc>
+        <w:tcPr>
+          <w:tcW w:type="dxa" w:w="6124"/>
+          <w:tcBorders>
+            <w:top w:val="none" w:color="FFFFFF" w:sz="0"/>
+            <w:left w:val="none" w:color="FFFFFF" w:sz="0"/>
+            <w:bottom w:val="none" w:color="FFFFFF" w:sz="0"/>
+            <w:right w:val="none" w:color="FFFFFF" w:sz="0"/>
+          </w:tcBorders>
+        </w:tcPr>
+        <w:p/>
+      </w:tc>
+      <w:tc>
+        <w:tcPr>
+          <w:tcW w:type="dxa" w:w="2400"/>
+          <w:tcBorders>
+            <w:top w:val="none" w:color="FFFFFF" w:sz="0"/>
+            <w:left w:val="none" w:color="FFFFFF" w:sz="0"/>
+            <w:bottom w:val="none" w:color="FFFFFF" w:sz="0"/>
+            <w:right w:val="none" w:color="FFFFFF" w:sz="0"/>
+          </w:tcBorders>
+          <w:tcMar>
+            <w:top w:type="dxa" w:w="0"/>
+            <w:left w:type="dxa" w:w="0"/>
+            <w:bottom w:type="dxa" w:w="0"/>
+            <w:right w:type="dxa" w:w="120"/>
+          </w:tcMar>
+          <w:vAlign w:val="center"/>
+        </w:tcPr>
+        <w:p>
+          <w:pPr>
+            <w:spacing w:after="0" w:before="0"/>
+            <w:jc w:val="right"/>
+          </w:pPr>
+          <w:r>
+            <w:rPr>
+              <w:rFonts w:ascii="Times New Roman" w:cs="Times New Roman" w:eastAsia="Times New Roman" w:hAnsi="Times New Roman"/>
+              <w:color w:val="5A2020"/>
+              <w:sz w:val="50"/>
+              <w:szCs w:val="50"/>
+            </w:rPr>
+            <w:t xml:space="preserve">L | L | C</w:t>
+          </w:r>
+        </w:p>
+      </w:tc>
+      <w:tc>
+        <w:tcPr>
+          <w:tcW w:type="dxa" w:w="520"/>
+          <w:tcBorders>
+            <w:top w:val="none" w:color="FFFFFF" w:sz="0"/>
+            <w:left w:val="none" w:color="FFFFFF" w:sz="0"/>
+            <w:bottom w:val="none" w:color="FFFFFF" w:sz="0"/>
+            <w:right w:val="none" w:color="FFFFFF" w:sz="0"/>
+          </w:tcBorders>
+          <w:shd w:fill="5A2020" w:color="auto" w:val="clear"/>
+          <w:tcMar>
+            <w:top w:type="dxa" w:w="40"/>
+            <w:left w:type="dxa" w:w="0"/>
+            <w:bottom w:type="dxa" w:w="40"/>
+            <w:right w:type="dxa" w:w="0"/>
+          </w:tcMar>
+          <w:vAlign w:val="center"/>
+        </w:tcPr>
+        <w:p>
+          <w:pPr>
+            <w:spacing w:after="0" w:before="0"/>
+            <w:jc w:val="center"/>
+          </w:pPr>
+          <w:r>
+            <w:rPr>
+              <w:rFonts w:ascii="Times New Roman" w:cs="Times New Roman" w:eastAsia="Times New Roman" w:hAnsi="Times New Roman"/>
+              <w:b/>
+              <w:bCs/>
+              <w:color w:val="FFFFFF"/>
+              <w:sz w:val="22"/>
+              <w:szCs w:val="22"/>
+            </w:rPr>
+            <w:fldChar w:fldCharType="begin"/>
+            <w:instrText xml:space="preserve">PAGE</w:instrText>
+            <w:fldChar w:fldCharType="separate"/>
+            <w:fldChar w:fldCharType="end"/>
+          </w:r>
+        </w:p>
+      </w:tc>
+    </w:tr>
+  </w:tbl>
+</w:hdr>
+</file>
+
+<file path=word/header4.xml><?xml version="1.0" encoding="utf-8"?>
 <w:hdr xmlns:wpc="http://schemas.microsoft.com/office/word/2010/wordprocessingCanvas" xmlns:mc="http://schemas.openxmlformats.org/markup-compatibility/2006" xmlns:o="urn:schemas-microsoft-com:office:office" xmlns:r="http://schemas.openxmlformats.org/officeDocument/2006/relationships" xmlns:m="http://schemas.openxmlformats.org/officeDocument/2006/math" xmlns:v="urn:schemas-microsoft-com:vml" xmlns:wp14="http://schemas.microsoft.com/office/word/2010/wordprocessingDrawing" xmlns:wp="http://schemas.openxmlformats.org/drawingml/2006/wordprocessingDrawing" xmlns:w10="urn:schemas-microsoft-com:office:word" xmlns:w="http://schemas.openxmlformats.org/wordprocessingml/2006/main" xmlns:w14="http://schemas.microsoft.com/office/word/2010/wordml" xmlns:w15="http://schemas.microsoft.com/office/word/2012/wordml" xmlns:wpg="http://schemas.microsoft.com/office/word/2010/wordprocessingGroup" xmlns:wpi="http://schemas.microsoft.com/office/word/2010/wordprocessingInk" xmlns:wne="http://schemas.microsoft.com/office/word/2006/wordml" xmlns:wps="http://schemas.microsoft.com/office/word/2010/wordprocessingShape" xmlns:cx="http://schemas.microsoft.com/office/drawing/2014/chartex" xmlns:cx1="http://schemas.microsoft.com/office/drawing/2015/9/8/chartex" xmlns:cx2="http://schemas.microsoft.com/office/drawing/2015/10/21/chartex" xmlns:cx3="http://schemas.microsoft.com/office/drawing/2016/5/9/chartex" xmlns:cx4="http://schemas.microsoft.com/office/drawing/2016/5/10/chartex" xmlns:cx5="http://schemas.microsoft.com/office/drawing/2016/5/11/chartex" xmlns:cx6="http://schemas.microsoft.com/office/drawing/2016/5/12/chartex" xmlns:cx7="http://schemas.microsoft.com/office/drawing/2016/5/13/chartex" xmlns:cx8="http://schemas.microsoft.com/office/drawing/2016/5/14/chartex" xmlns:w16cid="http://schemas.microsoft.com/office/word/2016/wordml/cid" xmlns:w16se="http://schemas.microsoft.com/office/word/2015/wordml/symex">
   <w:p>
     <w:pPr>

--- a/outputs/LLC_AI_Infrastructure_Case_Study.docx
+++ b/outputs/LLC_AI_Infrastructure_Case_Study.docx
@@ -214,7 +214,7 @@
           <w:sz w:val="21"/>
           <w:szCs w:val="21"/>
         </w:rPr>
-        <w:t xml:space="preserve">AI infrastructure financing is the debt raised to build data centers and the computing equipment inside them, and in 2026 it has become one of the largest sources of new supply in credit. Lenders reach the same assets through five routes. Hyperscalers borrow directly in the investment grade bond market. Joint ventures issue project bonds secured by a lease to a hyperscaler, as with Meta's $27.3bn Hyperion financing, where Blue Owl owns 80% of the vehicle, Meta owns 20%, and the A+ rated bonds amortize to 2049. Developers take construction loans against leases to Oracle and OpenAI. Neoclouds such as CoreWeave borrow against GPUs and the customer contracts that pay for them. Stabilized campuses are refinanced through data center ABS and CMBS. In every route the lender is underwriting the tenant. Rating agencies start from the tenant's rating and subtract notches for construction, lease length, and operator risk, so the same type of building can support A+ debt or BB- debt depending on who signs the lease.</w:t>
+        <w:t xml:space="preserve">AI infrastructure financing is the debt raised to build data centers and the computing equipment inside them, and in 2026 it has become one of the largest sources of new supply in credit. Lenders reach the same assets through five routes. Hyperscalers borrow directly in the investment grade market. Joint ventures issue project bonds secured by a lease to a hyperscaler, as with Meta's $27.3bn Hyperion financing, where Blue Owl owns 80% of the vehicle and the A+ rated bonds amortize to 2049. Developers take construction loans against leases to Oracle and OpenAI. Neoclouds such as CoreWeave borrow against GPUs and the customer contracts that pay for them. Stabilized campuses are refinanced through data center ABS and CMBS. In every route the lender is underwriting the tenant, and agencies start from the tenant's rating and subtract notches for construction, lease length, and operator risk.</w:t>
       </w:r>
     </w:p>
     <w:p>
@@ -242,7 +242,7 @@
           <w:sz w:val="21"/>
           <w:szCs w:val="21"/>
         </w:rPr>
-        <w:t xml:space="preserve">Leverage rises with the strength of the lease. Hut 8's $4.25bn Beacon Point bonds, backed by a tenant rated AA- or better, financed 95% of project cost at T+165, the highest loan to cost on record for a data center bond. Oracle's Saline Township campus in Michigan raised about $14bn of bonds against $16.3bn of cost, leaving roughly 15% equity. Bank construction loans run lower, with $9.6bn of JPMorgan loans on Stargate Abilene equal to about two thirds of cost. Stabilized campuses are sized on appraised value, and Aligned's $1.18bn ABS in July priced at a 70% loan to value with an A- senior class. GPU lenders advance less because the collateral depreciates, and Apollo's $3.5bn for the vehicle that leases chips to xAI covers about 65% of a $5.4bn purchase. Agencies cut these numbers hard. KBRA valued the single tenant Ohio campus behind BX 2026 VLT10 27.2% below appraisal, lifting leverage on the $1.26bn loan to 108.4%.</w:t>
+        <w:t xml:space="preserve">Lease backed debt is sized so that contracted rent covers debt service with a thin cushion and the bonds amortize before the lease and its renewals run out, so leverage rises with the strength of the tenant. Hut 8's $4.25bn Beacon Point bonds, backed by a tenant rated AA- or better, financed 95% of project cost at T+165, which Hut 8 calls the highest loan to cost for an HPC data center bond. Oracle's Saline Township campus in Michigan raised about $14bn of bonds against $16.3bn of cost, leaving roughly 15% equity. Stabilized campuses are sized on appraised value, and Aligned's ABS master trust, which added $1.18bn in July, caps its senior notes at 70% of appraised value. GPU lenders lend less because the collateral depreciates, and Apollo's $3.5bn for the vehicle that leases chips to xAI equals about 65% of a $5.4bn purchase. Agencies stress all of these. KBRA cut the cash flow on the single tenant Ohio campus behind BX 2026 VLT10 to 18.9% below the issuer's figure and its value to 27.2% below appraisal, lifting leverage on the $1.26bn loan to 108.4%.</w:t>
       </w:r>
     </w:p>
     <w:p>
@@ -270,7 +270,7 @@
           <w:sz w:val="21"/>
           <w:szCs w:val="21"/>
         </w:rPr>
-        <w:t xml:space="preserve">The debt is only as long as the lease behind it, and hyperscaler leases are short. Hyperion and El Paso both carry four year initial terms against bonds amortizing to 2049 and 2048, with Meta's capped residual value guarantee covering the gap for 16 years. Moody's counts $662bn of hyperscaler data center leases not yet commenced and held off balance sheet, equal to 113% of their adjusted debt, and says it will treat part of them as debt, while S&amp;P accepted Hyperion as off balance sheet for Meta. The divergence is that one obligation is a lease to one agency and debt to another, and any tenant downgrade passes straight through to the structures built on it.</w:t>
+        <w:t xml:space="preserve">The debt is only as long as the lease behind it, and hyperscaler leases are short. Hyperion and El Paso both carry four year initial terms against bonds amortizing to 2049 and 2048, and Meta's residual value guarantee on Hyperion, about $28bn and covering the first 16 years, is what bridges the gap. Moody's counted $662bn of hyperscaler data center leases not yet commenced at the end of 2025, held off balance sheet and equal to 113% of their adjusted debt, and says it will treat part of them as debt, while S&amp;P accepted Hyperion as off balance sheet for Meta. The divergence is that one obligation is a lease to one agency and debt to another, and any tenant downgrade passes straight through to the structures built on it.</w:t>
       </w:r>
     </w:p>
     <w:tbl>
@@ -542,7 +542,7 @@
           <w:sz w:val="21"/>
           <w:szCs w:val="21"/>
         </w:rPr>
-        <w:t xml:space="preserve">Investors are still funding the buildout, but they are charging more for it. Meta's El Paso joint venture priced $12.5bn of A+ rated amortizing notes on July 27 at 7.534%, or T+287.5, with orders peaking near $20bn, about 1.6 times the deal, against an average book of close to four times for large 2026 deals. Hyperion's 6.581% bonds, issued at par in October 2025, traded in the low 90s by late September without any change in Meta's credit. On September 23 a Blue Owl affiliated campus in Virginia leased to CoreWeave sold $1.1bn of BB- rated five year notes at 98.5 to yield 9.25%, about 270bps above similarly rated debt. GPU loans show the same split. CoreWeave borrowed at SOFR plus 225 in March on an A3 rated facility backed by its Meta contract, then paid SOFR plus 550 in August on a Ba2 facility backed by shorter contracts, 100bps wider than its May loan at the same ratings.</w:t>
+        <w:t xml:space="preserve">Investors are still funding the buildout, but they are charging more for it. Apollo estimates that order cover on hyperscaler bonds fell from about five times in February to below two times by July. Meta's El Paso joint venture priced $12.5bn of A+ rated amortizing notes on July 27 at 7.534%, or T+287.5, with orders peaking near $20bn, about 1.6 times the deal, while the average bond sale this year drew close to four times. That was 62.5bps wider than Hyperion's T+225 in October 2025 on the same tenant, rating, and template. On September 23 a Blue Owl affiliated campus in Virginia leased to CoreWeave sold $1.1bn of BB- rated five year notes at 98.5 to yield 9.25%, about 270bps above similarly rated debt. GPU loans show the same split. CoreWeave borrowed at SOFR plus 225 in March on an A3 rated facility backed by its Meta contract, then paid SOFR plus 550 in August on a Ba2 facility, 100bps wider than its May loan at the same ratings.</w:t>
       </w:r>
     </w:p>
     <w:p>
@@ -575,11 +575,12 @@
         <w:tblLayout w:type="fixed"/>
       </w:tblPr>
       <w:tblGrid>
-        <w:gridCol w:w="2500"/>
-        <w:gridCol w:w="1000"/>
-        <w:gridCol w:w="1000"/>
-        <w:gridCol w:w="1300"/>
-        <w:gridCol w:w="1550"/>
+        <w:gridCol w:w="2250"/>
+        <w:gridCol w:w="900"/>
+        <w:gridCol w:w="900"/>
+        <w:gridCol w:w="1150"/>
+        <w:gridCol w:w="1450"/>
+        <w:gridCol w:w="700"/>
         <w:gridCol w:w="1694"/>
       </w:tblGrid>
       <w:tr>
@@ -588,7 +589,7 @@
         </w:trPr>
         <w:tc>
           <w:tcPr>
-            <w:tcW w:type="dxa" w:w="2500"/>
+            <w:tcW w:type="dxa" w:w="2250"/>
             <w:tcBorders>
               <w:top w:val="single" w:color="C9B3B0" w:sz="4"/>
               <w:left w:val="single" w:color="C9B3B0" w:sz="4"/>
@@ -622,7 +623,7 @@
         </w:tc>
         <w:tc>
           <w:tcPr>
-            <w:tcW w:type="dxa" w:w="1000"/>
+            <w:tcW w:type="dxa" w:w="900"/>
             <w:tcBorders>
               <w:top w:val="single" w:color="C9B3B0" w:sz="4"/>
               <w:left w:val="single" w:color="C9B3B0" w:sz="4"/>
@@ -656,7 +657,7 @@
         </w:tc>
         <w:tc>
           <w:tcPr>
-            <w:tcW w:type="dxa" w:w="1000"/>
+            <w:tcW w:type="dxa" w:w="900"/>
             <w:tcBorders>
               <w:top w:val="single" w:color="C9B3B0" w:sz="4"/>
               <w:left w:val="single" w:color="C9B3B0" w:sz="4"/>
@@ -690,7 +691,7 @@
         </w:tc>
         <w:tc>
           <w:tcPr>
-            <w:tcW w:type="dxa" w:w="1300"/>
+            <w:tcW w:type="dxa" w:w="1150"/>
             <w:tcBorders>
               <w:top w:val="single" w:color="C9B3B0" w:sz="4"/>
               <w:left w:val="single" w:color="C9B3B0" w:sz="4"/>
@@ -724,7 +725,7 @@
         </w:tc>
         <w:tc>
           <w:tcPr>
-            <w:tcW w:type="dxa" w:w="1550"/>
+            <w:tcW w:type="dxa" w:w="1450"/>
             <w:tcBorders>
               <w:top w:val="single" w:color="C9B3B0" w:sz="4"/>
               <w:left w:val="single" w:color="C9B3B0" w:sz="4"/>
@@ -753,6 +754,40 @@
                 <w:szCs w:val="18"/>
               </w:rPr>
               <w:t xml:space="preserve">Pricing</w:t>
+            </w:r>
+          </w:p>
+        </w:tc>
+        <w:tc>
+          <w:tcPr>
+            <w:tcW w:type="dxa" w:w="700"/>
+            <w:tcBorders>
+              <w:top w:val="single" w:color="C9B3B0" w:sz="4"/>
+              <w:left w:val="single" w:color="C9B3B0" w:sz="4"/>
+              <w:bottom w:val="single" w:color="C9B3B0" w:sz="4"/>
+              <w:right w:val="single" w:color="C9B3B0" w:sz="4"/>
+            </w:tcBorders>
+            <w:shd w:fill="4F1D1B" w:color="auto" w:val="clear"/>
+            <w:tcMar>
+              <w:top w:type="dxa" w:w="60"/>
+              <w:left w:type="dxa" w:w="90"/>
+              <w:bottom w:type="dxa" w:w="60"/>
+              <w:right w:type="dxa" w:w="90"/>
+            </w:tcMar>
+          </w:tcPr>
+          <w:p>
+            <w:pPr>
+              <w:spacing w:after="0" w:before="0"/>
+            </w:pPr>
+            <w:r>
+              <w:rPr>
+                <w:rFonts w:ascii="Times New Roman" w:cs="Times New Roman" w:eastAsia="Times New Roman" w:hAnsi="Times New Roman"/>
+                <w:b/>
+                <w:bCs/>
+                <w:color w:val="FFFFFF"/>
+                <w:sz w:val="18"/>
+                <w:szCs w:val="18"/>
+              </w:rPr>
+              <w:t xml:space="preserve">Final</w:t>
             </w:r>
           </w:p>
         </w:tc>
@@ -797,7 +832,7 @@
         </w:trPr>
         <w:tc>
           <w:tcPr>
-            <w:tcW w:type="dxa" w:w="2500"/>
+            <w:tcW w:type="dxa" w:w="2250"/>
             <w:tcBorders>
               <w:top w:val="single" w:color="C9B3B0" w:sz="4"/>
               <w:left w:val="single" w:color="C9B3B0" w:sz="4"/>
@@ -830,7 +865,7 @@
         </w:tc>
         <w:tc>
           <w:tcPr>
-            <w:tcW w:type="dxa" w:w="1000"/>
+            <w:tcW w:type="dxa" w:w="900"/>
             <w:tcBorders>
               <w:top w:val="single" w:color="C9B3B0" w:sz="4"/>
               <w:left w:val="single" w:color="C9B3B0" w:sz="4"/>
@@ -863,7 +898,7 @@
         </w:tc>
         <w:tc>
           <w:tcPr>
-            <w:tcW w:type="dxa" w:w="1000"/>
+            <w:tcW w:type="dxa" w:w="900"/>
             <w:tcBorders>
               <w:top w:val="single" w:color="C9B3B0" w:sz="4"/>
               <w:left w:val="single" w:color="C9B3B0" w:sz="4"/>
@@ -896,7 +931,7 @@
         </w:tc>
         <w:tc>
           <w:tcPr>
-            <w:tcW w:type="dxa" w:w="1300"/>
+            <w:tcW w:type="dxa" w:w="1150"/>
             <w:tcBorders>
               <w:top w:val="single" w:color="C9B3B0" w:sz="4"/>
               <w:left w:val="single" w:color="C9B3B0" w:sz="4"/>
@@ -929,7 +964,7 @@
         </w:tc>
         <w:tc>
           <w:tcPr>
-            <w:tcW w:type="dxa" w:w="1550"/>
+            <w:tcW w:type="dxa" w:w="1450"/>
             <w:tcBorders>
               <w:top w:val="single" w:color="C9B3B0" w:sz="4"/>
               <w:left w:val="single" w:color="C9B3B0" w:sz="4"/>
@@ -957,6 +992,39 @@
                 <w:szCs w:val="18"/>
               </w:rPr>
               <w:t xml:space="preserve">6.129%, T+165</w:t>
+            </w:r>
+          </w:p>
+        </w:tc>
+        <w:tc>
+          <w:tcPr>
+            <w:tcW w:type="dxa" w:w="700"/>
+            <w:tcBorders>
+              <w:top w:val="single" w:color="C9B3B0" w:sz="4"/>
+              <w:left w:val="single" w:color="C9B3B0" w:sz="4"/>
+              <w:bottom w:val="single" w:color="C9B3B0" w:sz="4"/>
+              <w:right w:val="single" w:color="C9B3B0" w:sz="4"/>
+            </w:tcBorders>
+            <w:tcMar>
+              <w:top w:type="dxa" w:w="60"/>
+              <w:left w:type="dxa" w:w="90"/>
+              <w:bottom w:type="dxa" w:w="60"/>
+              <w:right w:type="dxa" w:w="90"/>
+            </w:tcMar>
+          </w:tcPr>
+          <w:p>
+            <w:pPr>
+              <w:spacing w:after="0" w:before="0"/>
+            </w:pPr>
+            <w:r>
+              <w:rPr>
+                <w:rFonts w:ascii="Times New Roman" w:cs="Times New Roman" w:eastAsia="Times New Roman" w:hAnsi="Times New Roman"/>
+                <w:b w:val="false"/>
+                <w:bCs w:val="false"/>
+                <w:color w:val="000000"/>
+                <w:sz w:val="18"/>
+                <w:szCs w:val="18"/>
+              </w:rPr>
+              <w:t xml:space="preserve">2042</w:t>
             </w:r>
           </w:p>
         </w:tc>
@@ -1000,7 +1068,7 @@
         </w:trPr>
         <w:tc>
           <w:tcPr>
-            <w:tcW w:type="dxa" w:w="2500"/>
+            <w:tcW w:type="dxa" w:w="2250"/>
             <w:tcBorders>
               <w:top w:val="single" w:color="C9B3B0" w:sz="4"/>
               <w:left w:val="single" w:color="C9B3B0" w:sz="4"/>
@@ -1033,7 +1101,7 @@
         </w:tc>
         <w:tc>
           <w:tcPr>
-            <w:tcW w:type="dxa" w:w="1000"/>
+            <w:tcW w:type="dxa" w:w="900"/>
             <w:tcBorders>
               <w:top w:val="single" w:color="C9B3B0" w:sz="4"/>
               <w:left w:val="single" w:color="C9B3B0" w:sz="4"/>
@@ -1066,7 +1134,7 @@
         </w:tc>
         <w:tc>
           <w:tcPr>
-            <w:tcW w:type="dxa" w:w="1000"/>
+            <w:tcW w:type="dxa" w:w="900"/>
             <w:tcBorders>
               <w:top w:val="single" w:color="C9B3B0" w:sz="4"/>
               <w:left w:val="single" w:color="C9B3B0" w:sz="4"/>
@@ -1099,67 +1167,100 @@
         </w:tc>
         <w:tc>
           <w:tcPr>
-            <w:tcW w:type="dxa" w:w="1300"/>
-            <w:tcBorders>
-              <w:top w:val="single" w:color="C9B3B0" w:sz="4"/>
-              <w:left w:val="single" w:color="C9B3B0" w:sz="4"/>
-              <w:bottom w:val="single" w:color="C9B3B0" w:sz="4"/>
-              <w:right w:val="single" w:color="C9B3B0" w:sz="4"/>
-            </w:tcBorders>
-            <w:tcMar>
-              <w:top w:type="dxa" w:w="60"/>
-              <w:left w:type="dxa" w:w="90"/>
-              <w:bottom w:type="dxa" w:w="60"/>
-              <w:right w:type="dxa" w:w="90"/>
-            </w:tcMar>
-          </w:tcPr>
-          <w:p>
-            <w:pPr>
-              <w:spacing w:after="0" w:before="0"/>
-            </w:pPr>
-            <w:r>
-              <w:rPr>
-                <w:rFonts w:ascii="Times New Roman" w:cs="Times New Roman" w:eastAsia="Times New Roman" w:hAnsi="Times New Roman"/>
-                <w:b w:val="false"/>
-                <w:bCs w:val="false"/>
-                <w:color w:val="000000"/>
-                <w:sz w:val="18"/>
-                <w:szCs w:val="18"/>
-              </w:rPr>
-              <w:t xml:space="preserve">Not public</w:t>
-            </w:r>
-          </w:p>
-        </w:tc>
-        <w:tc>
-          <w:tcPr>
-            <w:tcW w:type="dxa" w:w="1550"/>
-            <w:tcBorders>
-              <w:top w:val="single" w:color="C9B3B0" w:sz="4"/>
-              <w:left w:val="single" w:color="C9B3B0" w:sz="4"/>
-              <w:bottom w:val="single" w:color="C9B3B0" w:sz="4"/>
-              <w:right w:val="single" w:color="C9B3B0" w:sz="4"/>
-            </w:tcBorders>
-            <w:tcMar>
-              <w:top w:type="dxa" w:w="60"/>
-              <w:left w:type="dxa" w:w="90"/>
-              <w:bottom w:type="dxa" w:w="60"/>
-              <w:right w:type="dxa" w:w="90"/>
-            </w:tcMar>
-          </w:tcPr>
-          <w:p>
-            <w:pPr>
-              <w:spacing w:after="0" w:before="0"/>
-            </w:pPr>
-            <w:r>
-              <w:rPr>
-                <w:rFonts w:ascii="Times New Roman" w:cs="Times New Roman" w:eastAsia="Times New Roman" w:hAnsi="Times New Roman"/>
-                <w:b w:val="false"/>
-                <w:bCs w:val="false"/>
-                <w:color w:val="000000"/>
-                <w:sz w:val="18"/>
-                <w:szCs w:val="18"/>
-              </w:rPr>
-              <w:t xml:space="preserve">Guided ~7.5%</w:t>
+            <w:tcW w:type="dxa" w:w="1150"/>
+            <w:tcBorders>
+              <w:top w:val="single" w:color="C9B3B0" w:sz="4"/>
+              <w:left w:val="single" w:color="C9B3B0" w:sz="4"/>
+              <w:bottom w:val="single" w:color="C9B3B0" w:sz="4"/>
+              <w:right w:val="single" w:color="C9B3B0" w:sz="4"/>
+            </w:tcBorders>
+            <w:tcMar>
+              <w:top w:type="dxa" w:w="60"/>
+              <w:left w:type="dxa" w:w="90"/>
+              <w:bottom w:type="dxa" w:w="60"/>
+              <w:right w:type="dxa" w:w="90"/>
+            </w:tcMar>
+          </w:tcPr>
+          <w:p>
+            <w:pPr>
+              <w:spacing w:after="0" w:before="0"/>
+            </w:pPr>
+            <w:r>
+              <w:rPr>
+                <w:rFonts w:ascii="Times New Roman" w:cs="Times New Roman" w:eastAsia="Times New Roman" w:hAnsi="Times New Roman"/>
+                <w:b w:val="false"/>
+                <w:bCs w:val="false"/>
+                <w:color w:val="000000"/>
+                <w:sz w:val="18"/>
+                <w:szCs w:val="18"/>
+              </w:rPr>
+              <w:t xml:space="preserve">Not disclosed</w:t>
+            </w:r>
+          </w:p>
+        </w:tc>
+        <w:tc>
+          <w:tcPr>
+            <w:tcW w:type="dxa" w:w="1450"/>
+            <w:tcBorders>
+              <w:top w:val="single" w:color="C9B3B0" w:sz="4"/>
+              <w:left w:val="single" w:color="C9B3B0" w:sz="4"/>
+              <w:bottom w:val="single" w:color="C9B3B0" w:sz="4"/>
+              <w:right w:val="single" w:color="C9B3B0" w:sz="4"/>
+            </w:tcBorders>
+            <w:tcMar>
+              <w:top w:type="dxa" w:w="60"/>
+              <w:left w:type="dxa" w:w="90"/>
+              <w:bottom w:type="dxa" w:w="60"/>
+              <w:right w:type="dxa" w:w="90"/>
+            </w:tcMar>
+          </w:tcPr>
+          <w:p>
+            <w:pPr>
+              <w:spacing w:after="0" w:before="0"/>
+            </w:pPr>
+            <w:r>
+              <w:rPr>
+                <w:rFonts w:ascii="Times New Roman" w:cs="Times New Roman" w:eastAsia="Times New Roman" w:hAnsi="Times New Roman"/>
+                <w:b w:val="false"/>
+                <w:bCs w:val="false"/>
+                <w:color w:val="000000"/>
+                <w:sz w:val="18"/>
+                <w:szCs w:val="18"/>
+              </w:rPr>
+              <w:t xml:space="preserve">7.5% at 98.75</w:t>
+            </w:r>
+          </w:p>
+        </w:tc>
+        <w:tc>
+          <w:tcPr>
+            <w:tcW w:type="dxa" w:w="700"/>
+            <w:tcBorders>
+              <w:top w:val="single" w:color="C9B3B0" w:sz="4"/>
+              <w:left w:val="single" w:color="C9B3B0" w:sz="4"/>
+              <w:bottom w:val="single" w:color="C9B3B0" w:sz="4"/>
+              <w:right w:val="single" w:color="C9B3B0" w:sz="4"/>
+            </w:tcBorders>
+            <w:tcMar>
+              <w:top w:type="dxa" w:w="60"/>
+              <w:left w:type="dxa" w:w="90"/>
+              <w:bottom w:type="dxa" w:w="60"/>
+              <w:right w:type="dxa" w:w="90"/>
+            </w:tcMar>
+          </w:tcPr>
+          <w:p>
+            <w:pPr>
+              <w:spacing w:after="0" w:before="0"/>
+            </w:pPr>
+            <w:r>
+              <w:rPr>
+                <w:rFonts w:ascii="Times New Roman" w:cs="Times New Roman" w:eastAsia="Times New Roman" w:hAnsi="Times New Roman"/>
+                <w:b w:val="false"/>
+                <w:bCs w:val="false"/>
+                <w:color w:val="000000"/>
+                <w:sz w:val="18"/>
+                <w:szCs w:val="18"/>
+              </w:rPr>
+              <w:t xml:space="preserve">2045</w:t>
             </w:r>
           </w:p>
         </w:tc>
@@ -1203,7 +1304,7 @@
         </w:trPr>
         <w:tc>
           <w:tcPr>
-            <w:tcW w:type="dxa" w:w="2500"/>
+            <w:tcW w:type="dxa" w:w="2250"/>
             <w:tcBorders>
               <w:top w:val="single" w:color="C9B3B0" w:sz="4"/>
               <w:left w:val="single" w:color="C9B3B0" w:sz="4"/>
@@ -1236,7 +1337,7 @@
         </w:tc>
         <w:tc>
           <w:tcPr>
-            <w:tcW w:type="dxa" w:w="1000"/>
+            <w:tcW w:type="dxa" w:w="900"/>
             <w:tcBorders>
               <w:top w:val="single" w:color="C9B3B0" w:sz="4"/>
               <w:left w:val="single" w:color="C9B3B0" w:sz="4"/>
@@ -1269,7 +1370,7 @@
         </w:tc>
         <w:tc>
           <w:tcPr>
-            <w:tcW w:type="dxa" w:w="1000"/>
+            <w:tcW w:type="dxa" w:w="900"/>
             <w:tcBorders>
               <w:top w:val="single" w:color="C9B3B0" w:sz="4"/>
               <w:left w:val="single" w:color="C9B3B0" w:sz="4"/>
@@ -1302,7 +1403,7 @@
         </w:tc>
         <w:tc>
           <w:tcPr>
-            <w:tcW w:type="dxa" w:w="1300"/>
+            <w:tcW w:type="dxa" w:w="1150"/>
             <w:tcBorders>
               <w:top w:val="single" w:color="C9B3B0" w:sz="4"/>
               <w:left w:val="single" w:color="C9B3B0" w:sz="4"/>
@@ -1335,7 +1436,7 @@
         </w:tc>
         <w:tc>
           <w:tcPr>
-            <w:tcW w:type="dxa" w:w="1550"/>
+            <w:tcW w:type="dxa" w:w="1450"/>
             <w:tcBorders>
               <w:top w:val="single" w:color="C9B3B0" w:sz="4"/>
               <w:left w:val="single" w:color="C9B3B0" w:sz="4"/>
@@ -1368,6 +1469,39 @@
         </w:tc>
         <w:tc>
           <w:tcPr>
+            <w:tcW w:type="dxa" w:w="700"/>
+            <w:tcBorders>
+              <w:top w:val="single" w:color="C9B3B0" w:sz="4"/>
+              <w:left w:val="single" w:color="C9B3B0" w:sz="4"/>
+              <w:bottom w:val="single" w:color="C9B3B0" w:sz="4"/>
+              <w:right w:val="single" w:color="C9B3B0" w:sz="4"/>
+            </w:tcBorders>
+            <w:tcMar>
+              <w:top w:type="dxa" w:w="60"/>
+              <w:left w:type="dxa" w:w="90"/>
+              <w:bottom w:type="dxa" w:w="60"/>
+              <w:right w:type="dxa" w:w="90"/>
+            </w:tcMar>
+          </w:tcPr>
+          <w:p>
+            <w:pPr>
+              <w:spacing w:after="0" w:before="0"/>
+            </w:pPr>
+            <w:r>
+              <w:rPr>
+                <w:rFonts w:ascii="Times New Roman" w:cs="Times New Roman" w:eastAsia="Times New Roman" w:hAnsi="Times New Roman"/>
+                <w:b w:val="false"/>
+                <w:bCs w:val="false"/>
+                <w:color w:val="000000"/>
+                <w:sz w:val="18"/>
+                <w:szCs w:val="18"/>
+              </w:rPr>
+              <w:t xml:space="preserve">2049</w:t>
+            </w:r>
+          </w:p>
+        </w:tc>
+        <w:tc>
+          <w:tcPr>
             <w:tcW w:type="dxa" w:w="1694"/>
             <w:tcBorders>
               <w:top w:val="single" w:color="C9B3B0" w:sz="4"/>
@@ -1395,7 +1529,7 @@
                 <w:sz w:val="18"/>
                 <w:szCs w:val="18"/>
               </w:rPr>
-              <w:t xml:space="preserve">Meta lease and RVG</w:t>
+              <w:t xml:space="preserve">Meta lease, ~$28bn RVG</w:t>
             </w:r>
           </w:p>
         </w:tc>
@@ -1406,7 +1540,7 @@
         </w:trPr>
         <w:tc>
           <w:tcPr>
-            <w:tcW w:type="dxa" w:w="2500"/>
+            <w:tcW w:type="dxa" w:w="2250"/>
             <w:tcBorders>
               <w:top w:val="single" w:color="C9B3B0" w:sz="4"/>
               <w:left w:val="single" w:color="C9B3B0" w:sz="4"/>
@@ -1439,7 +1573,7 @@
         </w:tc>
         <w:tc>
           <w:tcPr>
-            <w:tcW w:type="dxa" w:w="1000"/>
+            <w:tcW w:type="dxa" w:w="900"/>
             <w:tcBorders>
               <w:top w:val="single" w:color="C9B3B0" w:sz="4"/>
               <w:left w:val="single" w:color="C9B3B0" w:sz="4"/>
@@ -1472,7 +1606,7 @@
         </w:tc>
         <w:tc>
           <w:tcPr>
-            <w:tcW w:type="dxa" w:w="1000"/>
+            <w:tcW w:type="dxa" w:w="900"/>
             <w:tcBorders>
               <w:top w:val="single" w:color="C9B3B0" w:sz="4"/>
               <w:left w:val="single" w:color="C9B3B0" w:sz="4"/>
@@ -1505,7 +1639,7 @@
         </w:tc>
         <w:tc>
           <w:tcPr>
-            <w:tcW w:type="dxa" w:w="1300"/>
+            <w:tcW w:type="dxa" w:w="1150"/>
             <w:tcBorders>
               <w:top w:val="single" w:color="C9B3B0" w:sz="4"/>
               <w:left w:val="single" w:color="C9B3B0" w:sz="4"/>
@@ -1538,7 +1672,7 @@
         </w:tc>
         <w:tc>
           <w:tcPr>
-            <w:tcW w:type="dxa" w:w="1550"/>
+            <w:tcW w:type="dxa" w:w="1450"/>
             <w:tcBorders>
               <w:top w:val="single" w:color="C9B3B0" w:sz="4"/>
               <w:left w:val="single" w:color="C9B3B0" w:sz="4"/>
@@ -1566,6 +1700,39 @@
                 <w:szCs w:val="18"/>
               </w:rPr>
               <w:t xml:space="preserve">7.534%, T+287.5</w:t>
+            </w:r>
+          </w:p>
+        </w:tc>
+        <w:tc>
+          <w:tcPr>
+            <w:tcW w:type="dxa" w:w="700"/>
+            <w:tcBorders>
+              <w:top w:val="single" w:color="C9B3B0" w:sz="4"/>
+              <w:left w:val="single" w:color="C9B3B0" w:sz="4"/>
+              <w:bottom w:val="single" w:color="C9B3B0" w:sz="4"/>
+              <w:right w:val="single" w:color="C9B3B0" w:sz="4"/>
+            </w:tcBorders>
+            <w:tcMar>
+              <w:top w:type="dxa" w:w="60"/>
+              <w:left w:type="dxa" w:w="90"/>
+              <w:bottom w:type="dxa" w:w="60"/>
+              <w:right w:type="dxa" w:w="90"/>
+            </w:tcMar>
+          </w:tcPr>
+          <w:p>
+            <w:pPr>
+              <w:spacing w:after="0" w:before="0"/>
+            </w:pPr>
+            <w:r>
+              <w:rPr>
+                <w:rFonts w:ascii="Times New Roman" w:cs="Times New Roman" w:eastAsia="Times New Roman" w:hAnsi="Times New Roman"/>
+                <w:b w:val="false"/>
+                <w:bCs w:val="false"/>
+                <w:color w:val="000000"/>
+                <w:sz w:val="18"/>
+                <w:szCs w:val="18"/>
+              </w:rPr>
+              <w:t xml:space="preserve">2048</w:t>
             </w:r>
           </w:p>
         </w:tc>
@@ -1609,7 +1776,7 @@
         </w:trPr>
         <w:tc>
           <w:tcPr>
-            <w:tcW w:type="dxa" w:w="2500"/>
+            <w:tcW w:type="dxa" w:w="2250"/>
             <w:tcBorders>
               <w:top w:val="single" w:color="C9B3B0" w:sz="4"/>
               <w:left w:val="single" w:color="C9B3B0" w:sz="4"/>
@@ -1642,7 +1809,7 @@
         </w:tc>
         <w:tc>
           <w:tcPr>
-            <w:tcW w:type="dxa" w:w="1000"/>
+            <w:tcW w:type="dxa" w:w="900"/>
             <w:tcBorders>
               <w:top w:val="single" w:color="C9B3B0" w:sz="4"/>
               <w:left w:val="single" w:color="C9B3B0" w:sz="4"/>
@@ -1675,7 +1842,7 @@
         </w:tc>
         <w:tc>
           <w:tcPr>
-            <w:tcW w:type="dxa" w:w="1000"/>
+            <w:tcW w:type="dxa" w:w="900"/>
             <w:tcBorders>
               <w:top w:val="single" w:color="C9B3B0" w:sz="4"/>
               <w:left w:val="single" w:color="C9B3B0" w:sz="4"/>
@@ -1708,7 +1875,7 @@
         </w:tc>
         <w:tc>
           <w:tcPr>
-            <w:tcW w:type="dxa" w:w="1300"/>
+            <w:tcW w:type="dxa" w:w="1150"/>
             <w:tcBorders>
               <w:top w:val="single" w:color="C9B3B0" w:sz="4"/>
               <w:left w:val="single" w:color="C9B3B0" w:sz="4"/>
@@ -1741,7 +1908,7 @@
         </w:tc>
         <w:tc>
           <w:tcPr>
-            <w:tcW w:type="dxa" w:w="1550"/>
+            <w:tcW w:type="dxa" w:w="1450"/>
             <w:tcBorders>
               <w:top w:val="single" w:color="C9B3B0" w:sz="4"/>
               <w:left w:val="single" w:color="C9B3B0" w:sz="4"/>
@@ -1774,6 +1941,39 @@
         </w:tc>
         <w:tc>
           <w:tcPr>
+            <w:tcW w:type="dxa" w:w="700"/>
+            <w:tcBorders>
+              <w:top w:val="single" w:color="C9B3B0" w:sz="4"/>
+              <w:left w:val="single" w:color="C9B3B0" w:sz="4"/>
+              <w:bottom w:val="single" w:color="C9B3B0" w:sz="4"/>
+              <w:right w:val="single" w:color="C9B3B0" w:sz="4"/>
+            </w:tcBorders>
+            <w:tcMar>
+              <w:top w:type="dxa" w:w="60"/>
+              <w:left w:type="dxa" w:w="90"/>
+              <w:bottom w:type="dxa" w:w="60"/>
+              <w:right w:type="dxa" w:w="90"/>
+            </w:tcMar>
+          </w:tcPr>
+          <w:p>
+            <w:pPr>
+              <w:spacing w:after="0" w:before="0"/>
+            </w:pPr>
+            <w:r>
+              <w:rPr>
+                <w:rFonts w:ascii="Times New Roman" w:cs="Times New Roman" w:eastAsia="Times New Roman" w:hAnsi="Times New Roman"/>
+                <w:b w:val="false"/>
+                <w:bCs w:val="false"/>
+                <w:color w:val="000000"/>
+                <w:sz w:val="18"/>
+                <w:szCs w:val="18"/>
+              </w:rPr>
+              <w:t xml:space="preserve">5 yr</w:t>
+            </w:r>
+          </w:p>
+        </w:tc>
+        <w:tc>
+          <w:tcPr>
             <w:tcW w:type="dxa" w:w="1694"/>
             <w:tcBorders>
               <w:top w:val="single" w:color="C9B3B0" w:sz="4"/>
@@ -1801,7 +2001,7 @@
                 <w:sz w:val="18"/>
                 <w:szCs w:val="18"/>
               </w:rPr>
-              <w:t xml:space="preserve">15 yr CoreWeave lease</w:t>
+              <w:t xml:space="preserve">CoreWeave lease</w:t>
             </w:r>
           </w:p>
         </w:tc>
@@ -1812,7 +2012,7 @@
         </w:trPr>
         <w:tc>
           <w:tcPr>
-            <w:tcW w:type="dxa" w:w="2500"/>
+            <w:tcW w:type="dxa" w:w="2250"/>
             <w:tcBorders>
               <w:top w:val="single" w:color="C9B3B0" w:sz="4"/>
               <w:left w:val="single" w:color="C9B3B0" w:sz="4"/>
@@ -1845,7 +2045,7 @@
         </w:tc>
         <w:tc>
           <w:tcPr>
-            <w:tcW w:type="dxa" w:w="1000"/>
+            <w:tcW w:type="dxa" w:w="900"/>
             <w:tcBorders>
               <w:top w:val="single" w:color="C9B3B0" w:sz="4"/>
               <w:left w:val="single" w:color="C9B3B0" w:sz="4"/>
@@ -1878,7 +2078,7 @@
         </w:tc>
         <w:tc>
           <w:tcPr>
-            <w:tcW w:type="dxa" w:w="1000"/>
+            <w:tcW w:type="dxa" w:w="900"/>
             <w:tcBorders>
               <w:top w:val="single" w:color="C9B3B0" w:sz="4"/>
               <w:left w:val="single" w:color="C9B3B0" w:sz="4"/>
@@ -1911,7 +2111,7 @@
         </w:tc>
         <w:tc>
           <w:tcPr>
-            <w:tcW w:type="dxa" w:w="1300"/>
+            <w:tcW w:type="dxa" w:w="1150"/>
             <w:tcBorders>
               <w:top w:val="single" w:color="C9B3B0" w:sz="4"/>
               <w:left w:val="single" w:color="C9B3B0" w:sz="4"/>
@@ -1944,7 +2144,7 @@
         </w:tc>
         <w:tc>
           <w:tcPr>
-            <w:tcW w:type="dxa" w:w="1550"/>
+            <w:tcW w:type="dxa" w:w="1450"/>
             <w:tcBorders>
               <w:top w:val="single" w:color="C9B3B0" w:sz="4"/>
               <w:left w:val="single" w:color="C9B3B0" w:sz="4"/>
@@ -1977,6 +2177,39 @@
         </w:tc>
         <w:tc>
           <w:tcPr>
+            <w:tcW w:type="dxa" w:w="700"/>
+            <w:tcBorders>
+              <w:top w:val="single" w:color="C9B3B0" w:sz="4"/>
+              <w:left w:val="single" w:color="C9B3B0" w:sz="4"/>
+              <w:bottom w:val="single" w:color="C9B3B0" w:sz="4"/>
+              <w:right w:val="single" w:color="C9B3B0" w:sz="4"/>
+            </w:tcBorders>
+            <w:tcMar>
+              <w:top w:type="dxa" w:w="60"/>
+              <w:left w:type="dxa" w:w="90"/>
+              <w:bottom w:type="dxa" w:w="60"/>
+              <w:right w:type="dxa" w:w="90"/>
+            </w:tcMar>
+          </w:tcPr>
+          <w:p>
+            <w:pPr>
+              <w:spacing w:after="0" w:before="0"/>
+            </w:pPr>
+            <w:r>
+              <w:rPr>
+                <w:rFonts w:ascii="Times New Roman" w:cs="Times New Roman" w:eastAsia="Times New Roman" w:hAnsi="Times New Roman"/>
+                <w:b w:val="false"/>
+                <w:bCs w:val="false"/>
+                <w:color w:val="000000"/>
+                <w:sz w:val="18"/>
+                <w:szCs w:val="18"/>
+              </w:rPr>
+              <w:t xml:space="preserve">5 yr ARD</w:t>
+            </w:r>
+          </w:p>
+        </w:tc>
+        <w:tc>
+          <w:tcPr>
             <w:tcW w:type="dxa" w:w="1694"/>
             <w:tcBorders>
               <w:top w:val="single" w:color="C9B3B0" w:sz="4"/>
@@ -2004,7 +2237,7 @@
                 <w:sz w:val="18"/>
                 <w:szCs w:val="18"/>
               </w:rPr>
-              <w:t xml:space="preserve">70% LTV</w:t>
+              <w:t xml:space="preserve">70% LTV cap</w:t>
             </w:r>
           </w:p>
         </w:tc>
@@ -2015,7 +2248,7 @@
         </w:trPr>
         <w:tc>
           <w:tcPr>
-            <w:tcW w:type="dxa" w:w="2500"/>
+            <w:tcW w:type="dxa" w:w="2250"/>
             <w:tcBorders>
               <w:top w:val="single" w:color="C9B3B0" w:sz="4"/>
               <w:left w:val="single" w:color="C9B3B0" w:sz="4"/>
@@ -2048,7 +2281,7 @@
         </w:tc>
         <w:tc>
           <w:tcPr>
-            <w:tcW w:type="dxa" w:w="1000"/>
+            <w:tcW w:type="dxa" w:w="900"/>
             <w:tcBorders>
               <w:top w:val="single" w:color="C9B3B0" w:sz="4"/>
               <w:left w:val="single" w:color="C9B3B0" w:sz="4"/>
@@ -2081,7 +2314,7 @@
         </w:tc>
         <w:tc>
           <w:tcPr>
-            <w:tcW w:type="dxa" w:w="1000"/>
+            <w:tcW w:type="dxa" w:w="900"/>
             <w:tcBorders>
               <w:top w:val="single" w:color="C9B3B0" w:sz="4"/>
               <w:left w:val="single" w:color="C9B3B0" w:sz="4"/>
@@ -2114,7 +2347,7 @@
         </w:tc>
         <w:tc>
           <w:tcPr>
-            <w:tcW w:type="dxa" w:w="1300"/>
+            <w:tcW w:type="dxa" w:w="1150"/>
             <w:tcBorders>
               <w:top w:val="single" w:color="C9B3B0" w:sz="4"/>
               <w:left w:val="single" w:color="C9B3B0" w:sz="4"/>
@@ -2147,7 +2380,7 @@
         </w:tc>
         <w:tc>
           <w:tcPr>
-            <w:tcW w:type="dxa" w:w="1550"/>
+            <w:tcW w:type="dxa" w:w="1450"/>
             <w:tcBorders>
               <w:top w:val="single" w:color="C9B3B0" w:sz="4"/>
               <w:left w:val="single" w:color="C9B3B0" w:sz="4"/>
@@ -2175,6 +2408,39 @@
                 <w:szCs w:val="18"/>
               </w:rPr>
               <w:t xml:space="preserve">Not disclosed</w:t>
+            </w:r>
+          </w:p>
+        </w:tc>
+        <w:tc>
+          <w:tcPr>
+            <w:tcW w:type="dxa" w:w="700"/>
+            <w:tcBorders>
+              <w:top w:val="single" w:color="C9B3B0" w:sz="4"/>
+              <w:left w:val="single" w:color="C9B3B0" w:sz="4"/>
+              <w:bottom w:val="single" w:color="C9B3B0" w:sz="4"/>
+              <w:right w:val="single" w:color="C9B3B0" w:sz="4"/>
+            </w:tcBorders>
+            <w:tcMar>
+              <w:top w:type="dxa" w:w="60"/>
+              <w:left w:type="dxa" w:w="90"/>
+              <w:bottom w:type="dxa" w:w="60"/>
+              <w:right w:type="dxa" w:w="90"/>
+            </w:tcMar>
+          </w:tcPr>
+          <w:p>
+            <w:pPr>
+              <w:spacing w:after="0" w:before="0"/>
+            </w:pPr>
+            <w:r>
+              <w:rPr>
+                <w:rFonts w:ascii="Times New Roman" w:cs="Times New Roman" w:eastAsia="Times New Roman" w:hAnsi="Times New Roman"/>
+                <w:b w:val="false"/>
+                <w:bCs w:val="false"/>
+                <w:color w:val="000000"/>
+                <w:sz w:val="18"/>
+                <w:szCs w:val="18"/>
+              </w:rPr>
+              <w:t xml:space="preserve">10 yr ARD</w:t>
             </w:r>
           </w:p>
         </w:tc>
@@ -2218,7 +2484,7 @@
         </w:trPr>
         <w:tc>
           <w:tcPr>
-            <w:tcW w:type="dxa" w:w="2500"/>
+            <w:tcW w:type="dxa" w:w="2250"/>
             <w:tcBorders>
               <w:top w:val="single" w:color="C9B3B0" w:sz="4"/>
               <w:left w:val="single" w:color="C9B3B0" w:sz="4"/>
@@ -2251,7 +2517,7 @@
         </w:tc>
         <w:tc>
           <w:tcPr>
-            <w:tcW w:type="dxa" w:w="1000"/>
+            <w:tcW w:type="dxa" w:w="900"/>
             <w:tcBorders>
               <w:top w:val="single" w:color="C9B3B0" w:sz="4"/>
               <w:left w:val="single" w:color="C9B3B0" w:sz="4"/>
@@ -2284,7 +2550,7 @@
         </w:tc>
         <w:tc>
           <w:tcPr>
-            <w:tcW w:type="dxa" w:w="1000"/>
+            <w:tcW w:type="dxa" w:w="900"/>
             <w:tcBorders>
               <w:top w:val="single" w:color="C9B3B0" w:sz="4"/>
               <w:left w:val="single" w:color="C9B3B0" w:sz="4"/>
@@ -2317,7 +2583,7 @@
         </w:tc>
         <w:tc>
           <w:tcPr>
-            <w:tcW w:type="dxa" w:w="1300"/>
+            <w:tcW w:type="dxa" w:w="1150"/>
             <w:tcBorders>
               <w:top w:val="single" w:color="C9B3B0" w:sz="4"/>
               <w:left w:val="single" w:color="C9B3B0" w:sz="4"/>
@@ -2350,7 +2616,7 @@
         </w:tc>
         <w:tc>
           <w:tcPr>
-            <w:tcW w:type="dxa" w:w="1550"/>
+            <w:tcW w:type="dxa" w:w="1450"/>
             <w:tcBorders>
               <w:top w:val="single" w:color="C9B3B0" w:sz="4"/>
               <w:left w:val="single" w:color="C9B3B0" w:sz="4"/>
@@ -2378,6 +2644,39 @@
                 <w:szCs w:val="18"/>
               </w:rPr>
               <w:t xml:space="preserve">SOFR+225</w:t>
+            </w:r>
+          </w:p>
+        </w:tc>
+        <w:tc>
+          <w:tcPr>
+            <w:tcW w:type="dxa" w:w="700"/>
+            <w:tcBorders>
+              <w:top w:val="single" w:color="C9B3B0" w:sz="4"/>
+              <w:left w:val="single" w:color="C9B3B0" w:sz="4"/>
+              <w:bottom w:val="single" w:color="C9B3B0" w:sz="4"/>
+              <w:right w:val="single" w:color="C9B3B0" w:sz="4"/>
+            </w:tcBorders>
+            <w:tcMar>
+              <w:top w:type="dxa" w:w="60"/>
+              <w:left w:type="dxa" w:w="90"/>
+              <w:bottom w:type="dxa" w:w="60"/>
+              <w:right w:type="dxa" w:w="90"/>
+            </w:tcMar>
+          </w:tcPr>
+          <w:p>
+            <w:pPr>
+              <w:spacing w:after="0" w:before="0"/>
+            </w:pPr>
+            <w:r>
+              <w:rPr>
+                <w:rFonts w:ascii="Times New Roman" w:cs="Times New Roman" w:eastAsia="Times New Roman" w:hAnsi="Times New Roman"/>
+                <w:b w:val="false"/>
+                <w:bCs w:val="false"/>
+                <w:color w:val="000000"/>
+                <w:sz w:val="18"/>
+                <w:szCs w:val="18"/>
+              </w:rPr>
+              <w:t xml:space="preserve">2032</w:t>
             </w:r>
           </w:p>
         </w:tc>
@@ -2421,7 +2720,7 @@
         </w:trPr>
         <w:tc>
           <w:tcPr>
-            <w:tcW w:type="dxa" w:w="2500"/>
+            <w:tcW w:type="dxa" w:w="2250"/>
             <w:tcBorders>
               <w:top w:val="single" w:color="C9B3B0" w:sz="4"/>
               <w:left w:val="single" w:color="C9B3B0" w:sz="4"/>
@@ -2454,7 +2753,7 @@
         </w:tc>
         <w:tc>
           <w:tcPr>
-            <w:tcW w:type="dxa" w:w="1000"/>
+            <w:tcW w:type="dxa" w:w="900"/>
             <w:tcBorders>
               <w:top w:val="single" w:color="C9B3B0" w:sz="4"/>
               <w:left w:val="single" w:color="C9B3B0" w:sz="4"/>
@@ -2487,7 +2786,7 @@
         </w:tc>
         <w:tc>
           <w:tcPr>
-            <w:tcW w:type="dxa" w:w="1000"/>
+            <w:tcW w:type="dxa" w:w="900"/>
             <w:tcBorders>
               <w:top w:val="single" w:color="C9B3B0" w:sz="4"/>
               <w:left w:val="single" w:color="C9B3B0" w:sz="4"/>
@@ -2520,7 +2819,7 @@
         </w:tc>
         <w:tc>
           <w:tcPr>
-            <w:tcW w:type="dxa" w:w="1300"/>
+            <w:tcW w:type="dxa" w:w="1150"/>
             <w:tcBorders>
               <w:top w:val="single" w:color="C9B3B0" w:sz="4"/>
               <w:left w:val="single" w:color="C9B3B0" w:sz="4"/>
@@ -2553,7 +2852,7 @@
         </w:tc>
         <w:tc>
           <w:tcPr>
-            <w:tcW w:type="dxa" w:w="1550"/>
+            <w:tcW w:type="dxa" w:w="1450"/>
             <w:tcBorders>
               <w:top w:val="single" w:color="C9B3B0" w:sz="4"/>
               <w:left w:val="single" w:color="C9B3B0" w:sz="4"/>
@@ -2581,6 +2880,39 @@
                 <w:szCs w:val="18"/>
               </w:rPr>
               <w:t xml:space="preserve">SOFR+550</w:t>
+            </w:r>
+          </w:p>
+        </w:tc>
+        <w:tc>
+          <w:tcPr>
+            <w:tcW w:type="dxa" w:w="700"/>
+            <w:tcBorders>
+              <w:top w:val="single" w:color="C9B3B0" w:sz="4"/>
+              <w:left w:val="single" w:color="C9B3B0" w:sz="4"/>
+              <w:bottom w:val="single" w:color="C9B3B0" w:sz="4"/>
+              <w:right w:val="single" w:color="C9B3B0" w:sz="4"/>
+            </w:tcBorders>
+            <w:tcMar>
+              <w:top w:type="dxa" w:w="60"/>
+              <w:left w:type="dxa" w:w="90"/>
+              <w:bottom w:type="dxa" w:w="60"/>
+              <w:right w:type="dxa" w:w="90"/>
+            </w:tcMar>
+          </w:tcPr>
+          <w:p>
+            <w:pPr>
+              <w:spacing w:after="0" w:before="0"/>
+            </w:pPr>
+            <w:r>
+              <w:rPr>
+                <w:rFonts w:ascii="Times New Roman" w:cs="Times New Roman" w:eastAsia="Times New Roman" w:hAnsi="Times New Roman"/>
+                <w:b w:val="false"/>
+                <w:bCs w:val="false"/>
+                <w:color w:val="000000"/>
+                <w:sz w:val="18"/>
+                <w:szCs w:val="18"/>
+              </w:rPr>
+              <w:t xml:space="preserve">2031</w:t>
             </w:r>
           </w:p>
         </w:tc>
@@ -2624,7 +2956,7 @@
         </w:trPr>
         <w:tc>
           <w:tcPr>
-            <w:tcW w:type="dxa" w:w="2500"/>
+            <w:tcW w:type="dxa" w:w="2250"/>
             <w:tcBorders>
               <w:top w:val="single" w:color="C9B3B0" w:sz="4"/>
               <w:left w:val="single" w:color="C9B3B0" w:sz="4"/>
@@ -2657,7 +2989,7 @@
         </w:tc>
         <w:tc>
           <w:tcPr>
-            <w:tcW w:type="dxa" w:w="1000"/>
+            <w:tcW w:type="dxa" w:w="900"/>
             <w:tcBorders>
               <w:top w:val="single" w:color="C9B3B0" w:sz="4"/>
               <w:left w:val="single" w:color="C9B3B0" w:sz="4"/>
@@ -2690,7 +3022,7 @@
         </w:tc>
         <w:tc>
           <w:tcPr>
-            <w:tcW w:type="dxa" w:w="1000"/>
+            <w:tcW w:type="dxa" w:w="900"/>
             <w:tcBorders>
               <w:top w:val="single" w:color="C9B3B0" w:sz="4"/>
               <w:left w:val="single" w:color="C9B3B0" w:sz="4"/>
@@ -2723,7 +3055,7 @@
         </w:tc>
         <w:tc>
           <w:tcPr>
-            <w:tcW w:type="dxa" w:w="1300"/>
+            <w:tcW w:type="dxa" w:w="1150"/>
             <w:tcBorders>
               <w:top w:val="single" w:color="C9B3B0" w:sz="4"/>
               <w:left w:val="single" w:color="C9B3B0" w:sz="4"/>
@@ -2756,7 +3088,7 @@
         </w:tc>
         <w:tc>
           <w:tcPr>
-            <w:tcW w:type="dxa" w:w="1550"/>
+            <w:tcW w:type="dxa" w:w="1450"/>
             <w:tcBorders>
               <w:top w:val="single" w:color="C9B3B0" w:sz="4"/>
               <w:left w:val="single" w:color="C9B3B0" w:sz="4"/>
@@ -2784,6 +3116,39 @@
                 <w:szCs w:val="18"/>
               </w:rPr>
               <w:t xml:space="preserve">SOFR+300</w:t>
+            </w:r>
+          </w:p>
+        </w:tc>
+        <w:tc>
+          <w:tcPr>
+            <w:tcW w:type="dxa" w:w="700"/>
+            <w:tcBorders>
+              <w:top w:val="single" w:color="C9B3B0" w:sz="4"/>
+              <w:left w:val="single" w:color="C9B3B0" w:sz="4"/>
+              <w:bottom w:val="single" w:color="C9B3B0" w:sz="4"/>
+              <w:right w:val="single" w:color="C9B3B0" w:sz="4"/>
+            </w:tcBorders>
+            <w:tcMar>
+              <w:top w:type="dxa" w:w="60"/>
+              <w:left w:type="dxa" w:w="90"/>
+              <w:bottom w:type="dxa" w:w="60"/>
+              <w:right w:type="dxa" w:w="90"/>
+            </w:tcMar>
+          </w:tcPr>
+          <w:p>
+            <w:pPr>
+              <w:spacing w:after="0" w:before="0"/>
+            </w:pPr>
+            <w:r>
+              <w:rPr>
+                <w:rFonts w:ascii="Times New Roman" w:cs="Times New Roman" w:eastAsia="Times New Roman" w:hAnsi="Times New Roman"/>
+                <w:b w:val="false"/>
+                <w:bCs w:val="false"/>
+                <w:color w:val="000000"/>
+                <w:sz w:val="18"/>
+                <w:szCs w:val="18"/>
+              </w:rPr>
+              <w:t xml:space="preserve">2030</w:t>
             </w:r>
           </w:p>
         </w:tc>
@@ -2827,7 +3192,7 @@
         </w:trPr>
         <w:tc>
           <w:tcPr>
-            <w:tcW w:type="dxa" w:w="2500"/>
+            <w:tcW w:type="dxa" w:w="2250"/>
             <w:tcBorders>
               <w:top w:val="single" w:color="C9B3B0" w:sz="4"/>
               <w:left w:val="single" w:color="C9B3B0" w:sz="4"/>
@@ -2860,7 +3225,7 @@
         </w:tc>
         <w:tc>
           <w:tcPr>
-            <w:tcW w:type="dxa" w:w="1000"/>
+            <w:tcW w:type="dxa" w:w="900"/>
             <w:tcBorders>
               <w:top w:val="single" w:color="C9B3B0" w:sz="4"/>
               <w:left w:val="single" w:color="C9B3B0" w:sz="4"/>
@@ -2893,7 +3258,7 @@
         </w:tc>
         <w:tc>
           <w:tcPr>
-            <w:tcW w:type="dxa" w:w="1000"/>
+            <w:tcW w:type="dxa" w:w="900"/>
             <w:tcBorders>
               <w:top w:val="single" w:color="C9B3B0" w:sz="4"/>
               <w:left w:val="single" w:color="C9B3B0" w:sz="4"/>
@@ -2926,40 +3291,40 @@
         </w:tc>
         <w:tc>
           <w:tcPr>
-            <w:tcW w:type="dxa" w:w="1300"/>
-            <w:tcBorders>
-              <w:top w:val="single" w:color="C9B3B0" w:sz="4"/>
-              <w:left w:val="single" w:color="C9B3B0" w:sz="4"/>
-              <w:bottom w:val="single" w:color="C9B3B0" w:sz="4"/>
-              <w:right w:val="single" w:color="C9B3B0" w:sz="4"/>
-            </w:tcBorders>
-            <w:tcMar>
-              <w:top w:type="dxa" w:w="60"/>
-              <w:left w:type="dxa" w:w="90"/>
-              <w:bottom w:type="dxa" w:w="60"/>
-              <w:right w:type="dxa" w:w="90"/>
-            </w:tcMar>
-          </w:tcPr>
-          <w:p>
-            <w:pPr>
-              <w:spacing w:after="0" w:before="0"/>
-            </w:pPr>
-            <w:r>
-              <w:rPr>
-                <w:rFonts w:ascii="Times New Roman" w:cs="Times New Roman" w:eastAsia="Times New Roman" w:hAnsi="Times New Roman"/>
-                <w:b w:val="false"/>
-                <w:bCs w:val="false"/>
-                <w:color w:val="000000"/>
-                <w:sz w:val="18"/>
-                <w:szCs w:val="18"/>
-              </w:rPr>
-              <w:t xml:space="preserve">Unrated</w:t>
-            </w:r>
-          </w:p>
-        </w:tc>
-        <w:tc>
-          <w:tcPr>
-            <w:tcW w:type="dxa" w:w="1550"/>
+            <w:tcW w:type="dxa" w:w="1150"/>
+            <w:tcBorders>
+              <w:top w:val="single" w:color="C9B3B0" w:sz="4"/>
+              <w:left w:val="single" w:color="C9B3B0" w:sz="4"/>
+              <w:bottom w:val="single" w:color="C9B3B0" w:sz="4"/>
+              <w:right w:val="single" w:color="C9B3B0" w:sz="4"/>
+            </w:tcBorders>
+            <w:tcMar>
+              <w:top w:type="dxa" w:w="60"/>
+              <w:left w:type="dxa" w:w="90"/>
+              <w:bottom w:type="dxa" w:w="60"/>
+              <w:right w:type="dxa" w:w="90"/>
+            </w:tcMar>
+          </w:tcPr>
+          <w:p>
+            <w:pPr>
+              <w:spacing w:after="0" w:before="0"/>
+            </w:pPr>
+            <w:r>
+              <w:rPr>
+                <w:rFonts w:ascii="Times New Roman" w:cs="Times New Roman" w:eastAsia="Times New Roman" w:hAnsi="Times New Roman"/>
+                <w:b w:val="false"/>
+                <w:bCs w:val="false"/>
+                <w:color w:val="000000"/>
+                <w:sz w:val="18"/>
+                <w:szCs w:val="18"/>
+              </w:rPr>
+              <w:t xml:space="preserve">Not disclosed</w:t>
+            </w:r>
+          </w:p>
+        </w:tc>
+        <w:tc>
+          <w:tcPr>
+            <w:tcW w:type="dxa" w:w="1450"/>
             <w:tcBorders>
               <w:top w:val="single" w:color="C9B3B0" w:sz="4"/>
               <w:left w:val="single" w:color="C9B3B0" w:sz="4"/>
@@ -2987,6 +3352,39 @@
                 <w:szCs w:val="18"/>
               </w:rPr>
               <w:t xml:space="preserve">Quoted 89 to 91</w:t>
+            </w:r>
+          </w:p>
+        </w:tc>
+        <w:tc>
+          <w:tcPr>
+            <w:tcW w:type="dxa" w:w="700"/>
+            <w:tcBorders>
+              <w:top w:val="single" w:color="C9B3B0" w:sz="4"/>
+              <w:left w:val="single" w:color="C9B3B0" w:sz="4"/>
+              <w:bottom w:val="single" w:color="C9B3B0" w:sz="4"/>
+              <w:right w:val="single" w:color="C9B3B0" w:sz="4"/>
+            </w:tcBorders>
+            <w:tcMar>
+              <w:top w:type="dxa" w:w="60"/>
+              <w:left w:type="dxa" w:w="90"/>
+              <w:bottom w:type="dxa" w:w="60"/>
+              <w:right w:type="dxa" w:w="90"/>
+            </w:tcMar>
+          </w:tcPr>
+          <w:p>
+            <w:pPr>
+              <w:spacing w:after="0" w:before="0"/>
+            </w:pPr>
+            <w:r>
+              <w:rPr>
+                <w:rFonts w:ascii="Times New Roman" w:cs="Times New Roman" w:eastAsia="Times New Roman" w:hAnsi="Times New Roman"/>
+                <w:b w:val="false"/>
+                <w:bCs w:val="false"/>
+                <w:color w:val="000000"/>
+                <w:sz w:val="18"/>
+                <w:szCs w:val="18"/>
+              </w:rPr>
+              <w:t xml:space="preserve">n/a</w:t>
             </w:r>
           </w:p>
         </w:tc>
@@ -3037,7 +3435,7 @@
           <w:sz w:val="14"/>
           <w:szCs w:val="14"/>
         </w:rPr>
-        <w:t xml:space="preserve">LTC is loan to cost and LTV is loan to value. Ratings are S&amp;P, Moody's, Fitch or KBRA as reported. Saline pricing is guidance and its LTC is derived from the reported 15% equity.</w:t>
+        <w:t xml:space="preserve">LTC is loan to cost and LTV is loan to value. Ratings are S&amp;P, Moody's, Fitch or KBRA as reported, and El Paso shows S&amp;P then Fitch. Saline LTC is derived from the reported 15% equity.</w:t>
       </w:r>
     </w:p>
     <w:p>
@@ -3065,7 +3463,7 @@
           <w:sz w:val="21"/>
           <w:szCs w:val="21"/>
         </w:rPr>
-        <w:t xml:space="preserve">The table shows that pricing tracks the lease counterparty more than the asset. Beacon Point, with a tenant rated AA- or better, priced at T+165 despite 95% leverage, while El Paso, with an A+ rating on Meta's lease, needed T+287.5 nine months after Hyperion priced at T+225. Below investment grade the step is larger, and CoreWeave linked paper now clears near 9.25% even on a secured basis. Hyperscaler corporate bonds are repricing as well. Amazon paid a new issue concession of 10 to 12bps on its $25bn July deal against a 2026 average near 4bps, and Meta's April deal priced its 2066 bonds at T+147 against T+110 for its October 2025 deal, on a book of $96bn versus $125bn. Oracle's $25bn February deal drew a record $129bn book, yet its 10 year priced near T+145 against roughly T+95 for BBB peers. The divergence is between steady demand for the largest tickets and a rising price for every notch of tenant risk.</w:t>
+        <w:t xml:space="preserve">The table shows that the tenant sets the starting point and tenor and timing set the rest. Beacon Point, with a tenant rated AA- or better and bonds that amortize to 2042, priced at T+165 despite 95% leverage. El Paso, with A+ rated notes backed by Meta's lease and a 2048 final maturity, needed T+287.5 nine months after Hyperion, by which time order books for hyperscaler debt had thinned. Below investment grade the step is larger, and CoreWeave linked paper now clears near 9.25% even on a secured basis. Hyperscaler corporate bonds are repricing as well. Amazon paid a new issue concession of 10 to 12bps on its $25bn July deal against a 2026 average near 4bps, and Meta's $25bn April deal drew a $96bn book against $125bn for its October 2025 deal. Oracle's $25bn February deal drew a $129bn book, yet its 10 year priced near T+145 while the US BBB index traded around T+95. The divergence is between steady demand for the largest tickets and a rising price for every notch of tenant risk.</w:t>
       </w:r>
     </w:p>
     <w:p>
@@ -3121,7 +3519,7 @@
           <w:sz w:val="21"/>
           <w:szCs w:val="21"/>
         </w:rPr>
-        <w:t xml:space="preserve">Oracle is the clearest test of what happens when the tenant weakens. S&amp;P cut Oracle to BBB- on July 9, citing OpenAI as about half of its contracted backlog and a projected fiscal 2027 free operating cash flow deficit of about $42bn. Oracle's September 10 results showed remaining performance obligations of $664bn, quarterly capex of $28.5bn against $8.5bn a year earlier, negative free cash flow of $5.4bn, and fiscal 2027 capex guidance of $90bn to $95bn. The strain has reached project debt. The $18bn construction loan on Project Jupiter, a 2.45 gigawatt campus in New Mexico developed by a Blue Owl unit and leased to Oracle, was quoted at 89 to 91 cents as banks struggled to sell it down. On September 24 Oracle sent the developer a force majeure notice after a gas pipeline slipped to February 2027, which could let it defer rent for up to three years. Oracle's long bonds yielded above 8% for the first time.</w:t>
+        <w:t xml:space="preserve">Oracle is the clearest test of what happens when the tenant weakens. S&amp;P cut Oracle to BBB- on July 9, citing OpenAI as about half of its contracted backlog and a projected fiscal 2027 free operating cash flow deficit of about $42bn, and said another downgrade is possible if leverage stays above 4.5x. Oracle's September 10 results showed remaining performance obligations of $664bn, quarterly capex of $28.5bn, and fiscal 2027 capex guidance of $90bn to $95bn. The strain has reached project debt. The $18bn construction loan on Project Jupiter, a 2.45 gigawatt campus in New Mexico developed by a Blue Owl unit and leased to Oracle, was quoted at 89 to 91 cents in September, with syndicate banks holding more of it than planned. On September 24 Oracle sent the developer a force majeure notice after a gas pipeline slipped to February 2027, which could let it defer rent for up to three years. Oracle says the project remains on schedule.</w:t>
       </w:r>
     </w:p>
     <w:tbl>
@@ -3365,7 +3763,7 @@
           <w:sz w:val="21"/>
           <w:szCs w:val="21"/>
         </w:rPr>
-        <w:t xml:space="preserve">Three risks sit beneath the pricing. Duration is the first, since four year initial leases support bonds amortizing over more than 20 years, and CoreWeave's August facility runs about five years against customer contracts averaging about three. Construction is the second, because rent does not begin until a campus is finished, leaving lenders exposed to power, permitting, and local opposition. Concentration is the third, with OpenAI behind about half of Oracle's backlog and OpenAI contracts backing two of CoreWeave's GPU facilities, so one counterparty links bank loans, project bonds, and GPU debt. The key divergence is that structures rated on a strong tenant now carry spreads that price a weaker one.</w:t>
+        <w:t xml:space="preserve">Three risks sit beneath the pricing. Duration is the first, since four year initial leases support bonds amortizing over more than 20 years, and CoreWeave's August facility runs about five years against customer contracts averaging about three. Construction is the second, because rent does not begin until a campus is finished, leaving lenders exposed to power, permitting, and local opposition. Concentration is the third, with OpenAI behind about half of Oracle's backlog and an OpenAI contract backing one of CoreWeave's GPU facilities, so one counterparty links bank loans, project bonds, and GPU debt. The key divergence is that structures rated on a strong tenant now carry spreads that price a weaker one.</w:t>
       </w:r>
     </w:p>
     <w:tbl>
@@ -3428,7 +3826,7 @@
                 <w:sz w:val="21"/>
                 <w:szCs w:val="21"/>
               </w:rPr>
-              <w:t xml:space="preserve">Meta's two joint ventures share one template, a four year initial lease, a capped residual value guarantee covering 16 years, and A+ rated amortizing bonds. Hyperion priced $27.3bn at 6.581%, or T+225, in October 2025. El Paso priced $12.5bn at 7.534%, or T+287.5, in July, with Fitch one notch higher at AA-. By late September Hyperion was trading in the low 90s, near T+230. Holders took a loss of close to ten points on paper whose credit never changed, which shows that long lease backed bonds carry rate and spread risk even when the tenant is strong.</w:t>
+              <w:t xml:space="preserve">Meta's two joint ventures share one template, a four year initial lease, a residual value guarantee covering the first 16 years, and A+ rated amortizing bonds. On Hyperion the guarantee totals about $28bn against $27.3bn of bonds, and rent begins in June 2029. Hyperion priced at 6.581%, or T+225, in October 2025. El Paso priced $12.5bn at 7.534%, or T+287.5, in July, with Fitch one notch higher at AA-. The 62.5bps wider spread on the same tenant shows that investors now price supply, structure, and timing on top of Meta's credit.</w:t>
             </w:r>
           </w:p>
         </w:tc>
@@ -3485,7 +3883,7 @@
                 <w:sz w:val="21"/>
                 <w:szCs w:val="21"/>
               </w:rPr>
-              <w:t xml:space="preserve">CoreWeave borrows across the credit spectrum, and its pricing depends on who pays. Its $8.5bn DDTL 4.0, backed by GPUs serving Meta, is rated A3 by Moody's and priced at SOFR plus 225. DDTL 3.0, tied to OpenAI, priced at SOFR plus 400. The $3.1bn DDTL 5.0 in May priced at SOFR plus 450 with Ba2 and BB+ ratings, and the $2.6bn DDTL 5.5 in August priced at SOFR plus 550 at the same ratings. The company itself is rated B+ by S&amp;P. The 325bps gap between its best and worst secured loans is the market's price for counterparty risk.</w:t>
+              <w:t xml:space="preserve">CoreWeave borrows across the credit spectrum, and its pricing depends on who pays. Its $8.5bn DDTL 4.0, backed by GPUs serving Meta, is rated A3 by Moody's and priced at SOFR plus 225. DDTL 3.0, tied to OpenAI, priced at SOFR plus 400. The $3.1bn DDTL 5.0 in May priced at SOFR plus 450 with Ba2 and BB+ ratings, and the $2.6bn DDTL 5.5 in August priced at SOFR plus 550 at the same ratings. The company itself is rated B+ by S&amp;P. The 325bps gap between its A3 and Ba2 facilities this year mostly prices counterparty risk, though the 100bps move between May and August shows timing matters too.</w:t>
             </w:r>
           </w:p>
         </w:tc>
@@ -4233,7 +4631,7 @@
         </w:numPr>
         <w:spacing w:after="50" w:before="0"/>
       </w:pPr>
-      <w:hyperlink w:history="1" r:id="rIdft63fug6yzexrdiqbwd8c">
+      <w:hyperlink w:history="1" r:id="rIdj7xvquc0tdat-8lf2uusl">
         <w:r>
           <w:rPr>
             <w:rFonts w:ascii="Times New Roman" w:cs="Times New Roman" w:eastAsia="Times New Roman" w:hAnsi="Times New Roman"/>
@@ -4255,7 +4653,7 @@
         </w:numPr>
         <w:spacing w:after="50" w:before="0"/>
       </w:pPr>
-      <w:hyperlink w:history="1" r:id="rIdd7fixqjo9frafbnk_wnvi">
+      <w:hyperlink w:history="1" r:id="rId8s-3p1eyvheegdmj-yjts">
         <w:r>
           <w:rPr>
             <w:rFonts w:ascii="Times New Roman" w:cs="Times New Roman" w:eastAsia="Times New Roman" w:hAnsi="Times New Roman"/>
@@ -4277,7 +4675,7 @@
         </w:numPr>
         <w:spacing w:after="50" w:before="0"/>
       </w:pPr>
-      <w:hyperlink w:history="1" r:id="rIdhhjoltxivuk9_a2q08xqt">
+      <w:hyperlink w:history="1" r:id="rId3hytzsn1c8nvusx5gq-ia">
         <w:r>
           <w:rPr>
             <w:rFonts w:ascii="Times New Roman" w:cs="Times New Roman" w:eastAsia="Times New Roman" w:hAnsi="Times New Roman"/>
@@ -4299,7 +4697,7 @@
         </w:numPr>
         <w:spacing w:after="50" w:before="0"/>
       </w:pPr>
-      <w:hyperlink w:history="1" r:id="rIdfeicod6yfdvrgexnea1w_">
+      <w:hyperlink w:history="1" r:id="rIdwx8ceg7est19_hpscmijv">
         <w:r>
           <w:rPr>
             <w:rFonts w:ascii="Times New Roman" w:cs="Times New Roman" w:eastAsia="Times New Roman" w:hAnsi="Times New Roman"/>
@@ -4321,7 +4719,7 @@
         </w:numPr>
         <w:spacing w:after="50" w:before="0"/>
       </w:pPr>
-      <w:hyperlink w:history="1" r:id="rIdnixdluh1dqb6884qdwku6">
+      <w:hyperlink w:history="1" r:id="rIddf_tvzrum0xsxbxpjyvnn">
         <w:r>
           <w:rPr>
             <w:rFonts w:ascii="Times New Roman" w:cs="Times New Roman" w:eastAsia="Times New Roman" w:hAnsi="Times New Roman"/>
@@ -4343,7 +4741,7 @@
         </w:numPr>
         <w:spacing w:after="50" w:before="0"/>
       </w:pPr>
-      <w:hyperlink w:history="1" r:id="rIdn2igqu9uggb-4srcc4wuv">
+      <w:hyperlink w:history="1" r:id="rIdsalboc4kyphgos2ept6vv">
         <w:r>
           <w:rPr>
             <w:rFonts w:ascii="Times New Roman" w:cs="Times New Roman" w:eastAsia="Times New Roman" w:hAnsi="Times New Roman"/>
@@ -4952,7 +5350,7 @@
         </w:numPr>
         <w:spacing w:after="50" w:before="0"/>
       </w:pPr>
-      <w:hyperlink w:history="1" r:id="rIdarnqyz01bs626p3zv_iup">
+      <w:hyperlink w:history="1" r:id="rIddusc2n2txrnko1_3pzuq2">
         <w:r>
           <w:rPr>
             <w:rFonts w:ascii="Times New Roman" w:cs="Times New Roman" w:eastAsia="Times New Roman" w:hAnsi="Times New Roman"/>
@@ -4974,7 +5372,7 @@
         </w:numPr>
         <w:spacing w:after="50" w:before="0"/>
       </w:pPr>
-      <w:hyperlink w:history="1" r:id="rIdrc9ceqbgha5m_ltqe-m0s">
+      <w:hyperlink w:history="1" r:id="rIdxdjwgqannqna2gfkvvnmj">
         <w:r>
           <w:rPr>
             <w:rFonts w:ascii="Times New Roman" w:cs="Times New Roman" w:eastAsia="Times New Roman" w:hAnsi="Times New Roman"/>
@@ -5583,7 +5981,7 @@
         </w:numPr>
         <w:spacing w:after="50" w:before="0"/>
       </w:pPr>
-      <w:hyperlink w:history="1" r:id="rIdzu7v7xml6lrjcwlvkktw2">
+      <w:hyperlink w:history="1" r:id="rIddegpbozb8vvzi7ocm2i0q">
         <w:r>
           <w:rPr>
             <w:rFonts w:ascii="Times New Roman" w:cs="Times New Roman" w:eastAsia="Times New Roman" w:hAnsi="Times New Roman"/>
@@ -5605,7 +6003,7 @@
         </w:numPr>
         <w:spacing w:after="50" w:before="0"/>
       </w:pPr>
-      <w:hyperlink w:history="1" r:id="rIdaaxvdskcalhbclfw_qxz-">
+      <w:hyperlink w:history="1" r:id="rId0xlezxcw4szfy2absj3zd">
         <w:r>
           <w:rPr>
             <w:rFonts w:ascii="Times New Roman" w:cs="Times New Roman" w:eastAsia="Times New Roman" w:hAnsi="Times New Roman"/>
@@ -5627,7 +6025,7 @@
         </w:numPr>
         <w:spacing w:after="50" w:before="0"/>
       </w:pPr>
-      <w:hyperlink w:history="1" r:id="rId9pbmc8bgwrwaprdcmtefp">
+      <w:hyperlink w:history="1" r:id="rIdcgh3miwtnmkaubu0q9-cv">
         <w:r>
           <w:rPr>
             <w:rFonts w:ascii="Times New Roman" w:cs="Times New Roman" w:eastAsia="Times New Roman" w:hAnsi="Times New Roman"/>
@@ -5649,7 +6047,7 @@
         </w:numPr>
         <w:spacing w:after="50" w:before="0"/>
       </w:pPr>
-      <w:hyperlink w:history="1" r:id="rIdrs3vx5ikqhz7xvjc8crp-">
+      <w:hyperlink w:history="1" r:id="rIdlqqzimf3-srg5nhpqasgr">
         <w:r>
           <w:rPr>
             <w:rFonts w:ascii="Times New Roman" w:cs="Times New Roman" w:eastAsia="Times New Roman" w:hAnsi="Times New Roman"/>
@@ -6362,7 +6760,7 @@
         </w:numPr>
         <w:spacing w:after="50" w:before="0"/>
       </w:pPr>
-      <w:hyperlink w:history="1" r:id="rIdrs5dycmoy10fobigu-qkp">
+      <w:hyperlink w:history="1" r:id="rIdjg6xkp09gliwx9kr1rmcx">
         <w:r>
           <w:rPr>
             <w:rFonts w:ascii="Times New Roman" w:cs="Times New Roman" w:eastAsia="Times New Roman" w:hAnsi="Times New Roman"/>
@@ -6384,7 +6782,7 @@
         </w:numPr>
         <w:spacing w:after="50" w:before="0"/>
       </w:pPr>
-      <w:hyperlink w:history="1" r:id="rIdb7_eppeynnl5wxjzu7vwl">
+      <w:hyperlink w:history="1" r:id="rIdgfxrke3a9apa5ayyqohin">
         <w:r>
           <w:rPr>
             <w:rFonts w:ascii="Times New Roman" w:cs="Times New Roman" w:eastAsia="Times New Roman" w:hAnsi="Times New Roman"/>
@@ -6406,7 +6804,7 @@
         </w:numPr>
         <w:spacing w:after="50" w:before="0"/>
       </w:pPr>
-      <w:hyperlink w:history="1" r:id="rIded7depl2xocu08ycmnqod">
+      <w:hyperlink w:history="1" r:id="rIdexbuoemp50tvnd3wkax6y">
         <w:r>
           <w:rPr>
             <w:rFonts w:ascii="Times New Roman" w:cs="Times New Roman" w:eastAsia="Times New Roman" w:hAnsi="Times New Roman"/>
@@ -6428,7 +6826,7 @@
         </w:numPr>
         <w:spacing w:after="50" w:before="0"/>
       </w:pPr>
-      <w:hyperlink w:history="1" r:id="rIdoocotupskv2w2cf_tjzar">
+      <w:hyperlink w:history="1" r:id="rId2uj2f4m_k98ceupxeij-9">
         <w:r>
           <w:rPr>
             <w:rFonts w:ascii="Times New Roman" w:cs="Times New Roman" w:eastAsia="Times New Roman" w:hAnsi="Times New Roman"/>
@@ -6450,7 +6848,7 @@
         </w:numPr>
         <w:spacing w:after="50" w:before="0"/>
       </w:pPr>
-      <w:hyperlink w:history="1" r:id="rIdqr-fwodacjhscuwgktgcc">
+      <w:hyperlink w:history="1" r:id="rIdimojwomusd-o_4xqj0h_j">
         <w:r>
           <w:rPr>
             <w:rFonts w:ascii="Times New Roman" w:cs="Times New Roman" w:eastAsia="Times New Roman" w:hAnsi="Times New Roman"/>
@@ -7267,7 +7665,7 @@
         </w:numPr>
         <w:spacing w:after="50" w:before="0"/>
       </w:pPr>
-      <w:hyperlink w:history="1" r:id="rId5ft639ouzq76atus6iq08">
+      <w:hyperlink w:history="1" r:id="rIdgp5q-gkayhruyg68lg9eu">
         <w:r>
           <w:rPr>
             <w:rFonts w:ascii="Times New Roman" w:cs="Times New Roman" w:eastAsia="Times New Roman" w:hAnsi="Times New Roman"/>
@@ -7289,7 +7687,7 @@
         </w:numPr>
         <w:spacing w:after="50" w:before="0"/>
       </w:pPr>
-      <w:hyperlink w:history="1" r:id="rIdckcbsfdy29svdrg3muoy-">
+      <w:hyperlink w:history="1" r:id="rIdf3zclwvmtafhwxbwj1our">
         <w:r>
           <w:rPr>
             <w:rFonts w:ascii="Times New Roman" w:cs="Times New Roman" w:eastAsia="Times New Roman" w:hAnsi="Times New Roman"/>
@@ -7311,7 +7709,7 @@
         </w:numPr>
         <w:spacing w:after="50" w:before="0"/>
       </w:pPr>
-      <w:hyperlink w:history="1" r:id="rIdxnuez0vjrnfifvhkpkjl6">
+      <w:hyperlink w:history="1" r:id="rIdgg2amiyyitqqv0yamlkdx">
         <w:r>
           <w:rPr>
             <w:rFonts w:ascii="Times New Roman" w:cs="Times New Roman" w:eastAsia="Times New Roman" w:hAnsi="Times New Roman"/>
@@ -7712,7 +8110,7 @@
         </w:numPr>
         <w:spacing w:after="50" w:before="0"/>
       </w:pPr>
-      <w:hyperlink w:history="1" r:id="rIdq-vnxqptc3xn0kdurgc7h">
+      <w:hyperlink w:history="1" r:id="rIdviiy-ufxcvl9qtmx9n8nn">
         <w:r>
           <w:rPr>
             <w:rFonts w:ascii="Times New Roman" w:cs="Times New Roman" w:eastAsia="Times New Roman" w:hAnsi="Times New Roman"/>
@@ -7734,7 +8132,7 @@
         </w:numPr>
         <w:spacing w:after="50" w:before="0"/>
       </w:pPr>
-      <w:hyperlink w:history="1" r:id="rIdflo4lgsz3hkucvyiimtr5">
+      <w:hyperlink w:history="1" r:id="rIdlfjtdiizotnsu3sxhme1j">
         <w:r>
           <w:rPr>
             <w:rFonts w:ascii="Times New Roman" w:cs="Times New Roman" w:eastAsia="Times New Roman" w:hAnsi="Times New Roman"/>

--- a/outputs/LLC_AI_Infrastructure_Case_Study.docx
+++ b/outputs/LLC_AI_Infrastructure_Case_Study.docx
@@ -214,7 +214,7 @@
           <w:sz w:val="21"/>
           <w:szCs w:val="21"/>
         </w:rPr>
-        <w:t xml:space="preserve">AI infrastructure financing is the debt raised to build data centers and the computing equipment inside them, and in 2026 it has become one of the largest sources of new supply in credit. Lenders reach the same assets through five routes. Hyperscalers borrow directly in the investment grade market. Joint ventures issue project bonds secured by a lease to a hyperscaler, as with Meta's $27.3bn Hyperion financing, where Blue Owl owns 80% of the vehicle and the A+ rated bonds amortize to 2049. Developers take construction loans against leases to Oracle and OpenAI. Neoclouds such as CoreWeave borrow against GPUs and the customer contracts that pay for them. Stabilized campuses are refinanced through data center ABS and CMBS. In every route the lender is underwriting the tenant, and agencies start from the tenant's rating and subtract notches for construction, lease length, and operator risk.</w:t>
+        <w:t xml:space="preserve">AI infrastructure financing is the debt raised to build data centers and the computing equipment inside them, and in 2026 it has become one of the largest sources of new supply in credit. Lenders reach the same assets through five routes. Hyperscalers borrow directly in the investment grade market on their corporate ratings. Joint ventures issue project bonds secured by a lease to a hyperscaler, as with Meta's $27.3bn Hyperion financing, where Blue Owl owns 80% of the vehicle and the A+ rated bonds amortize to 2049. Developers take construction loans against leases to Oracle and OpenAI, before any rent is paid. Neoclouds such as CoreWeave borrow against GPUs and the customer contracts that pay for them. Stabilized campuses are refinanced through data center ABS and CMBS once rent is flowing. In every route the lender is underwriting the tenant, and agencies start from the tenant's rating and subtract notches for construction, lease length, and operator risk.</w:t>
       </w:r>
     </w:p>
     <w:p>
@@ -242,7 +242,7 @@
           <w:sz w:val="21"/>
           <w:szCs w:val="21"/>
         </w:rPr>
-        <w:t xml:space="preserve">Lease backed debt is sized so that contracted rent covers debt service with a thin cushion and the bonds amortize before the lease and its renewals run out, so leverage rises with the strength of the tenant. Hut 8's $4.25bn Beacon Point bonds, backed by a tenant rated AA- or better, financed 95% of project cost at T+165, which Hut 8 calls the highest loan to cost for an HPC data center bond. Oracle's Saline Township campus in Michigan raised about $14bn of bonds against $16.3bn of cost, leaving roughly 15% equity. Stabilized campuses are sized on appraised value, and Aligned's ABS master trust, which added $1.18bn in July, caps its senior notes at 70% of appraised value. GPU lenders lend less because the collateral depreciates, and Apollo's $3.5bn for the vehicle that leases chips to xAI equals about 65% of a $5.4bn purchase. Agencies stress all of these. KBRA cut the cash flow on the single tenant Ohio campus behind BX 2026 VLT10 to 18.9% below the issuer's figure and its value to 27.2% below appraisal, lifting leverage on the $1.26bn loan to 108.4%.</w:t>
+        <w:t xml:space="preserve">Lease backed debt is sized so contracted rent covers debt service with a thin cushion and bonds amortize before the lease and its renewals run out, so leverage rises with tenant strength. Hut 8's $4.25bn Beacon Point bonds, backed by a tenant rated AA- or better, financed 95% of project cost at T+165, which Hut 8 calls the highest loan to cost for an HPC data center bond. Oracle's Saline Township campus in Michigan raised about $14bn of bonds against $16.3bn of cost, or roughly 15% equity. Stabilized campuses are sized on value, and Aligned's ABS master trust, which added $1.18bn in July, caps senior notes at 70% of appraised value. GPU lenders lend less against depreciating collateral, and Apollo's $3.5bn for the xAI chip leasing vehicle equals about 65% of a $5.4bn purchase. KBRA cut the cash flow on the single tenant Ohio campus behind BX 2026 VLT10 to 18.9% below the issuer's figure and its value to 27.2% below appraisal, lifting leverage on the $1.26bn loan to 108.4%.</w:t>
       </w:r>
     </w:p>
     <w:p>
@@ -270,7 +270,7 @@
           <w:sz w:val="21"/>
           <w:szCs w:val="21"/>
         </w:rPr>
-        <w:t xml:space="preserve">The debt is only as long as the lease behind it, and hyperscaler leases are short. Hyperion and El Paso both carry four year initial terms against bonds amortizing to 2049 and 2048, and Meta's residual value guarantee on Hyperion, about $28bn and covering the first 16 years, is what bridges the gap. Moody's counted $662bn of hyperscaler data center leases not yet commenced at the end of 2025, held off balance sheet and equal to 113% of their adjusted debt, and says it will treat part of them as debt, while S&amp;P accepted Hyperion as off balance sheet for Meta. The divergence is that one obligation is a lease to one agency and debt to another, and any tenant downgrade passes straight through to the structures built on it.</w:t>
+        <w:t xml:space="preserve">The debt is only as long as the lease behind it, and hyperscaler leases are short. Hyperion and El Paso both carry four year initial terms against bonds amortizing to 2049 and 2048, and Meta's residual value guarantee on Hyperion, about $28bn and covering the first 16 years, bridges the gap. Moody's counted $662bn of hyperscaler data center leases not yet commenced at the end of 2025, held off balance sheet and equal to 113% of their adjusted debt, and says it will treat part as debt, while S&amp;P accepted Hyperion as off balance sheet for Meta. The divergence is that one obligation is a lease to one agency and debt to another, so a tenant downgrade passes straight through.</w:t>
       </w:r>
     </w:p>
     <w:tbl>
@@ -415,7 +415,7 @@
                 <w:sz w:val="18"/>
                 <w:szCs w:val="18"/>
               </w:rPr>
-              <w:t xml:space="preserve">Beacon Point, Saline, Aligned ABS, Abilene, xAI chip vehicle</w:t>
+              <w:t xml:space="preserve">Beacon Point, Saline, Aligned ABS, xAI chip vehicle</w:t>
             </w:r>
           </w:p>
         </w:tc>
@@ -542,7 +542,7 @@
           <w:sz w:val="21"/>
           <w:szCs w:val="21"/>
         </w:rPr>
-        <w:t xml:space="preserve">Investors are still funding the buildout, but they are charging more for it. Apollo estimates that order cover on hyperscaler bonds fell from about five times in February to below two times by July. Meta's El Paso joint venture priced $12.5bn of A+ rated amortizing notes on July 27 at 7.534%, or T+287.5, with orders peaking near $20bn, about 1.6 times the deal, while the average bond sale this year drew close to four times. That was 62.5bps wider than Hyperion's T+225 in October 2025 on the same tenant, rating, and template. On September 23 a Blue Owl affiliated campus in Virginia leased to CoreWeave sold $1.1bn of BB- rated five year notes at 98.5 to yield 9.25%, about 270bps above similarly rated debt. GPU loans show the same split. CoreWeave borrowed at SOFR plus 225 in March on an A3 rated facility backed by its Meta contract, then paid SOFR plus 550 in August on a Ba2 facility, 100bps wider than its May loan at the same ratings.</w:t>
+        <w:t xml:space="preserve">Investors keep funding the buildout but charging more for it. Apollo estimates order cover on hyperscaler bonds fell from about five times in February to below two times by July. Meta's El Paso joint venture priced $12.5bn of A+ rated amortizing notes on July 27 at 7.534%, or T+287.5, with orders peaking near $20bn, about 1.6 times the deal, while the average bond sale this year drew close to four times. That was 62.5bps wider than Hyperion's T+225 in October 2025 on the same tenant, rating, and template. On September 23 a Blue Owl affiliated campus in Virginia leased to CoreWeave sold $1.1bn of BB- rated five year notes at 98.5 to yield 9.25%, about 270bps above similarly rated debt. GPU loans split the same way. CoreWeave borrowed at SOFR plus 225 in March on an A3 rated facility backed by its Meta contract, then paid SOFR plus 550 in August on a Ba2 facility, 100bps wider than its May loan at the same ratings.</w:t>
       </w:r>
     </w:p>
     <w:p>
@@ -1529,7 +1529,7 @@
                 <w:sz w:val="18"/>
                 <w:szCs w:val="18"/>
               </w:rPr>
-              <w:t xml:space="preserve">Meta lease, ~$28bn RVG</w:t>
+              <w:t xml:space="preserve">Lease, ~$28bn RVG</w:t>
             </w:r>
           </w:p>
         </w:tc>
@@ -3463,7 +3463,7 @@
           <w:sz w:val="21"/>
           <w:szCs w:val="21"/>
         </w:rPr>
-        <w:t xml:space="preserve">The table shows that the tenant sets the starting point and tenor and timing set the rest. Beacon Point, with a tenant rated AA- or better and bonds that amortize to 2042, priced at T+165 despite 95% leverage. El Paso, with A+ rated notes backed by Meta's lease and a 2048 final maturity, needed T+287.5 nine months after Hyperion, by which time order books for hyperscaler debt had thinned. Below investment grade the step is larger, and CoreWeave linked paper now clears near 9.25% even on a secured basis. Hyperscaler corporate bonds are repricing as well. Amazon paid a new issue concession of 10 to 12bps on its $25bn July deal against a 2026 average near 4bps, and Meta's $25bn April deal drew a $96bn book against $125bn for its October 2025 deal. Oracle's $25bn February deal drew a $129bn book, yet its 10 year priced near T+145 while the US BBB index traded around T+95. The divergence is between steady demand for the largest tickets and a rising price for every notch of tenant risk.</w:t>
+        <w:t xml:space="preserve">The tenant sets the starting point, and tenor and timing set the rest. Beacon Point, with a tenant rated AA- or better and bonds amortizing to 2042, priced at T+165 despite 95% leverage. El Paso, with A+ rated notes backed by Meta's lease and a 2048 final maturity, needed T+287.5 nine months after Hyperion, as order books thinned. Below investment grade the step is larger, and CoreWeave linked paper clears near 9.25% even on a secured basis. Hyperscaler corporate bonds are repricing as well. Amazon paid a new issue concession of 10 to 12bps on its $25bn July deal against a 2026 average near 4bps, and Meta's $25bn April deal drew a $96bn book against $125bn for its October 2025 deal. Oracle's $25bn February deal drew a $129bn book, yet its 10 year priced near T+145 while the US BBB index traded around T+95. The divergence is between steady demand for the largest tickets and a rising price for every notch of tenant risk.</w:t>
       </w:r>
     </w:p>
     <w:p>
@@ -3519,7 +3519,7 @@
           <w:sz w:val="21"/>
           <w:szCs w:val="21"/>
         </w:rPr>
-        <w:t xml:space="preserve">Oracle is the clearest test of what happens when the tenant weakens. S&amp;P cut Oracle to BBB- on July 9, citing OpenAI as about half of its contracted backlog and a projected fiscal 2027 free operating cash flow deficit of about $42bn, and said another downgrade is possible if leverage stays above 4.5x. Oracle's September 10 results showed remaining performance obligations of $664bn, quarterly capex of $28.5bn, and fiscal 2027 capex guidance of $90bn to $95bn. The strain has reached project debt. The $18bn construction loan on Project Jupiter, a 2.45 gigawatt campus in New Mexico developed by a Blue Owl unit and leased to Oracle, was quoted at 89 to 91 cents in September, with syndicate banks holding more of it than planned. On September 24 Oracle sent the developer a force majeure notice after a gas pipeline slipped to February 2027, which could let it defer rent for up to three years. Oracle says the project remains on schedule.</w:t>
+        <w:t xml:space="preserve">Oracle is the clearest test of what happens when the tenant weakens. S&amp;P cut Oracle to BBB- on July 9, citing OpenAI as about half of its contracted backlog and a projected fiscal 2027 free operating cash flow deficit of about $42bn, and said another downgrade is possible if leverage stays above 4.5x. Oracle's September 10 results showed remaining performance obligations of $664bn, quarterly capex of $28.5bn, and fiscal 2027 capex guidance of $90bn to $95bn. The strain has reached project debt. The $18bn construction loan on Project Jupiter, a 2.45 gigawatt New Mexico campus developed by a Blue Owl unit and leased to Oracle, was quoted at 89 to 91 cents in September, with syndicate banks holding more of it than planned. On September 24 Oracle sent the developer a force majeure notice after a gas pipeline slipped to February 2027, which could let it defer rent for up to three years. Oracle says the project is on schedule.</w:t>
       </w:r>
     </w:p>
     <w:tbl>
@@ -3883,7 +3883,7 @@
                 <w:sz w:val="21"/>
                 <w:szCs w:val="21"/>
               </w:rPr>
-              <w:t xml:space="preserve">CoreWeave borrows across the credit spectrum, and its pricing depends on who pays. Its $8.5bn DDTL 4.0, backed by GPUs serving Meta, is rated A3 by Moody's and priced at SOFR plus 225. DDTL 3.0, tied to OpenAI, priced at SOFR plus 400. The $3.1bn DDTL 5.0 in May priced at SOFR plus 450 with Ba2 and BB+ ratings, and the $2.6bn DDTL 5.5 in August priced at SOFR plus 550 at the same ratings. The company itself is rated B+ by S&amp;P. The 325bps gap between its A3 and Ba2 facilities this year mostly prices counterparty risk, though the 100bps move between May and August shows timing matters too.</w:t>
+              <w:t xml:space="preserve">CoreWeave's pricing depends on who pays. Its $8.5bn DDTL 4.0, backed by GPUs serving Meta, is rated A3 by Moody's and priced at SOFR plus 225. DDTL 3.0, tied to OpenAI, priced at SOFR plus 400. The $3.1bn DDTL 5.0 in May priced at SOFR plus 450 with Ba2 and BB+ ratings, and the $2.6bn DDTL 5.5 in August priced at SOFR plus 550 at the same ratings. The company itself is rated B+ by S&amp;P. The 325bps gap between its A3 and Ba2 facilities mostly prices counterparty risk, though the 100bps move between May and August shows timing matters too.</w:t>
             </w:r>
           </w:p>
         </w:tc>
@@ -4631,7 +4631,7 @@
         </w:numPr>
         <w:spacing w:after="50" w:before="0"/>
       </w:pPr>
-      <w:hyperlink w:history="1" r:id="rIdj7xvquc0tdat-8lf2uusl">
+      <w:hyperlink w:history="1" r:id="rIdg1gk3hq5w97ih8orcxsao">
         <w:r>
           <w:rPr>
             <w:rFonts w:ascii="Times New Roman" w:cs="Times New Roman" w:eastAsia="Times New Roman" w:hAnsi="Times New Roman"/>
@@ -4653,7 +4653,7 @@
         </w:numPr>
         <w:spacing w:after="50" w:before="0"/>
       </w:pPr>
-      <w:hyperlink w:history="1" r:id="rId8s-3p1eyvheegdmj-yjts">
+      <w:hyperlink w:history="1" r:id="rIddyhcnadbvx9pzuopvc0gs">
         <w:r>
           <w:rPr>
             <w:rFonts w:ascii="Times New Roman" w:cs="Times New Roman" w:eastAsia="Times New Roman" w:hAnsi="Times New Roman"/>
@@ -4675,7 +4675,7 @@
         </w:numPr>
         <w:spacing w:after="50" w:before="0"/>
       </w:pPr>
-      <w:hyperlink w:history="1" r:id="rId3hytzsn1c8nvusx5gq-ia">
+      <w:hyperlink w:history="1" r:id="rIdrwunrm-n3bonrwbnt_npq">
         <w:r>
           <w:rPr>
             <w:rFonts w:ascii="Times New Roman" w:cs="Times New Roman" w:eastAsia="Times New Roman" w:hAnsi="Times New Roman"/>
@@ -4697,7 +4697,7 @@
         </w:numPr>
         <w:spacing w:after="50" w:before="0"/>
       </w:pPr>
-      <w:hyperlink w:history="1" r:id="rIdwx8ceg7est19_hpscmijv">
+      <w:hyperlink w:history="1" r:id="rIdhdrzdlkzryfx5rnkasw4v">
         <w:r>
           <w:rPr>
             <w:rFonts w:ascii="Times New Roman" w:cs="Times New Roman" w:eastAsia="Times New Roman" w:hAnsi="Times New Roman"/>
@@ -4719,7 +4719,7 @@
         </w:numPr>
         <w:spacing w:after="50" w:before="0"/>
       </w:pPr>
-      <w:hyperlink w:history="1" r:id="rIddf_tvzrum0xsxbxpjyvnn">
+      <w:hyperlink w:history="1" r:id="rIda_zi2ntpteldpptknmprg">
         <w:r>
           <w:rPr>
             <w:rFonts w:ascii="Times New Roman" w:cs="Times New Roman" w:eastAsia="Times New Roman" w:hAnsi="Times New Roman"/>
@@ -4741,7 +4741,7 @@
         </w:numPr>
         <w:spacing w:after="50" w:before="0"/>
       </w:pPr>
-      <w:hyperlink w:history="1" r:id="rIdsalboc4kyphgos2ept6vv">
+      <w:hyperlink w:history="1" r:id="rId_cdfgvhvfpq8leasabbm5">
         <w:r>
           <w:rPr>
             <w:rFonts w:ascii="Times New Roman" w:cs="Times New Roman" w:eastAsia="Times New Roman" w:hAnsi="Times New Roman"/>
@@ -5350,7 +5350,7 @@
         </w:numPr>
         <w:spacing w:after="50" w:before="0"/>
       </w:pPr>
-      <w:hyperlink w:history="1" r:id="rIddusc2n2txrnko1_3pzuq2">
+      <w:hyperlink w:history="1" r:id="rIdyd6rqtfx-yjsiycclbmvh">
         <w:r>
           <w:rPr>
             <w:rFonts w:ascii="Times New Roman" w:cs="Times New Roman" w:eastAsia="Times New Roman" w:hAnsi="Times New Roman"/>
@@ -5372,7 +5372,7 @@
         </w:numPr>
         <w:spacing w:after="50" w:before="0"/>
       </w:pPr>
-      <w:hyperlink w:history="1" r:id="rIdxdjwgqannqna2gfkvvnmj">
+      <w:hyperlink w:history="1" r:id="rIdjmfbp9qexjao3ksbxqxbv">
         <w:r>
           <w:rPr>
             <w:rFonts w:ascii="Times New Roman" w:cs="Times New Roman" w:eastAsia="Times New Roman" w:hAnsi="Times New Roman"/>
@@ -5981,7 +5981,7 @@
         </w:numPr>
         <w:spacing w:after="50" w:before="0"/>
       </w:pPr>
-      <w:hyperlink w:history="1" r:id="rIddegpbozb8vvzi7ocm2i0q">
+      <w:hyperlink w:history="1" r:id="rIdp3iq_4qu_o4etcupb0qzw">
         <w:r>
           <w:rPr>
             <w:rFonts w:ascii="Times New Roman" w:cs="Times New Roman" w:eastAsia="Times New Roman" w:hAnsi="Times New Roman"/>
@@ -6003,7 +6003,7 @@
         </w:numPr>
         <w:spacing w:after="50" w:before="0"/>
       </w:pPr>
-      <w:hyperlink w:history="1" r:id="rId0xlezxcw4szfy2absj3zd">
+      <w:hyperlink w:history="1" r:id="rIdaoeirqyz8etgn_w6z_rwe">
         <w:r>
           <w:rPr>
             <w:rFonts w:ascii="Times New Roman" w:cs="Times New Roman" w:eastAsia="Times New Roman" w:hAnsi="Times New Roman"/>
@@ -6025,7 +6025,7 @@
         </w:numPr>
         <w:spacing w:after="50" w:before="0"/>
       </w:pPr>
-      <w:hyperlink w:history="1" r:id="rIdcgh3miwtnmkaubu0q9-cv">
+      <w:hyperlink w:history="1" r:id="rIdd0rrcvsuja8xwnqpk51hg">
         <w:r>
           <w:rPr>
             <w:rFonts w:ascii="Times New Roman" w:cs="Times New Roman" w:eastAsia="Times New Roman" w:hAnsi="Times New Roman"/>
@@ -6047,7 +6047,7 @@
         </w:numPr>
         <w:spacing w:after="50" w:before="0"/>
       </w:pPr>
-      <w:hyperlink w:history="1" r:id="rIdlqqzimf3-srg5nhpqasgr">
+      <w:hyperlink w:history="1" r:id="rIdeujfz0sbi9foqfsfspqmy">
         <w:r>
           <w:rPr>
             <w:rFonts w:ascii="Times New Roman" w:cs="Times New Roman" w:eastAsia="Times New Roman" w:hAnsi="Times New Roman"/>
@@ -6760,7 +6760,7 @@
         </w:numPr>
         <w:spacing w:after="50" w:before="0"/>
       </w:pPr>
-      <w:hyperlink w:history="1" r:id="rIdjg6xkp09gliwx9kr1rmcx">
+      <w:hyperlink w:history="1" r:id="rId0yj9g45-nysqmbuhah7zv">
         <w:r>
           <w:rPr>
             <w:rFonts w:ascii="Times New Roman" w:cs="Times New Roman" w:eastAsia="Times New Roman" w:hAnsi="Times New Roman"/>
@@ -6782,7 +6782,7 @@
         </w:numPr>
         <w:spacing w:after="50" w:before="0"/>
       </w:pPr>
-      <w:hyperlink w:history="1" r:id="rIdgfxrke3a9apa5ayyqohin">
+      <w:hyperlink w:history="1" r:id="rIdtsgyddhozw3pt-pvom-ig">
         <w:r>
           <w:rPr>
             <w:rFonts w:ascii="Times New Roman" w:cs="Times New Roman" w:eastAsia="Times New Roman" w:hAnsi="Times New Roman"/>
@@ -6804,7 +6804,7 @@
         </w:numPr>
         <w:spacing w:after="50" w:before="0"/>
       </w:pPr>
-      <w:hyperlink w:history="1" r:id="rIdexbuoemp50tvnd3wkax6y">
+      <w:hyperlink w:history="1" r:id="rIdduqw6prxr3nruykky_61h">
         <w:r>
           <w:rPr>
             <w:rFonts w:ascii="Times New Roman" w:cs="Times New Roman" w:eastAsia="Times New Roman" w:hAnsi="Times New Roman"/>
@@ -6826,7 +6826,7 @@
         </w:numPr>
         <w:spacing w:after="50" w:before="0"/>
       </w:pPr>
-      <w:hyperlink w:history="1" r:id="rId2uj2f4m_k98ceupxeij-9">
+      <w:hyperlink w:history="1" r:id="rIdajtiscvt3pg0j2loxmfns">
         <w:r>
           <w:rPr>
             <w:rFonts w:ascii="Times New Roman" w:cs="Times New Roman" w:eastAsia="Times New Roman" w:hAnsi="Times New Roman"/>
@@ -6848,7 +6848,7 @@
         </w:numPr>
         <w:spacing w:after="50" w:before="0"/>
       </w:pPr>
-      <w:hyperlink w:history="1" r:id="rIdimojwomusd-o_4xqj0h_j">
+      <w:hyperlink w:history="1" r:id="rIdyk-579bo01aetdlqrpee1">
         <w:r>
           <w:rPr>
             <w:rFonts w:ascii="Times New Roman" w:cs="Times New Roman" w:eastAsia="Times New Roman" w:hAnsi="Times New Roman"/>
@@ -7665,7 +7665,7 @@
         </w:numPr>
         <w:spacing w:after="50" w:before="0"/>
       </w:pPr>
-      <w:hyperlink w:history="1" r:id="rIdgp5q-gkayhruyg68lg9eu">
+      <w:hyperlink w:history="1" r:id="rIdmiduhxulcpulxbl2zkuh_">
         <w:r>
           <w:rPr>
             <w:rFonts w:ascii="Times New Roman" w:cs="Times New Roman" w:eastAsia="Times New Roman" w:hAnsi="Times New Roman"/>
@@ -7687,7 +7687,7 @@
         </w:numPr>
         <w:spacing w:after="50" w:before="0"/>
       </w:pPr>
-      <w:hyperlink w:history="1" r:id="rIdf3zclwvmtafhwxbwj1our">
+      <w:hyperlink w:history="1" r:id="rIdmff0sxm8lj9urtcli1nsz">
         <w:r>
           <w:rPr>
             <w:rFonts w:ascii="Times New Roman" w:cs="Times New Roman" w:eastAsia="Times New Roman" w:hAnsi="Times New Roman"/>
@@ -7709,7 +7709,7 @@
         </w:numPr>
         <w:spacing w:after="50" w:before="0"/>
       </w:pPr>
-      <w:hyperlink w:history="1" r:id="rIdgg2amiyyitqqv0yamlkdx">
+      <w:hyperlink w:history="1" r:id="rId67cxiah_laquyjuht99pd">
         <w:r>
           <w:rPr>
             <w:rFonts w:ascii="Times New Roman" w:cs="Times New Roman" w:eastAsia="Times New Roman" w:hAnsi="Times New Roman"/>
@@ -8110,7 +8110,7 @@
         </w:numPr>
         <w:spacing w:after="50" w:before="0"/>
       </w:pPr>
-      <w:hyperlink w:history="1" r:id="rIdviiy-ufxcvl9qtmx9n8nn">
+      <w:hyperlink w:history="1" r:id="rIdbpimxjhfxf2c2fvxfx6fa">
         <w:r>
           <w:rPr>
             <w:rFonts w:ascii="Times New Roman" w:cs="Times New Roman" w:eastAsia="Times New Roman" w:hAnsi="Times New Roman"/>
@@ -8132,7 +8132,7 @@
         </w:numPr>
         <w:spacing w:after="50" w:before="0"/>
       </w:pPr>
-      <w:hyperlink w:history="1" r:id="rIdlfjtdiizotnsu3sxhme1j">
+      <w:hyperlink w:history="1" r:id="rIdvzkztwpe4yrg6mqlvbr2v">
         <w:r>
           <w:rPr>
             <w:rFonts w:ascii="Times New Roman" w:cs="Times New Roman" w:eastAsia="Times New Roman" w:hAnsi="Times New Roman"/>

--- a/outputs/LLC_AI_Infrastructure_Case_Study.docx
+++ b/outputs/LLC_AI_Infrastructure_Case_Study.docx
@@ -242,7 +242,7 @@
           <w:sz w:val="21"/>
           <w:szCs w:val="21"/>
         </w:rPr>
-        <w:t xml:space="preserve">Lease backed debt is sized so contracted rent covers debt service with a thin cushion and bonds amortize before the lease and its renewals run out, so leverage rises with tenant strength. Hut 8's $4.25bn Beacon Point bonds, backed by a tenant rated AA- or better, financed 95% of project cost at T+165, which Hut 8 calls the highest loan to cost for an HPC data center bond. Oracle's Saline Township campus in Michigan raised about $14bn of bonds against $16.3bn of cost, or roughly 15% equity. Stabilized campuses are sized on value, and Aligned's ABS master trust, which added $1.18bn in July, caps senior notes at 70% of appraised value. GPU lenders lend less against depreciating collateral, and Apollo's $3.5bn for the xAI chip leasing vehicle equals about 65% of a $5.4bn purchase. KBRA cut the cash flow on the single tenant Ohio campus behind BX 2026 VLT10 to 18.9% below the issuer's figure and its value to 27.2% below appraisal, lifting leverage on the $1.26bn loan to 108.4%.</w:t>
+        <w:t xml:space="preserve">Lease backed debt is sized so contracted rent covers debt service and bonds amortize before the lease and its renewals run out, so leverage rises with tenant strength. Hut 8's $4.25bn Beacon Point bonds, backed by a tenant rated AA- or better, financed 95% of project cost at T+165, which Hut 8 calls the highest loan to cost for an HPC data center bond. Oracle's Saline Township campus raised about $14bn of bonds against $16.3bn of cost, or roughly 15% equity. Stabilized campuses are sized on value, and S&amp;P has put senior notes in Aligned's ABS master trust, which added $1.18bn in July, at about 70% of appraised value in past series. GPU lenders lend less against depreciating collateral, and Apollo's $3.5bn for the xAI chip leasing vehicle equals about 65% of a $5.4bn purchase. KBRA cut the cash flow on the single tenant campus behind BX 2026 VLT10 to 18.9% below the issuer's figure and its value to 27.2% below appraisal, lifting leverage on the $1.26bn loan to 108.4%.</w:t>
       </w:r>
     </w:p>
     <w:p>
@@ -270,7 +270,7 @@
           <w:sz w:val="21"/>
           <w:szCs w:val="21"/>
         </w:rPr>
-        <w:t xml:space="preserve">The debt is only as long as the lease behind it, and hyperscaler leases are short. Hyperion and El Paso both carry four year initial terms against bonds amortizing to 2049 and 2048, and Meta's residual value guarantee on Hyperion, about $28bn and covering the first 16 years, bridges the gap. Moody's counted $662bn of hyperscaler data center leases not yet commenced at the end of 2025, held off balance sheet and equal to 113% of their adjusted debt, and says it will treat part as debt, while S&amp;P accepted Hyperion as off balance sheet for Meta. The divergence is that one obligation is a lease to one agency and debt to another, so a tenant downgrade passes straight through.</w:t>
+        <w:t xml:space="preserve">The debt is only as long as the lease behind it, and hyperscaler leases are short. Hyperion and El Paso carry four year initial terms against bonds amortizing to 2049 and 2048, and Meta's residual value guarantee on Hyperion, capped at about $28bn and covering the first 16 years, bridges most of the gap. Moody's counted $662bn of hyperscaler data center leases not yet commenced at end 2025, held off balance sheet and equal to 113% of their adjusted debt, and says it will treat part as debt, while S&amp;P accepted Hyperion as off balance sheet for Meta. The divergence is that one obligation is a lease to one agency and debt to another, so a tenant downgrade passes through.</w:t>
       </w:r>
     </w:p>
     <w:tbl>
@@ -2237,7 +2237,7 @@
                 <w:sz w:val="18"/>
                 <w:szCs w:val="18"/>
               </w:rPr>
-              <w:t xml:space="preserve">70% LTV cap</w:t>
+              <w:t xml:space="preserve">~70% LTV (past series)</w:t>
             </w:r>
           </w:p>
         </w:tc>
@@ -3435,7 +3435,7 @@
           <w:sz w:val="14"/>
           <w:szCs w:val="14"/>
         </w:rPr>
-        <w:t xml:space="preserve">LTC is loan to cost and LTV is loan to value. Ratings are S&amp;P, Moody's, Fitch or KBRA as reported, and El Paso shows S&amp;P then Fitch. Saline LTC is derived from the reported 15% equity.</w:t>
+        <w:t xml:space="preserve">LTC is loan to cost and LTV is loan to value. Ratings are S&amp;P, Moody's, Fitch or KBRA as reported, and El Paso shows S&amp;P then Fitch. Saline LTC is derived from $14bn of bonds against $16.3bn of cost.</w:t>
       </w:r>
     </w:p>
     <w:p>
@@ -3463,7 +3463,7 @@
           <w:sz w:val="21"/>
           <w:szCs w:val="21"/>
         </w:rPr>
-        <w:t xml:space="preserve">The tenant sets the starting point, and tenor and timing set the rest. Beacon Point, with a tenant rated AA- or better and bonds amortizing to 2042, priced at T+165 despite 95% leverage. El Paso, with A+ rated notes backed by Meta's lease and a 2048 final maturity, needed T+287.5 nine months after Hyperion, as order books thinned. Below investment grade the step is larger, and CoreWeave linked paper clears near 9.25% even on a secured basis. Hyperscaler corporate bonds are repricing as well. Amazon paid a new issue concession of 10 to 12bps on its $25bn July deal against a 2026 average near 4bps, and Meta's $25bn April deal drew a $96bn book against $125bn for its October 2025 deal. Oracle's $25bn February deal drew a $129bn book, yet its 10 year priced near T+145 while the US BBB index traded around T+95. The divergence is between steady demand for the largest tickets and a rising price for every notch of tenant risk.</w:t>
+        <w:t xml:space="preserve">The tenant sets the starting point, and tenor and timing set the rest. Beacon Point, with a tenant rated AA- or better and bonds amortizing to 2042, priced at T+165 despite 95% leverage. El Paso, with A+ rated notes backed by Meta's lease and a 2048 final maturity, needed T+287.5 nine months after Hyperion, as order books thinned. Below investment grade the step is larger, and CoreWeave linked paper clears near 9.25% even when secured. Among corporates, Amazon paid a new issue concession of 10 to 12bps on its $25bn July deal against a 2026 average near 4bps, and Meta's $25bn April deal drew a $96bn book against $125bn for its October 2025 deal. Oracle's $25bn February deal drew a $129bn book, yet its 10 year priced near T+145 while TwentyFour Asset Management put the US BBB index near T+95. The divergence is between steady demand for the largest tickets and a rising price for every notch of tenant risk.</w:t>
       </w:r>
     </w:p>
     <w:p>
@@ -3826,7 +3826,7 @@
                 <w:sz w:val="21"/>
                 <w:szCs w:val="21"/>
               </w:rPr>
-              <w:t xml:space="preserve">Meta's two joint ventures share one template, a four year initial lease, a residual value guarantee covering the first 16 years, and A+ rated amortizing bonds. On Hyperion the guarantee totals about $28bn against $27.3bn of bonds, and rent begins in June 2029. Hyperion priced at 6.581%, or T+225, in October 2025. El Paso priced $12.5bn at 7.534%, or T+287.5, in July, with Fitch one notch higher at AA-. The 62.5bps wider spread on the same tenant shows that investors now price supply, structure, and timing on top of Meta's credit.</w:t>
+              <w:t xml:space="preserve">Meta's two joint ventures share one template, a four year initial lease, a residual value guarantee covering the first 16 years, and A+ rated amortizing bonds. On Hyperion the guarantee totals about $28bn against $27.3bn of bonds, and rent begins in 2029. Hyperion priced at 6.581%, or T+225, in October 2025. El Paso priced $12.5bn at 7.534%, or T+287.5, in July, with Fitch one notch higher at AA-. The 62.5bps wider spread on the same tenant suggests that investors now price supply and timing on top of Meta's credit.</w:t>
             </w:r>
           </w:p>
         </w:tc>
@@ -3883,7 +3883,7 @@
                 <w:sz w:val="21"/>
                 <w:szCs w:val="21"/>
               </w:rPr>
-              <w:t xml:space="preserve">CoreWeave's pricing depends on who pays. Its $8.5bn DDTL 4.0, backed by GPUs serving Meta, is rated A3 by Moody's and priced at SOFR plus 225. DDTL 3.0, tied to OpenAI, priced at SOFR plus 400. The $3.1bn DDTL 5.0 in May priced at SOFR plus 450 with Ba2 and BB+ ratings, and the $2.6bn DDTL 5.5 in August priced at SOFR plus 550 at the same ratings. The company itself is rated B+ by S&amp;P. The 325bps gap between its A3 and Ba2 facilities mostly prices counterparty risk, though the 100bps move between May and August shows timing matters too.</w:t>
+              <w:t xml:space="preserve">CoreWeave's pricing depends on who pays. Its $8.5bn DDTL 4.0, backed by GPUs serving Meta, is rated A3 by Moody's and priced at SOFR plus 225. DDTL 3.0, tied to OpenAI, priced at SOFR plus 400. The $3.1bn DDTL 5.0 in May priced at SOFR plus 450 with Ba2 and BB+ ratings, and the $2.6bn DDTL 5.5 in August priced at SOFR plus 550 at the same ratings. The 325bps gap between its A3 and Ba2 facilities mostly prices counterparty risk, though the 100bps step from May to August, on shorter customer contracts, shows contract length and timing matter too.</w:t>
             </w:r>
           </w:p>
         </w:tc>
@@ -4327,7 +4327,7 @@
                 <w:sz w:val="18"/>
                 <w:szCs w:val="18"/>
               </w:rPr>
-              <w:t xml:space="preserve">Aligned data center ABS, loan to value</w:t>
+              <w:t xml:space="preserve">Aligned ABS master trust, senior LTV</w:t>
             </w:r>
           </w:p>
         </w:tc>
@@ -4360,7 +4360,7 @@
                 <w:sz w:val="18"/>
                 <w:szCs w:val="18"/>
               </w:rPr>
-              <w:t xml:space="preserve">70.0</w:t>
+              <w:t xml:space="preserve">about 70 (S&amp;P wording on past series)</w:t>
             </w:r>
           </w:p>
         </w:tc>
@@ -4393,7 +4393,7 @@
                 <w:sz w:val="18"/>
                 <w:szCs w:val="18"/>
               </w:rPr>
-              <w:t xml:space="preserve">Aligned release, S&amp;P presale</w:t>
+              <w:t xml:space="preserve">S&amp;P via trade press</w:t>
             </w:r>
           </w:p>
         </w:tc>
@@ -4631,7 +4631,7 @@
         </w:numPr>
         <w:spacing w:after="50" w:before="0"/>
       </w:pPr>
-      <w:hyperlink w:history="1" r:id="rIdg1gk3hq5w97ih8orcxsao">
+      <w:hyperlink w:history="1" r:id="rIdeemcc7evgonbkrdupt_s_">
         <w:r>
           <w:rPr>
             <w:rFonts w:ascii="Times New Roman" w:cs="Times New Roman" w:eastAsia="Times New Roman" w:hAnsi="Times New Roman"/>
@@ -4653,7 +4653,7 @@
         </w:numPr>
         <w:spacing w:after="50" w:before="0"/>
       </w:pPr>
-      <w:hyperlink w:history="1" r:id="rIddyhcnadbvx9pzuopvc0gs">
+      <w:hyperlink w:history="1" r:id="rIdvd4rs5y26ufpsm1hjnz11">
         <w:r>
           <w:rPr>
             <w:rFonts w:ascii="Times New Roman" w:cs="Times New Roman" w:eastAsia="Times New Roman" w:hAnsi="Times New Roman"/>
@@ -4675,7 +4675,7 @@
         </w:numPr>
         <w:spacing w:after="50" w:before="0"/>
       </w:pPr>
-      <w:hyperlink w:history="1" r:id="rIdrwunrm-n3bonrwbnt_npq">
+      <w:hyperlink w:history="1" r:id="rId62tt8rdzwprqfv0z2dt4u">
         <w:r>
           <w:rPr>
             <w:rFonts w:ascii="Times New Roman" w:cs="Times New Roman" w:eastAsia="Times New Roman" w:hAnsi="Times New Roman"/>
@@ -4697,7 +4697,7 @@
         </w:numPr>
         <w:spacing w:after="50" w:before="0"/>
       </w:pPr>
-      <w:hyperlink w:history="1" r:id="rIdhdrzdlkzryfx5rnkasw4v">
+      <w:hyperlink w:history="1" r:id="rIdfbfain0xspt9q3syczt4u">
         <w:r>
           <w:rPr>
             <w:rFonts w:ascii="Times New Roman" w:cs="Times New Roman" w:eastAsia="Times New Roman" w:hAnsi="Times New Roman"/>
@@ -4719,7 +4719,7 @@
         </w:numPr>
         <w:spacing w:after="50" w:before="0"/>
       </w:pPr>
-      <w:hyperlink w:history="1" r:id="rIda_zi2ntpteldpptknmprg">
+      <w:hyperlink w:history="1" r:id="rIdhibq5iuujik-pswnw2vnt">
         <w:r>
           <w:rPr>
             <w:rFonts w:ascii="Times New Roman" w:cs="Times New Roman" w:eastAsia="Times New Roman" w:hAnsi="Times New Roman"/>
@@ -4741,7 +4741,7 @@
         </w:numPr>
         <w:spacing w:after="50" w:before="0"/>
       </w:pPr>
-      <w:hyperlink w:history="1" r:id="rId_cdfgvhvfpq8leasabbm5">
+      <w:hyperlink w:history="1" r:id="rIdpkebar3rqcxnpmrezr-pk">
         <w:r>
           <w:rPr>
             <w:rFonts w:ascii="Times New Roman" w:cs="Times New Roman" w:eastAsia="Times New Roman" w:hAnsi="Times New Roman"/>
@@ -5350,7 +5350,7 @@
         </w:numPr>
         <w:spacing w:after="50" w:before="0"/>
       </w:pPr>
-      <w:hyperlink w:history="1" r:id="rIdyd6rqtfx-yjsiycclbmvh">
+      <w:hyperlink w:history="1" r:id="rIde9korhnlrqomdccaukns_">
         <w:r>
           <w:rPr>
             <w:rFonts w:ascii="Times New Roman" w:cs="Times New Roman" w:eastAsia="Times New Roman" w:hAnsi="Times New Roman"/>
@@ -5372,7 +5372,7 @@
         </w:numPr>
         <w:spacing w:after="50" w:before="0"/>
       </w:pPr>
-      <w:hyperlink w:history="1" r:id="rIdjmfbp9qexjao3ksbxqxbv">
+      <w:hyperlink w:history="1" r:id="rId8jpakr153z-mfyzjyvetn">
         <w:r>
           <w:rPr>
             <w:rFonts w:ascii="Times New Roman" w:cs="Times New Roman" w:eastAsia="Times New Roman" w:hAnsi="Times New Roman"/>
@@ -5981,7 +5981,7 @@
         </w:numPr>
         <w:spacing w:after="50" w:before="0"/>
       </w:pPr>
-      <w:hyperlink w:history="1" r:id="rIdp3iq_4qu_o4etcupb0qzw">
+      <w:hyperlink w:history="1" r:id="rIdjxfqdw3hf3bygphtodc4l">
         <w:r>
           <w:rPr>
             <w:rFonts w:ascii="Times New Roman" w:cs="Times New Roman" w:eastAsia="Times New Roman" w:hAnsi="Times New Roman"/>
@@ -6003,7 +6003,7 @@
         </w:numPr>
         <w:spacing w:after="50" w:before="0"/>
       </w:pPr>
-      <w:hyperlink w:history="1" r:id="rIdaoeirqyz8etgn_w6z_rwe">
+      <w:hyperlink w:history="1" r:id="rIdcgfl-lurumnx7ak9o8rfk">
         <w:r>
           <w:rPr>
             <w:rFonts w:ascii="Times New Roman" w:cs="Times New Roman" w:eastAsia="Times New Roman" w:hAnsi="Times New Roman"/>
@@ -6025,7 +6025,7 @@
         </w:numPr>
         <w:spacing w:after="50" w:before="0"/>
       </w:pPr>
-      <w:hyperlink w:history="1" r:id="rIdd0rrcvsuja8xwnqpk51hg">
+      <w:hyperlink w:history="1" r:id="rIdpjpqvahni0inugf9zod7p">
         <w:r>
           <w:rPr>
             <w:rFonts w:ascii="Times New Roman" w:cs="Times New Roman" w:eastAsia="Times New Roman" w:hAnsi="Times New Roman"/>
@@ -6047,7 +6047,7 @@
         </w:numPr>
         <w:spacing w:after="50" w:before="0"/>
       </w:pPr>
-      <w:hyperlink w:history="1" r:id="rIdeujfz0sbi9foqfsfspqmy">
+      <w:hyperlink w:history="1" r:id="rIdfoqd99segm7i4ajp9jzac">
         <w:r>
           <w:rPr>
             <w:rFonts w:ascii="Times New Roman" w:cs="Times New Roman" w:eastAsia="Times New Roman" w:hAnsi="Times New Roman"/>
@@ -6748,7 +6748,7 @@
           <w:sz w:val="20"/>
           <w:szCs w:val="20"/>
         </w:rPr>
-        <w:t xml:space="preserve">DDTL 4.0's SOFR plus 225 appears in the company release per the research notes, but one research pass rated it aggregator only. Confirm in the release before verifying.</w:t>
+        <w:t xml:space="preserve">All five margins confirmed against company releases and filings in reviews/fact-check-v2.md. DDTL 5.5 also reflects shorter customer contracts, not only timing.</w:t>
       </w:r>
     </w:p>
     <w:p>
@@ -6760,7 +6760,7 @@
         </w:numPr>
         <w:spacing w:after="50" w:before="0"/>
       </w:pPr>
-      <w:hyperlink w:history="1" r:id="rId0yj9g45-nysqmbuhah7zv">
+      <w:hyperlink w:history="1" r:id="rIdfiyw9yeptcg21kmhhsfyb">
         <w:r>
           <w:rPr>
             <w:rFonts w:ascii="Times New Roman" w:cs="Times New Roman" w:eastAsia="Times New Roman" w:hAnsi="Times New Roman"/>
@@ -6782,7 +6782,7 @@
         </w:numPr>
         <w:spacing w:after="50" w:before="0"/>
       </w:pPr>
-      <w:hyperlink w:history="1" r:id="rIdtsgyddhozw3pt-pvom-ig">
+      <w:hyperlink w:history="1" r:id="rIdhls-xggkfnv43adgxjexe">
         <w:r>
           <w:rPr>
             <w:rFonts w:ascii="Times New Roman" w:cs="Times New Roman" w:eastAsia="Times New Roman" w:hAnsi="Times New Roman"/>
@@ -6804,7 +6804,7 @@
         </w:numPr>
         <w:spacing w:after="50" w:before="0"/>
       </w:pPr>
-      <w:hyperlink w:history="1" r:id="rIdduqw6prxr3nruykky_61h">
+      <w:hyperlink w:history="1" r:id="rIdesbads_gwkifsv2_8n1i9">
         <w:r>
           <w:rPr>
             <w:rFonts w:ascii="Times New Roman" w:cs="Times New Roman" w:eastAsia="Times New Roman" w:hAnsi="Times New Roman"/>
@@ -6826,7 +6826,7 @@
         </w:numPr>
         <w:spacing w:after="50" w:before="0"/>
       </w:pPr>
-      <w:hyperlink w:history="1" r:id="rIdajtiscvt3pg0j2loxmfns">
+      <w:hyperlink w:history="1" r:id="rIdwid3laacobfew7yrtjnju">
         <w:r>
           <w:rPr>
             <w:rFonts w:ascii="Times New Roman" w:cs="Times New Roman" w:eastAsia="Times New Roman" w:hAnsi="Times New Roman"/>
@@ -6848,7 +6848,7 @@
         </w:numPr>
         <w:spacing w:after="50" w:before="0"/>
       </w:pPr>
-      <w:hyperlink w:history="1" r:id="rIdyk-579bo01aetdlqrpee1">
+      <w:hyperlink w:history="1" r:id="rIdoqeoolde40nqg5wnh0kob">
         <w:r>
           <w:rPr>
             <w:rFonts w:ascii="Times New Roman" w:cs="Times New Roman" w:eastAsia="Times New Roman" w:hAnsi="Times New Roman"/>
@@ -7665,7 +7665,7 @@
         </w:numPr>
         <w:spacing w:after="50" w:before="0"/>
       </w:pPr>
-      <w:hyperlink w:history="1" r:id="rIdmiduhxulcpulxbl2zkuh_">
+      <w:hyperlink w:history="1" r:id="rIdbhgleyc-t6hnaesq2ercv">
         <w:r>
           <w:rPr>
             <w:rFonts w:ascii="Times New Roman" w:cs="Times New Roman" w:eastAsia="Times New Roman" w:hAnsi="Times New Roman"/>
@@ -7687,7 +7687,7 @@
         </w:numPr>
         <w:spacing w:after="50" w:before="0"/>
       </w:pPr>
-      <w:hyperlink w:history="1" r:id="rIdmff0sxm8lj9urtcli1nsz">
+      <w:hyperlink w:history="1" r:id="rIdaqgvnlhf1alvl4mvswgfw">
         <w:r>
           <w:rPr>
             <w:rFonts w:ascii="Times New Roman" w:cs="Times New Roman" w:eastAsia="Times New Roman" w:hAnsi="Times New Roman"/>
@@ -7709,7 +7709,7 @@
         </w:numPr>
         <w:spacing w:after="50" w:before="0"/>
       </w:pPr>
-      <w:hyperlink w:history="1" r:id="rId67cxiah_laquyjuht99pd">
+      <w:hyperlink w:history="1" r:id="rIdc1qmtkjt3ujoo098dbkgt">
         <w:r>
           <w:rPr>
             <w:rFonts w:ascii="Times New Roman" w:cs="Times New Roman" w:eastAsia="Times New Roman" w:hAnsi="Times New Roman"/>
@@ -8110,7 +8110,7 @@
         </w:numPr>
         <w:spacing w:after="50" w:before="0"/>
       </w:pPr>
-      <w:hyperlink w:history="1" r:id="rIdbpimxjhfxf2c2fvxfx6fa">
+      <w:hyperlink w:history="1" r:id="rIdgozhut1p35uyde7i_lqr-">
         <w:r>
           <w:rPr>
             <w:rFonts w:ascii="Times New Roman" w:cs="Times New Roman" w:eastAsia="Times New Roman" w:hAnsi="Times New Roman"/>
@@ -8132,7 +8132,7 @@
         </w:numPr>
         <w:spacing w:after="50" w:before="0"/>
       </w:pPr>
-      <w:hyperlink w:history="1" r:id="rIdvzkztwpe4yrg6mqlvbr2v">
+      <w:hyperlink w:history="1" r:id="rIdbvswuexcy8ukg4ymrmftb">
         <w:r>
           <w:rPr>
             <w:rFonts w:ascii="Times New Roman" w:cs="Times New Roman" w:eastAsia="Times New Roman" w:hAnsi="Times New Roman"/>
